--- a/docs/02-模型性能测试报告.docx
+++ b/docs/02-模型性能测试报告.docx
@@ -58,16 +58,16 @@
           <w:tcPr>
             <w:tcW w:type="dxa" w:w="4680"/>
             <w:tcBorders>
-              <w:top w:val="single" w:color="999999" w:sz="1"/>
-              <w:left w:val="single" w:color="999999" w:sz="1"/>
-              <w:bottom w:val="single" w:color="999999" w:sz="1"/>
-              <w:right w:val="single" w:color="999999" w:sz="1"/>
+              <w:top w:val="single" w:color="BBBBBB" w:sz="1"/>
+              <w:left w:val="single" w:color="BBBBBB" w:sz="1"/>
+              <w:bottom w:val="single" w:color="BBBBBB" w:sz="1"/>
+              <w:right w:val="single" w:color="BBBBBB" w:sz="1"/>
             </w:tcBorders>
             <w:shd w:fill="D5E8F0" w:val="clear"/>
           </w:tcPr>
           <w:p>
             <w:pPr>
-              <w:spacing w:after="40" w:before="40"/>
+              <w:spacing w:after="30" w:before="30"/>
             </w:pPr>
             <w:r>
               <w:rPr>
@@ -85,16 +85,16 @@
           <w:tcPr>
             <w:tcW w:type="dxa" w:w="4680"/>
             <w:tcBorders>
-              <w:top w:val="single" w:color="999999" w:sz="1"/>
-              <w:left w:val="single" w:color="999999" w:sz="1"/>
-              <w:bottom w:val="single" w:color="999999" w:sz="1"/>
-              <w:right w:val="single" w:color="999999" w:sz="1"/>
+              <w:top w:val="single" w:color="BBBBBB" w:sz="1"/>
+              <w:left w:val="single" w:color="BBBBBB" w:sz="1"/>
+              <w:bottom w:val="single" w:color="BBBBBB" w:sz="1"/>
+              <w:right w:val="single" w:color="BBBBBB" w:sz="1"/>
             </w:tcBorders>
             <w:shd w:fill="D5E8F0" w:val="clear"/>
           </w:tcPr>
           <w:p>
             <w:pPr>
-              <w:spacing w:after="40" w:before="40"/>
+              <w:spacing w:after="30" w:before="30"/>
             </w:pPr>
             <w:r>
               <w:rPr>
@@ -105,6 +105,87 @@
                 <w:szCs w:val="21"/>
               </w:rPr>
               <w:t xml:space="preserve">值</w:t>
+            </w:r>
+          </w:p>
+        </w:tc>
+      </w:tr>
+    </w:tbl>
+    <w:p>
+      <w:pPr>
+        <w:spacing w:after="100"/>
+      </w:pPr>
+    </w:p>
+    <w:tbl>
+      <w:tblPr>
+        <w:tblW w:type="auto" w:w="100"/>
+        <w:tblBorders>
+          <w:top w:val="single" w:color="auto" w:sz="4"/>
+          <w:left w:val="single" w:color="auto" w:sz="4"/>
+          <w:bottom w:val="single" w:color="auto" w:sz="4"/>
+          <w:right w:val="single" w:color="auto" w:sz="4"/>
+          <w:insideH w:val="single" w:color="auto" w:sz="4"/>
+          <w:insideV w:val="single" w:color="auto" w:sz="4"/>
+        </w:tblBorders>
+      </w:tblPr>
+      <w:tblGrid>
+        <w:gridCol w:w="4680"/>
+        <w:gridCol w:w="4680"/>
+      </w:tblGrid>
+      <w:tr>
+        <w:trPr>
+          <w:tblHeader/>
+        </w:trPr>
+        <w:tc>
+          <w:tcPr>
+            <w:tcW w:type="dxa" w:w="4680"/>
+            <w:tcBorders>
+              <w:top w:val="single" w:color="BBBBBB" w:sz="1"/>
+              <w:left w:val="single" w:color="BBBBBB" w:sz="1"/>
+              <w:bottom w:val="single" w:color="BBBBBB" w:sz="1"/>
+              <w:right w:val="single" w:color="BBBBBB" w:sz="1"/>
+            </w:tcBorders>
+            <w:shd w:fill="D5E8F0" w:val="clear"/>
+          </w:tcPr>
+          <w:p>
+            <w:pPr>
+              <w:spacing w:after="30" w:before="30"/>
+            </w:pPr>
+            <w:r>
+              <w:rPr>
+                <w:rFonts w:ascii="Microsoft YaHei" w:cs="Microsoft YaHei" w:eastAsia="Microsoft YaHei" w:hAnsi="Microsoft YaHei"/>
+                <w:b/>
+                <w:bCs/>
+                <w:sz w:val="21"/>
+                <w:szCs w:val="21"/>
+              </w:rPr>
+              <w:t xml:space="preserve">被测模型</w:t>
+            </w:r>
+          </w:p>
+        </w:tc>
+        <w:tc>
+          <w:tcPr>
+            <w:tcW w:type="dxa" w:w="4680"/>
+            <w:tcBorders>
+              <w:top w:val="single" w:color="BBBBBB" w:sz="1"/>
+              <w:left w:val="single" w:color="BBBBBB" w:sz="1"/>
+              <w:bottom w:val="single" w:color="BBBBBB" w:sz="1"/>
+              <w:right w:val="single" w:color="BBBBBB" w:sz="1"/>
+            </w:tcBorders>
+            <w:shd w:fill="D5E8F0" w:val="clear"/>
+          </w:tcPr>
+          <w:p>
+            <w:pPr>
+              <w:spacing w:after="30" w:before="30"/>
+            </w:pPr>
+            <w:r>
+              <w:rPr>
+                <w:rFonts w:ascii="Microsoft YaHei" w:cs="Microsoft YaHei" w:eastAsia="Microsoft YaHei" w:hAnsi="Microsoft YaHei"/>
+                <w:b/>
+                <w:bCs/>
+                <w:sz w:val="21"/>
+                <w:szCs w:val="21"/>
+              </w:rPr>
+              <w:t xml:space="preserve">11 个（横向对比）+ 5 个（消融实验）</w:t>
             </w:r>
           </w:p>
         </w:tc>
@@ -117,25 +198,25 @@
           <w:tcPr>
             <w:tcW w:type="dxa" w:w="4680"/>
             <w:tcBorders>
-              <w:top w:val="single" w:color="999999" w:sz="1"/>
-              <w:left w:val="single" w:color="999999" w:sz="1"/>
-              <w:bottom w:val="single" w:color="999999" w:sz="1"/>
-              <w:right w:val="single" w:color="999999" w:sz="1"/>
-            </w:tcBorders>
-          </w:tcPr>
-          <w:p>
-            <w:pPr>
-              <w:spacing w:after="40" w:before="40"/>
-            </w:pPr>
-            <w:r>
-              <w:rPr>
-                <w:rFonts w:ascii="Microsoft YaHei" w:cs="Microsoft YaHei" w:eastAsia="Microsoft YaHei" w:hAnsi="Microsoft YaHei"/>
-                <w:b w:val="false"/>
-                <w:bCs w:val="false"/>
-                <w:sz w:val="21"/>
-                <w:szCs w:val="21"/>
-              </w:rPr>
-              <w:t xml:space="preserve">测试日期</w:t>
+              <w:top w:val="single" w:color="BBBBBB" w:sz="1"/>
+              <w:left w:val="single" w:color="BBBBBB" w:sz="1"/>
+              <w:bottom w:val="single" w:color="BBBBBB" w:sz="1"/>
+              <w:right w:val="single" w:color="BBBBBB" w:sz="1"/>
+            </w:tcBorders>
+          </w:tcPr>
+          <w:p>
+            <w:pPr>
+              <w:spacing w:after="30" w:before="30"/>
+            </w:pPr>
+            <w:r>
+              <w:rPr>
+                <w:rFonts w:ascii="Microsoft YaHei" w:cs="Microsoft YaHei" w:eastAsia="Microsoft YaHei" w:hAnsi="Microsoft YaHei"/>
+                <w:b w:val="false"/>
+                <w:bCs w:val="false"/>
+                <w:sz w:val="21"/>
+                <w:szCs w:val="21"/>
+              </w:rPr>
+              <w:t xml:space="preserve">测试用例</w:t>
             </w:r>
           </w:p>
         </w:tc>
@@ -143,25 +224,25 @@
           <w:tcPr>
             <w:tcW w:type="dxa" w:w="4680"/>
             <w:tcBorders>
-              <w:top w:val="single" w:color="999999" w:sz="1"/>
-              <w:left w:val="single" w:color="999999" w:sz="1"/>
-              <w:bottom w:val="single" w:color="999999" w:sz="1"/>
-              <w:right w:val="single" w:color="999999" w:sz="1"/>
-            </w:tcBorders>
-          </w:tcPr>
-          <w:p>
-            <w:pPr>
-              <w:spacing w:after="40" w:before="40"/>
-            </w:pPr>
-            <w:r>
-              <w:rPr>
-                <w:rFonts w:ascii="Microsoft YaHei" w:cs="Microsoft YaHei" w:eastAsia="Microsoft YaHei" w:hAnsi="Microsoft YaHei"/>
-                <w:b w:val="false"/>
-                <w:bCs w:val="false"/>
-                <w:sz w:val="21"/>
-                <w:szCs w:val="21"/>
-              </w:rPr>
-              <w:t xml:space="preserve">2026-03-18 ~ 2026-03-26</w:t>
+              <w:top w:val="single" w:color="BBBBBB" w:sz="1"/>
+              <w:left w:val="single" w:color="BBBBBB" w:sz="1"/>
+              <w:bottom w:val="single" w:color="BBBBBB" w:sz="1"/>
+              <w:right w:val="single" w:color="BBBBBB" w:sz="1"/>
+            </w:tcBorders>
+          </w:tcPr>
+          <w:p>
+            <w:pPr>
+              <w:spacing w:after="30" w:before="30"/>
+            </w:pPr>
+            <w:r>
+              <w:rPr>
+                <w:rFonts w:ascii="Microsoft YaHei" w:cs="Microsoft YaHei" w:eastAsia="Microsoft YaHei" w:hAnsi="Microsoft YaHei"/>
+                <w:b w:val="false"/>
+                <w:bCs w:val="false"/>
+                <w:sz w:val="21"/>
+                <w:szCs w:val="21"/>
+              </w:rPr>
+              <w:t xml:space="preserve">48 case x 最多 15 张图</w:t>
             </w:r>
           </w:p>
         </w:tc>
@@ -174,25 +255,25 @@
           <w:tcPr>
             <w:tcW w:type="dxa" w:w="4680"/>
             <w:tcBorders>
-              <w:top w:val="single" w:color="999999" w:sz="1"/>
-              <w:left w:val="single" w:color="999999" w:sz="1"/>
-              <w:bottom w:val="single" w:color="999999" w:sz="1"/>
-              <w:right w:val="single" w:color="999999" w:sz="1"/>
-            </w:tcBorders>
-          </w:tcPr>
-          <w:p>
-            <w:pPr>
-              <w:spacing w:after="40" w:before="40"/>
-            </w:pPr>
-            <w:r>
-              <w:rPr>
-                <w:rFonts w:ascii="Microsoft YaHei" w:cs="Microsoft YaHei" w:eastAsia="Microsoft YaHei" w:hAnsi="Microsoft YaHei"/>
-                <w:b w:val="false"/>
-                <w:bCs w:val="false"/>
-                <w:sz w:val="21"/>
-                <w:szCs w:val="21"/>
-              </w:rPr>
-              <w:t xml:space="preserve">被测模型</w:t>
+              <w:top w:val="single" w:color="BBBBBB" w:sz="1"/>
+              <w:left w:val="single" w:color="BBBBBB" w:sz="1"/>
+              <w:bottom w:val="single" w:color="BBBBBB" w:sz="1"/>
+              <w:right w:val="single" w:color="BBBBBB" w:sz="1"/>
+            </w:tcBorders>
+          </w:tcPr>
+          <w:p>
+            <w:pPr>
+              <w:spacing w:after="30" w:before="30"/>
+            </w:pPr>
+            <w:r>
+              <w:rPr>
+                <w:rFonts w:ascii="Microsoft YaHei" w:cs="Microsoft YaHei" w:eastAsia="Microsoft YaHei" w:hAnsi="Microsoft YaHei"/>
+                <w:b w:val="false"/>
+                <w:bCs w:val="false"/>
+                <w:sz w:val="21"/>
+                <w:szCs w:val="21"/>
+              </w:rPr>
+              <w:t xml:space="preserve">评测总次数</w:t>
             </w:r>
           </w:p>
         </w:tc>
@@ -200,25 +281,25 @@
           <w:tcPr>
             <w:tcW w:type="dxa" w:w="4680"/>
             <w:tcBorders>
-              <w:top w:val="single" w:color="999999" w:sz="1"/>
-              <w:left w:val="single" w:color="999999" w:sz="1"/>
-              <w:bottom w:val="single" w:color="999999" w:sz="1"/>
-              <w:right w:val="single" w:color="999999" w:sz="1"/>
-            </w:tcBorders>
-          </w:tcPr>
-          <w:p>
-            <w:pPr>
-              <w:spacing w:after="40" w:before="40"/>
-            </w:pPr>
-            <w:r>
-              <w:rPr>
-                <w:rFonts w:ascii="Microsoft YaHei" w:cs="Microsoft YaHei" w:eastAsia="Microsoft YaHei" w:hAnsi="Microsoft YaHei"/>
-                <w:b w:val="false"/>
-                <w:bCs w:val="false"/>
-                <w:sz w:val="21"/>
-                <w:szCs w:val="21"/>
-              </w:rPr>
-              <w:t xml:space="preserve">11 个（横向对比）+ 5 个（消融实验）</w:t>
+              <w:top w:val="single" w:color="BBBBBB" w:sz="1"/>
+              <w:left w:val="single" w:color="BBBBBB" w:sz="1"/>
+              <w:bottom w:val="single" w:color="BBBBBB" w:sz="1"/>
+              <w:right w:val="single" w:color="BBBBBB" w:sz="1"/>
+            </w:tcBorders>
+          </w:tcPr>
+          <w:p>
+            <w:pPr>
+              <w:spacing w:after="30" w:before="30"/>
+            </w:pPr>
+            <w:r>
+              <w:rPr>
+                <w:rFonts w:ascii="Microsoft YaHei" w:cs="Microsoft YaHei" w:eastAsia="Microsoft YaHei" w:hAnsi="Microsoft YaHei"/>
+                <w:b w:val="false"/>
+                <w:bCs w:val="false"/>
+                <w:sz w:val="21"/>
+                <w:szCs w:val="21"/>
+              </w:rPr>
+              <w:t xml:space="preserve">~1200 次（含消融 960 + 横向 ~240）</w:t>
             </w:r>
           </w:p>
         </w:tc>
@@ -231,25 +312,25 @@
           <w:tcPr>
             <w:tcW w:type="dxa" w:w="4680"/>
             <w:tcBorders>
-              <w:top w:val="single" w:color="999999" w:sz="1"/>
-              <w:left w:val="single" w:color="999999" w:sz="1"/>
-              <w:bottom w:val="single" w:color="999999" w:sz="1"/>
-              <w:right w:val="single" w:color="999999" w:sz="1"/>
-            </w:tcBorders>
-          </w:tcPr>
-          <w:p>
-            <w:pPr>
-              <w:spacing w:after="40" w:before="40"/>
-            </w:pPr>
-            <w:r>
-              <w:rPr>
-                <w:rFonts w:ascii="Microsoft YaHei" w:cs="Microsoft YaHei" w:eastAsia="Microsoft YaHei" w:hAnsi="Microsoft YaHei"/>
-                <w:b w:val="false"/>
-                <w:bCs w:val="false"/>
-                <w:sz w:val="21"/>
-                <w:szCs w:val="21"/>
-              </w:rPr>
-              <w:t xml:space="preserve">测试用例</w:t>
+              <w:top w:val="single" w:color="BBBBBB" w:sz="1"/>
+              <w:left w:val="single" w:color="BBBBBB" w:sz="1"/>
+              <w:bottom w:val="single" w:color="BBBBBB" w:sz="1"/>
+              <w:right w:val="single" w:color="BBBBBB" w:sz="1"/>
+            </w:tcBorders>
+          </w:tcPr>
+          <w:p>
+            <w:pPr>
+              <w:spacing w:after="30" w:before="30"/>
+            </w:pPr>
+            <w:r>
+              <w:rPr>
+                <w:rFonts w:ascii="Microsoft YaHei" w:cs="Microsoft YaHei" w:eastAsia="Microsoft YaHei" w:hAnsi="Microsoft YaHei"/>
+                <w:b w:val="false"/>
+                <w:bCs w:val="false"/>
+                <w:sz w:val="21"/>
+                <w:szCs w:val="21"/>
+              </w:rPr>
+              <w:t xml:space="preserve">评测链路</w:t>
             </w:r>
           </w:p>
         </w:tc>
@@ -257,25 +338,25 @@
           <w:tcPr>
             <w:tcW w:type="dxa" w:w="4680"/>
             <w:tcBorders>
-              <w:top w:val="single" w:color="999999" w:sz="1"/>
-              <w:left w:val="single" w:color="999999" w:sz="1"/>
-              <w:bottom w:val="single" w:color="999999" w:sz="1"/>
-              <w:right w:val="single" w:color="999999" w:sz="1"/>
-            </w:tcBorders>
-          </w:tcPr>
-          <w:p>
-            <w:pPr>
-              <w:spacing w:after="40" w:before="40"/>
-            </w:pPr>
-            <w:r>
-              <w:rPr>
-                <w:rFonts w:ascii="Microsoft YaHei" w:cs="Microsoft YaHei" w:eastAsia="Microsoft YaHei" w:hAnsi="Microsoft YaHei"/>
-                <w:b w:val="false"/>
-                <w:bCs w:val="false"/>
-                <w:sz w:val="21"/>
-                <w:szCs w:val="21"/>
-              </w:rPr>
-              <w:t xml:space="preserve">48 case x 最多 15 张图</w:t>
+              <w:top w:val="single" w:color="BBBBBB" w:sz="1"/>
+              <w:left w:val="single" w:color="BBBBBB" w:sz="1"/>
+              <w:bottom w:val="single" w:color="BBBBBB" w:sz="1"/>
+              <w:right w:val="single" w:color="BBBBBB" w:sz="1"/>
+            </w:tcBorders>
+          </w:tcPr>
+          <w:p>
+            <w:pPr>
+              <w:spacing w:after="30" w:before="30"/>
+            </w:pPr>
+            <w:r>
+              <w:rPr>
+                <w:rFonts w:ascii="Microsoft YaHei" w:cs="Microsoft YaHei" w:eastAsia="Microsoft YaHei" w:hAnsi="Microsoft YaHei"/>
+                <w:b w:val="false"/>
+                <w:bCs w:val="false"/>
+                <w:sz w:val="21"/>
+                <w:szCs w:val="21"/>
+              </w:rPr>
+              <w:t xml:space="preserve">PHA Gateway 全链路（SOUL.md + Skill + Tools + VL）</w:t>
             </w:r>
           </w:p>
         </w:tc>
@@ -288,25 +369,25 @@
           <w:tcPr>
             <w:tcW w:type="dxa" w:w="4680"/>
             <w:tcBorders>
-              <w:top w:val="single" w:color="999999" w:sz="1"/>
-              <w:left w:val="single" w:color="999999" w:sz="1"/>
-              <w:bottom w:val="single" w:color="999999" w:sz="1"/>
-              <w:right w:val="single" w:color="999999" w:sz="1"/>
-            </w:tcBorders>
-          </w:tcPr>
-          <w:p>
-            <w:pPr>
-              <w:spacing w:after="40" w:before="40"/>
-            </w:pPr>
-            <w:r>
-              <w:rPr>
-                <w:rFonts w:ascii="Microsoft YaHei" w:cs="Microsoft YaHei" w:eastAsia="Microsoft YaHei" w:hAnsi="Microsoft YaHei"/>
-                <w:b w:val="false"/>
-                <w:bCs w:val="false"/>
-                <w:sz w:val="21"/>
-                <w:szCs w:val="21"/>
-              </w:rPr>
-              <w:t xml:space="preserve">评测总次数</w:t>
+              <w:top w:val="single" w:color="BBBBBB" w:sz="1"/>
+              <w:left w:val="single" w:color="BBBBBB" w:sz="1"/>
+              <w:bottom w:val="single" w:color="BBBBBB" w:sz="1"/>
+              <w:right w:val="single" w:color="BBBBBB" w:sz="1"/>
+            </w:tcBorders>
+          </w:tcPr>
+          <w:p>
+            <w:pPr>
+              <w:spacing w:after="30" w:before="30"/>
+            </w:pPr>
+            <w:r>
+              <w:rPr>
+                <w:rFonts w:ascii="Microsoft YaHei" w:cs="Microsoft YaHei" w:eastAsia="Microsoft YaHei" w:hAnsi="Microsoft YaHei"/>
+                <w:b w:val="false"/>
+                <w:bCs w:val="false"/>
+                <w:sz w:val="21"/>
+                <w:szCs w:val="21"/>
+              </w:rPr>
+              <w:t xml:space="preserve">裁判模型</w:t>
             </w:r>
           </w:p>
         </w:tc>
@@ -314,129 +395,15 @@
           <w:tcPr>
             <w:tcW w:type="dxa" w:w="4680"/>
             <w:tcBorders>
-              <w:top w:val="single" w:color="999999" w:sz="1"/>
-              <w:left w:val="single" w:color="999999" w:sz="1"/>
-              <w:bottom w:val="single" w:color="999999" w:sz="1"/>
-              <w:right w:val="single" w:color="999999" w:sz="1"/>
-            </w:tcBorders>
-          </w:tcPr>
-          <w:p>
-            <w:pPr>
-              <w:spacing w:after="40" w:before="40"/>
-            </w:pPr>
-            <w:r>
-              <w:rPr>
-                <w:rFonts w:ascii="Microsoft YaHei" w:cs="Microsoft YaHei" w:eastAsia="Microsoft YaHei" w:hAnsi="Microsoft YaHei"/>
-                <w:b w:val="false"/>
-                <w:bCs w:val="false"/>
-                <w:sz w:val="21"/>
-                <w:szCs w:val="21"/>
-              </w:rPr>
-              <w:t xml:space="preserve">~1200 次（含消融 960 + 横向 ~240）</w:t>
-            </w:r>
-          </w:p>
-        </w:tc>
-      </w:tr>
-      <w:tr>
-        <w:trPr>
-          <w:tblHeader w:val="false"/>
-        </w:trPr>
-        <w:tc>
-          <w:tcPr>
-            <w:tcW w:type="dxa" w:w="4680"/>
-            <w:tcBorders>
-              <w:top w:val="single" w:color="999999" w:sz="1"/>
-              <w:left w:val="single" w:color="999999" w:sz="1"/>
-              <w:bottom w:val="single" w:color="999999" w:sz="1"/>
-              <w:right w:val="single" w:color="999999" w:sz="1"/>
-            </w:tcBorders>
-          </w:tcPr>
-          <w:p>
-            <w:pPr>
-              <w:spacing w:after="40" w:before="40"/>
-            </w:pPr>
-            <w:r>
-              <w:rPr>
-                <w:rFonts w:ascii="Microsoft YaHei" w:cs="Microsoft YaHei" w:eastAsia="Microsoft YaHei" w:hAnsi="Microsoft YaHei"/>
-                <w:b w:val="false"/>
-                <w:bCs w:val="false"/>
-                <w:sz w:val="21"/>
-                <w:szCs w:val="21"/>
-              </w:rPr>
-              <w:t xml:space="preserve">评测链路</w:t>
-            </w:r>
-          </w:p>
-        </w:tc>
-        <w:tc>
-          <w:tcPr>
-            <w:tcW w:type="dxa" w:w="4680"/>
-            <w:tcBorders>
-              <w:top w:val="single" w:color="999999" w:sz="1"/>
-              <w:left w:val="single" w:color="999999" w:sz="1"/>
-              <w:bottom w:val="single" w:color="999999" w:sz="1"/>
-              <w:right w:val="single" w:color="999999" w:sz="1"/>
-            </w:tcBorders>
-          </w:tcPr>
-          <w:p>
-            <w:pPr>
-              <w:spacing w:after="40" w:before="40"/>
-            </w:pPr>
-            <w:r>
-              <w:rPr>
-                <w:rFonts w:ascii="Microsoft YaHei" w:cs="Microsoft YaHei" w:eastAsia="Microsoft YaHei" w:hAnsi="Microsoft YaHei"/>
-                <w:b w:val="false"/>
-                <w:bCs w:val="false"/>
-                <w:sz w:val="21"/>
-                <w:szCs w:val="21"/>
-              </w:rPr>
-              <w:t xml:space="preserve">PHA Gateway 全链路（SOUL.md + Skill + Tools + VL）</w:t>
-            </w:r>
-          </w:p>
-        </w:tc>
-      </w:tr>
-      <w:tr>
-        <w:trPr>
-          <w:tblHeader w:val="false"/>
-        </w:trPr>
-        <w:tc>
-          <w:tcPr>
-            <w:tcW w:type="dxa" w:w="4680"/>
-            <w:tcBorders>
-              <w:top w:val="single" w:color="999999" w:sz="1"/>
-              <w:left w:val="single" w:color="999999" w:sz="1"/>
-              <w:bottom w:val="single" w:color="999999" w:sz="1"/>
-              <w:right w:val="single" w:color="999999" w:sz="1"/>
-            </w:tcBorders>
-          </w:tcPr>
-          <w:p>
-            <w:pPr>
-              <w:spacing w:after="40" w:before="40"/>
-            </w:pPr>
-            <w:r>
-              <w:rPr>
-                <w:rFonts w:ascii="Microsoft YaHei" w:cs="Microsoft YaHei" w:eastAsia="Microsoft YaHei" w:hAnsi="Microsoft YaHei"/>
-                <w:b w:val="false"/>
-                <w:bCs w:val="false"/>
-                <w:sz w:val="21"/>
-                <w:szCs w:val="21"/>
-              </w:rPr>
-              <w:t xml:space="preserve">裁判模型</w:t>
-            </w:r>
-          </w:p>
-        </w:tc>
-        <w:tc>
-          <w:tcPr>
-            <w:tcW w:type="dxa" w:w="4680"/>
-            <w:tcBorders>
-              <w:top w:val="single" w:color="999999" w:sz="1"/>
-              <w:left w:val="single" w:color="999999" w:sz="1"/>
-              <w:bottom w:val="single" w:color="999999" w:sz="1"/>
-              <w:right w:val="single" w:color="999999" w:sz="1"/>
-            </w:tcBorders>
-          </w:tcPr>
-          <w:p>
-            <w:pPr>
-              <w:spacing w:after="40" w:before="40"/>
+              <w:top w:val="single" w:color="BBBBBB" w:sz="1"/>
+              <w:left w:val="single" w:color="BBBBBB" w:sz="1"/>
+              <w:bottom w:val="single" w:color="BBBBBB" w:sz="1"/>
+              <w:right w:val="single" w:color="BBBBBB" w:sz="1"/>
+            </w:tcBorders>
+          </w:tcPr>
+          <w:p>
+            <w:pPr>
+              <w:spacing w:after="30" w:before="30"/>
             </w:pPr>
             <w:r>
               <w:rPr>
@@ -454,7 +421,7 @@
     </w:tbl>
     <w:p>
       <w:pPr>
-        <w:spacing w:after="120"/>
+        <w:spacing w:after="100"/>
       </w:pPr>
     </w:p>
     <w:p>
@@ -491,7 +458,7 @@
     </w:p>
     <w:p>
       <w:pPr>
-        <w:spacing w:after="60" w:before="60"/>
+        <w:spacing w:after="50" w:before="50"/>
       </w:pPr>
       <w:r>
         <w:rPr>
@@ -506,7 +473,7 @@
     </w:p>
     <w:p>
       <w:pPr>
-        <w:spacing w:after="60" w:before="60"/>
+        <w:spacing w:after="50" w:before="50"/>
       </w:pPr>
       <w:r>
         <w:rPr>
@@ -545,16 +512,16 @@
           <w:tcPr>
             <w:tcW w:type="dxa" w:w="2340"/>
             <w:tcBorders>
-              <w:top w:val="single" w:color="999999" w:sz="1"/>
-              <w:left w:val="single" w:color="999999" w:sz="1"/>
-              <w:bottom w:val="single" w:color="999999" w:sz="1"/>
-              <w:right w:val="single" w:color="999999" w:sz="1"/>
+              <w:top w:val="single" w:color="BBBBBB" w:sz="1"/>
+              <w:left w:val="single" w:color="BBBBBB" w:sz="1"/>
+              <w:bottom w:val="single" w:color="BBBBBB" w:sz="1"/>
+              <w:right w:val="single" w:color="BBBBBB" w:sz="1"/>
             </w:tcBorders>
             <w:shd w:fill="D5E8F0" w:val="clear"/>
           </w:tcPr>
           <w:p>
             <w:pPr>
-              <w:spacing w:after="40" w:before="40"/>
+              <w:spacing w:after="30" w:before="30"/>
             </w:pPr>
             <w:r>
               <w:rPr>
@@ -572,16 +539,16 @@
           <w:tcPr>
             <w:tcW w:type="dxa" w:w="2340"/>
             <w:tcBorders>
-              <w:top w:val="single" w:color="999999" w:sz="1"/>
-              <w:left w:val="single" w:color="999999" w:sz="1"/>
-              <w:bottom w:val="single" w:color="999999" w:sz="1"/>
-              <w:right w:val="single" w:color="999999" w:sz="1"/>
+              <w:top w:val="single" w:color="BBBBBB" w:sz="1"/>
+              <w:left w:val="single" w:color="BBBBBB" w:sz="1"/>
+              <w:bottom w:val="single" w:color="BBBBBB" w:sz="1"/>
+              <w:right w:val="single" w:color="BBBBBB" w:sz="1"/>
             </w:tcBorders>
             <w:shd w:fill="D5E8F0" w:val="clear"/>
           </w:tcPr>
           <w:p>
             <w:pPr>
-              <w:spacing w:after="40" w:before="40"/>
+              <w:spacing w:after="30" w:before="30"/>
             </w:pPr>
             <w:r>
               <w:rPr>
@@ -599,16 +566,16 @@
           <w:tcPr>
             <w:tcW w:type="dxa" w:w="2340"/>
             <w:tcBorders>
-              <w:top w:val="single" w:color="999999" w:sz="1"/>
-              <w:left w:val="single" w:color="999999" w:sz="1"/>
-              <w:bottom w:val="single" w:color="999999" w:sz="1"/>
-              <w:right w:val="single" w:color="999999" w:sz="1"/>
+              <w:top w:val="single" w:color="BBBBBB" w:sz="1"/>
+              <w:left w:val="single" w:color="BBBBBB" w:sz="1"/>
+              <w:bottom w:val="single" w:color="BBBBBB" w:sz="1"/>
+              <w:right w:val="single" w:color="BBBBBB" w:sz="1"/>
             </w:tcBorders>
             <w:shd w:fill="D5E8F0" w:val="clear"/>
           </w:tcPr>
           <w:p>
             <w:pPr>
-              <w:spacing w:after="40" w:before="40"/>
+              <w:spacing w:after="30" w:before="30"/>
             </w:pPr>
             <w:r>
               <w:rPr>
@@ -626,16 +593,16 @@
           <w:tcPr>
             <w:tcW w:type="dxa" w:w="2340"/>
             <w:tcBorders>
-              <w:top w:val="single" w:color="999999" w:sz="1"/>
-              <w:left w:val="single" w:color="999999" w:sz="1"/>
-              <w:bottom w:val="single" w:color="999999" w:sz="1"/>
-              <w:right w:val="single" w:color="999999" w:sz="1"/>
+              <w:top w:val="single" w:color="BBBBBB" w:sz="1"/>
+              <w:left w:val="single" w:color="BBBBBB" w:sz="1"/>
+              <w:bottom w:val="single" w:color="BBBBBB" w:sz="1"/>
+              <w:right w:val="single" w:color="BBBBBB" w:sz="1"/>
             </w:tcBorders>
             <w:shd w:fill="D5E8F0" w:val="clear"/>
           </w:tcPr>
           <w:p>
             <w:pPr>
-              <w:spacing w:after="40" w:before="40"/>
+              <w:spacing w:after="30" w:before="30"/>
             </w:pPr>
             <w:r>
               <w:rPr>
@@ -658,15 +625,15 @@
           <w:tcPr>
             <w:tcW w:type="dxa" w:w="2340"/>
             <w:tcBorders>
-              <w:top w:val="single" w:color="999999" w:sz="1"/>
-              <w:left w:val="single" w:color="999999" w:sz="1"/>
-              <w:bottom w:val="single" w:color="999999" w:sz="1"/>
-              <w:right w:val="single" w:color="999999" w:sz="1"/>
-            </w:tcBorders>
-          </w:tcPr>
-          <w:p>
-            <w:pPr>
-              <w:spacing w:after="40" w:before="40"/>
+              <w:top w:val="single" w:color="BBBBBB" w:sz="1"/>
+              <w:left w:val="single" w:color="BBBBBB" w:sz="1"/>
+              <w:bottom w:val="single" w:color="BBBBBB" w:sz="1"/>
+              <w:right w:val="single" w:color="BBBBBB" w:sz="1"/>
+            </w:tcBorders>
+          </w:tcPr>
+          <w:p>
+            <w:pPr>
+              <w:spacing w:after="30" w:before="30"/>
             </w:pPr>
             <w:r>
               <w:rPr>
@@ -684,15 +651,15 @@
           <w:tcPr>
             <w:tcW w:type="dxa" w:w="2340"/>
             <w:tcBorders>
-              <w:top w:val="single" w:color="999999" w:sz="1"/>
-              <w:left w:val="single" w:color="999999" w:sz="1"/>
-              <w:bottom w:val="single" w:color="999999" w:sz="1"/>
-              <w:right w:val="single" w:color="999999" w:sz="1"/>
-            </w:tcBorders>
-          </w:tcPr>
-          <w:p>
-            <w:pPr>
-              <w:spacing w:after="40" w:before="40"/>
+              <w:top w:val="single" w:color="BBBBBB" w:sz="1"/>
+              <w:left w:val="single" w:color="BBBBBB" w:sz="1"/>
+              <w:bottom w:val="single" w:color="BBBBBB" w:sz="1"/>
+              <w:right w:val="single" w:color="BBBBBB" w:sz="1"/>
+            </w:tcBorders>
+          </w:tcPr>
+          <w:p>
+            <w:pPr>
+              <w:spacing w:after="30" w:before="30"/>
             </w:pPr>
             <w:r>
               <w:rPr>
@@ -710,15 +677,15 @@
           <w:tcPr>
             <w:tcW w:type="dxa" w:w="2340"/>
             <w:tcBorders>
-              <w:top w:val="single" w:color="999999" w:sz="1"/>
-              <w:left w:val="single" w:color="999999" w:sz="1"/>
-              <w:bottom w:val="single" w:color="999999" w:sz="1"/>
-              <w:right w:val="single" w:color="999999" w:sz="1"/>
-            </w:tcBorders>
-          </w:tcPr>
-          <w:p>
-            <w:pPr>
-              <w:spacing w:after="40" w:before="40"/>
+              <w:top w:val="single" w:color="BBBBBB" w:sz="1"/>
+              <w:left w:val="single" w:color="BBBBBB" w:sz="1"/>
+              <w:bottom w:val="single" w:color="BBBBBB" w:sz="1"/>
+              <w:right w:val="single" w:color="BBBBBB" w:sz="1"/>
+            </w:tcBorders>
+          </w:tcPr>
+          <w:p>
+            <w:pPr>
+              <w:spacing w:after="30" w:before="30"/>
             </w:pPr>
             <w:r>
               <w:rPr>
@@ -736,15 +703,15 @@
           <w:tcPr>
             <w:tcW w:type="dxa" w:w="2340"/>
             <w:tcBorders>
-              <w:top w:val="single" w:color="999999" w:sz="1"/>
-              <w:left w:val="single" w:color="999999" w:sz="1"/>
-              <w:bottom w:val="single" w:color="999999" w:sz="1"/>
-              <w:right w:val="single" w:color="999999" w:sz="1"/>
-            </w:tcBorders>
-          </w:tcPr>
-          <w:p>
-            <w:pPr>
-              <w:spacing w:after="40" w:before="40"/>
+              <w:top w:val="single" w:color="BBBBBB" w:sz="1"/>
+              <w:left w:val="single" w:color="BBBBBB" w:sz="1"/>
+              <w:bottom w:val="single" w:color="BBBBBB" w:sz="1"/>
+              <w:right w:val="single" w:color="BBBBBB" w:sz="1"/>
+            </w:tcBorders>
+          </w:tcPr>
+          <w:p>
+            <w:pPr>
+              <w:spacing w:after="30" w:before="30"/>
             </w:pPr>
             <w:r>
               <w:rPr>
@@ -767,15 +734,15 @@
           <w:tcPr>
             <w:tcW w:type="dxa" w:w="2340"/>
             <w:tcBorders>
-              <w:top w:val="single" w:color="999999" w:sz="1"/>
-              <w:left w:val="single" w:color="999999" w:sz="1"/>
-              <w:bottom w:val="single" w:color="999999" w:sz="1"/>
-              <w:right w:val="single" w:color="999999" w:sz="1"/>
-            </w:tcBorders>
-          </w:tcPr>
-          <w:p>
-            <w:pPr>
-              <w:spacing w:after="40" w:before="40"/>
+              <w:top w:val="single" w:color="BBBBBB" w:sz="1"/>
+              <w:left w:val="single" w:color="BBBBBB" w:sz="1"/>
+              <w:bottom w:val="single" w:color="BBBBBB" w:sz="1"/>
+              <w:right w:val="single" w:color="BBBBBB" w:sz="1"/>
+            </w:tcBorders>
+          </w:tcPr>
+          <w:p>
+            <w:pPr>
+              <w:spacing w:after="30" w:before="30"/>
             </w:pPr>
             <w:r>
               <w:rPr>
@@ -793,15 +760,15 @@
           <w:tcPr>
             <w:tcW w:type="dxa" w:w="2340"/>
             <w:tcBorders>
-              <w:top w:val="single" w:color="999999" w:sz="1"/>
-              <w:left w:val="single" w:color="999999" w:sz="1"/>
-              <w:bottom w:val="single" w:color="999999" w:sz="1"/>
-              <w:right w:val="single" w:color="999999" w:sz="1"/>
-            </w:tcBorders>
-          </w:tcPr>
-          <w:p>
-            <w:pPr>
-              <w:spacing w:after="40" w:before="40"/>
+              <w:top w:val="single" w:color="BBBBBB" w:sz="1"/>
+              <w:left w:val="single" w:color="BBBBBB" w:sz="1"/>
+              <w:bottom w:val="single" w:color="BBBBBB" w:sz="1"/>
+              <w:right w:val="single" w:color="BBBBBB" w:sz="1"/>
+            </w:tcBorders>
+          </w:tcPr>
+          <w:p>
+            <w:pPr>
+              <w:spacing w:after="30" w:before="30"/>
             </w:pPr>
             <w:r>
               <w:rPr>
@@ -819,15 +786,15 @@
           <w:tcPr>
             <w:tcW w:type="dxa" w:w="2340"/>
             <w:tcBorders>
-              <w:top w:val="single" w:color="999999" w:sz="1"/>
-              <w:left w:val="single" w:color="999999" w:sz="1"/>
-              <w:bottom w:val="single" w:color="999999" w:sz="1"/>
-              <w:right w:val="single" w:color="999999" w:sz="1"/>
-            </w:tcBorders>
-          </w:tcPr>
-          <w:p>
-            <w:pPr>
-              <w:spacing w:after="40" w:before="40"/>
+              <w:top w:val="single" w:color="BBBBBB" w:sz="1"/>
+              <w:left w:val="single" w:color="BBBBBB" w:sz="1"/>
+              <w:bottom w:val="single" w:color="BBBBBB" w:sz="1"/>
+              <w:right w:val="single" w:color="BBBBBB" w:sz="1"/>
+            </w:tcBorders>
+          </w:tcPr>
+          <w:p>
+            <w:pPr>
+              <w:spacing w:after="30" w:before="30"/>
             </w:pPr>
             <w:r>
               <w:rPr>
@@ -845,15 +812,15 @@
           <w:tcPr>
             <w:tcW w:type="dxa" w:w="2340"/>
             <w:tcBorders>
-              <w:top w:val="single" w:color="999999" w:sz="1"/>
-              <w:left w:val="single" w:color="999999" w:sz="1"/>
-              <w:bottom w:val="single" w:color="999999" w:sz="1"/>
-              <w:right w:val="single" w:color="999999" w:sz="1"/>
-            </w:tcBorders>
-          </w:tcPr>
-          <w:p>
-            <w:pPr>
-              <w:spacing w:after="40" w:before="40"/>
+              <w:top w:val="single" w:color="BBBBBB" w:sz="1"/>
+              <w:left w:val="single" w:color="BBBBBB" w:sz="1"/>
+              <w:bottom w:val="single" w:color="BBBBBB" w:sz="1"/>
+              <w:right w:val="single" w:color="BBBBBB" w:sz="1"/>
+            </w:tcBorders>
+          </w:tcPr>
+          <w:p>
+            <w:pPr>
+              <w:spacing w:after="30" w:before="30"/>
             </w:pPr>
             <w:r>
               <w:rPr>
@@ -876,15 +843,15 @@
           <w:tcPr>
             <w:tcW w:type="dxa" w:w="2340"/>
             <w:tcBorders>
-              <w:top w:val="single" w:color="999999" w:sz="1"/>
-              <w:left w:val="single" w:color="999999" w:sz="1"/>
-              <w:bottom w:val="single" w:color="999999" w:sz="1"/>
-              <w:right w:val="single" w:color="999999" w:sz="1"/>
-            </w:tcBorders>
-          </w:tcPr>
-          <w:p>
-            <w:pPr>
-              <w:spacing w:after="40" w:before="40"/>
+              <w:top w:val="single" w:color="BBBBBB" w:sz="1"/>
+              <w:left w:val="single" w:color="BBBBBB" w:sz="1"/>
+              <w:bottom w:val="single" w:color="BBBBBB" w:sz="1"/>
+              <w:right w:val="single" w:color="BBBBBB" w:sz="1"/>
+            </w:tcBorders>
+          </w:tcPr>
+          <w:p>
+            <w:pPr>
+              <w:spacing w:after="30" w:before="30"/>
             </w:pPr>
             <w:r>
               <w:rPr>
@@ -902,15 +869,15 @@
           <w:tcPr>
             <w:tcW w:type="dxa" w:w="2340"/>
             <w:tcBorders>
-              <w:top w:val="single" w:color="999999" w:sz="1"/>
-              <w:left w:val="single" w:color="999999" w:sz="1"/>
-              <w:bottom w:val="single" w:color="999999" w:sz="1"/>
-              <w:right w:val="single" w:color="999999" w:sz="1"/>
-            </w:tcBorders>
-          </w:tcPr>
-          <w:p>
-            <w:pPr>
-              <w:spacing w:after="40" w:before="40"/>
+              <w:top w:val="single" w:color="BBBBBB" w:sz="1"/>
+              <w:left w:val="single" w:color="BBBBBB" w:sz="1"/>
+              <w:bottom w:val="single" w:color="BBBBBB" w:sz="1"/>
+              <w:right w:val="single" w:color="BBBBBB" w:sz="1"/>
+            </w:tcBorders>
+          </w:tcPr>
+          <w:p>
+            <w:pPr>
+              <w:spacing w:after="30" w:before="30"/>
             </w:pPr>
             <w:r>
               <w:rPr>
@@ -928,15 +895,15 @@
           <w:tcPr>
             <w:tcW w:type="dxa" w:w="2340"/>
             <w:tcBorders>
-              <w:top w:val="single" w:color="999999" w:sz="1"/>
-              <w:left w:val="single" w:color="999999" w:sz="1"/>
-              <w:bottom w:val="single" w:color="999999" w:sz="1"/>
-              <w:right w:val="single" w:color="999999" w:sz="1"/>
-            </w:tcBorders>
-          </w:tcPr>
-          <w:p>
-            <w:pPr>
-              <w:spacing w:after="40" w:before="40"/>
+              <w:top w:val="single" w:color="BBBBBB" w:sz="1"/>
+              <w:left w:val="single" w:color="BBBBBB" w:sz="1"/>
+              <w:bottom w:val="single" w:color="BBBBBB" w:sz="1"/>
+              <w:right w:val="single" w:color="BBBBBB" w:sz="1"/>
+            </w:tcBorders>
+          </w:tcPr>
+          <w:p>
+            <w:pPr>
+              <w:spacing w:after="30" w:before="30"/>
             </w:pPr>
             <w:r>
               <w:rPr>
@@ -954,15 +921,15 @@
           <w:tcPr>
             <w:tcW w:type="dxa" w:w="2340"/>
             <w:tcBorders>
-              <w:top w:val="single" w:color="999999" w:sz="1"/>
-              <w:left w:val="single" w:color="999999" w:sz="1"/>
-              <w:bottom w:val="single" w:color="999999" w:sz="1"/>
-              <w:right w:val="single" w:color="999999" w:sz="1"/>
-            </w:tcBorders>
-          </w:tcPr>
-          <w:p>
-            <w:pPr>
-              <w:spacing w:after="40" w:before="40"/>
+              <w:top w:val="single" w:color="BBBBBB" w:sz="1"/>
+              <w:left w:val="single" w:color="BBBBBB" w:sz="1"/>
+              <w:bottom w:val="single" w:color="BBBBBB" w:sz="1"/>
+              <w:right w:val="single" w:color="BBBBBB" w:sz="1"/>
+            </w:tcBorders>
+          </w:tcPr>
+          <w:p>
+            <w:pPr>
+              <w:spacing w:after="30" w:before="30"/>
             </w:pPr>
             <w:r>
               <w:rPr>
@@ -985,15 +952,15 @@
           <w:tcPr>
             <w:tcW w:type="dxa" w:w="2340"/>
             <w:tcBorders>
-              <w:top w:val="single" w:color="999999" w:sz="1"/>
-              <w:left w:val="single" w:color="999999" w:sz="1"/>
-              <w:bottom w:val="single" w:color="999999" w:sz="1"/>
-              <w:right w:val="single" w:color="999999" w:sz="1"/>
-            </w:tcBorders>
-          </w:tcPr>
-          <w:p>
-            <w:pPr>
-              <w:spacing w:after="40" w:before="40"/>
+              <w:top w:val="single" w:color="BBBBBB" w:sz="1"/>
+              <w:left w:val="single" w:color="BBBBBB" w:sz="1"/>
+              <w:bottom w:val="single" w:color="BBBBBB" w:sz="1"/>
+              <w:right w:val="single" w:color="BBBBBB" w:sz="1"/>
+            </w:tcBorders>
+          </w:tcPr>
+          <w:p>
+            <w:pPr>
+              <w:spacing w:after="30" w:before="30"/>
             </w:pPr>
             <w:r>
               <w:rPr>
@@ -1011,15 +978,15 @@
           <w:tcPr>
             <w:tcW w:type="dxa" w:w="2340"/>
             <w:tcBorders>
-              <w:top w:val="single" w:color="999999" w:sz="1"/>
-              <w:left w:val="single" w:color="999999" w:sz="1"/>
-              <w:bottom w:val="single" w:color="999999" w:sz="1"/>
-              <w:right w:val="single" w:color="999999" w:sz="1"/>
-            </w:tcBorders>
-          </w:tcPr>
-          <w:p>
-            <w:pPr>
-              <w:spacing w:after="40" w:before="40"/>
+              <w:top w:val="single" w:color="BBBBBB" w:sz="1"/>
+              <w:left w:val="single" w:color="BBBBBB" w:sz="1"/>
+              <w:bottom w:val="single" w:color="BBBBBB" w:sz="1"/>
+              <w:right w:val="single" w:color="BBBBBB" w:sz="1"/>
+            </w:tcBorders>
+          </w:tcPr>
+          <w:p>
+            <w:pPr>
+              <w:spacing w:after="30" w:before="30"/>
             </w:pPr>
             <w:r>
               <w:rPr>
@@ -1037,15 +1004,15 @@
           <w:tcPr>
             <w:tcW w:type="dxa" w:w="2340"/>
             <w:tcBorders>
-              <w:top w:val="single" w:color="999999" w:sz="1"/>
-              <w:left w:val="single" w:color="999999" w:sz="1"/>
-              <w:bottom w:val="single" w:color="999999" w:sz="1"/>
-              <w:right w:val="single" w:color="999999" w:sz="1"/>
-            </w:tcBorders>
-          </w:tcPr>
-          <w:p>
-            <w:pPr>
-              <w:spacing w:after="40" w:before="40"/>
+              <w:top w:val="single" w:color="BBBBBB" w:sz="1"/>
+              <w:left w:val="single" w:color="BBBBBB" w:sz="1"/>
+              <w:bottom w:val="single" w:color="BBBBBB" w:sz="1"/>
+              <w:right w:val="single" w:color="BBBBBB" w:sz="1"/>
+            </w:tcBorders>
+          </w:tcPr>
+          <w:p>
+            <w:pPr>
+              <w:spacing w:after="30" w:before="30"/>
             </w:pPr>
             <w:r>
               <w:rPr>
@@ -1063,15 +1030,15 @@
           <w:tcPr>
             <w:tcW w:type="dxa" w:w="2340"/>
             <w:tcBorders>
-              <w:top w:val="single" w:color="999999" w:sz="1"/>
-              <w:left w:val="single" w:color="999999" w:sz="1"/>
-              <w:bottom w:val="single" w:color="999999" w:sz="1"/>
-              <w:right w:val="single" w:color="999999" w:sz="1"/>
-            </w:tcBorders>
-          </w:tcPr>
-          <w:p>
-            <w:pPr>
-              <w:spacing w:after="40" w:before="40"/>
+              <w:top w:val="single" w:color="BBBBBB" w:sz="1"/>
+              <w:left w:val="single" w:color="BBBBBB" w:sz="1"/>
+              <w:bottom w:val="single" w:color="BBBBBB" w:sz="1"/>
+              <w:right w:val="single" w:color="BBBBBB" w:sz="1"/>
+            </w:tcBorders>
+          </w:tcPr>
+          <w:p>
+            <w:pPr>
+              <w:spacing w:after="30" w:before="30"/>
             </w:pPr>
             <w:r>
               <w:rPr>
@@ -1094,15 +1061,15 @@
           <w:tcPr>
             <w:tcW w:type="dxa" w:w="2340"/>
             <w:tcBorders>
-              <w:top w:val="single" w:color="999999" w:sz="1"/>
-              <w:left w:val="single" w:color="999999" w:sz="1"/>
-              <w:bottom w:val="single" w:color="999999" w:sz="1"/>
-              <w:right w:val="single" w:color="999999" w:sz="1"/>
-            </w:tcBorders>
-          </w:tcPr>
-          <w:p>
-            <w:pPr>
-              <w:spacing w:after="40" w:before="40"/>
+              <w:top w:val="single" w:color="BBBBBB" w:sz="1"/>
+              <w:left w:val="single" w:color="BBBBBB" w:sz="1"/>
+              <w:bottom w:val="single" w:color="BBBBBB" w:sz="1"/>
+              <w:right w:val="single" w:color="BBBBBB" w:sz="1"/>
+            </w:tcBorders>
+          </w:tcPr>
+          <w:p>
+            <w:pPr>
+              <w:spacing w:after="30" w:before="30"/>
             </w:pPr>
             <w:r>
               <w:rPr>
@@ -1120,15 +1087,15 @@
           <w:tcPr>
             <w:tcW w:type="dxa" w:w="2340"/>
             <w:tcBorders>
-              <w:top w:val="single" w:color="999999" w:sz="1"/>
-              <w:left w:val="single" w:color="999999" w:sz="1"/>
-              <w:bottom w:val="single" w:color="999999" w:sz="1"/>
-              <w:right w:val="single" w:color="999999" w:sz="1"/>
-            </w:tcBorders>
-          </w:tcPr>
-          <w:p>
-            <w:pPr>
-              <w:spacing w:after="40" w:before="40"/>
+              <w:top w:val="single" w:color="BBBBBB" w:sz="1"/>
+              <w:left w:val="single" w:color="BBBBBB" w:sz="1"/>
+              <w:bottom w:val="single" w:color="BBBBBB" w:sz="1"/>
+              <w:right w:val="single" w:color="BBBBBB" w:sz="1"/>
+            </w:tcBorders>
+          </w:tcPr>
+          <w:p>
+            <w:pPr>
+              <w:spacing w:after="30" w:before="30"/>
             </w:pPr>
             <w:r>
               <w:rPr>
@@ -1146,15 +1113,15 @@
           <w:tcPr>
             <w:tcW w:type="dxa" w:w="2340"/>
             <w:tcBorders>
-              <w:top w:val="single" w:color="999999" w:sz="1"/>
-              <w:left w:val="single" w:color="999999" w:sz="1"/>
-              <w:bottom w:val="single" w:color="999999" w:sz="1"/>
-              <w:right w:val="single" w:color="999999" w:sz="1"/>
-            </w:tcBorders>
-          </w:tcPr>
-          <w:p>
-            <w:pPr>
-              <w:spacing w:after="40" w:before="40"/>
+              <w:top w:val="single" w:color="BBBBBB" w:sz="1"/>
+              <w:left w:val="single" w:color="BBBBBB" w:sz="1"/>
+              <w:bottom w:val="single" w:color="BBBBBB" w:sz="1"/>
+              <w:right w:val="single" w:color="BBBBBB" w:sz="1"/>
+            </w:tcBorders>
+          </w:tcPr>
+          <w:p>
+            <w:pPr>
+              <w:spacing w:after="30" w:before="30"/>
             </w:pPr>
             <w:r>
               <w:rPr>
@@ -1172,15 +1139,15 @@
           <w:tcPr>
             <w:tcW w:type="dxa" w:w="2340"/>
             <w:tcBorders>
-              <w:top w:val="single" w:color="999999" w:sz="1"/>
-              <w:left w:val="single" w:color="999999" w:sz="1"/>
-              <w:bottom w:val="single" w:color="999999" w:sz="1"/>
-              <w:right w:val="single" w:color="999999" w:sz="1"/>
-            </w:tcBorders>
-          </w:tcPr>
-          <w:p>
-            <w:pPr>
-              <w:spacing w:after="40" w:before="40"/>
+              <w:top w:val="single" w:color="BBBBBB" w:sz="1"/>
+              <w:left w:val="single" w:color="BBBBBB" w:sz="1"/>
+              <w:bottom w:val="single" w:color="BBBBBB" w:sz="1"/>
+              <w:right w:val="single" w:color="BBBBBB" w:sz="1"/>
+            </w:tcBorders>
+          </w:tcPr>
+          <w:p>
+            <w:pPr>
+              <w:spacing w:after="30" w:before="30"/>
             </w:pPr>
             <w:r>
               <w:rPr>
@@ -1203,15 +1170,15 @@
           <w:tcPr>
             <w:tcW w:type="dxa" w:w="2340"/>
             <w:tcBorders>
-              <w:top w:val="single" w:color="999999" w:sz="1"/>
-              <w:left w:val="single" w:color="999999" w:sz="1"/>
-              <w:bottom w:val="single" w:color="999999" w:sz="1"/>
-              <w:right w:val="single" w:color="999999" w:sz="1"/>
-            </w:tcBorders>
-          </w:tcPr>
-          <w:p>
-            <w:pPr>
-              <w:spacing w:after="40" w:before="40"/>
+              <w:top w:val="single" w:color="BBBBBB" w:sz="1"/>
+              <w:left w:val="single" w:color="BBBBBB" w:sz="1"/>
+              <w:bottom w:val="single" w:color="BBBBBB" w:sz="1"/>
+              <w:right w:val="single" w:color="BBBBBB" w:sz="1"/>
+            </w:tcBorders>
+          </w:tcPr>
+          <w:p>
+            <w:pPr>
+              <w:spacing w:after="30" w:before="30"/>
             </w:pPr>
             <w:r>
               <w:rPr>
@@ -1229,15 +1196,15 @@
           <w:tcPr>
             <w:tcW w:type="dxa" w:w="2340"/>
             <w:tcBorders>
-              <w:top w:val="single" w:color="999999" w:sz="1"/>
-              <w:left w:val="single" w:color="999999" w:sz="1"/>
-              <w:bottom w:val="single" w:color="999999" w:sz="1"/>
-              <w:right w:val="single" w:color="999999" w:sz="1"/>
-            </w:tcBorders>
-          </w:tcPr>
-          <w:p>
-            <w:pPr>
-              <w:spacing w:after="40" w:before="40"/>
+              <w:top w:val="single" w:color="BBBBBB" w:sz="1"/>
+              <w:left w:val="single" w:color="BBBBBB" w:sz="1"/>
+              <w:bottom w:val="single" w:color="BBBBBB" w:sz="1"/>
+              <w:right w:val="single" w:color="BBBBBB" w:sz="1"/>
+            </w:tcBorders>
+          </w:tcPr>
+          <w:p>
+            <w:pPr>
+              <w:spacing w:after="30" w:before="30"/>
             </w:pPr>
             <w:r>
               <w:rPr>
@@ -1255,15 +1222,15 @@
           <w:tcPr>
             <w:tcW w:type="dxa" w:w="2340"/>
             <w:tcBorders>
-              <w:top w:val="single" w:color="999999" w:sz="1"/>
-              <w:left w:val="single" w:color="999999" w:sz="1"/>
-              <w:bottom w:val="single" w:color="999999" w:sz="1"/>
-              <w:right w:val="single" w:color="999999" w:sz="1"/>
-            </w:tcBorders>
-          </w:tcPr>
-          <w:p>
-            <w:pPr>
-              <w:spacing w:after="40" w:before="40"/>
+              <w:top w:val="single" w:color="BBBBBB" w:sz="1"/>
+              <w:left w:val="single" w:color="BBBBBB" w:sz="1"/>
+              <w:bottom w:val="single" w:color="BBBBBB" w:sz="1"/>
+              <w:right w:val="single" w:color="BBBBBB" w:sz="1"/>
+            </w:tcBorders>
+          </w:tcPr>
+          <w:p>
+            <w:pPr>
+              <w:spacing w:after="30" w:before="30"/>
             </w:pPr>
             <w:r>
               <w:rPr>
@@ -1281,15 +1248,15 @@
           <w:tcPr>
             <w:tcW w:type="dxa" w:w="2340"/>
             <w:tcBorders>
-              <w:top w:val="single" w:color="999999" w:sz="1"/>
-              <w:left w:val="single" w:color="999999" w:sz="1"/>
-              <w:bottom w:val="single" w:color="999999" w:sz="1"/>
-              <w:right w:val="single" w:color="999999" w:sz="1"/>
-            </w:tcBorders>
-          </w:tcPr>
-          <w:p>
-            <w:pPr>
-              <w:spacing w:after="40" w:before="40"/>
+              <w:top w:val="single" w:color="BBBBBB" w:sz="1"/>
+              <w:left w:val="single" w:color="BBBBBB" w:sz="1"/>
+              <w:bottom w:val="single" w:color="BBBBBB" w:sz="1"/>
+              <w:right w:val="single" w:color="BBBBBB" w:sz="1"/>
+            </w:tcBorders>
+          </w:tcPr>
+          <w:p>
+            <w:pPr>
+              <w:spacing w:after="30" w:before="30"/>
             </w:pPr>
             <w:r>
               <w:rPr>
@@ -1312,15 +1279,15 @@
           <w:tcPr>
             <w:tcW w:type="dxa" w:w="2340"/>
             <w:tcBorders>
-              <w:top w:val="single" w:color="999999" w:sz="1"/>
-              <w:left w:val="single" w:color="999999" w:sz="1"/>
-              <w:bottom w:val="single" w:color="999999" w:sz="1"/>
-              <w:right w:val="single" w:color="999999" w:sz="1"/>
-            </w:tcBorders>
-          </w:tcPr>
-          <w:p>
-            <w:pPr>
-              <w:spacing w:after="40" w:before="40"/>
+              <w:top w:val="single" w:color="BBBBBB" w:sz="1"/>
+              <w:left w:val="single" w:color="BBBBBB" w:sz="1"/>
+              <w:bottom w:val="single" w:color="BBBBBB" w:sz="1"/>
+              <w:right w:val="single" w:color="BBBBBB" w:sz="1"/>
+            </w:tcBorders>
+          </w:tcPr>
+          <w:p>
+            <w:pPr>
+              <w:spacing w:after="30" w:before="30"/>
             </w:pPr>
             <w:r>
               <w:rPr>
@@ -1338,15 +1305,15 @@
           <w:tcPr>
             <w:tcW w:type="dxa" w:w="2340"/>
             <w:tcBorders>
-              <w:top w:val="single" w:color="999999" w:sz="1"/>
-              <w:left w:val="single" w:color="999999" w:sz="1"/>
-              <w:bottom w:val="single" w:color="999999" w:sz="1"/>
-              <w:right w:val="single" w:color="999999" w:sz="1"/>
-            </w:tcBorders>
-          </w:tcPr>
-          <w:p>
-            <w:pPr>
-              <w:spacing w:after="40" w:before="40"/>
+              <w:top w:val="single" w:color="BBBBBB" w:sz="1"/>
+              <w:left w:val="single" w:color="BBBBBB" w:sz="1"/>
+              <w:bottom w:val="single" w:color="BBBBBB" w:sz="1"/>
+              <w:right w:val="single" w:color="BBBBBB" w:sz="1"/>
+            </w:tcBorders>
+          </w:tcPr>
+          <w:p>
+            <w:pPr>
+              <w:spacing w:after="30" w:before="30"/>
             </w:pPr>
             <w:r>
               <w:rPr>
@@ -1364,15 +1331,15 @@
           <w:tcPr>
             <w:tcW w:type="dxa" w:w="2340"/>
             <w:tcBorders>
-              <w:top w:val="single" w:color="999999" w:sz="1"/>
-              <w:left w:val="single" w:color="999999" w:sz="1"/>
-              <w:bottom w:val="single" w:color="999999" w:sz="1"/>
-              <w:right w:val="single" w:color="999999" w:sz="1"/>
-            </w:tcBorders>
-          </w:tcPr>
-          <w:p>
-            <w:pPr>
-              <w:spacing w:after="40" w:before="40"/>
+              <w:top w:val="single" w:color="BBBBBB" w:sz="1"/>
+              <w:left w:val="single" w:color="BBBBBB" w:sz="1"/>
+              <w:bottom w:val="single" w:color="BBBBBB" w:sz="1"/>
+              <w:right w:val="single" w:color="BBBBBB" w:sz="1"/>
+            </w:tcBorders>
+          </w:tcPr>
+          <w:p>
+            <w:pPr>
+              <w:spacing w:after="30" w:before="30"/>
             </w:pPr>
             <w:r>
               <w:rPr>
@@ -1390,15 +1357,15 @@
           <w:tcPr>
             <w:tcW w:type="dxa" w:w="2340"/>
             <w:tcBorders>
-              <w:top w:val="single" w:color="999999" w:sz="1"/>
-              <w:left w:val="single" w:color="999999" w:sz="1"/>
-              <w:bottom w:val="single" w:color="999999" w:sz="1"/>
-              <w:right w:val="single" w:color="999999" w:sz="1"/>
-            </w:tcBorders>
-          </w:tcPr>
-          <w:p>
-            <w:pPr>
-              <w:spacing w:after="40" w:before="40"/>
+              <w:top w:val="single" w:color="BBBBBB" w:sz="1"/>
+              <w:left w:val="single" w:color="BBBBBB" w:sz="1"/>
+              <w:bottom w:val="single" w:color="BBBBBB" w:sz="1"/>
+              <w:right w:val="single" w:color="BBBBBB" w:sz="1"/>
+            </w:tcBorders>
+          </w:tcPr>
+          <w:p>
+            <w:pPr>
+              <w:spacing w:after="30" w:before="30"/>
             </w:pPr>
             <w:r>
               <w:rPr>
@@ -1421,15 +1388,15 @@
           <w:tcPr>
             <w:tcW w:type="dxa" w:w="2340"/>
             <w:tcBorders>
-              <w:top w:val="single" w:color="999999" w:sz="1"/>
-              <w:left w:val="single" w:color="999999" w:sz="1"/>
-              <w:bottom w:val="single" w:color="999999" w:sz="1"/>
-              <w:right w:val="single" w:color="999999" w:sz="1"/>
-            </w:tcBorders>
-          </w:tcPr>
-          <w:p>
-            <w:pPr>
-              <w:spacing w:after="40" w:before="40"/>
+              <w:top w:val="single" w:color="BBBBBB" w:sz="1"/>
+              <w:left w:val="single" w:color="BBBBBB" w:sz="1"/>
+              <w:bottom w:val="single" w:color="BBBBBB" w:sz="1"/>
+              <w:right w:val="single" w:color="BBBBBB" w:sz="1"/>
+            </w:tcBorders>
+          </w:tcPr>
+          <w:p>
+            <w:pPr>
+              <w:spacing w:after="30" w:before="30"/>
             </w:pPr>
             <w:r>
               <w:rPr>
@@ -1447,15 +1414,15 @@
           <w:tcPr>
             <w:tcW w:type="dxa" w:w="2340"/>
             <w:tcBorders>
-              <w:top w:val="single" w:color="999999" w:sz="1"/>
-              <w:left w:val="single" w:color="999999" w:sz="1"/>
-              <w:bottom w:val="single" w:color="999999" w:sz="1"/>
-              <w:right w:val="single" w:color="999999" w:sz="1"/>
-            </w:tcBorders>
-          </w:tcPr>
-          <w:p>
-            <w:pPr>
-              <w:spacing w:after="40" w:before="40"/>
+              <w:top w:val="single" w:color="BBBBBB" w:sz="1"/>
+              <w:left w:val="single" w:color="BBBBBB" w:sz="1"/>
+              <w:bottom w:val="single" w:color="BBBBBB" w:sz="1"/>
+              <w:right w:val="single" w:color="BBBBBB" w:sz="1"/>
+            </w:tcBorders>
+          </w:tcPr>
+          <w:p>
+            <w:pPr>
+              <w:spacing w:after="30" w:before="30"/>
             </w:pPr>
             <w:r>
               <w:rPr>
@@ -1473,15 +1440,15 @@
           <w:tcPr>
             <w:tcW w:type="dxa" w:w="2340"/>
             <w:tcBorders>
-              <w:top w:val="single" w:color="999999" w:sz="1"/>
-              <w:left w:val="single" w:color="999999" w:sz="1"/>
-              <w:bottom w:val="single" w:color="999999" w:sz="1"/>
-              <w:right w:val="single" w:color="999999" w:sz="1"/>
-            </w:tcBorders>
-          </w:tcPr>
-          <w:p>
-            <w:pPr>
-              <w:spacing w:after="40" w:before="40"/>
+              <w:top w:val="single" w:color="BBBBBB" w:sz="1"/>
+              <w:left w:val="single" w:color="BBBBBB" w:sz="1"/>
+              <w:bottom w:val="single" w:color="BBBBBB" w:sz="1"/>
+              <w:right w:val="single" w:color="BBBBBB" w:sz="1"/>
+            </w:tcBorders>
+          </w:tcPr>
+          <w:p>
+            <w:pPr>
+              <w:spacing w:after="30" w:before="30"/>
             </w:pPr>
             <w:r>
               <w:rPr>
@@ -1499,15 +1466,15 @@
           <w:tcPr>
             <w:tcW w:type="dxa" w:w="2340"/>
             <w:tcBorders>
-              <w:top w:val="single" w:color="999999" w:sz="1"/>
-              <w:left w:val="single" w:color="999999" w:sz="1"/>
-              <w:bottom w:val="single" w:color="999999" w:sz="1"/>
-              <w:right w:val="single" w:color="999999" w:sz="1"/>
-            </w:tcBorders>
-          </w:tcPr>
-          <w:p>
-            <w:pPr>
-              <w:spacing w:after="40" w:before="40"/>
+              <w:top w:val="single" w:color="BBBBBB" w:sz="1"/>
+              <w:left w:val="single" w:color="BBBBBB" w:sz="1"/>
+              <w:bottom w:val="single" w:color="BBBBBB" w:sz="1"/>
+              <w:right w:val="single" w:color="BBBBBB" w:sz="1"/>
+            </w:tcBorders>
+          </w:tcPr>
+          <w:p>
+            <w:pPr>
+              <w:spacing w:after="30" w:before="30"/>
             </w:pPr>
             <w:r>
               <w:rPr>
@@ -1530,15 +1497,15 @@
           <w:tcPr>
             <w:tcW w:type="dxa" w:w="2340"/>
             <w:tcBorders>
-              <w:top w:val="single" w:color="999999" w:sz="1"/>
-              <w:left w:val="single" w:color="999999" w:sz="1"/>
-              <w:bottom w:val="single" w:color="999999" w:sz="1"/>
-              <w:right w:val="single" w:color="999999" w:sz="1"/>
-            </w:tcBorders>
-          </w:tcPr>
-          <w:p>
-            <w:pPr>
-              <w:spacing w:after="40" w:before="40"/>
+              <w:top w:val="single" w:color="BBBBBB" w:sz="1"/>
+              <w:left w:val="single" w:color="BBBBBB" w:sz="1"/>
+              <w:bottom w:val="single" w:color="BBBBBB" w:sz="1"/>
+              <w:right w:val="single" w:color="BBBBBB" w:sz="1"/>
+            </w:tcBorders>
+          </w:tcPr>
+          <w:p>
+            <w:pPr>
+              <w:spacing w:after="30" w:before="30"/>
             </w:pPr>
             <w:r>
               <w:rPr>
@@ -1556,15 +1523,15 @@
           <w:tcPr>
             <w:tcW w:type="dxa" w:w="2340"/>
             <w:tcBorders>
-              <w:top w:val="single" w:color="999999" w:sz="1"/>
-              <w:left w:val="single" w:color="999999" w:sz="1"/>
-              <w:bottom w:val="single" w:color="999999" w:sz="1"/>
-              <w:right w:val="single" w:color="999999" w:sz="1"/>
-            </w:tcBorders>
-          </w:tcPr>
-          <w:p>
-            <w:pPr>
-              <w:spacing w:after="40" w:before="40"/>
+              <w:top w:val="single" w:color="BBBBBB" w:sz="1"/>
+              <w:left w:val="single" w:color="BBBBBB" w:sz="1"/>
+              <w:bottom w:val="single" w:color="BBBBBB" w:sz="1"/>
+              <w:right w:val="single" w:color="BBBBBB" w:sz="1"/>
+            </w:tcBorders>
+          </w:tcPr>
+          <w:p>
+            <w:pPr>
+              <w:spacing w:after="30" w:before="30"/>
             </w:pPr>
             <w:r>
               <w:rPr>
@@ -1582,15 +1549,15 @@
           <w:tcPr>
             <w:tcW w:type="dxa" w:w="2340"/>
             <w:tcBorders>
-              <w:top w:val="single" w:color="999999" w:sz="1"/>
-              <w:left w:val="single" w:color="999999" w:sz="1"/>
-              <w:bottom w:val="single" w:color="999999" w:sz="1"/>
-              <w:right w:val="single" w:color="999999" w:sz="1"/>
-            </w:tcBorders>
-          </w:tcPr>
-          <w:p>
-            <w:pPr>
-              <w:spacing w:after="40" w:before="40"/>
+              <w:top w:val="single" w:color="BBBBBB" w:sz="1"/>
+              <w:left w:val="single" w:color="BBBBBB" w:sz="1"/>
+              <w:bottom w:val="single" w:color="BBBBBB" w:sz="1"/>
+              <w:right w:val="single" w:color="BBBBBB" w:sz="1"/>
+            </w:tcBorders>
+          </w:tcPr>
+          <w:p>
+            <w:pPr>
+              <w:spacing w:after="30" w:before="30"/>
             </w:pPr>
             <w:r>
               <w:rPr>
@@ -1608,15 +1575,15 @@
           <w:tcPr>
             <w:tcW w:type="dxa" w:w="2340"/>
             <w:tcBorders>
-              <w:top w:val="single" w:color="999999" w:sz="1"/>
-              <w:left w:val="single" w:color="999999" w:sz="1"/>
-              <w:bottom w:val="single" w:color="999999" w:sz="1"/>
-              <w:right w:val="single" w:color="999999" w:sz="1"/>
-            </w:tcBorders>
-          </w:tcPr>
-          <w:p>
-            <w:pPr>
-              <w:spacing w:after="40" w:before="40"/>
+              <w:top w:val="single" w:color="BBBBBB" w:sz="1"/>
+              <w:left w:val="single" w:color="BBBBBB" w:sz="1"/>
+              <w:bottom w:val="single" w:color="BBBBBB" w:sz="1"/>
+              <w:right w:val="single" w:color="BBBBBB" w:sz="1"/>
+            </w:tcBorders>
+          </w:tcPr>
+          <w:p>
+            <w:pPr>
+              <w:spacing w:after="30" w:before="30"/>
             </w:pPr>
             <w:r>
               <w:rPr>
@@ -1639,15 +1606,15 @@
           <w:tcPr>
             <w:tcW w:type="dxa" w:w="2340"/>
             <w:tcBorders>
-              <w:top w:val="single" w:color="999999" w:sz="1"/>
-              <w:left w:val="single" w:color="999999" w:sz="1"/>
-              <w:bottom w:val="single" w:color="999999" w:sz="1"/>
-              <w:right w:val="single" w:color="999999" w:sz="1"/>
-            </w:tcBorders>
-          </w:tcPr>
-          <w:p>
-            <w:pPr>
-              <w:spacing w:after="40" w:before="40"/>
+              <w:top w:val="single" w:color="BBBBBB" w:sz="1"/>
+              <w:left w:val="single" w:color="BBBBBB" w:sz="1"/>
+              <w:bottom w:val="single" w:color="BBBBBB" w:sz="1"/>
+              <w:right w:val="single" w:color="BBBBBB" w:sz="1"/>
+            </w:tcBorders>
+          </w:tcPr>
+          <w:p>
+            <w:pPr>
+              <w:spacing w:after="30" w:before="30"/>
             </w:pPr>
             <w:r>
               <w:rPr>
@@ -1665,15 +1632,15 @@
           <w:tcPr>
             <w:tcW w:type="dxa" w:w="2340"/>
             <w:tcBorders>
-              <w:top w:val="single" w:color="999999" w:sz="1"/>
-              <w:left w:val="single" w:color="999999" w:sz="1"/>
-              <w:bottom w:val="single" w:color="999999" w:sz="1"/>
-              <w:right w:val="single" w:color="999999" w:sz="1"/>
-            </w:tcBorders>
-          </w:tcPr>
-          <w:p>
-            <w:pPr>
-              <w:spacing w:after="40" w:before="40"/>
+              <w:top w:val="single" w:color="BBBBBB" w:sz="1"/>
+              <w:left w:val="single" w:color="BBBBBB" w:sz="1"/>
+              <w:bottom w:val="single" w:color="BBBBBB" w:sz="1"/>
+              <w:right w:val="single" w:color="BBBBBB" w:sz="1"/>
+            </w:tcBorders>
+          </w:tcPr>
+          <w:p>
+            <w:pPr>
+              <w:spacing w:after="30" w:before="30"/>
             </w:pPr>
             <w:r>
               <w:rPr>
@@ -1691,15 +1658,15 @@
           <w:tcPr>
             <w:tcW w:type="dxa" w:w="2340"/>
             <w:tcBorders>
-              <w:top w:val="single" w:color="999999" w:sz="1"/>
-              <w:left w:val="single" w:color="999999" w:sz="1"/>
-              <w:bottom w:val="single" w:color="999999" w:sz="1"/>
-              <w:right w:val="single" w:color="999999" w:sz="1"/>
-            </w:tcBorders>
-          </w:tcPr>
-          <w:p>
-            <w:pPr>
-              <w:spacing w:after="40" w:before="40"/>
+              <w:top w:val="single" w:color="BBBBBB" w:sz="1"/>
+              <w:left w:val="single" w:color="BBBBBB" w:sz="1"/>
+              <w:bottom w:val="single" w:color="BBBBBB" w:sz="1"/>
+              <w:right w:val="single" w:color="BBBBBB" w:sz="1"/>
+            </w:tcBorders>
+          </w:tcPr>
+          <w:p>
+            <w:pPr>
+              <w:spacing w:after="30" w:before="30"/>
             </w:pPr>
             <w:r>
               <w:rPr>
@@ -1717,15 +1684,15 @@
           <w:tcPr>
             <w:tcW w:type="dxa" w:w="2340"/>
             <w:tcBorders>
-              <w:top w:val="single" w:color="999999" w:sz="1"/>
-              <w:left w:val="single" w:color="999999" w:sz="1"/>
-              <w:bottom w:val="single" w:color="999999" w:sz="1"/>
-              <w:right w:val="single" w:color="999999" w:sz="1"/>
-            </w:tcBorders>
-          </w:tcPr>
-          <w:p>
-            <w:pPr>
-              <w:spacing w:after="40" w:before="40"/>
+              <w:top w:val="single" w:color="BBBBBB" w:sz="1"/>
+              <w:left w:val="single" w:color="BBBBBB" w:sz="1"/>
+              <w:bottom w:val="single" w:color="BBBBBB" w:sz="1"/>
+              <w:right w:val="single" w:color="BBBBBB" w:sz="1"/>
+            </w:tcBorders>
+          </w:tcPr>
+          <w:p>
+            <w:pPr>
+              <w:spacing w:after="30" w:before="30"/>
             </w:pPr>
             <w:r>
               <w:rPr>
@@ -1748,15 +1715,15 @@
           <w:tcPr>
             <w:tcW w:type="dxa" w:w="2340"/>
             <w:tcBorders>
-              <w:top w:val="single" w:color="999999" w:sz="1"/>
-              <w:left w:val="single" w:color="999999" w:sz="1"/>
-              <w:bottom w:val="single" w:color="999999" w:sz="1"/>
-              <w:right w:val="single" w:color="999999" w:sz="1"/>
-            </w:tcBorders>
-          </w:tcPr>
-          <w:p>
-            <w:pPr>
-              <w:spacing w:after="40" w:before="40"/>
+              <w:top w:val="single" w:color="BBBBBB" w:sz="1"/>
+              <w:left w:val="single" w:color="BBBBBB" w:sz="1"/>
+              <w:bottom w:val="single" w:color="BBBBBB" w:sz="1"/>
+              <w:right w:val="single" w:color="BBBBBB" w:sz="1"/>
+            </w:tcBorders>
+          </w:tcPr>
+          <w:p>
+            <w:pPr>
+              <w:spacing w:after="30" w:before="30"/>
             </w:pPr>
             <w:r>
               <w:rPr>
@@ -1774,15 +1741,15 @@
           <w:tcPr>
             <w:tcW w:type="dxa" w:w="2340"/>
             <w:tcBorders>
-              <w:top w:val="single" w:color="999999" w:sz="1"/>
-              <w:left w:val="single" w:color="999999" w:sz="1"/>
-              <w:bottom w:val="single" w:color="999999" w:sz="1"/>
-              <w:right w:val="single" w:color="999999" w:sz="1"/>
-            </w:tcBorders>
-          </w:tcPr>
-          <w:p>
-            <w:pPr>
-              <w:spacing w:after="40" w:before="40"/>
+              <w:top w:val="single" w:color="BBBBBB" w:sz="1"/>
+              <w:left w:val="single" w:color="BBBBBB" w:sz="1"/>
+              <w:bottom w:val="single" w:color="BBBBBB" w:sz="1"/>
+              <w:right w:val="single" w:color="BBBBBB" w:sz="1"/>
+            </w:tcBorders>
+          </w:tcPr>
+          <w:p>
+            <w:pPr>
+              <w:spacing w:after="30" w:before="30"/>
             </w:pPr>
             <w:r>
               <w:rPr>
@@ -1800,15 +1767,15 @@
           <w:tcPr>
             <w:tcW w:type="dxa" w:w="2340"/>
             <w:tcBorders>
-              <w:top w:val="single" w:color="999999" w:sz="1"/>
-              <w:left w:val="single" w:color="999999" w:sz="1"/>
-              <w:bottom w:val="single" w:color="999999" w:sz="1"/>
-              <w:right w:val="single" w:color="999999" w:sz="1"/>
-            </w:tcBorders>
-          </w:tcPr>
-          <w:p>
-            <w:pPr>
-              <w:spacing w:after="40" w:before="40"/>
+              <w:top w:val="single" w:color="BBBBBB" w:sz="1"/>
+              <w:left w:val="single" w:color="BBBBBB" w:sz="1"/>
+              <w:bottom w:val="single" w:color="BBBBBB" w:sz="1"/>
+              <w:right w:val="single" w:color="BBBBBB" w:sz="1"/>
+            </w:tcBorders>
+          </w:tcPr>
+          <w:p>
+            <w:pPr>
+              <w:spacing w:after="30" w:before="30"/>
             </w:pPr>
             <w:r>
               <w:rPr>
@@ -1826,15 +1793,15 @@
           <w:tcPr>
             <w:tcW w:type="dxa" w:w="2340"/>
             <w:tcBorders>
-              <w:top w:val="single" w:color="999999" w:sz="1"/>
-              <w:left w:val="single" w:color="999999" w:sz="1"/>
-              <w:bottom w:val="single" w:color="999999" w:sz="1"/>
-              <w:right w:val="single" w:color="999999" w:sz="1"/>
-            </w:tcBorders>
-          </w:tcPr>
-          <w:p>
-            <w:pPr>
-              <w:spacing w:after="40" w:before="40"/>
+              <w:top w:val="single" w:color="BBBBBB" w:sz="1"/>
+              <w:left w:val="single" w:color="BBBBBB" w:sz="1"/>
+              <w:bottom w:val="single" w:color="BBBBBB" w:sz="1"/>
+              <w:right w:val="single" w:color="BBBBBB" w:sz="1"/>
+            </w:tcBorders>
+          </w:tcPr>
+          <w:p>
+            <w:pPr>
+              <w:spacing w:after="30" w:before="30"/>
             </w:pPr>
             <w:r>
               <w:rPr>
@@ -1852,7 +1819,7 @@
     </w:tbl>
     <w:p>
       <w:pPr>
-        <w:spacing w:after="120"/>
+        <w:spacing w:after="100"/>
       </w:pPr>
     </w:p>
     <w:p>
@@ -1895,16 +1862,16 @@
           <w:tcPr>
             <w:tcW w:type="dxa" w:w="4680"/>
             <w:tcBorders>
-              <w:top w:val="single" w:color="999999" w:sz="1"/>
-              <w:left w:val="single" w:color="999999" w:sz="1"/>
-              <w:bottom w:val="single" w:color="999999" w:sz="1"/>
-              <w:right w:val="single" w:color="999999" w:sz="1"/>
+              <w:top w:val="single" w:color="BBBBBB" w:sz="1"/>
+              <w:left w:val="single" w:color="BBBBBB" w:sz="1"/>
+              <w:bottom w:val="single" w:color="BBBBBB" w:sz="1"/>
+              <w:right w:val="single" w:color="BBBBBB" w:sz="1"/>
             </w:tcBorders>
             <w:shd w:fill="D5E8F0" w:val="clear"/>
           </w:tcPr>
           <w:p>
             <w:pPr>
-              <w:spacing w:after="40" w:before="40"/>
+              <w:spacing w:after="30" w:before="30"/>
             </w:pPr>
             <w:r>
               <w:rPr>
@@ -1922,16 +1889,16 @@
           <w:tcPr>
             <w:tcW w:type="dxa" w:w="4680"/>
             <w:tcBorders>
-              <w:top w:val="single" w:color="999999" w:sz="1"/>
-              <w:left w:val="single" w:color="999999" w:sz="1"/>
-              <w:bottom w:val="single" w:color="999999" w:sz="1"/>
-              <w:right w:val="single" w:color="999999" w:sz="1"/>
+              <w:top w:val="single" w:color="BBBBBB" w:sz="1"/>
+              <w:left w:val="single" w:color="BBBBBB" w:sz="1"/>
+              <w:bottom w:val="single" w:color="BBBBBB" w:sz="1"/>
+              <w:right w:val="single" w:color="BBBBBB" w:sz="1"/>
             </w:tcBorders>
             <w:shd w:fill="D5E8F0" w:val="clear"/>
           </w:tcPr>
           <w:p>
             <w:pPr>
-              <w:spacing w:after="40" w:before="40"/>
+              <w:spacing w:after="30" w:before="30"/>
             </w:pPr>
             <w:r>
               <w:rPr>
@@ -1954,15 +1921,15 @@
           <w:tcPr>
             <w:tcW w:type="dxa" w:w="4680"/>
             <w:tcBorders>
-              <w:top w:val="single" w:color="999999" w:sz="1"/>
-              <w:left w:val="single" w:color="999999" w:sz="1"/>
-              <w:bottom w:val="single" w:color="999999" w:sz="1"/>
-              <w:right w:val="single" w:color="999999" w:sz="1"/>
-            </w:tcBorders>
-          </w:tcPr>
-          <w:p>
-            <w:pPr>
-              <w:spacing w:after="40" w:before="40"/>
+              <w:top w:val="single" w:color="BBBBBB" w:sz="1"/>
+              <w:left w:val="single" w:color="BBBBBB" w:sz="1"/>
+              <w:bottom w:val="single" w:color="BBBBBB" w:sz="1"/>
+              <w:right w:val="single" w:color="BBBBBB" w:sz="1"/>
+            </w:tcBorders>
+          </w:tcPr>
+          <w:p>
+            <w:pPr>
+              <w:spacing w:after="30" w:before="30"/>
             </w:pPr>
             <w:r>
               <w:rPr>
@@ -1980,15 +1947,15 @@
           <w:tcPr>
             <w:tcW w:type="dxa" w:w="4680"/>
             <w:tcBorders>
-              <w:top w:val="single" w:color="999999" w:sz="1"/>
-              <w:left w:val="single" w:color="999999" w:sz="1"/>
-              <w:bottom w:val="single" w:color="999999" w:sz="1"/>
-              <w:right w:val="single" w:color="999999" w:sz="1"/>
-            </w:tcBorders>
-          </w:tcPr>
-          <w:p>
-            <w:pPr>
-              <w:spacing w:after="40" w:before="40"/>
+              <w:top w:val="single" w:color="BBBBBB" w:sz="1"/>
+              <w:left w:val="single" w:color="BBBBBB" w:sz="1"/>
+              <w:bottom w:val="single" w:color="BBBBBB" w:sz="1"/>
+              <w:right w:val="single" w:color="BBBBBB" w:sz="1"/>
+            </w:tcBorders>
+          </w:tcPr>
+          <w:p>
+            <w:pPr>
+              <w:spacing w:after="30" w:before="30"/>
             </w:pPr>
             <w:r>
               <w:rPr>
@@ -2011,15 +1978,15 @@
           <w:tcPr>
             <w:tcW w:type="dxa" w:w="4680"/>
             <w:tcBorders>
-              <w:top w:val="single" w:color="999999" w:sz="1"/>
-              <w:left w:val="single" w:color="999999" w:sz="1"/>
-              <w:bottom w:val="single" w:color="999999" w:sz="1"/>
-              <w:right w:val="single" w:color="999999" w:sz="1"/>
-            </w:tcBorders>
-          </w:tcPr>
-          <w:p>
-            <w:pPr>
-              <w:spacing w:after="40" w:before="40"/>
+              <w:top w:val="single" w:color="BBBBBB" w:sz="1"/>
+              <w:left w:val="single" w:color="BBBBBB" w:sz="1"/>
+              <w:bottom w:val="single" w:color="BBBBBB" w:sz="1"/>
+              <w:right w:val="single" w:color="BBBBBB" w:sz="1"/>
+            </w:tcBorders>
+          </w:tcPr>
+          <w:p>
+            <w:pPr>
+              <w:spacing w:after="30" w:before="30"/>
             </w:pPr>
             <w:r>
               <w:rPr>
@@ -2037,15 +2004,15 @@
           <w:tcPr>
             <w:tcW w:type="dxa" w:w="4680"/>
             <w:tcBorders>
-              <w:top w:val="single" w:color="999999" w:sz="1"/>
-              <w:left w:val="single" w:color="999999" w:sz="1"/>
-              <w:bottom w:val="single" w:color="999999" w:sz="1"/>
-              <w:right w:val="single" w:color="999999" w:sz="1"/>
-            </w:tcBorders>
-          </w:tcPr>
-          <w:p>
-            <w:pPr>
-              <w:spacing w:after="40" w:before="40"/>
+              <w:top w:val="single" w:color="BBBBBB" w:sz="1"/>
+              <w:left w:val="single" w:color="BBBBBB" w:sz="1"/>
+              <w:bottom w:val="single" w:color="BBBBBB" w:sz="1"/>
+              <w:right w:val="single" w:color="BBBBBB" w:sz="1"/>
+            </w:tcBorders>
+          </w:tcPr>
+          <w:p>
+            <w:pPr>
+              <w:spacing w:after="30" w:before="30"/>
             </w:pPr>
             <w:r>
               <w:rPr>
@@ -2068,15 +2035,15 @@
           <w:tcPr>
             <w:tcW w:type="dxa" w:w="4680"/>
             <w:tcBorders>
-              <w:top w:val="single" w:color="999999" w:sz="1"/>
-              <w:left w:val="single" w:color="999999" w:sz="1"/>
-              <w:bottom w:val="single" w:color="999999" w:sz="1"/>
-              <w:right w:val="single" w:color="999999" w:sz="1"/>
-            </w:tcBorders>
-          </w:tcPr>
-          <w:p>
-            <w:pPr>
-              <w:spacing w:after="40" w:before="40"/>
+              <w:top w:val="single" w:color="BBBBBB" w:sz="1"/>
+              <w:left w:val="single" w:color="BBBBBB" w:sz="1"/>
+              <w:bottom w:val="single" w:color="BBBBBB" w:sz="1"/>
+              <w:right w:val="single" w:color="BBBBBB" w:sz="1"/>
+            </w:tcBorders>
+          </w:tcPr>
+          <w:p>
+            <w:pPr>
+              <w:spacing w:after="30" w:before="30"/>
             </w:pPr>
             <w:r>
               <w:rPr>
@@ -2094,15 +2061,15 @@
           <w:tcPr>
             <w:tcW w:type="dxa" w:w="4680"/>
             <w:tcBorders>
-              <w:top w:val="single" w:color="999999" w:sz="1"/>
-              <w:left w:val="single" w:color="999999" w:sz="1"/>
-              <w:bottom w:val="single" w:color="999999" w:sz="1"/>
-              <w:right w:val="single" w:color="999999" w:sz="1"/>
-            </w:tcBorders>
-          </w:tcPr>
-          <w:p>
-            <w:pPr>
-              <w:spacing w:after="40" w:before="40"/>
+              <w:top w:val="single" w:color="BBBBBB" w:sz="1"/>
+              <w:left w:val="single" w:color="BBBBBB" w:sz="1"/>
+              <w:bottom w:val="single" w:color="BBBBBB" w:sz="1"/>
+              <w:right w:val="single" w:color="BBBBBB" w:sz="1"/>
+            </w:tcBorders>
+          </w:tcPr>
+          <w:p>
+            <w:pPr>
+              <w:spacing w:after="30" w:before="30"/>
             </w:pPr>
             <w:r>
               <w:rPr>
@@ -2125,15 +2092,15 @@
           <w:tcPr>
             <w:tcW w:type="dxa" w:w="4680"/>
             <w:tcBorders>
-              <w:top w:val="single" w:color="999999" w:sz="1"/>
-              <w:left w:val="single" w:color="999999" w:sz="1"/>
-              <w:bottom w:val="single" w:color="999999" w:sz="1"/>
-              <w:right w:val="single" w:color="999999" w:sz="1"/>
-            </w:tcBorders>
-          </w:tcPr>
-          <w:p>
-            <w:pPr>
-              <w:spacing w:after="40" w:before="40"/>
+              <w:top w:val="single" w:color="BBBBBB" w:sz="1"/>
+              <w:left w:val="single" w:color="BBBBBB" w:sz="1"/>
+              <w:bottom w:val="single" w:color="BBBBBB" w:sz="1"/>
+              <w:right w:val="single" w:color="BBBBBB" w:sz="1"/>
+            </w:tcBorders>
+          </w:tcPr>
+          <w:p>
+            <w:pPr>
+              <w:spacing w:after="30" w:before="30"/>
             </w:pPr>
             <w:r>
               <w:rPr>
@@ -2151,15 +2118,15 @@
           <w:tcPr>
             <w:tcW w:type="dxa" w:w="4680"/>
             <w:tcBorders>
-              <w:top w:val="single" w:color="999999" w:sz="1"/>
-              <w:left w:val="single" w:color="999999" w:sz="1"/>
-              <w:bottom w:val="single" w:color="999999" w:sz="1"/>
-              <w:right w:val="single" w:color="999999" w:sz="1"/>
-            </w:tcBorders>
-          </w:tcPr>
-          <w:p>
-            <w:pPr>
-              <w:spacing w:after="40" w:before="40"/>
+              <w:top w:val="single" w:color="BBBBBB" w:sz="1"/>
+              <w:left w:val="single" w:color="BBBBBB" w:sz="1"/>
+              <w:bottom w:val="single" w:color="BBBBBB" w:sz="1"/>
+              <w:right w:val="single" w:color="BBBBBB" w:sz="1"/>
+            </w:tcBorders>
+          </w:tcPr>
+          <w:p>
+            <w:pPr>
+              <w:spacing w:after="30" w:before="30"/>
             </w:pPr>
             <w:r>
               <w:rPr>
@@ -2182,15 +2149,15 @@
           <w:tcPr>
             <w:tcW w:type="dxa" w:w="4680"/>
             <w:tcBorders>
-              <w:top w:val="single" w:color="999999" w:sz="1"/>
-              <w:left w:val="single" w:color="999999" w:sz="1"/>
-              <w:bottom w:val="single" w:color="999999" w:sz="1"/>
-              <w:right w:val="single" w:color="999999" w:sz="1"/>
-            </w:tcBorders>
-          </w:tcPr>
-          <w:p>
-            <w:pPr>
-              <w:spacing w:after="40" w:before="40"/>
+              <w:top w:val="single" w:color="BBBBBB" w:sz="1"/>
+              <w:left w:val="single" w:color="BBBBBB" w:sz="1"/>
+              <w:bottom w:val="single" w:color="BBBBBB" w:sz="1"/>
+              <w:right w:val="single" w:color="BBBBBB" w:sz="1"/>
+            </w:tcBorders>
+          </w:tcPr>
+          <w:p>
+            <w:pPr>
+              <w:spacing w:after="30" w:before="30"/>
             </w:pPr>
             <w:r>
               <w:rPr>
@@ -2208,15 +2175,15 @@
           <w:tcPr>
             <w:tcW w:type="dxa" w:w="4680"/>
             <w:tcBorders>
-              <w:top w:val="single" w:color="999999" w:sz="1"/>
-              <w:left w:val="single" w:color="999999" w:sz="1"/>
-              <w:bottom w:val="single" w:color="999999" w:sz="1"/>
-              <w:right w:val="single" w:color="999999" w:sz="1"/>
-            </w:tcBorders>
-          </w:tcPr>
-          <w:p>
-            <w:pPr>
-              <w:spacing w:after="40" w:before="40"/>
+              <w:top w:val="single" w:color="BBBBBB" w:sz="1"/>
+              <w:left w:val="single" w:color="BBBBBB" w:sz="1"/>
+              <w:bottom w:val="single" w:color="BBBBBB" w:sz="1"/>
+              <w:right w:val="single" w:color="BBBBBB" w:sz="1"/>
+            </w:tcBorders>
+          </w:tcPr>
+          <w:p>
+            <w:pPr>
+              <w:spacing w:after="30" w:before="30"/>
             </w:pPr>
             <w:r>
               <w:rPr>
@@ -2239,15 +2206,15 @@
           <w:tcPr>
             <w:tcW w:type="dxa" w:w="4680"/>
             <w:tcBorders>
-              <w:top w:val="single" w:color="999999" w:sz="1"/>
-              <w:left w:val="single" w:color="999999" w:sz="1"/>
-              <w:bottom w:val="single" w:color="999999" w:sz="1"/>
-              <w:right w:val="single" w:color="999999" w:sz="1"/>
-            </w:tcBorders>
-          </w:tcPr>
-          <w:p>
-            <w:pPr>
-              <w:spacing w:after="40" w:before="40"/>
+              <w:top w:val="single" w:color="BBBBBB" w:sz="1"/>
+              <w:left w:val="single" w:color="BBBBBB" w:sz="1"/>
+              <w:bottom w:val="single" w:color="BBBBBB" w:sz="1"/>
+              <w:right w:val="single" w:color="BBBBBB" w:sz="1"/>
+            </w:tcBorders>
+          </w:tcPr>
+          <w:p>
+            <w:pPr>
+              <w:spacing w:after="30" w:before="30"/>
             </w:pPr>
             <w:r>
               <w:rPr>
@@ -2265,15 +2232,15 @@
           <w:tcPr>
             <w:tcW w:type="dxa" w:w="4680"/>
             <w:tcBorders>
-              <w:top w:val="single" w:color="999999" w:sz="1"/>
-              <w:left w:val="single" w:color="999999" w:sz="1"/>
-              <w:bottom w:val="single" w:color="999999" w:sz="1"/>
-              <w:right w:val="single" w:color="999999" w:sz="1"/>
-            </w:tcBorders>
-          </w:tcPr>
-          <w:p>
-            <w:pPr>
-              <w:spacing w:after="40" w:before="40"/>
+              <w:top w:val="single" w:color="BBBBBB" w:sz="1"/>
+              <w:left w:val="single" w:color="BBBBBB" w:sz="1"/>
+              <w:bottom w:val="single" w:color="BBBBBB" w:sz="1"/>
+              <w:right w:val="single" w:color="BBBBBB" w:sz="1"/>
+            </w:tcBorders>
+          </w:tcPr>
+          <w:p>
+            <w:pPr>
+              <w:spacing w:after="30" w:before="30"/>
             </w:pPr>
             <w:r>
               <w:rPr>
@@ -2296,15 +2263,15 @@
           <w:tcPr>
             <w:tcW w:type="dxa" w:w="4680"/>
             <w:tcBorders>
-              <w:top w:val="single" w:color="999999" w:sz="1"/>
-              <w:left w:val="single" w:color="999999" w:sz="1"/>
-              <w:bottom w:val="single" w:color="999999" w:sz="1"/>
-              <w:right w:val="single" w:color="999999" w:sz="1"/>
-            </w:tcBorders>
-          </w:tcPr>
-          <w:p>
-            <w:pPr>
-              <w:spacing w:after="40" w:before="40"/>
+              <w:top w:val="single" w:color="BBBBBB" w:sz="1"/>
+              <w:left w:val="single" w:color="BBBBBB" w:sz="1"/>
+              <w:bottom w:val="single" w:color="BBBBBB" w:sz="1"/>
+              <w:right w:val="single" w:color="BBBBBB" w:sz="1"/>
+            </w:tcBorders>
+          </w:tcPr>
+          <w:p>
+            <w:pPr>
+              <w:spacing w:after="30" w:before="30"/>
             </w:pPr>
             <w:r>
               <w:rPr>
@@ -2322,15 +2289,15 @@
           <w:tcPr>
             <w:tcW w:type="dxa" w:w="4680"/>
             <w:tcBorders>
-              <w:top w:val="single" w:color="999999" w:sz="1"/>
-              <w:left w:val="single" w:color="999999" w:sz="1"/>
-              <w:bottom w:val="single" w:color="999999" w:sz="1"/>
-              <w:right w:val="single" w:color="999999" w:sz="1"/>
-            </w:tcBorders>
-          </w:tcPr>
-          <w:p>
-            <w:pPr>
-              <w:spacing w:after="40" w:before="40"/>
+              <w:top w:val="single" w:color="BBBBBB" w:sz="1"/>
+              <w:left w:val="single" w:color="BBBBBB" w:sz="1"/>
+              <w:bottom w:val="single" w:color="BBBBBB" w:sz="1"/>
+              <w:right w:val="single" w:color="BBBBBB" w:sz="1"/>
+            </w:tcBorders>
+          </w:tcPr>
+          <w:p>
+            <w:pPr>
+              <w:spacing w:after="30" w:before="30"/>
             </w:pPr>
             <w:r>
               <w:rPr>
@@ -2348,12 +2315,12 @@
     </w:tbl>
     <w:p>
       <w:pPr>
-        <w:spacing w:after="120"/>
+        <w:spacing w:after="100"/>
       </w:pPr>
     </w:p>
     <w:p>
       <w:pPr>
-        <w:spacing w:after="40" w:before="40"/>
+        <w:spacing w:after="30" w:before="30"/>
         <w:ind w:left="360"/>
       </w:pPr>
       <w:r>
@@ -2370,7 +2337,7 @@
     </w:p>
     <w:p>
       <w:pPr>
-        <w:spacing w:after="40" w:before="40"/>
+        <w:spacing w:after="30" w:before="30"/>
         <w:ind w:left="360"/>
       </w:pPr>
       <w:r>
@@ -2387,7 +2354,53 @@
     </w:p>
     <w:p>
       <w:pPr>
-        <w:spacing w:after="80" w:before="80"/>
+        <w:spacing w:after="40" w:before="100"/>
+        <w:jc w:val="center"/>
+      </w:pPr>
+      <w:r>
+        <w:drawing>
+          <wp:inline distT="0" distB="0" distL="0" distR="0">
+            <wp:extent cx="5334000" cy="3467100"/>
+            <wp:effectExtent t="0" r="0" b="0" l="0"/>
+            <wp:docPr id="1" name="grouped_bar.png" descr="11模型分组柱状图" title="11模型分组柱状图"/>
+            <wp:cNvGraphicFramePr>
+              <a:graphicFrameLocks xmlns:a="http://schemas.openxmlformats.org/drawingml/2006/main" noChangeAspect="1"/>
+            </wp:cNvGraphicFramePr>
+            <a:graphic xmlns:a="http://schemas.openxmlformats.org/drawingml/2006/main">
+              <a:graphicData uri="http://schemas.openxmlformats.org/drawingml/2006/picture">
+                <pic:pic xmlns:pic="http://schemas.openxmlformats.org/drawingml/2006/picture">
+                  <pic:nvPicPr>
+                    <pic:cNvPr id="0" name="" descr=""/>
+                    <pic:cNvPicPr>
+                      <a:picLocks noChangeAspect="1" noChangeArrowheads="1"/>
+                    </pic:cNvPicPr>
+                  </pic:nvPicPr>
+                  <pic:blipFill>
+                    <a:blip r:embed="rId9" cstate="none"/>
+                    <a:srcRect/>
+                    <a:stretch>
+                      <a:fillRect/>
+                    </a:stretch>
+                  </pic:blipFill>
+                  <pic:spPr bwMode="auto">
+                    <a:xfrm>
+                      <a:off x="0" y="0"/>
+                      <a:ext cx="5334000" cy="3467100"/>
+                    </a:xfrm>
+                    <a:prstGeom prst="rect">
+                      <a:avLst/>
+                    </a:prstGeom>
+                  </pic:spPr>
+                </pic:pic>
+              </a:graphicData>
+            </a:graphic>
+          </wp:inline>
+        </w:drawing>
+      </w:r>
+    </w:p>
+    <w:p>
+      <w:pPr>
+        <w:spacing w:after="100" w:before="0"/>
         <w:jc w:val="center"/>
       </w:pPr>
       <w:r>
@@ -2395,16 +2408,62 @@
           <w:rFonts w:ascii="Microsoft YaHei" w:cs="Microsoft YaHei" w:eastAsia="Microsoft YaHei" w:hAnsi="Microsoft YaHei"/>
           <w:i/>
           <w:iCs/>
-          <w:color w:val="4472C4"/>
-          <w:sz w:val="20"/>
-          <w:szCs w:val="20"/>
-        </w:rPr>
-        <w:t xml:space="preserve">[图表: 11模型分组柱状图 (grouped_bar.png)]</w:t>
+          <w:color w:val="666666"/>
+          <w:sz w:val="18"/>
+          <w:szCs w:val="18"/>
+        </w:rPr>
+        <w:t xml:space="preserve">11模型分组柱状图</w:t>
       </w:r>
     </w:p>
     <w:p>
       <w:pPr>
-        <w:spacing w:after="80" w:before="80"/>
+        <w:spacing w:after="40" w:before="100"/>
+        <w:jc w:val="center"/>
+      </w:pPr>
+      <w:r>
+        <w:drawing>
+          <wp:inline distT="0" distB="0" distL="0" distR="0">
+            <wp:extent cx="5334000" cy="3467100"/>
+            <wp:effectExtent t="0" r="0" b="0" l="0"/>
+            <wp:docPr id="1" name="radar_overlay.png" descr="11模型雷达图" title="11模型雷达图"/>
+            <wp:cNvGraphicFramePr>
+              <a:graphicFrameLocks xmlns:a="http://schemas.openxmlformats.org/drawingml/2006/main" noChangeAspect="1"/>
+            </wp:cNvGraphicFramePr>
+            <a:graphic xmlns:a="http://schemas.openxmlformats.org/drawingml/2006/main">
+              <a:graphicData uri="http://schemas.openxmlformats.org/drawingml/2006/picture">
+                <pic:pic xmlns:pic="http://schemas.openxmlformats.org/drawingml/2006/picture">
+                  <pic:nvPicPr>
+                    <pic:cNvPr id="0" name="" descr=""/>
+                    <pic:cNvPicPr>
+                      <a:picLocks noChangeAspect="1" noChangeArrowheads="1"/>
+                    </pic:cNvPicPr>
+                  </pic:nvPicPr>
+                  <pic:blipFill>
+                    <a:blip r:embed="rId10" cstate="none"/>
+                    <a:srcRect/>
+                    <a:stretch>
+                      <a:fillRect/>
+                    </a:stretch>
+                  </pic:blipFill>
+                  <pic:spPr bwMode="auto">
+                    <a:xfrm>
+                      <a:off x="0" y="0"/>
+                      <a:ext cx="5334000" cy="3467100"/>
+                    </a:xfrm>
+                    <a:prstGeom prst="rect">
+                      <a:avLst/>
+                    </a:prstGeom>
+                  </pic:spPr>
+                </pic:pic>
+              </a:graphicData>
+            </a:graphic>
+          </wp:inline>
+        </w:drawing>
+      </w:r>
+    </w:p>
+    <w:p>
+      <w:pPr>
+        <w:spacing w:after="100" w:before="0"/>
         <w:jc w:val="center"/>
       </w:pPr>
       <w:r>
@@ -2412,16 +2471,62 @@
           <w:rFonts w:ascii="Microsoft YaHei" w:cs="Microsoft YaHei" w:eastAsia="Microsoft YaHei" w:hAnsi="Microsoft YaHei"/>
           <w:i/>
           <w:iCs/>
-          <w:color w:val="4472C4"/>
-          <w:sz w:val="20"/>
-          <w:szCs w:val="20"/>
-        </w:rPr>
-        <w:t xml:space="preserve">[图表: 11模型雷达图 (radar_overlay.png)]</w:t>
+          <w:color w:val="666666"/>
+          <w:sz w:val="18"/>
+          <w:szCs w:val="18"/>
+        </w:rPr>
+        <w:t xml:space="preserve">11模型雷达图</w:t>
       </w:r>
     </w:p>
     <w:p>
       <w:pPr>
-        <w:spacing w:after="80" w:before="80"/>
+        <w:spacing w:after="40" w:before="100"/>
+        <w:jc w:val="center"/>
+      </w:pPr>
+      <w:r>
+        <w:drawing>
+          <wp:inline distT="0" distB="0" distL="0" distR="0">
+            <wp:extent cx="5334000" cy="3467100"/>
+            <wp:effectExtent t="0" r="0" b="0" l="0"/>
+            <wp:docPr id="1" name="model_heatmap.png" descr="模型热力图" title="模型热力图"/>
+            <wp:cNvGraphicFramePr>
+              <a:graphicFrameLocks xmlns:a="http://schemas.openxmlformats.org/drawingml/2006/main" noChangeAspect="1"/>
+            </wp:cNvGraphicFramePr>
+            <a:graphic xmlns:a="http://schemas.openxmlformats.org/drawingml/2006/main">
+              <a:graphicData uri="http://schemas.openxmlformats.org/drawingml/2006/picture">
+                <pic:pic xmlns:pic="http://schemas.openxmlformats.org/drawingml/2006/picture">
+                  <pic:nvPicPr>
+                    <pic:cNvPr id="0" name="" descr=""/>
+                    <pic:cNvPicPr>
+                      <a:picLocks noChangeAspect="1" noChangeArrowheads="1"/>
+                    </pic:cNvPicPr>
+                  </pic:nvPicPr>
+                  <pic:blipFill>
+                    <a:blip r:embed="rId11" cstate="none"/>
+                    <a:srcRect/>
+                    <a:stretch>
+                      <a:fillRect/>
+                    </a:stretch>
+                  </pic:blipFill>
+                  <pic:spPr bwMode="auto">
+                    <a:xfrm>
+                      <a:off x="0" y="0"/>
+                      <a:ext cx="5334000" cy="3467100"/>
+                    </a:xfrm>
+                    <a:prstGeom prst="rect">
+                      <a:avLst/>
+                    </a:prstGeom>
+                  </pic:spPr>
+                </pic:pic>
+              </a:graphicData>
+            </a:graphic>
+          </wp:inline>
+        </w:drawing>
+      </w:r>
+    </w:p>
+    <w:p>
+      <w:pPr>
+        <w:spacing w:after="100" w:before="0"/>
         <w:jc w:val="center"/>
       </w:pPr>
       <w:r>
@@ -2429,11 +2534,11 @@
           <w:rFonts w:ascii="Microsoft YaHei" w:cs="Microsoft YaHei" w:eastAsia="Microsoft YaHei" w:hAnsi="Microsoft YaHei"/>
           <w:i/>
           <w:iCs/>
-          <w:color w:val="4472C4"/>
-          <w:sz w:val="20"/>
-          <w:szCs w:val="20"/>
-        </w:rPr>
-        <w:t xml:space="preserve">[图表: 模型热力图 (model_heatmap.png)]</w:t>
+          <w:color w:val="666666"/>
+          <w:sz w:val="18"/>
+          <w:szCs w:val="18"/>
+        </w:rPr>
+        <w:t xml:space="preserve">模型热力图</w:t>
       </w:r>
     </w:p>
     <w:p>
@@ -2454,7 +2559,7 @@
     </w:p>
     <w:p>
       <w:pPr>
-        <w:spacing w:after="60" w:before="60"/>
+        <w:spacing w:after="50" w:before="50"/>
       </w:pPr>
       <w:r>
         <w:rPr>
@@ -2474,7 +2579,7 @@
           <w:ilvl w:val="0"/>
           <w:numId w:val="2"/>
         </w:numPr>
-        <w:spacing w:after="40" w:before="40"/>
+        <w:spacing w:after="30" w:before="30"/>
       </w:pPr>
       <w:r>
         <w:rPr>
@@ -2504,7 +2609,7 @@
           <w:ilvl w:val="0"/>
           <w:numId w:val="3"/>
         </w:numPr>
-        <w:spacing w:after="40" w:before="40"/>
+        <w:spacing w:after="30" w:before="30"/>
       </w:pPr>
       <w:r>
         <w:rPr>
@@ -2534,7 +2639,7 @@
           <w:ilvl w:val="0"/>
           <w:numId w:val="4"/>
         </w:numPr>
-        <w:spacing w:after="40" w:before="40"/>
+        <w:spacing w:after="30" w:before="30"/>
       </w:pPr>
       <w:r>
         <w:rPr>
@@ -2559,7 +2664,7 @@
     </w:p>
     <w:p>
       <w:pPr>
-        <w:spacing w:after="60" w:before="60"/>
+        <w:spacing w:after="50" w:before="50"/>
       </w:pPr>
       <w:r>
         <w:rPr>
@@ -2579,7 +2684,7 @@
           <w:ilvl w:val="0"/>
           <w:numId w:val="5"/>
         </w:numPr>
-        <w:spacing w:after="40" w:before="40"/>
+        <w:spacing w:after="30" w:before="30"/>
       </w:pPr>
       <w:r>
         <w:rPr>
@@ -2609,7 +2714,7 @@
           <w:ilvl w:val="0"/>
           <w:numId w:val="6"/>
         </w:numPr>
-        <w:spacing w:after="40" w:before="40"/>
+        <w:spacing w:after="30" w:before="30"/>
       </w:pPr>
       <w:r>
         <w:rPr>
@@ -2639,7 +2744,7 @@
           <w:ilvl w:val="0"/>
           <w:numId w:val="7"/>
         </w:numPr>
-        <w:spacing w:after="40" w:before="40"/>
+        <w:spacing w:after="30" w:before="30"/>
       </w:pPr>
       <w:r>
         <w:rPr>
@@ -2664,7 +2769,7 @@
     </w:p>
     <w:p>
       <w:pPr>
-        <w:spacing w:after="60" w:before="60"/>
+        <w:spacing w:after="50" w:before="50"/>
       </w:pPr>
       <w:r>
         <w:rPr>
@@ -2684,7 +2789,7 @@
           <w:ilvl w:val="0"/>
           <w:numId w:val="8"/>
         </w:numPr>
-        <w:spacing w:after="40" w:before="40"/>
+        <w:spacing w:after="30" w:before="30"/>
       </w:pPr>
       <w:r>
         <w:rPr>
@@ -2714,7 +2819,7 @@
           <w:ilvl w:val="0"/>
           <w:numId w:val="9"/>
         </w:numPr>
-        <w:spacing w:after="40" w:before="40"/>
+        <w:spacing w:after="30" w:before="30"/>
       </w:pPr>
       <w:r>
         <w:rPr>
@@ -2744,7 +2849,7 @@
           <w:ilvl w:val="0"/>
           <w:numId w:val="10"/>
         </w:numPr>
-        <w:spacing w:after="40" w:before="40"/>
+        <w:spacing w:after="30" w:before="30"/>
       </w:pPr>
       <w:r>
         <w:rPr>
@@ -2808,16 +2913,16 @@
           <w:tcPr>
             <w:tcW w:type="dxa" w:w="3120"/>
             <w:tcBorders>
-              <w:top w:val="single" w:color="999999" w:sz="1"/>
-              <w:left w:val="single" w:color="999999" w:sz="1"/>
-              <w:bottom w:val="single" w:color="999999" w:sz="1"/>
-              <w:right w:val="single" w:color="999999" w:sz="1"/>
+              <w:top w:val="single" w:color="BBBBBB" w:sz="1"/>
+              <w:left w:val="single" w:color="BBBBBB" w:sz="1"/>
+              <w:bottom w:val="single" w:color="BBBBBB" w:sz="1"/>
+              <w:right w:val="single" w:color="BBBBBB" w:sz="1"/>
             </w:tcBorders>
             <w:shd w:fill="D5E8F0" w:val="clear"/>
           </w:tcPr>
           <w:p>
             <w:pPr>
-              <w:spacing w:after="40" w:before="40"/>
+              <w:spacing w:after="30" w:before="30"/>
             </w:pPr>
             <w:r>
               <w:rPr>
@@ -2835,16 +2940,16 @@
           <w:tcPr>
             <w:tcW w:type="dxa" w:w="3120"/>
             <w:tcBorders>
-              <w:top w:val="single" w:color="999999" w:sz="1"/>
-              <w:left w:val="single" w:color="999999" w:sz="1"/>
-              <w:bottom w:val="single" w:color="999999" w:sz="1"/>
-              <w:right w:val="single" w:color="999999" w:sz="1"/>
+              <w:top w:val="single" w:color="BBBBBB" w:sz="1"/>
+              <w:left w:val="single" w:color="BBBBBB" w:sz="1"/>
+              <w:bottom w:val="single" w:color="BBBBBB" w:sz="1"/>
+              <w:right w:val="single" w:color="BBBBBB" w:sz="1"/>
             </w:tcBorders>
             <w:shd w:fill="D5E8F0" w:val="clear"/>
           </w:tcPr>
           <w:p>
             <w:pPr>
-              <w:spacing w:after="40" w:before="40"/>
+              <w:spacing w:after="30" w:before="30"/>
             </w:pPr>
             <w:r>
               <w:rPr>
@@ -2862,16 +2967,16 @@
           <w:tcPr>
             <w:tcW w:type="dxa" w:w="3120"/>
             <w:tcBorders>
-              <w:top w:val="single" w:color="999999" w:sz="1"/>
-              <w:left w:val="single" w:color="999999" w:sz="1"/>
-              <w:bottom w:val="single" w:color="999999" w:sz="1"/>
-              <w:right w:val="single" w:color="999999" w:sz="1"/>
+              <w:top w:val="single" w:color="BBBBBB" w:sz="1"/>
+              <w:left w:val="single" w:color="BBBBBB" w:sz="1"/>
+              <w:bottom w:val="single" w:color="BBBBBB" w:sz="1"/>
+              <w:right w:val="single" w:color="BBBBBB" w:sz="1"/>
             </w:tcBorders>
             <w:shd w:fill="D5E8F0" w:val="clear"/>
           </w:tcPr>
           <w:p>
             <w:pPr>
-              <w:spacing w:after="40" w:before="40"/>
+              <w:spacing w:after="30" w:before="30"/>
             </w:pPr>
             <w:r>
               <w:rPr>
@@ -2894,15 +2999,15 @@
           <w:tcPr>
             <w:tcW w:type="dxa" w:w="3120"/>
             <w:tcBorders>
-              <w:top w:val="single" w:color="999999" w:sz="1"/>
-              <w:left w:val="single" w:color="999999" w:sz="1"/>
-              <w:bottom w:val="single" w:color="999999" w:sz="1"/>
-              <w:right w:val="single" w:color="999999" w:sz="1"/>
-            </w:tcBorders>
-          </w:tcPr>
-          <w:p>
-            <w:pPr>
-              <w:spacing w:after="40" w:before="40"/>
+              <w:top w:val="single" w:color="BBBBBB" w:sz="1"/>
+              <w:left w:val="single" w:color="BBBBBB" w:sz="1"/>
+              <w:bottom w:val="single" w:color="BBBBBB" w:sz="1"/>
+              <w:right w:val="single" w:color="BBBBBB" w:sz="1"/>
+            </w:tcBorders>
+          </w:tcPr>
+          <w:p>
+            <w:pPr>
+              <w:spacing w:after="30" w:before="30"/>
             </w:pPr>
             <w:r>
               <w:rPr>
@@ -2920,15 +3025,15 @@
           <w:tcPr>
             <w:tcW w:type="dxa" w:w="3120"/>
             <w:tcBorders>
-              <w:top w:val="single" w:color="999999" w:sz="1"/>
-              <w:left w:val="single" w:color="999999" w:sz="1"/>
-              <w:bottom w:val="single" w:color="999999" w:sz="1"/>
-              <w:right w:val="single" w:color="999999" w:sz="1"/>
-            </w:tcBorders>
-          </w:tcPr>
-          <w:p>
-            <w:pPr>
-              <w:spacing w:after="40" w:before="40"/>
+              <w:top w:val="single" w:color="BBBBBB" w:sz="1"/>
+              <w:left w:val="single" w:color="BBBBBB" w:sz="1"/>
+              <w:bottom w:val="single" w:color="BBBBBB" w:sz="1"/>
+              <w:right w:val="single" w:color="BBBBBB" w:sz="1"/>
+            </w:tcBorders>
+          </w:tcPr>
+          <w:p>
+            <w:pPr>
+              <w:spacing w:after="30" w:before="30"/>
             </w:pPr>
             <w:r>
               <w:rPr>
@@ -2946,15 +3051,15 @@
           <w:tcPr>
             <w:tcW w:type="dxa" w:w="3120"/>
             <w:tcBorders>
-              <w:top w:val="single" w:color="999999" w:sz="1"/>
-              <w:left w:val="single" w:color="999999" w:sz="1"/>
-              <w:bottom w:val="single" w:color="999999" w:sz="1"/>
-              <w:right w:val="single" w:color="999999" w:sz="1"/>
-            </w:tcBorders>
-          </w:tcPr>
-          <w:p>
-            <w:pPr>
-              <w:spacing w:after="40" w:before="40"/>
+              <w:top w:val="single" w:color="BBBBBB" w:sz="1"/>
+              <w:left w:val="single" w:color="BBBBBB" w:sz="1"/>
+              <w:bottom w:val="single" w:color="BBBBBB" w:sz="1"/>
+              <w:right w:val="single" w:color="BBBBBB" w:sz="1"/>
+            </w:tcBorders>
+          </w:tcPr>
+          <w:p>
+            <w:pPr>
+              <w:spacing w:after="30" w:before="30"/>
             </w:pPr>
             <w:r>
               <w:rPr>
@@ -2977,15 +3082,15 @@
           <w:tcPr>
             <w:tcW w:type="dxa" w:w="3120"/>
             <w:tcBorders>
-              <w:top w:val="single" w:color="999999" w:sz="1"/>
-              <w:left w:val="single" w:color="999999" w:sz="1"/>
-              <w:bottom w:val="single" w:color="999999" w:sz="1"/>
-              <w:right w:val="single" w:color="999999" w:sz="1"/>
-            </w:tcBorders>
-          </w:tcPr>
-          <w:p>
-            <w:pPr>
-              <w:spacing w:after="40" w:before="40"/>
+              <w:top w:val="single" w:color="BBBBBB" w:sz="1"/>
+              <w:left w:val="single" w:color="BBBBBB" w:sz="1"/>
+              <w:bottom w:val="single" w:color="BBBBBB" w:sz="1"/>
+              <w:right w:val="single" w:color="BBBBBB" w:sz="1"/>
+            </w:tcBorders>
+          </w:tcPr>
+          <w:p>
+            <w:pPr>
+              <w:spacing w:after="30" w:before="30"/>
             </w:pPr>
             <w:r>
               <w:rPr>
@@ -3003,15 +3108,15 @@
           <w:tcPr>
             <w:tcW w:type="dxa" w:w="3120"/>
             <w:tcBorders>
-              <w:top w:val="single" w:color="999999" w:sz="1"/>
-              <w:left w:val="single" w:color="999999" w:sz="1"/>
-              <w:bottom w:val="single" w:color="999999" w:sz="1"/>
-              <w:right w:val="single" w:color="999999" w:sz="1"/>
-            </w:tcBorders>
-          </w:tcPr>
-          <w:p>
-            <w:pPr>
-              <w:spacing w:after="40" w:before="40"/>
+              <w:top w:val="single" w:color="BBBBBB" w:sz="1"/>
+              <w:left w:val="single" w:color="BBBBBB" w:sz="1"/>
+              <w:bottom w:val="single" w:color="BBBBBB" w:sz="1"/>
+              <w:right w:val="single" w:color="BBBBBB" w:sz="1"/>
+            </w:tcBorders>
+          </w:tcPr>
+          <w:p>
+            <w:pPr>
+              <w:spacing w:after="30" w:before="30"/>
             </w:pPr>
             <w:r>
               <w:rPr>
@@ -3029,15 +3134,15 @@
           <w:tcPr>
             <w:tcW w:type="dxa" w:w="3120"/>
             <w:tcBorders>
-              <w:top w:val="single" w:color="999999" w:sz="1"/>
-              <w:left w:val="single" w:color="999999" w:sz="1"/>
-              <w:bottom w:val="single" w:color="999999" w:sz="1"/>
-              <w:right w:val="single" w:color="999999" w:sz="1"/>
-            </w:tcBorders>
-          </w:tcPr>
-          <w:p>
-            <w:pPr>
-              <w:spacing w:after="40" w:before="40"/>
+              <w:top w:val="single" w:color="BBBBBB" w:sz="1"/>
+              <w:left w:val="single" w:color="BBBBBB" w:sz="1"/>
+              <w:bottom w:val="single" w:color="BBBBBB" w:sz="1"/>
+              <w:right w:val="single" w:color="BBBBBB" w:sz="1"/>
+            </w:tcBorders>
+          </w:tcPr>
+          <w:p>
+            <w:pPr>
+              <w:spacing w:after="30" w:before="30"/>
             </w:pPr>
             <w:r>
               <w:rPr>
@@ -3060,15 +3165,15 @@
           <w:tcPr>
             <w:tcW w:type="dxa" w:w="3120"/>
             <w:tcBorders>
-              <w:top w:val="single" w:color="999999" w:sz="1"/>
-              <w:left w:val="single" w:color="999999" w:sz="1"/>
-              <w:bottom w:val="single" w:color="999999" w:sz="1"/>
-              <w:right w:val="single" w:color="999999" w:sz="1"/>
-            </w:tcBorders>
-          </w:tcPr>
-          <w:p>
-            <w:pPr>
-              <w:spacing w:after="40" w:before="40"/>
+              <w:top w:val="single" w:color="BBBBBB" w:sz="1"/>
+              <w:left w:val="single" w:color="BBBBBB" w:sz="1"/>
+              <w:bottom w:val="single" w:color="BBBBBB" w:sz="1"/>
+              <w:right w:val="single" w:color="BBBBBB" w:sz="1"/>
+            </w:tcBorders>
+          </w:tcPr>
+          <w:p>
+            <w:pPr>
+              <w:spacing w:after="30" w:before="30"/>
             </w:pPr>
             <w:r>
               <w:rPr>
@@ -3086,15 +3191,15 @@
           <w:tcPr>
             <w:tcW w:type="dxa" w:w="3120"/>
             <w:tcBorders>
-              <w:top w:val="single" w:color="999999" w:sz="1"/>
-              <w:left w:val="single" w:color="999999" w:sz="1"/>
-              <w:bottom w:val="single" w:color="999999" w:sz="1"/>
-              <w:right w:val="single" w:color="999999" w:sz="1"/>
-            </w:tcBorders>
-          </w:tcPr>
-          <w:p>
-            <w:pPr>
-              <w:spacing w:after="40" w:before="40"/>
+              <w:top w:val="single" w:color="BBBBBB" w:sz="1"/>
+              <w:left w:val="single" w:color="BBBBBB" w:sz="1"/>
+              <w:bottom w:val="single" w:color="BBBBBB" w:sz="1"/>
+              <w:right w:val="single" w:color="BBBBBB" w:sz="1"/>
+            </w:tcBorders>
+          </w:tcPr>
+          <w:p>
+            <w:pPr>
+              <w:spacing w:after="30" w:before="30"/>
             </w:pPr>
             <w:r>
               <w:rPr>
@@ -3112,15 +3217,15 @@
           <w:tcPr>
             <w:tcW w:type="dxa" w:w="3120"/>
             <w:tcBorders>
-              <w:top w:val="single" w:color="999999" w:sz="1"/>
-              <w:left w:val="single" w:color="999999" w:sz="1"/>
-              <w:bottom w:val="single" w:color="999999" w:sz="1"/>
-              <w:right w:val="single" w:color="999999" w:sz="1"/>
-            </w:tcBorders>
-          </w:tcPr>
-          <w:p>
-            <w:pPr>
-              <w:spacing w:after="40" w:before="40"/>
+              <w:top w:val="single" w:color="BBBBBB" w:sz="1"/>
+              <w:left w:val="single" w:color="BBBBBB" w:sz="1"/>
+              <w:bottom w:val="single" w:color="BBBBBB" w:sz="1"/>
+              <w:right w:val="single" w:color="BBBBBB" w:sz="1"/>
+            </w:tcBorders>
+          </w:tcPr>
+          <w:p>
+            <w:pPr>
+              <w:spacing w:after="30" w:before="30"/>
             </w:pPr>
             <w:r>
               <w:rPr>
@@ -3143,15 +3248,15 @@
           <w:tcPr>
             <w:tcW w:type="dxa" w:w="3120"/>
             <w:tcBorders>
-              <w:top w:val="single" w:color="999999" w:sz="1"/>
-              <w:left w:val="single" w:color="999999" w:sz="1"/>
-              <w:bottom w:val="single" w:color="999999" w:sz="1"/>
-              <w:right w:val="single" w:color="999999" w:sz="1"/>
-            </w:tcBorders>
-          </w:tcPr>
-          <w:p>
-            <w:pPr>
-              <w:spacing w:after="40" w:before="40"/>
+              <w:top w:val="single" w:color="BBBBBB" w:sz="1"/>
+              <w:left w:val="single" w:color="BBBBBB" w:sz="1"/>
+              <w:bottom w:val="single" w:color="BBBBBB" w:sz="1"/>
+              <w:right w:val="single" w:color="BBBBBB" w:sz="1"/>
+            </w:tcBorders>
+          </w:tcPr>
+          <w:p>
+            <w:pPr>
+              <w:spacing w:after="30" w:before="30"/>
             </w:pPr>
             <w:r>
               <w:rPr>
@@ -3169,15 +3274,15 @@
           <w:tcPr>
             <w:tcW w:type="dxa" w:w="3120"/>
             <w:tcBorders>
-              <w:top w:val="single" w:color="999999" w:sz="1"/>
-              <w:left w:val="single" w:color="999999" w:sz="1"/>
-              <w:bottom w:val="single" w:color="999999" w:sz="1"/>
-              <w:right w:val="single" w:color="999999" w:sz="1"/>
-            </w:tcBorders>
-          </w:tcPr>
-          <w:p>
-            <w:pPr>
-              <w:spacing w:after="40" w:before="40"/>
+              <w:top w:val="single" w:color="BBBBBB" w:sz="1"/>
+              <w:left w:val="single" w:color="BBBBBB" w:sz="1"/>
+              <w:bottom w:val="single" w:color="BBBBBB" w:sz="1"/>
+              <w:right w:val="single" w:color="BBBBBB" w:sz="1"/>
+            </w:tcBorders>
+          </w:tcPr>
+          <w:p>
+            <w:pPr>
+              <w:spacing w:after="30" w:before="30"/>
             </w:pPr>
             <w:r>
               <w:rPr>
@@ -3195,15 +3300,15 @@
           <w:tcPr>
             <w:tcW w:type="dxa" w:w="3120"/>
             <w:tcBorders>
-              <w:top w:val="single" w:color="999999" w:sz="1"/>
-              <w:left w:val="single" w:color="999999" w:sz="1"/>
-              <w:bottom w:val="single" w:color="999999" w:sz="1"/>
-              <w:right w:val="single" w:color="999999" w:sz="1"/>
-            </w:tcBorders>
-          </w:tcPr>
-          <w:p>
-            <w:pPr>
-              <w:spacing w:after="40" w:before="40"/>
+              <w:top w:val="single" w:color="BBBBBB" w:sz="1"/>
+              <w:left w:val="single" w:color="BBBBBB" w:sz="1"/>
+              <w:bottom w:val="single" w:color="BBBBBB" w:sz="1"/>
+              <w:right w:val="single" w:color="BBBBBB" w:sz="1"/>
+            </w:tcBorders>
+          </w:tcPr>
+          <w:p>
+            <w:pPr>
+              <w:spacing w:after="30" w:before="30"/>
             </w:pPr>
             <w:r>
               <w:rPr>
@@ -3226,15 +3331,15 @@
           <w:tcPr>
             <w:tcW w:type="dxa" w:w="3120"/>
             <w:tcBorders>
-              <w:top w:val="single" w:color="999999" w:sz="1"/>
-              <w:left w:val="single" w:color="999999" w:sz="1"/>
-              <w:bottom w:val="single" w:color="999999" w:sz="1"/>
-              <w:right w:val="single" w:color="999999" w:sz="1"/>
-            </w:tcBorders>
-          </w:tcPr>
-          <w:p>
-            <w:pPr>
-              <w:spacing w:after="40" w:before="40"/>
+              <w:top w:val="single" w:color="BBBBBB" w:sz="1"/>
+              <w:left w:val="single" w:color="BBBBBB" w:sz="1"/>
+              <w:bottom w:val="single" w:color="BBBBBB" w:sz="1"/>
+              <w:right w:val="single" w:color="BBBBBB" w:sz="1"/>
+            </w:tcBorders>
+          </w:tcPr>
+          <w:p>
+            <w:pPr>
+              <w:spacing w:after="30" w:before="30"/>
             </w:pPr>
             <w:r>
               <w:rPr>
@@ -3252,15 +3357,15 @@
           <w:tcPr>
             <w:tcW w:type="dxa" w:w="3120"/>
             <w:tcBorders>
-              <w:top w:val="single" w:color="999999" w:sz="1"/>
-              <w:left w:val="single" w:color="999999" w:sz="1"/>
-              <w:bottom w:val="single" w:color="999999" w:sz="1"/>
-              <w:right w:val="single" w:color="999999" w:sz="1"/>
-            </w:tcBorders>
-          </w:tcPr>
-          <w:p>
-            <w:pPr>
-              <w:spacing w:after="40" w:before="40"/>
+              <w:top w:val="single" w:color="BBBBBB" w:sz="1"/>
+              <w:left w:val="single" w:color="BBBBBB" w:sz="1"/>
+              <w:bottom w:val="single" w:color="BBBBBB" w:sz="1"/>
+              <w:right w:val="single" w:color="BBBBBB" w:sz="1"/>
+            </w:tcBorders>
+          </w:tcPr>
+          <w:p>
+            <w:pPr>
+              <w:spacing w:after="30" w:before="30"/>
             </w:pPr>
             <w:r>
               <w:rPr>
@@ -3278,15 +3383,15 @@
           <w:tcPr>
             <w:tcW w:type="dxa" w:w="3120"/>
             <w:tcBorders>
-              <w:top w:val="single" w:color="999999" w:sz="1"/>
-              <w:left w:val="single" w:color="999999" w:sz="1"/>
-              <w:bottom w:val="single" w:color="999999" w:sz="1"/>
-              <w:right w:val="single" w:color="999999" w:sz="1"/>
-            </w:tcBorders>
-          </w:tcPr>
-          <w:p>
-            <w:pPr>
-              <w:spacing w:after="40" w:before="40"/>
+              <w:top w:val="single" w:color="BBBBBB" w:sz="1"/>
+              <w:left w:val="single" w:color="BBBBBB" w:sz="1"/>
+              <w:bottom w:val="single" w:color="BBBBBB" w:sz="1"/>
+              <w:right w:val="single" w:color="BBBBBB" w:sz="1"/>
+            </w:tcBorders>
+          </w:tcPr>
+          <w:p>
+            <w:pPr>
+              <w:spacing w:after="30" w:before="30"/>
             </w:pPr>
             <w:r>
               <w:rPr>
@@ -3304,7 +3409,7 @@
     </w:tbl>
     <w:p>
       <w:pPr>
-        <w:spacing w:after="120"/>
+        <w:spacing w:after="100"/>
       </w:pPr>
     </w:p>
     <w:p>
@@ -3341,7 +3446,7 @@
     </w:p>
     <w:p>
       <w:pPr>
-        <w:spacing w:after="60" w:before="60"/>
+        <w:spacing w:after="50" w:before="50"/>
       </w:pPr>
       <w:r>
         <w:rPr>
@@ -3379,16 +3484,16 @@
           <w:tcPr>
             <w:tcW w:type="dxa" w:w="3120"/>
             <w:tcBorders>
-              <w:top w:val="single" w:color="999999" w:sz="1"/>
-              <w:left w:val="single" w:color="999999" w:sz="1"/>
-              <w:bottom w:val="single" w:color="999999" w:sz="1"/>
-              <w:right w:val="single" w:color="999999" w:sz="1"/>
+              <w:top w:val="single" w:color="BBBBBB" w:sz="1"/>
+              <w:left w:val="single" w:color="BBBBBB" w:sz="1"/>
+              <w:bottom w:val="single" w:color="BBBBBB" w:sz="1"/>
+              <w:right w:val="single" w:color="BBBBBB" w:sz="1"/>
             </w:tcBorders>
             <w:shd w:fill="D5E8F0" w:val="clear"/>
           </w:tcPr>
           <w:p>
             <w:pPr>
-              <w:spacing w:after="40" w:before="40"/>
+              <w:spacing w:after="30" w:before="30"/>
             </w:pPr>
             <w:r>
               <w:rPr>
@@ -3406,16 +3511,16 @@
           <w:tcPr>
             <w:tcW w:type="dxa" w:w="3120"/>
             <w:tcBorders>
-              <w:top w:val="single" w:color="999999" w:sz="1"/>
-              <w:left w:val="single" w:color="999999" w:sz="1"/>
-              <w:bottom w:val="single" w:color="999999" w:sz="1"/>
-              <w:right w:val="single" w:color="999999" w:sz="1"/>
+              <w:top w:val="single" w:color="BBBBBB" w:sz="1"/>
+              <w:left w:val="single" w:color="BBBBBB" w:sz="1"/>
+              <w:bottom w:val="single" w:color="BBBBBB" w:sz="1"/>
+              <w:right w:val="single" w:color="BBBBBB" w:sz="1"/>
             </w:tcBorders>
             <w:shd w:fill="D5E8F0" w:val="clear"/>
           </w:tcPr>
           <w:p>
             <w:pPr>
-              <w:spacing w:after="40" w:before="40"/>
+              <w:spacing w:after="30" w:before="30"/>
             </w:pPr>
             <w:r>
               <w:rPr>
@@ -3433,16 +3538,16 @@
           <w:tcPr>
             <w:tcW w:type="dxa" w:w="3120"/>
             <w:tcBorders>
-              <w:top w:val="single" w:color="999999" w:sz="1"/>
-              <w:left w:val="single" w:color="999999" w:sz="1"/>
-              <w:bottom w:val="single" w:color="999999" w:sz="1"/>
-              <w:right w:val="single" w:color="999999" w:sz="1"/>
+              <w:top w:val="single" w:color="BBBBBB" w:sz="1"/>
+              <w:left w:val="single" w:color="BBBBBB" w:sz="1"/>
+              <w:bottom w:val="single" w:color="BBBBBB" w:sz="1"/>
+              <w:right w:val="single" w:color="BBBBBB" w:sz="1"/>
             </w:tcBorders>
             <w:shd w:fill="D5E8F0" w:val="clear"/>
           </w:tcPr>
           <w:p>
             <w:pPr>
-              <w:spacing w:after="40" w:before="40"/>
+              <w:spacing w:after="30" w:before="30"/>
             </w:pPr>
             <w:r>
               <w:rPr>
@@ -3465,15 +3570,15 @@
           <w:tcPr>
             <w:tcW w:type="dxa" w:w="3120"/>
             <w:tcBorders>
-              <w:top w:val="single" w:color="999999" w:sz="1"/>
-              <w:left w:val="single" w:color="999999" w:sz="1"/>
-              <w:bottom w:val="single" w:color="999999" w:sz="1"/>
-              <w:right w:val="single" w:color="999999" w:sz="1"/>
-            </w:tcBorders>
-          </w:tcPr>
-          <w:p>
-            <w:pPr>
-              <w:spacing w:after="40" w:before="40"/>
+              <w:top w:val="single" w:color="BBBBBB" w:sz="1"/>
+              <w:left w:val="single" w:color="BBBBBB" w:sz="1"/>
+              <w:bottom w:val="single" w:color="BBBBBB" w:sz="1"/>
+              <w:right w:val="single" w:color="BBBBBB" w:sz="1"/>
+            </w:tcBorders>
+          </w:tcPr>
+          <w:p>
+            <w:pPr>
+              <w:spacing w:after="30" w:before="30"/>
             </w:pPr>
             <w:r>
               <w:rPr>
@@ -3491,15 +3596,15 @@
           <w:tcPr>
             <w:tcW w:type="dxa" w:w="3120"/>
             <w:tcBorders>
-              <w:top w:val="single" w:color="999999" w:sz="1"/>
-              <w:left w:val="single" w:color="999999" w:sz="1"/>
-              <w:bottom w:val="single" w:color="999999" w:sz="1"/>
-              <w:right w:val="single" w:color="999999" w:sz="1"/>
-            </w:tcBorders>
-          </w:tcPr>
-          <w:p>
-            <w:pPr>
-              <w:spacing w:after="40" w:before="40"/>
+              <w:top w:val="single" w:color="BBBBBB" w:sz="1"/>
+              <w:left w:val="single" w:color="BBBBBB" w:sz="1"/>
+              <w:bottom w:val="single" w:color="BBBBBB" w:sz="1"/>
+              <w:right w:val="single" w:color="BBBBBB" w:sz="1"/>
+            </w:tcBorders>
+          </w:tcPr>
+          <w:p>
+            <w:pPr>
+              <w:spacing w:after="30" w:before="30"/>
             </w:pPr>
             <w:r>
               <w:rPr>
@@ -3517,15 +3622,15 @@
           <w:tcPr>
             <w:tcW w:type="dxa" w:w="3120"/>
             <w:tcBorders>
-              <w:top w:val="single" w:color="999999" w:sz="1"/>
-              <w:left w:val="single" w:color="999999" w:sz="1"/>
-              <w:bottom w:val="single" w:color="999999" w:sz="1"/>
-              <w:right w:val="single" w:color="999999" w:sz="1"/>
-            </w:tcBorders>
-          </w:tcPr>
-          <w:p>
-            <w:pPr>
-              <w:spacing w:after="40" w:before="40"/>
+              <w:top w:val="single" w:color="BBBBBB" w:sz="1"/>
+              <w:left w:val="single" w:color="BBBBBB" w:sz="1"/>
+              <w:bottom w:val="single" w:color="BBBBBB" w:sz="1"/>
+              <w:right w:val="single" w:color="BBBBBB" w:sz="1"/>
+            </w:tcBorders>
+          </w:tcPr>
+          <w:p>
+            <w:pPr>
+              <w:spacing w:after="30" w:before="30"/>
             </w:pPr>
             <w:r>
               <w:rPr>
@@ -3548,15 +3653,15 @@
           <w:tcPr>
             <w:tcW w:type="dxa" w:w="3120"/>
             <w:tcBorders>
-              <w:top w:val="single" w:color="999999" w:sz="1"/>
-              <w:left w:val="single" w:color="999999" w:sz="1"/>
-              <w:bottom w:val="single" w:color="999999" w:sz="1"/>
-              <w:right w:val="single" w:color="999999" w:sz="1"/>
-            </w:tcBorders>
-          </w:tcPr>
-          <w:p>
-            <w:pPr>
-              <w:spacing w:after="40" w:before="40"/>
+              <w:top w:val="single" w:color="BBBBBB" w:sz="1"/>
+              <w:left w:val="single" w:color="BBBBBB" w:sz="1"/>
+              <w:bottom w:val="single" w:color="BBBBBB" w:sz="1"/>
+              <w:right w:val="single" w:color="BBBBBB" w:sz="1"/>
+            </w:tcBorders>
+          </w:tcPr>
+          <w:p>
+            <w:pPr>
+              <w:spacing w:after="30" w:before="30"/>
             </w:pPr>
             <w:r>
               <w:rPr>
@@ -3574,15 +3679,15 @@
           <w:tcPr>
             <w:tcW w:type="dxa" w:w="3120"/>
             <w:tcBorders>
-              <w:top w:val="single" w:color="999999" w:sz="1"/>
-              <w:left w:val="single" w:color="999999" w:sz="1"/>
-              <w:bottom w:val="single" w:color="999999" w:sz="1"/>
-              <w:right w:val="single" w:color="999999" w:sz="1"/>
-            </w:tcBorders>
-          </w:tcPr>
-          <w:p>
-            <w:pPr>
-              <w:spacing w:after="40" w:before="40"/>
+              <w:top w:val="single" w:color="BBBBBB" w:sz="1"/>
+              <w:left w:val="single" w:color="BBBBBB" w:sz="1"/>
+              <w:bottom w:val="single" w:color="BBBBBB" w:sz="1"/>
+              <w:right w:val="single" w:color="BBBBBB" w:sz="1"/>
+            </w:tcBorders>
+          </w:tcPr>
+          <w:p>
+            <w:pPr>
+              <w:spacing w:after="30" w:before="30"/>
             </w:pPr>
             <w:r>
               <w:rPr>
@@ -3600,15 +3705,15 @@
           <w:tcPr>
             <w:tcW w:type="dxa" w:w="3120"/>
             <w:tcBorders>
-              <w:top w:val="single" w:color="999999" w:sz="1"/>
-              <w:left w:val="single" w:color="999999" w:sz="1"/>
-              <w:bottom w:val="single" w:color="999999" w:sz="1"/>
-              <w:right w:val="single" w:color="999999" w:sz="1"/>
-            </w:tcBorders>
-          </w:tcPr>
-          <w:p>
-            <w:pPr>
-              <w:spacing w:after="40" w:before="40"/>
+              <w:top w:val="single" w:color="BBBBBB" w:sz="1"/>
+              <w:left w:val="single" w:color="BBBBBB" w:sz="1"/>
+              <w:bottom w:val="single" w:color="BBBBBB" w:sz="1"/>
+              <w:right w:val="single" w:color="BBBBBB" w:sz="1"/>
+            </w:tcBorders>
+          </w:tcPr>
+          <w:p>
+            <w:pPr>
+              <w:spacing w:after="30" w:before="30"/>
             </w:pPr>
             <w:r>
               <w:rPr>
@@ -3631,15 +3736,15 @@
           <w:tcPr>
             <w:tcW w:type="dxa" w:w="3120"/>
             <w:tcBorders>
-              <w:top w:val="single" w:color="999999" w:sz="1"/>
-              <w:left w:val="single" w:color="999999" w:sz="1"/>
-              <w:bottom w:val="single" w:color="999999" w:sz="1"/>
-              <w:right w:val="single" w:color="999999" w:sz="1"/>
-            </w:tcBorders>
-          </w:tcPr>
-          <w:p>
-            <w:pPr>
-              <w:spacing w:after="40" w:before="40"/>
+              <w:top w:val="single" w:color="BBBBBB" w:sz="1"/>
+              <w:left w:val="single" w:color="BBBBBB" w:sz="1"/>
+              <w:bottom w:val="single" w:color="BBBBBB" w:sz="1"/>
+              <w:right w:val="single" w:color="BBBBBB" w:sz="1"/>
+            </w:tcBorders>
+          </w:tcPr>
+          <w:p>
+            <w:pPr>
+              <w:spacing w:after="30" w:before="30"/>
             </w:pPr>
             <w:r>
               <w:rPr>
@@ -3657,15 +3762,15 @@
           <w:tcPr>
             <w:tcW w:type="dxa" w:w="3120"/>
             <w:tcBorders>
-              <w:top w:val="single" w:color="999999" w:sz="1"/>
-              <w:left w:val="single" w:color="999999" w:sz="1"/>
-              <w:bottom w:val="single" w:color="999999" w:sz="1"/>
-              <w:right w:val="single" w:color="999999" w:sz="1"/>
-            </w:tcBorders>
-          </w:tcPr>
-          <w:p>
-            <w:pPr>
-              <w:spacing w:after="40" w:before="40"/>
+              <w:top w:val="single" w:color="BBBBBB" w:sz="1"/>
+              <w:left w:val="single" w:color="BBBBBB" w:sz="1"/>
+              <w:bottom w:val="single" w:color="BBBBBB" w:sz="1"/>
+              <w:right w:val="single" w:color="BBBBBB" w:sz="1"/>
+            </w:tcBorders>
+          </w:tcPr>
+          <w:p>
+            <w:pPr>
+              <w:spacing w:after="30" w:before="30"/>
             </w:pPr>
             <w:r>
               <w:rPr>
@@ -3683,15 +3788,15 @@
           <w:tcPr>
             <w:tcW w:type="dxa" w:w="3120"/>
             <w:tcBorders>
-              <w:top w:val="single" w:color="999999" w:sz="1"/>
-              <w:left w:val="single" w:color="999999" w:sz="1"/>
-              <w:bottom w:val="single" w:color="999999" w:sz="1"/>
-              <w:right w:val="single" w:color="999999" w:sz="1"/>
-            </w:tcBorders>
-          </w:tcPr>
-          <w:p>
-            <w:pPr>
-              <w:spacing w:after="40" w:before="40"/>
+              <w:top w:val="single" w:color="BBBBBB" w:sz="1"/>
+              <w:left w:val="single" w:color="BBBBBB" w:sz="1"/>
+              <w:bottom w:val="single" w:color="BBBBBB" w:sz="1"/>
+              <w:right w:val="single" w:color="BBBBBB" w:sz="1"/>
+            </w:tcBorders>
+          </w:tcPr>
+          <w:p>
+            <w:pPr>
+              <w:spacing w:after="30" w:before="30"/>
             </w:pPr>
             <w:r>
               <w:rPr>
@@ -3714,15 +3819,15 @@
           <w:tcPr>
             <w:tcW w:type="dxa" w:w="3120"/>
             <w:tcBorders>
-              <w:top w:val="single" w:color="999999" w:sz="1"/>
-              <w:left w:val="single" w:color="999999" w:sz="1"/>
-              <w:bottom w:val="single" w:color="999999" w:sz="1"/>
-              <w:right w:val="single" w:color="999999" w:sz="1"/>
-            </w:tcBorders>
-          </w:tcPr>
-          <w:p>
-            <w:pPr>
-              <w:spacing w:after="40" w:before="40"/>
+              <w:top w:val="single" w:color="BBBBBB" w:sz="1"/>
+              <w:left w:val="single" w:color="BBBBBB" w:sz="1"/>
+              <w:bottom w:val="single" w:color="BBBBBB" w:sz="1"/>
+              <w:right w:val="single" w:color="BBBBBB" w:sz="1"/>
+            </w:tcBorders>
+          </w:tcPr>
+          <w:p>
+            <w:pPr>
+              <w:spacing w:after="30" w:before="30"/>
             </w:pPr>
             <w:r>
               <w:rPr>
@@ -3740,15 +3845,15 @@
           <w:tcPr>
             <w:tcW w:type="dxa" w:w="3120"/>
             <w:tcBorders>
-              <w:top w:val="single" w:color="999999" w:sz="1"/>
-              <w:left w:val="single" w:color="999999" w:sz="1"/>
-              <w:bottom w:val="single" w:color="999999" w:sz="1"/>
-              <w:right w:val="single" w:color="999999" w:sz="1"/>
-            </w:tcBorders>
-          </w:tcPr>
-          <w:p>
-            <w:pPr>
-              <w:spacing w:after="40" w:before="40"/>
+              <w:top w:val="single" w:color="BBBBBB" w:sz="1"/>
+              <w:left w:val="single" w:color="BBBBBB" w:sz="1"/>
+              <w:bottom w:val="single" w:color="BBBBBB" w:sz="1"/>
+              <w:right w:val="single" w:color="BBBBBB" w:sz="1"/>
+            </w:tcBorders>
+          </w:tcPr>
+          <w:p>
+            <w:pPr>
+              <w:spacing w:after="30" w:before="30"/>
             </w:pPr>
             <w:r>
               <w:rPr>
@@ -3766,15 +3871,15 @@
           <w:tcPr>
             <w:tcW w:type="dxa" w:w="3120"/>
             <w:tcBorders>
-              <w:top w:val="single" w:color="999999" w:sz="1"/>
-              <w:left w:val="single" w:color="999999" w:sz="1"/>
-              <w:bottom w:val="single" w:color="999999" w:sz="1"/>
-              <w:right w:val="single" w:color="999999" w:sz="1"/>
-            </w:tcBorders>
-          </w:tcPr>
-          <w:p>
-            <w:pPr>
-              <w:spacing w:after="40" w:before="40"/>
+              <w:top w:val="single" w:color="BBBBBB" w:sz="1"/>
+              <w:left w:val="single" w:color="BBBBBB" w:sz="1"/>
+              <w:bottom w:val="single" w:color="BBBBBB" w:sz="1"/>
+              <w:right w:val="single" w:color="BBBBBB" w:sz="1"/>
+            </w:tcBorders>
+          </w:tcPr>
+          <w:p>
+            <w:pPr>
+              <w:spacing w:after="30" w:before="30"/>
             </w:pPr>
             <w:r>
               <w:rPr>
@@ -3792,12 +3897,12 @@
     </w:tbl>
     <w:p>
       <w:pPr>
-        <w:spacing w:after="120"/>
+        <w:spacing w:after="100"/>
       </w:pPr>
     </w:p>
     <w:p>
       <w:pPr>
-        <w:spacing w:after="60" w:before="60"/>
+        <w:spacing w:after="50" w:before="50"/>
       </w:pPr>
       <w:r>
         <w:rPr>
@@ -3864,16 +3969,16 @@
           <w:tcPr>
             <w:tcW w:type="dxa" w:w="1560"/>
             <w:tcBorders>
-              <w:top w:val="single" w:color="999999" w:sz="1"/>
-              <w:left w:val="single" w:color="999999" w:sz="1"/>
-              <w:bottom w:val="single" w:color="999999" w:sz="1"/>
-              <w:right w:val="single" w:color="999999" w:sz="1"/>
+              <w:top w:val="single" w:color="BBBBBB" w:sz="1"/>
+              <w:left w:val="single" w:color="BBBBBB" w:sz="1"/>
+              <w:bottom w:val="single" w:color="BBBBBB" w:sz="1"/>
+              <w:right w:val="single" w:color="BBBBBB" w:sz="1"/>
             </w:tcBorders>
             <w:shd w:fill="D5E8F0" w:val="clear"/>
           </w:tcPr>
           <w:p>
             <w:pPr>
-              <w:spacing w:after="40" w:before="40"/>
+              <w:spacing w:after="30" w:before="30"/>
             </w:pPr>
             <w:r>
               <w:rPr>
@@ -3891,16 +3996,16 @@
           <w:tcPr>
             <w:tcW w:type="dxa" w:w="1560"/>
             <w:tcBorders>
-              <w:top w:val="single" w:color="999999" w:sz="1"/>
-              <w:left w:val="single" w:color="999999" w:sz="1"/>
-              <w:bottom w:val="single" w:color="999999" w:sz="1"/>
-              <w:right w:val="single" w:color="999999" w:sz="1"/>
+              <w:top w:val="single" w:color="BBBBBB" w:sz="1"/>
+              <w:left w:val="single" w:color="BBBBBB" w:sz="1"/>
+              <w:bottom w:val="single" w:color="BBBBBB" w:sz="1"/>
+              <w:right w:val="single" w:color="BBBBBB" w:sz="1"/>
             </w:tcBorders>
             <w:shd w:fill="D5E8F0" w:val="clear"/>
           </w:tcPr>
           <w:p>
             <w:pPr>
-              <w:spacing w:after="40" w:before="40"/>
+              <w:spacing w:after="30" w:before="30"/>
             </w:pPr>
             <w:r>
               <w:rPr>
@@ -3918,16 +4023,16 @@
           <w:tcPr>
             <w:tcW w:type="dxa" w:w="1560"/>
             <w:tcBorders>
-              <w:top w:val="single" w:color="999999" w:sz="1"/>
-              <w:left w:val="single" w:color="999999" w:sz="1"/>
-              <w:bottom w:val="single" w:color="999999" w:sz="1"/>
-              <w:right w:val="single" w:color="999999" w:sz="1"/>
+              <w:top w:val="single" w:color="BBBBBB" w:sz="1"/>
+              <w:left w:val="single" w:color="BBBBBB" w:sz="1"/>
+              <w:bottom w:val="single" w:color="BBBBBB" w:sz="1"/>
+              <w:right w:val="single" w:color="BBBBBB" w:sz="1"/>
             </w:tcBorders>
             <w:shd w:fill="D5E8F0" w:val="clear"/>
           </w:tcPr>
           <w:p>
             <w:pPr>
-              <w:spacing w:after="40" w:before="40"/>
+              <w:spacing w:after="30" w:before="30"/>
             </w:pPr>
             <w:r>
               <w:rPr>
@@ -3945,16 +4050,16 @@
           <w:tcPr>
             <w:tcW w:type="dxa" w:w="1560"/>
             <w:tcBorders>
-              <w:top w:val="single" w:color="999999" w:sz="1"/>
-              <w:left w:val="single" w:color="999999" w:sz="1"/>
-              <w:bottom w:val="single" w:color="999999" w:sz="1"/>
-              <w:right w:val="single" w:color="999999" w:sz="1"/>
+              <w:top w:val="single" w:color="BBBBBB" w:sz="1"/>
+              <w:left w:val="single" w:color="BBBBBB" w:sz="1"/>
+              <w:bottom w:val="single" w:color="BBBBBB" w:sz="1"/>
+              <w:right w:val="single" w:color="BBBBBB" w:sz="1"/>
             </w:tcBorders>
             <w:shd w:fill="D5E8F0" w:val="clear"/>
           </w:tcPr>
           <w:p>
             <w:pPr>
-              <w:spacing w:after="40" w:before="40"/>
+              <w:spacing w:after="30" w:before="30"/>
             </w:pPr>
             <w:r>
               <w:rPr>
@@ -3972,16 +4077,16 @@
           <w:tcPr>
             <w:tcW w:type="dxa" w:w="1560"/>
             <w:tcBorders>
-              <w:top w:val="single" w:color="999999" w:sz="1"/>
-              <w:left w:val="single" w:color="999999" w:sz="1"/>
-              <w:bottom w:val="single" w:color="999999" w:sz="1"/>
-              <w:right w:val="single" w:color="999999" w:sz="1"/>
+              <w:top w:val="single" w:color="BBBBBB" w:sz="1"/>
+              <w:left w:val="single" w:color="BBBBBB" w:sz="1"/>
+              <w:bottom w:val="single" w:color="BBBBBB" w:sz="1"/>
+              <w:right w:val="single" w:color="BBBBBB" w:sz="1"/>
             </w:tcBorders>
             <w:shd w:fill="D5E8F0" w:val="clear"/>
           </w:tcPr>
           <w:p>
             <w:pPr>
-              <w:spacing w:after="40" w:before="40"/>
+              <w:spacing w:after="30" w:before="30"/>
             </w:pPr>
             <w:r>
               <w:rPr>
@@ -3999,16 +4104,16 @@
           <w:tcPr>
             <w:tcW w:type="dxa" w:w="1560"/>
             <w:tcBorders>
-              <w:top w:val="single" w:color="999999" w:sz="1"/>
-              <w:left w:val="single" w:color="999999" w:sz="1"/>
-              <w:bottom w:val="single" w:color="999999" w:sz="1"/>
-              <w:right w:val="single" w:color="999999" w:sz="1"/>
+              <w:top w:val="single" w:color="BBBBBB" w:sz="1"/>
+              <w:left w:val="single" w:color="BBBBBB" w:sz="1"/>
+              <w:bottom w:val="single" w:color="BBBBBB" w:sz="1"/>
+              <w:right w:val="single" w:color="BBBBBB" w:sz="1"/>
             </w:tcBorders>
             <w:shd w:fill="D5E8F0" w:val="clear"/>
           </w:tcPr>
           <w:p>
             <w:pPr>
-              <w:spacing w:after="40" w:before="40"/>
+              <w:spacing w:after="30" w:before="30"/>
             </w:pPr>
             <w:r>
               <w:rPr>
@@ -4031,15 +4136,15 @@
           <w:tcPr>
             <w:tcW w:type="dxa" w:w="1560"/>
             <w:tcBorders>
-              <w:top w:val="single" w:color="999999" w:sz="1"/>
-              <w:left w:val="single" w:color="999999" w:sz="1"/>
-              <w:bottom w:val="single" w:color="999999" w:sz="1"/>
-              <w:right w:val="single" w:color="999999" w:sz="1"/>
-            </w:tcBorders>
-          </w:tcPr>
-          <w:p>
-            <w:pPr>
-              <w:spacing w:after="40" w:before="40"/>
+              <w:top w:val="single" w:color="BBBBBB" w:sz="1"/>
+              <w:left w:val="single" w:color="BBBBBB" w:sz="1"/>
+              <w:bottom w:val="single" w:color="BBBBBB" w:sz="1"/>
+              <w:right w:val="single" w:color="BBBBBB" w:sz="1"/>
+            </w:tcBorders>
+          </w:tcPr>
+          <w:p>
+            <w:pPr>
+              <w:spacing w:after="30" w:before="30"/>
             </w:pPr>
             <w:r>
               <w:rPr>
@@ -4057,15 +4162,15 @@
           <w:tcPr>
             <w:tcW w:type="dxa" w:w="1560"/>
             <w:tcBorders>
-              <w:top w:val="single" w:color="999999" w:sz="1"/>
-              <w:left w:val="single" w:color="999999" w:sz="1"/>
-              <w:bottom w:val="single" w:color="999999" w:sz="1"/>
-              <w:right w:val="single" w:color="999999" w:sz="1"/>
-            </w:tcBorders>
-          </w:tcPr>
-          <w:p>
-            <w:pPr>
-              <w:spacing w:after="40" w:before="40"/>
+              <w:top w:val="single" w:color="BBBBBB" w:sz="1"/>
+              <w:left w:val="single" w:color="BBBBBB" w:sz="1"/>
+              <w:bottom w:val="single" w:color="BBBBBB" w:sz="1"/>
+              <w:right w:val="single" w:color="BBBBBB" w:sz="1"/>
+            </w:tcBorders>
+          </w:tcPr>
+          <w:p>
+            <w:pPr>
+              <w:spacing w:after="30" w:before="30"/>
             </w:pPr>
             <w:r>
               <w:rPr>
@@ -4083,15 +4188,15 @@
           <w:tcPr>
             <w:tcW w:type="dxa" w:w="1560"/>
             <w:tcBorders>
-              <w:top w:val="single" w:color="999999" w:sz="1"/>
-              <w:left w:val="single" w:color="999999" w:sz="1"/>
-              <w:bottom w:val="single" w:color="999999" w:sz="1"/>
-              <w:right w:val="single" w:color="999999" w:sz="1"/>
-            </w:tcBorders>
-          </w:tcPr>
-          <w:p>
-            <w:pPr>
-              <w:spacing w:after="40" w:before="40"/>
+              <w:top w:val="single" w:color="BBBBBB" w:sz="1"/>
+              <w:left w:val="single" w:color="BBBBBB" w:sz="1"/>
+              <w:bottom w:val="single" w:color="BBBBBB" w:sz="1"/>
+              <w:right w:val="single" w:color="BBBBBB" w:sz="1"/>
+            </w:tcBorders>
+          </w:tcPr>
+          <w:p>
+            <w:pPr>
+              <w:spacing w:after="30" w:before="30"/>
             </w:pPr>
             <w:r>
               <w:rPr>
@@ -4109,15 +4214,15 @@
           <w:tcPr>
             <w:tcW w:type="dxa" w:w="1560"/>
             <w:tcBorders>
-              <w:top w:val="single" w:color="999999" w:sz="1"/>
-              <w:left w:val="single" w:color="999999" w:sz="1"/>
-              <w:bottom w:val="single" w:color="999999" w:sz="1"/>
-              <w:right w:val="single" w:color="999999" w:sz="1"/>
-            </w:tcBorders>
-          </w:tcPr>
-          <w:p>
-            <w:pPr>
-              <w:spacing w:after="40" w:before="40"/>
+              <w:top w:val="single" w:color="BBBBBB" w:sz="1"/>
+              <w:left w:val="single" w:color="BBBBBB" w:sz="1"/>
+              <w:bottom w:val="single" w:color="BBBBBB" w:sz="1"/>
+              <w:right w:val="single" w:color="BBBBBB" w:sz="1"/>
+            </w:tcBorders>
+          </w:tcPr>
+          <w:p>
+            <w:pPr>
+              <w:spacing w:after="30" w:before="30"/>
             </w:pPr>
             <w:r>
               <w:rPr>
@@ -4135,15 +4240,15 @@
           <w:tcPr>
             <w:tcW w:type="dxa" w:w="1560"/>
             <w:tcBorders>
-              <w:top w:val="single" w:color="999999" w:sz="1"/>
-              <w:left w:val="single" w:color="999999" w:sz="1"/>
-              <w:bottom w:val="single" w:color="999999" w:sz="1"/>
-              <w:right w:val="single" w:color="999999" w:sz="1"/>
-            </w:tcBorders>
-          </w:tcPr>
-          <w:p>
-            <w:pPr>
-              <w:spacing w:after="40" w:before="40"/>
+              <w:top w:val="single" w:color="BBBBBB" w:sz="1"/>
+              <w:left w:val="single" w:color="BBBBBB" w:sz="1"/>
+              <w:bottom w:val="single" w:color="BBBBBB" w:sz="1"/>
+              <w:right w:val="single" w:color="BBBBBB" w:sz="1"/>
+            </w:tcBorders>
+          </w:tcPr>
+          <w:p>
+            <w:pPr>
+              <w:spacing w:after="30" w:before="30"/>
             </w:pPr>
             <w:r>
               <w:rPr>
@@ -4161,15 +4266,15 @@
           <w:tcPr>
             <w:tcW w:type="dxa" w:w="1560"/>
             <w:tcBorders>
-              <w:top w:val="single" w:color="999999" w:sz="1"/>
-              <w:left w:val="single" w:color="999999" w:sz="1"/>
-              <w:bottom w:val="single" w:color="999999" w:sz="1"/>
-              <w:right w:val="single" w:color="999999" w:sz="1"/>
-            </w:tcBorders>
-          </w:tcPr>
-          <w:p>
-            <w:pPr>
-              <w:spacing w:after="40" w:before="40"/>
+              <w:top w:val="single" w:color="BBBBBB" w:sz="1"/>
+              <w:left w:val="single" w:color="BBBBBB" w:sz="1"/>
+              <w:bottom w:val="single" w:color="BBBBBB" w:sz="1"/>
+              <w:right w:val="single" w:color="BBBBBB" w:sz="1"/>
+            </w:tcBorders>
+          </w:tcPr>
+          <w:p>
+            <w:pPr>
+              <w:spacing w:after="30" w:before="30"/>
             </w:pPr>
             <w:r>
               <w:rPr>
@@ -4192,15 +4297,15 @@
           <w:tcPr>
             <w:tcW w:type="dxa" w:w="1560"/>
             <w:tcBorders>
-              <w:top w:val="single" w:color="999999" w:sz="1"/>
-              <w:left w:val="single" w:color="999999" w:sz="1"/>
-              <w:bottom w:val="single" w:color="999999" w:sz="1"/>
-              <w:right w:val="single" w:color="999999" w:sz="1"/>
-            </w:tcBorders>
-          </w:tcPr>
-          <w:p>
-            <w:pPr>
-              <w:spacing w:after="40" w:before="40"/>
+              <w:top w:val="single" w:color="BBBBBB" w:sz="1"/>
+              <w:left w:val="single" w:color="BBBBBB" w:sz="1"/>
+              <w:bottom w:val="single" w:color="BBBBBB" w:sz="1"/>
+              <w:right w:val="single" w:color="BBBBBB" w:sz="1"/>
+            </w:tcBorders>
+          </w:tcPr>
+          <w:p>
+            <w:pPr>
+              <w:spacing w:after="30" w:before="30"/>
             </w:pPr>
             <w:r>
               <w:rPr>
@@ -4218,15 +4323,15 @@
           <w:tcPr>
             <w:tcW w:type="dxa" w:w="1560"/>
             <w:tcBorders>
-              <w:top w:val="single" w:color="999999" w:sz="1"/>
-              <w:left w:val="single" w:color="999999" w:sz="1"/>
-              <w:bottom w:val="single" w:color="999999" w:sz="1"/>
-              <w:right w:val="single" w:color="999999" w:sz="1"/>
-            </w:tcBorders>
-          </w:tcPr>
-          <w:p>
-            <w:pPr>
-              <w:spacing w:after="40" w:before="40"/>
+              <w:top w:val="single" w:color="BBBBBB" w:sz="1"/>
+              <w:left w:val="single" w:color="BBBBBB" w:sz="1"/>
+              <w:bottom w:val="single" w:color="BBBBBB" w:sz="1"/>
+              <w:right w:val="single" w:color="BBBBBB" w:sz="1"/>
+            </w:tcBorders>
+          </w:tcPr>
+          <w:p>
+            <w:pPr>
+              <w:spacing w:after="30" w:before="30"/>
             </w:pPr>
             <w:r>
               <w:rPr>
@@ -4244,15 +4349,15 @@
           <w:tcPr>
             <w:tcW w:type="dxa" w:w="1560"/>
             <w:tcBorders>
-              <w:top w:val="single" w:color="999999" w:sz="1"/>
-              <w:left w:val="single" w:color="999999" w:sz="1"/>
-              <w:bottom w:val="single" w:color="999999" w:sz="1"/>
-              <w:right w:val="single" w:color="999999" w:sz="1"/>
-            </w:tcBorders>
-          </w:tcPr>
-          <w:p>
-            <w:pPr>
-              <w:spacing w:after="40" w:before="40"/>
+              <w:top w:val="single" w:color="BBBBBB" w:sz="1"/>
+              <w:left w:val="single" w:color="BBBBBB" w:sz="1"/>
+              <w:bottom w:val="single" w:color="BBBBBB" w:sz="1"/>
+              <w:right w:val="single" w:color="BBBBBB" w:sz="1"/>
+            </w:tcBorders>
+          </w:tcPr>
+          <w:p>
+            <w:pPr>
+              <w:spacing w:after="30" w:before="30"/>
             </w:pPr>
             <w:r>
               <w:rPr>
@@ -4270,15 +4375,15 @@
           <w:tcPr>
             <w:tcW w:type="dxa" w:w="1560"/>
             <w:tcBorders>
-              <w:top w:val="single" w:color="999999" w:sz="1"/>
-              <w:left w:val="single" w:color="999999" w:sz="1"/>
-              <w:bottom w:val="single" w:color="999999" w:sz="1"/>
-              <w:right w:val="single" w:color="999999" w:sz="1"/>
-            </w:tcBorders>
-          </w:tcPr>
-          <w:p>
-            <w:pPr>
-              <w:spacing w:after="40" w:before="40"/>
+              <w:top w:val="single" w:color="BBBBBB" w:sz="1"/>
+              <w:left w:val="single" w:color="BBBBBB" w:sz="1"/>
+              <w:bottom w:val="single" w:color="BBBBBB" w:sz="1"/>
+              <w:right w:val="single" w:color="BBBBBB" w:sz="1"/>
+            </w:tcBorders>
+          </w:tcPr>
+          <w:p>
+            <w:pPr>
+              <w:spacing w:after="30" w:before="30"/>
             </w:pPr>
             <w:r>
               <w:rPr>
@@ -4296,15 +4401,15 @@
           <w:tcPr>
             <w:tcW w:type="dxa" w:w="1560"/>
             <w:tcBorders>
-              <w:top w:val="single" w:color="999999" w:sz="1"/>
-              <w:left w:val="single" w:color="999999" w:sz="1"/>
-              <w:bottom w:val="single" w:color="999999" w:sz="1"/>
-              <w:right w:val="single" w:color="999999" w:sz="1"/>
-            </w:tcBorders>
-          </w:tcPr>
-          <w:p>
-            <w:pPr>
-              <w:spacing w:after="40" w:before="40"/>
+              <w:top w:val="single" w:color="BBBBBB" w:sz="1"/>
+              <w:left w:val="single" w:color="BBBBBB" w:sz="1"/>
+              <w:bottom w:val="single" w:color="BBBBBB" w:sz="1"/>
+              <w:right w:val="single" w:color="BBBBBB" w:sz="1"/>
+            </w:tcBorders>
+          </w:tcPr>
+          <w:p>
+            <w:pPr>
+              <w:spacing w:after="30" w:before="30"/>
             </w:pPr>
             <w:r>
               <w:rPr>
@@ -4322,15 +4427,15 @@
           <w:tcPr>
             <w:tcW w:type="dxa" w:w="1560"/>
             <w:tcBorders>
-              <w:top w:val="single" w:color="999999" w:sz="1"/>
-              <w:left w:val="single" w:color="999999" w:sz="1"/>
-              <w:bottom w:val="single" w:color="999999" w:sz="1"/>
-              <w:right w:val="single" w:color="999999" w:sz="1"/>
-            </w:tcBorders>
-          </w:tcPr>
-          <w:p>
-            <w:pPr>
-              <w:spacing w:after="40" w:before="40"/>
+              <w:top w:val="single" w:color="BBBBBB" w:sz="1"/>
+              <w:left w:val="single" w:color="BBBBBB" w:sz="1"/>
+              <w:bottom w:val="single" w:color="BBBBBB" w:sz="1"/>
+              <w:right w:val="single" w:color="BBBBBB" w:sz="1"/>
+            </w:tcBorders>
+          </w:tcPr>
+          <w:p>
+            <w:pPr>
+              <w:spacing w:after="30" w:before="30"/>
             </w:pPr>
             <w:r>
               <w:rPr>
@@ -4353,15 +4458,15 @@
           <w:tcPr>
             <w:tcW w:type="dxa" w:w="1560"/>
             <w:tcBorders>
-              <w:top w:val="single" w:color="999999" w:sz="1"/>
-              <w:left w:val="single" w:color="999999" w:sz="1"/>
-              <w:bottom w:val="single" w:color="999999" w:sz="1"/>
-              <w:right w:val="single" w:color="999999" w:sz="1"/>
-            </w:tcBorders>
-          </w:tcPr>
-          <w:p>
-            <w:pPr>
-              <w:spacing w:after="40" w:before="40"/>
+              <w:top w:val="single" w:color="BBBBBB" w:sz="1"/>
+              <w:left w:val="single" w:color="BBBBBB" w:sz="1"/>
+              <w:bottom w:val="single" w:color="BBBBBB" w:sz="1"/>
+              <w:right w:val="single" w:color="BBBBBB" w:sz="1"/>
+            </w:tcBorders>
+          </w:tcPr>
+          <w:p>
+            <w:pPr>
+              <w:spacing w:after="30" w:before="30"/>
             </w:pPr>
             <w:r>
               <w:rPr>
@@ -4379,15 +4484,15 @@
           <w:tcPr>
             <w:tcW w:type="dxa" w:w="1560"/>
             <w:tcBorders>
-              <w:top w:val="single" w:color="999999" w:sz="1"/>
-              <w:left w:val="single" w:color="999999" w:sz="1"/>
-              <w:bottom w:val="single" w:color="999999" w:sz="1"/>
-              <w:right w:val="single" w:color="999999" w:sz="1"/>
-            </w:tcBorders>
-          </w:tcPr>
-          <w:p>
-            <w:pPr>
-              <w:spacing w:after="40" w:before="40"/>
+              <w:top w:val="single" w:color="BBBBBB" w:sz="1"/>
+              <w:left w:val="single" w:color="BBBBBB" w:sz="1"/>
+              <w:bottom w:val="single" w:color="BBBBBB" w:sz="1"/>
+              <w:right w:val="single" w:color="BBBBBB" w:sz="1"/>
+            </w:tcBorders>
+          </w:tcPr>
+          <w:p>
+            <w:pPr>
+              <w:spacing w:after="30" w:before="30"/>
             </w:pPr>
             <w:r>
               <w:rPr>
@@ -4405,15 +4510,15 @@
           <w:tcPr>
             <w:tcW w:type="dxa" w:w="1560"/>
             <w:tcBorders>
-              <w:top w:val="single" w:color="999999" w:sz="1"/>
-              <w:left w:val="single" w:color="999999" w:sz="1"/>
-              <w:bottom w:val="single" w:color="999999" w:sz="1"/>
-              <w:right w:val="single" w:color="999999" w:sz="1"/>
-            </w:tcBorders>
-          </w:tcPr>
-          <w:p>
-            <w:pPr>
-              <w:spacing w:after="40" w:before="40"/>
+              <w:top w:val="single" w:color="BBBBBB" w:sz="1"/>
+              <w:left w:val="single" w:color="BBBBBB" w:sz="1"/>
+              <w:bottom w:val="single" w:color="BBBBBB" w:sz="1"/>
+              <w:right w:val="single" w:color="BBBBBB" w:sz="1"/>
+            </w:tcBorders>
+          </w:tcPr>
+          <w:p>
+            <w:pPr>
+              <w:spacing w:after="30" w:before="30"/>
             </w:pPr>
             <w:r>
               <w:rPr>
@@ -4431,15 +4536,15 @@
           <w:tcPr>
             <w:tcW w:type="dxa" w:w="1560"/>
             <w:tcBorders>
-              <w:top w:val="single" w:color="999999" w:sz="1"/>
-              <w:left w:val="single" w:color="999999" w:sz="1"/>
-              <w:bottom w:val="single" w:color="999999" w:sz="1"/>
-              <w:right w:val="single" w:color="999999" w:sz="1"/>
-            </w:tcBorders>
-          </w:tcPr>
-          <w:p>
-            <w:pPr>
-              <w:spacing w:after="40" w:before="40"/>
+              <w:top w:val="single" w:color="BBBBBB" w:sz="1"/>
+              <w:left w:val="single" w:color="BBBBBB" w:sz="1"/>
+              <w:bottom w:val="single" w:color="BBBBBB" w:sz="1"/>
+              <w:right w:val="single" w:color="BBBBBB" w:sz="1"/>
+            </w:tcBorders>
+          </w:tcPr>
+          <w:p>
+            <w:pPr>
+              <w:spacing w:after="30" w:before="30"/>
             </w:pPr>
             <w:r>
               <w:rPr>
@@ -4457,15 +4562,15 @@
           <w:tcPr>
             <w:tcW w:type="dxa" w:w="1560"/>
             <w:tcBorders>
-              <w:top w:val="single" w:color="999999" w:sz="1"/>
-              <w:left w:val="single" w:color="999999" w:sz="1"/>
-              <w:bottom w:val="single" w:color="999999" w:sz="1"/>
-              <w:right w:val="single" w:color="999999" w:sz="1"/>
-            </w:tcBorders>
-          </w:tcPr>
-          <w:p>
-            <w:pPr>
-              <w:spacing w:after="40" w:before="40"/>
+              <w:top w:val="single" w:color="BBBBBB" w:sz="1"/>
+              <w:left w:val="single" w:color="BBBBBB" w:sz="1"/>
+              <w:bottom w:val="single" w:color="BBBBBB" w:sz="1"/>
+              <w:right w:val="single" w:color="BBBBBB" w:sz="1"/>
+            </w:tcBorders>
+          </w:tcPr>
+          <w:p>
+            <w:pPr>
+              <w:spacing w:after="30" w:before="30"/>
             </w:pPr>
             <w:r>
               <w:rPr>
@@ -4483,15 +4588,15 @@
           <w:tcPr>
             <w:tcW w:type="dxa" w:w="1560"/>
             <w:tcBorders>
-              <w:top w:val="single" w:color="999999" w:sz="1"/>
-              <w:left w:val="single" w:color="999999" w:sz="1"/>
-              <w:bottom w:val="single" w:color="999999" w:sz="1"/>
-              <w:right w:val="single" w:color="999999" w:sz="1"/>
-            </w:tcBorders>
-          </w:tcPr>
-          <w:p>
-            <w:pPr>
-              <w:spacing w:after="40" w:before="40"/>
+              <w:top w:val="single" w:color="BBBBBB" w:sz="1"/>
+              <w:left w:val="single" w:color="BBBBBB" w:sz="1"/>
+              <w:bottom w:val="single" w:color="BBBBBB" w:sz="1"/>
+              <w:right w:val="single" w:color="BBBBBB" w:sz="1"/>
+            </w:tcBorders>
+          </w:tcPr>
+          <w:p>
+            <w:pPr>
+              <w:spacing w:after="30" w:before="30"/>
             </w:pPr>
             <w:r>
               <w:rPr>
@@ -4514,15 +4619,15 @@
           <w:tcPr>
             <w:tcW w:type="dxa" w:w="1560"/>
             <w:tcBorders>
-              <w:top w:val="single" w:color="999999" w:sz="1"/>
-              <w:left w:val="single" w:color="999999" w:sz="1"/>
-              <w:bottom w:val="single" w:color="999999" w:sz="1"/>
-              <w:right w:val="single" w:color="999999" w:sz="1"/>
-            </w:tcBorders>
-          </w:tcPr>
-          <w:p>
-            <w:pPr>
-              <w:spacing w:after="40" w:before="40"/>
+              <w:top w:val="single" w:color="BBBBBB" w:sz="1"/>
+              <w:left w:val="single" w:color="BBBBBB" w:sz="1"/>
+              <w:bottom w:val="single" w:color="BBBBBB" w:sz="1"/>
+              <w:right w:val="single" w:color="BBBBBB" w:sz="1"/>
+            </w:tcBorders>
+          </w:tcPr>
+          <w:p>
+            <w:pPr>
+              <w:spacing w:after="30" w:before="30"/>
             </w:pPr>
             <w:r>
               <w:rPr>
@@ -4540,15 +4645,15 @@
           <w:tcPr>
             <w:tcW w:type="dxa" w:w="1560"/>
             <w:tcBorders>
-              <w:top w:val="single" w:color="999999" w:sz="1"/>
-              <w:left w:val="single" w:color="999999" w:sz="1"/>
-              <w:bottom w:val="single" w:color="999999" w:sz="1"/>
-              <w:right w:val="single" w:color="999999" w:sz="1"/>
-            </w:tcBorders>
-          </w:tcPr>
-          <w:p>
-            <w:pPr>
-              <w:spacing w:after="40" w:before="40"/>
+              <w:top w:val="single" w:color="BBBBBB" w:sz="1"/>
+              <w:left w:val="single" w:color="BBBBBB" w:sz="1"/>
+              <w:bottom w:val="single" w:color="BBBBBB" w:sz="1"/>
+              <w:right w:val="single" w:color="BBBBBB" w:sz="1"/>
+            </w:tcBorders>
+          </w:tcPr>
+          <w:p>
+            <w:pPr>
+              <w:spacing w:after="30" w:before="30"/>
             </w:pPr>
             <w:r>
               <w:rPr>
@@ -4566,15 +4671,15 @@
           <w:tcPr>
             <w:tcW w:type="dxa" w:w="1560"/>
             <w:tcBorders>
-              <w:top w:val="single" w:color="999999" w:sz="1"/>
-              <w:left w:val="single" w:color="999999" w:sz="1"/>
-              <w:bottom w:val="single" w:color="999999" w:sz="1"/>
-              <w:right w:val="single" w:color="999999" w:sz="1"/>
-            </w:tcBorders>
-          </w:tcPr>
-          <w:p>
-            <w:pPr>
-              <w:spacing w:after="40" w:before="40"/>
+              <w:top w:val="single" w:color="BBBBBB" w:sz="1"/>
+              <w:left w:val="single" w:color="BBBBBB" w:sz="1"/>
+              <w:bottom w:val="single" w:color="BBBBBB" w:sz="1"/>
+              <w:right w:val="single" w:color="BBBBBB" w:sz="1"/>
+            </w:tcBorders>
+          </w:tcPr>
+          <w:p>
+            <w:pPr>
+              <w:spacing w:after="30" w:before="30"/>
             </w:pPr>
             <w:r>
               <w:rPr>
@@ -4592,15 +4697,15 @@
           <w:tcPr>
             <w:tcW w:type="dxa" w:w="1560"/>
             <w:tcBorders>
-              <w:top w:val="single" w:color="999999" w:sz="1"/>
-              <w:left w:val="single" w:color="999999" w:sz="1"/>
-              <w:bottom w:val="single" w:color="999999" w:sz="1"/>
-              <w:right w:val="single" w:color="999999" w:sz="1"/>
-            </w:tcBorders>
-          </w:tcPr>
-          <w:p>
-            <w:pPr>
-              <w:spacing w:after="40" w:before="40"/>
+              <w:top w:val="single" w:color="BBBBBB" w:sz="1"/>
+              <w:left w:val="single" w:color="BBBBBB" w:sz="1"/>
+              <w:bottom w:val="single" w:color="BBBBBB" w:sz="1"/>
+              <w:right w:val="single" w:color="BBBBBB" w:sz="1"/>
+            </w:tcBorders>
+          </w:tcPr>
+          <w:p>
+            <w:pPr>
+              <w:spacing w:after="30" w:before="30"/>
             </w:pPr>
             <w:r>
               <w:rPr>
@@ -4618,15 +4723,15 @@
           <w:tcPr>
             <w:tcW w:type="dxa" w:w="1560"/>
             <w:tcBorders>
-              <w:top w:val="single" w:color="999999" w:sz="1"/>
-              <w:left w:val="single" w:color="999999" w:sz="1"/>
-              <w:bottom w:val="single" w:color="999999" w:sz="1"/>
-              <w:right w:val="single" w:color="999999" w:sz="1"/>
-            </w:tcBorders>
-          </w:tcPr>
-          <w:p>
-            <w:pPr>
-              <w:spacing w:after="40" w:before="40"/>
+              <w:top w:val="single" w:color="BBBBBB" w:sz="1"/>
+              <w:left w:val="single" w:color="BBBBBB" w:sz="1"/>
+              <w:bottom w:val="single" w:color="BBBBBB" w:sz="1"/>
+              <w:right w:val="single" w:color="BBBBBB" w:sz="1"/>
+            </w:tcBorders>
+          </w:tcPr>
+          <w:p>
+            <w:pPr>
+              <w:spacing w:after="30" w:before="30"/>
             </w:pPr>
             <w:r>
               <w:rPr>
@@ -4644,15 +4749,15 @@
           <w:tcPr>
             <w:tcW w:type="dxa" w:w="1560"/>
             <w:tcBorders>
-              <w:top w:val="single" w:color="999999" w:sz="1"/>
-              <w:left w:val="single" w:color="999999" w:sz="1"/>
-              <w:bottom w:val="single" w:color="999999" w:sz="1"/>
-              <w:right w:val="single" w:color="999999" w:sz="1"/>
-            </w:tcBorders>
-          </w:tcPr>
-          <w:p>
-            <w:pPr>
-              <w:spacing w:after="40" w:before="40"/>
+              <w:top w:val="single" w:color="BBBBBB" w:sz="1"/>
+              <w:left w:val="single" w:color="BBBBBB" w:sz="1"/>
+              <w:bottom w:val="single" w:color="BBBBBB" w:sz="1"/>
+              <w:right w:val="single" w:color="BBBBBB" w:sz="1"/>
+            </w:tcBorders>
+          </w:tcPr>
+          <w:p>
+            <w:pPr>
+              <w:spacing w:after="30" w:before="30"/>
             </w:pPr>
             <w:r>
               <w:rPr>
@@ -4675,15 +4780,15 @@
           <w:tcPr>
             <w:tcW w:type="dxa" w:w="1560"/>
             <w:tcBorders>
-              <w:top w:val="single" w:color="999999" w:sz="1"/>
-              <w:left w:val="single" w:color="999999" w:sz="1"/>
-              <w:bottom w:val="single" w:color="999999" w:sz="1"/>
-              <w:right w:val="single" w:color="999999" w:sz="1"/>
-            </w:tcBorders>
-          </w:tcPr>
-          <w:p>
-            <w:pPr>
-              <w:spacing w:after="40" w:before="40"/>
+              <w:top w:val="single" w:color="BBBBBB" w:sz="1"/>
+              <w:left w:val="single" w:color="BBBBBB" w:sz="1"/>
+              <w:bottom w:val="single" w:color="BBBBBB" w:sz="1"/>
+              <w:right w:val="single" w:color="BBBBBB" w:sz="1"/>
+            </w:tcBorders>
+          </w:tcPr>
+          <w:p>
+            <w:pPr>
+              <w:spacing w:after="30" w:before="30"/>
             </w:pPr>
             <w:r>
               <w:rPr>
@@ -4701,15 +4806,15 @@
           <w:tcPr>
             <w:tcW w:type="dxa" w:w="1560"/>
             <w:tcBorders>
-              <w:top w:val="single" w:color="999999" w:sz="1"/>
-              <w:left w:val="single" w:color="999999" w:sz="1"/>
-              <w:bottom w:val="single" w:color="999999" w:sz="1"/>
-              <w:right w:val="single" w:color="999999" w:sz="1"/>
-            </w:tcBorders>
-          </w:tcPr>
-          <w:p>
-            <w:pPr>
-              <w:spacing w:after="40" w:before="40"/>
+              <w:top w:val="single" w:color="BBBBBB" w:sz="1"/>
+              <w:left w:val="single" w:color="BBBBBB" w:sz="1"/>
+              <w:bottom w:val="single" w:color="BBBBBB" w:sz="1"/>
+              <w:right w:val="single" w:color="BBBBBB" w:sz="1"/>
+            </w:tcBorders>
+          </w:tcPr>
+          <w:p>
+            <w:pPr>
+              <w:spacing w:after="30" w:before="30"/>
             </w:pPr>
             <w:r>
               <w:rPr>
@@ -4727,15 +4832,15 @@
           <w:tcPr>
             <w:tcW w:type="dxa" w:w="1560"/>
             <w:tcBorders>
-              <w:top w:val="single" w:color="999999" w:sz="1"/>
-              <w:left w:val="single" w:color="999999" w:sz="1"/>
-              <w:bottom w:val="single" w:color="999999" w:sz="1"/>
-              <w:right w:val="single" w:color="999999" w:sz="1"/>
-            </w:tcBorders>
-          </w:tcPr>
-          <w:p>
-            <w:pPr>
-              <w:spacing w:after="40" w:before="40"/>
+              <w:top w:val="single" w:color="BBBBBB" w:sz="1"/>
+              <w:left w:val="single" w:color="BBBBBB" w:sz="1"/>
+              <w:bottom w:val="single" w:color="BBBBBB" w:sz="1"/>
+              <w:right w:val="single" w:color="BBBBBB" w:sz="1"/>
+            </w:tcBorders>
+          </w:tcPr>
+          <w:p>
+            <w:pPr>
+              <w:spacing w:after="30" w:before="30"/>
             </w:pPr>
             <w:r>
               <w:rPr>
@@ -4753,15 +4858,15 @@
           <w:tcPr>
             <w:tcW w:type="dxa" w:w="1560"/>
             <w:tcBorders>
-              <w:top w:val="single" w:color="999999" w:sz="1"/>
-              <w:left w:val="single" w:color="999999" w:sz="1"/>
-              <w:bottom w:val="single" w:color="999999" w:sz="1"/>
-              <w:right w:val="single" w:color="999999" w:sz="1"/>
-            </w:tcBorders>
-          </w:tcPr>
-          <w:p>
-            <w:pPr>
-              <w:spacing w:after="40" w:before="40"/>
+              <w:top w:val="single" w:color="BBBBBB" w:sz="1"/>
+              <w:left w:val="single" w:color="BBBBBB" w:sz="1"/>
+              <w:bottom w:val="single" w:color="BBBBBB" w:sz="1"/>
+              <w:right w:val="single" w:color="BBBBBB" w:sz="1"/>
+            </w:tcBorders>
+          </w:tcPr>
+          <w:p>
+            <w:pPr>
+              <w:spacing w:after="30" w:before="30"/>
             </w:pPr>
             <w:r>
               <w:rPr>
@@ -4779,15 +4884,15 @@
           <w:tcPr>
             <w:tcW w:type="dxa" w:w="1560"/>
             <w:tcBorders>
-              <w:top w:val="single" w:color="999999" w:sz="1"/>
-              <w:left w:val="single" w:color="999999" w:sz="1"/>
-              <w:bottom w:val="single" w:color="999999" w:sz="1"/>
-              <w:right w:val="single" w:color="999999" w:sz="1"/>
-            </w:tcBorders>
-          </w:tcPr>
-          <w:p>
-            <w:pPr>
-              <w:spacing w:after="40" w:before="40"/>
+              <w:top w:val="single" w:color="BBBBBB" w:sz="1"/>
+              <w:left w:val="single" w:color="BBBBBB" w:sz="1"/>
+              <w:bottom w:val="single" w:color="BBBBBB" w:sz="1"/>
+              <w:right w:val="single" w:color="BBBBBB" w:sz="1"/>
+            </w:tcBorders>
+          </w:tcPr>
+          <w:p>
+            <w:pPr>
+              <w:spacing w:after="30" w:before="30"/>
             </w:pPr>
             <w:r>
               <w:rPr>
@@ -4805,15 +4910,15 @@
           <w:tcPr>
             <w:tcW w:type="dxa" w:w="1560"/>
             <w:tcBorders>
-              <w:top w:val="single" w:color="999999" w:sz="1"/>
-              <w:left w:val="single" w:color="999999" w:sz="1"/>
-              <w:bottom w:val="single" w:color="999999" w:sz="1"/>
-              <w:right w:val="single" w:color="999999" w:sz="1"/>
-            </w:tcBorders>
-          </w:tcPr>
-          <w:p>
-            <w:pPr>
-              <w:spacing w:after="40" w:before="40"/>
+              <w:top w:val="single" w:color="BBBBBB" w:sz="1"/>
+              <w:left w:val="single" w:color="BBBBBB" w:sz="1"/>
+              <w:bottom w:val="single" w:color="BBBBBB" w:sz="1"/>
+              <w:right w:val="single" w:color="BBBBBB" w:sz="1"/>
+            </w:tcBorders>
+          </w:tcPr>
+          <w:p>
+            <w:pPr>
+              <w:spacing w:after="30" w:before="30"/>
             </w:pPr>
             <w:r>
               <w:rPr>
@@ -4831,12 +4936,12 @@
     </w:tbl>
     <w:p>
       <w:pPr>
-        <w:spacing w:after="120"/>
+        <w:spacing w:after="100"/>
       </w:pPr>
     </w:p>
     <w:p>
       <w:pPr>
-        <w:spacing w:after="60" w:before="60"/>
+        <w:spacing w:after="50" w:before="50"/>
       </w:pPr>
       <w:r>
         <w:rPr>
@@ -4856,7 +4961,7 @@
           <w:ilvl w:val="0"/>
           <w:numId w:val="11"/>
         </w:numPr>
-        <w:spacing w:after="40" w:before="40"/>
+        <w:spacing w:after="30" w:before="30"/>
       </w:pPr>
       <w:r>
         <w:rPr>
@@ -4886,7 +4991,7 @@
           <w:ilvl w:val="0"/>
           <w:numId w:val="12"/>
         </w:numPr>
-        <w:spacing w:after="40" w:before="40"/>
+        <w:spacing w:after="30" w:before="30"/>
       </w:pPr>
       <w:r>
         <w:rPr>
@@ -4927,7 +5032,7 @@
     </w:p>
     <w:p>
       <w:pPr>
-        <w:spacing w:after="60" w:before="60"/>
+        <w:spacing w:after="50" w:before="50"/>
       </w:pPr>
       <w:r>
         <w:rPr>
@@ -4947,7 +5052,7 @@
           <w:ilvl w:val="0"/>
           <w:numId w:val="13"/>
         </w:numPr>
-        <w:spacing w:after="40" w:before="40"/>
+        <w:spacing w:after="30" w:before="30"/>
       </w:pPr>
       <w:r>
         <w:rPr>
@@ -4967,7 +5072,7 @@
           <w:ilvl w:val="0"/>
           <w:numId w:val="14"/>
         </w:numPr>
-        <w:spacing w:after="40" w:before="40"/>
+        <w:spacing w:after="30" w:before="30"/>
       </w:pPr>
       <w:r>
         <w:rPr>
@@ -4987,7 +5092,7 @@
           <w:ilvl w:val="0"/>
           <w:numId w:val="15"/>
         </w:numPr>
-        <w:spacing w:after="40" w:before="40"/>
+        <w:spacing w:after="30" w:before="30"/>
       </w:pPr>
       <w:r>
         <w:rPr>
@@ -5002,7 +5107,7 @@
     </w:p>
     <w:p>
       <w:pPr>
-        <w:spacing w:after="60" w:before="60"/>
+        <w:spacing w:after="50" w:before="50"/>
       </w:pPr>
       <w:r>
         <w:rPr>
@@ -5022,7 +5127,7 @@
           <w:ilvl w:val="0"/>
           <w:numId w:val="16"/>
         </w:numPr>
-        <w:spacing w:after="40" w:before="40"/>
+        <w:spacing w:after="30" w:before="30"/>
       </w:pPr>
       <w:r>
         <w:rPr>
@@ -5042,7 +5147,7 @@
           <w:ilvl w:val="0"/>
           <w:numId w:val="17"/>
         </w:numPr>
-        <w:spacing w:after="40" w:before="40"/>
+        <w:spacing w:after="30" w:before="30"/>
       </w:pPr>
       <w:r>
         <w:rPr>
@@ -5062,7 +5167,7 @@
           <w:ilvl w:val="0"/>
           <w:numId w:val="18"/>
         </w:numPr>
-        <w:spacing w:after="40" w:before="40"/>
+        <w:spacing w:after="30" w:before="30"/>
       </w:pPr>
       <w:r>
         <w:rPr>
@@ -5082,7 +5187,7 @@
           <w:ilvl w:val="0"/>
           <w:numId w:val="19"/>
         </w:numPr>
-        <w:spacing w:after="40" w:before="40"/>
+        <w:spacing w:after="30" w:before="30"/>
       </w:pPr>
       <w:r>
         <w:rPr>
@@ -5097,7 +5202,7 @@
     </w:p>
     <w:p>
       <w:pPr>
-        <w:spacing w:after="60" w:before="60"/>
+        <w:spacing w:after="50" w:before="50"/>
       </w:pPr>
       <w:r>
         <w:rPr>
@@ -5117,7 +5222,7 @@
           <w:ilvl w:val="0"/>
           <w:numId w:val="20"/>
         </w:numPr>
-        <w:spacing w:after="40" w:before="40"/>
+        <w:spacing w:after="30" w:before="30"/>
       </w:pPr>
       <w:r>
         <w:rPr>
@@ -5137,7 +5242,7 @@
           <w:ilvl w:val="0"/>
           <w:numId w:val="21"/>
         </w:numPr>
-        <w:spacing w:after="40" w:before="40"/>
+        <w:spacing w:after="30" w:before="30"/>
       </w:pPr>
       <w:r>
         <w:rPr>
@@ -5152,7 +5257,7 @@
     </w:p>
     <w:p>
       <w:pPr>
-        <w:spacing w:after="40" w:before="40"/>
+        <w:spacing w:after="30" w:before="30"/>
         <w:ind w:left="360"/>
       </w:pPr>
       <w:r>
@@ -5169,7 +5274,7 @@
     </w:p>
     <w:p>
       <w:pPr>
-        <w:spacing w:after="40" w:before="40"/>
+        <w:spacing w:after="30" w:before="30"/>
         <w:ind w:left="360"/>
       </w:pPr>
       <w:r>
@@ -5186,7 +5291,7 @@
     </w:p>
     <w:p>
       <w:pPr>
-        <w:spacing w:after="40" w:before="40"/>
+        <w:spacing w:after="30" w:before="30"/>
         <w:ind w:left="360"/>
       </w:pPr>
       <w:r>
@@ -5203,7 +5308,53 @@
     </w:p>
     <w:p>
       <w:pPr>
-        <w:spacing w:after="80" w:before="80"/>
+        <w:spacing w:after="40" w:before="100"/>
+        <w:jc w:val="center"/>
+      </w:pPr>
+      <w:r>
+        <w:drawing>
+          <wp:inline distT="0" distB="0" distL="0" distR="0">
+            <wp:extent cx="5334000" cy="3467100"/>
+            <wp:effectExtent t="0" r="0" b="0" l="0"/>
+            <wp:docPr id="1" name="bar_overall.png" descr="消融增益柱状图" title="消融增益柱状图"/>
+            <wp:cNvGraphicFramePr>
+              <a:graphicFrameLocks xmlns:a="http://schemas.openxmlformats.org/drawingml/2006/main" noChangeAspect="1"/>
+            </wp:cNvGraphicFramePr>
+            <a:graphic xmlns:a="http://schemas.openxmlformats.org/drawingml/2006/main">
+              <a:graphicData uri="http://schemas.openxmlformats.org/drawingml/2006/picture">
+                <pic:pic xmlns:pic="http://schemas.openxmlformats.org/drawingml/2006/picture">
+                  <pic:nvPicPr>
+                    <pic:cNvPr id="0" name="" descr=""/>
+                    <pic:cNvPicPr>
+                      <a:picLocks noChangeAspect="1" noChangeArrowheads="1"/>
+                    </pic:cNvPicPr>
+                  </pic:nvPicPr>
+                  <pic:blipFill>
+                    <a:blip r:embed="rId12" cstate="none"/>
+                    <a:srcRect/>
+                    <a:stretch>
+                      <a:fillRect/>
+                    </a:stretch>
+                  </pic:blipFill>
+                  <pic:spPr bwMode="auto">
+                    <a:xfrm>
+                      <a:off x="0" y="0"/>
+                      <a:ext cx="5334000" cy="3467100"/>
+                    </a:xfrm>
+                    <a:prstGeom prst="rect">
+                      <a:avLst/>
+                    </a:prstGeom>
+                  </pic:spPr>
+                </pic:pic>
+              </a:graphicData>
+            </a:graphic>
+          </wp:inline>
+        </w:drawing>
+      </w:r>
+    </w:p>
+    <w:p>
+      <w:pPr>
+        <w:spacing w:after="100" w:before="0"/>
         <w:jc w:val="center"/>
       </w:pPr>
       <w:r>
@@ -5211,16 +5362,62 @@
           <w:rFonts w:ascii="Microsoft YaHei" w:cs="Microsoft YaHei" w:eastAsia="Microsoft YaHei" w:hAnsi="Microsoft YaHei"/>
           <w:i/>
           <w:iCs/>
-          <w:color w:val="4472C4"/>
-          <w:sz w:val="20"/>
-          <w:szCs w:val="20"/>
-        </w:rPr>
-        <w:t xml:space="preserve">[图表: 消融增益柱状图 (bar_overall.png)]</w:t>
+          <w:color w:val="666666"/>
+          <w:sz w:val="18"/>
+          <w:szCs w:val="18"/>
+        </w:rPr>
+        <w:t xml:space="preserve">消融增益柱状图</w:t>
       </w:r>
     </w:p>
     <w:p>
       <w:pPr>
-        <w:spacing w:after="80" w:before="80"/>
+        <w:spacing w:after="40" w:before="100"/>
+        <w:jc w:val="center"/>
+      </w:pPr>
+      <w:r>
+        <w:drawing>
+          <wp:inline distT="0" distB="0" distL="0" distR="0">
+            <wp:extent cx="5334000" cy="3467100"/>
+            <wp:effectExtent t="0" r="0" b="0" l="0"/>
+            <wp:docPr id="1" name="radar_dims.png" descr="消融雷达图" title="消融雷达图"/>
+            <wp:cNvGraphicFramePr>
+              <a:graphicFrameLocks xmlns:a="http://schemas.openxmlformats.org/drawingml/2006/main" noChangeAspect="1"/>
+            </wp:cNvGraphicFramePr>
+            <a:graphic xmlns:a="http://schemas.openxmlformats.org/drawingml/2006/main">
+              <a:graphicData uri="http://schemas.openxmlformats.org/drawingml/2006/picture">
+                <pic:pic xmlns:pic="http://schemas.openxmlformats.org/drawingml/2006/picture">
+                  <pic:nvPicPr>
+                    <pic:cNvPr id="0" name="" descr=""/>
+                    <pic:cNvPicPr>
+                      <a:picLocks noChangeAspect="1" noChangeArrowheads="1"/>
+                    </pic:cNvPicPr>
+                  </pic:nvPicPr>
+                  <pic:blipFill>
+                    <a:blip r:embed="rId13" cstate="none"/>
+                    <a:srcRect/>
+                    <a:stretch>
+                      <a:fillRect/>
+                    </a:stretch>
+                  </pic:blipFill>
+                  <pic:spPr bwMode="auto">
+                    <a:xfrm>
+                      <a:off x="0" y="0"/>
+                      <a:ext cx="5334000" cy="3467100"/>
+                    </a:xfrm>
+                    <a:prstGeom prst="rect">
+                      <a:avLst/>
+                    </a:prstGeom>
+                  </pic:spPr>
+                </pic:pic>
+              </a:graphicData>
+            </a:graphic>
+          </wp:inline>
+        </w:drawing>
+      </w:r>
+    </w:p>
+    <w:p>
+      <w:pPr>
+        <w:spacing w:after="100" w:before="0"/>
         <w:jc w:val="center"/>
       </w:pPr>
       <w:r>
@@ -5228,16 +5425,62 @@
           <w:rFonts w:ascii="Microsoft YaHei" w:cs="Microsoft YaHei" w:eastAsia="Microsoft YaHei" w:hAnsi="Microsoft YaHei"/>
           <w:i/>
           <w:iCs/>
-          <w:color w:val="4472C4"/>
-          <w:sz w:val="20"/>
-          <w:szCs w:val="20"/>
-        </w:rPr>
-        <w:t xml:space="preserve">[图表: 消融雷达图 (radar_dims.png)]</w:t>
+          <w:color w:val="666666"/>
+          <w:sz w:val="18"/>
+          <w:szCs w:val="18"/>
+        </w:rPr>
+        <w:t xml:space="preserve">消融雷达图</w:t>
       </w:r>
     </w:p>
     <w:p>
       <w:pPr>
-        <w:spacing w:after="80" w:before="80"/>
+        <w:spacing w:after="40" w:before="100"/>
+        <w:jc w:val="center"/>
+      </w:pPr>
+      <w:r>
+        <w:drawing>
+          <wp:inline distT="0" distB="0" distL="0" distR="0">
+            <wp:extent cx="5334000" cy="3467100"/>
+            <wp:effectExtent t="0" r="0" b="0" l="0"/>
+            <wp:docPr id="1" name="heatmap_dims.png" descr="消融热力图" title="消融热力图"/>
+            <wp:cNvGraphicFramePr>
+              <a:graphicFrameLocks xmlns:a="http://schemas.openxmlformats.org/drawingml/2006/main" noChangeAspect="1"/>
+            </wp:cNvGraphicFramePr>
+            <a:graphic xmlns:a="http://schemas.openxmlformats.org/drawingml/2006/main">
+              <a:graphicData uri="http://schemas.openxmlformats.org/drawingml/2006/picture">
+                <pic:pic xmlns:pic="http://schemas.openxmlformats.org/drawingml/2006/picture">
+                  <pic:nvPicPr>
+                    <pic:cNvPr id="0" name="" descr=""/>
+                    <pic:cNvPicPr>
+                      <a:picLocks noChangeAspect="1" noChangeArrowheads="1"/>
+                    </pic:cNvPicPr>
+                  </pic:nvPicPr>
+                  <pic:blipFill>
+                    <a:blip r:embed="rId14" cstate="none"/>
+                    <a:srcRect/>
+                    <a:stretch>
+                      <a:fillRect/>
+                    </a:stretch>
+                  </pic:blipFill>
+                  <pic:spPr bwMode="auto">
+                    <a:xfrm>
+                      <a:off x="0" y="0"/>
+                      <a:ext cx="5334000" cy="3467100"/>
+                    </a:xfrm>
+                    <a:prstGeom prst="rect">
+                      <a:avLst/>
+                    </a:prstGeom>
+                  </pic:spPr>
+                </pic:pic>
+              </a:graphicData>
+            </a:graphic>
+          </wp:inline>
+        </w:drawing>
+      </w:r>
+    </w:p>
+    <w:p>
+      <w:pPr>
+        <w:spacing w:after="100" w:before="0"/>
         <w:jc w:val="center"/>
       </w:pPr>
       <w:r>
@@ -5245,16 +5488,62 @@
           <w:rFonts w:ascii="Microsoft YaHei" w:cs="Microsoft YaHei" w:eastAsia="Microsoft YaHei" w:hAnsi="Microsoft YaHei"/>
           <w:i/>
           <w:iCs/>
-          <w:color w:val="4472C4"/>
-          <w:sz w:val="20"/>
-          <w:szCs w:val="20"/>
-        </w:rPr>
-        <w:t xml:space="preserve">[图表: 消融热力图 (heatmap_dims.png)]</w:t>
+          <w:color w:val="666666"/>
+          <w:sz w:val="18"/>
+          <w:szCs w:val="18"/>
+        </w:rPr>
+        <w:t xml:space="preserve">消融热力图</w:t>
       </w:r>
     </w:p>
     <w:p>
       <w:pPr>
-        <w:spacing w:after="80" w:before="80"/>
+        <w:spacing w:after="40" w:before="100"/>
+        <w:jc w:val="center"/>
+      </w:pPr>
+      <w:r>
+        <w:drawing>
+          <wp:inline distT="0" distB="0" distL="0" distR="0">
+            <wp:extent cx="5334000" cy="3467100"/>
+            <wp:effectExtent t="0" r="0" b="0" l="0"/>
+            <wp:docPr id="1" name="ablation_delta.png" descr="消融Delta图" title="消融Delta图"/>
+            <wp:cNvGraphicFramePr>
+              <a:graphicFrameLocks xmlns:a="http://schemas.openxmlformats.org/drawingml/2006/main" noChangeAspect="1"/>
+            </wp:cNvGraphicFramePr>
+            <a:graphic xmlns:a="http://schemas.openxmlformats.org/drawingml/2006/main">
+              <a:graphicData uri="http://schemas.openxmlformats.org/drawingml/2006/picture">
+                <pic:pic xmlns:pic="http://schemas.openxmlformats.org/drawingml/2006/picture">
+                  <pic:nvPicPr>
+                    <pic:cNvPr id="0" name="" descr=""/>
+                    <pic:cNvPicPr>
+                      <a:picLocks noChangeAspect="1" noChangeArrowheads="1"/>
+                    </pic:cNvPicPr>
+                  </pic:nvPicPr>
+                  <pic:blipFill>
+                    <a:blip r:embed="rId15" cstate="none"/>
+                    <a:srcRect/>
+                    <a:stretch>
+                      <a:fillRect/>
+                    </a:stretch>
+                  </pic:blipFill>
+                  <pic:spPr bwMode="auto">
+                    <a:xfrm>
+                      <a:off x="0" y="0"/>
+                      <a:ext cx="5334000" cy="3467100"/>
+                    </a:xfrm>
+                    <a:prstGeom prst="rect">
+                      <a:avLst/>
+                    </a:prstGeom>
+                  </pic:spPr>
+                </pic:pic>
+              </a:graphicData>
+            </a:graphic>
+          </wp:inline>
+        </w:drawing>
+      </w:r>
+    </w:p>
+    <w:p>
+      <w:pPr>
+        <w:spacing w:after="100" w:before="0"/>
         <w:jc w:val="center"/>
       </w:pPr>
       <w:r>
@@ -5262,11 +5551,11 @@
           <w:rFonts w:ascii="Microsoft YaHei" w:cs="Microsoft YaHei" w:eastAsia="Microsoft YaHei" w:hAnsi="Microsoft YaHei"/>
           <w:i/>
           <w:iCs/>
-          <w:color w:val="4472C4"/>
-          <w:sz w:val="20"/>
-          <w:szCs w:val="20"/>
-        </w:rPr>
-        <w:t xml:space="preserve">[图表: 消融Delta图 (ablation_delta.png)]</w:t>
+          <w:color w:val="666666"/>
+          <w:sz w:val="18"/>
+          <w:szCs w:val="18"/>
+        </w:rPr>
+        <w:t xml:space="preserve">消融Delta图</w:t>
       </w:r>
     </w:p>
     <w:p>
@@ -5287,7 +5576,7 @@
     </w:p>
     <w:p>
       <w:pPr>
-        <w:spacing w:after="60" w:before="60"/>
+        <w:spacing w:after="50" w:before="50"/>
       </w:pPr>
       <w:r>
         <w:rPr>
@@ -5325,16 +5614,16 @@
           <w:tcPr>
             <w:tcW w:type="dxa" w:w="3120"/>
             <w:tcBorders>
-              <w:top w:val="single" w:color="999999" w:sz="1"/>
-              <w:left w:val="single" w:color="999999" w:sz="1"/>
-              <w:bottom w:val="single" w:color="999999" w:sz="1"/>
-              <w:right w:val="single" w:color="999999" w:sz="1"/>
+              <w:top w:val="single" w:color="BBBBBB" w:sz="1"/>
+              <w:left w:val="single" w:color="BBBBBB" w:sz="1"/>
+              <w:bottom w:val="single" w:color="BBBBBB" w:sz="1"/>
+              <w:right w:val="single" w:color="BBBBBB" w:sz="1"/>
             </w:tcBorders>
             <w:shd w:fill="D5E8F0" w:val="clear"/>
           </w:tcPr>
           <w:p>
             <w:pPr>
-              <w:spacing w:after="40" w:before="40"/>
+              <w:spacing w:after="30" w:before="30"/>
             </w:pPr>
             <w:r>
               <w:rPr>
@@ -5352,16 +5641,16 @@
           <w:tcPr>
             <w:tcW w:type="dxa" w:w="3120"/>
             <w:tcBorders>
-              <w:top w:val="single" w:color="999999" w:sz="1"/>
-              <w:left w:val="single" w:color="999999" w:sz="1"/>
-              <w:bottom w:val="single" w:color="999999" w:sz="1"/>
-              <w:right w:val="single" w:color="999999" w:sz="1"/>
+              <w:top w:val="single" w:color="BBBBBB" w:sz="1"/>
+              <w:left w:val="single" w:color="BBBBBB" w:sz="1"/>
+              <w:bottom w:val="single" w:color="BBBBBB" w:sz="1"/>
+              <w:right w:val="single" w:color="BBBBBB" w:sz="1"/>
             </w:tcBorders>
             <w:shd w:fill="D5E8F0" w:val="clear"/>
           </w:tcPr>
           <w:p>
             <w:pPr>
-              <w:spacing w:after="40" w:before="40"/>
+              <w:spacing w:after="30" w:before="30"/>
             </w:pPr>
             <w:r>
               <w:rPr>
@@ -5379,16 +5668,16 @@
           <w:tcPr>
             <w:tcW w:type="dxa" w:w="3120"/>
             <w:tcBorders>
-              <w:top w:val="single" w:color="999999" w:sz="1"/>
-              <w:left w:val="single" w:color="999999" w:sz="1"/>
-              <w:bottom w:val="single" w:color="999999" w:sz="1"/>
-              <w:right w:val="single" w:color="999999" w:sz="1"/>
+              <w:top w:val="single" w:color="BBBBBB" w:sz="1"/>
+              <w:left w:val="single" w:color="BBBBBB" w:sz="1"/>
+              <w:bottom w:val="single" w:color="BBBBBB" w:sz="1"/>
+              <w:right w:val="single" w:color="BBBBBB" w:sz="1"/>
             </w:tcBorders>
             <w:shd w:fill="D5E8F0" w:val="clear"/>
           </w:tcPr>
           <w:p>
             <w:pPr>
-              <w:spacing w:after="40" w:before="40"/>
+              <w:spacing w:after="30" w:before="30"/>
             </w:pPr>
             <w:r>
               <w:rPr>
@@ -5411,15 +5700,15 @@
           <w:tcPr>
             <w:tcW w:type="dxa" w:w="3120"/>
             <w:tcBorders>
-              <w:top w:val="single" w:color="999999" w:sz="1"/>
-              <w:left w:val="single" w:color="999999" w:sz="1"/>
-              <w:bottom w:val="single" w:color="999999" w:sz="1"/>
-              <w:right w:val="single" w:color="999999" w:sz="1"/>
-            </w:tcBorders>
-          </w:tcPr>
-          <w:p>
-            <w:pPr>
-              <w:spacing w:after="40" w:before="40"/>
+              <w:top w:val="single" w:color="BBBBBB" w:sz="1"/>
+              <w:left w:val="single" w:color="BBBBBB" w:sz="1"/>
+              <w:bottom w:val="single" w:color="BBBBBB" w:sz="1"/>
+              <w:right w:val="single" w:color="BBBBBB" w:sz="1"/>
+            </w:tcBorders>
+          </w:tcPr>
+          <w:p>
+            <w:pPr>
+              <w:spacing w:after="30" w:before="30"/>
             </w:pPr>
             <w:r>
               <w:rPr>
@@ -5437,15 +5726,15 @@
           <w:tcPr>
             <w:tcW w:type="dxa" w:w="3120"/>
             <w:tcBorders>
-              <w:top w:val="single" w:color="999999" w:sz="1"/>
-              <w:left w:val="single" w:color="999999" w:sz="1"/>
-              <w:bottom w:val="single" w:color="999999" w:sz="1"/>
-              <w:right w:val="single" w:color="999999" w:sz="1"/>
-            </w:tcBorders>
-          </w:tcPr>
-          <w:p>
-            <w:pPr>
-              <w:spacing w:after="40" w:before="40"/>
+              <w:top w:val="single" w:color="BBBBBB" w:sz="1"/>
+              <w:left w:val="single" w:color="BBBBBB" w:sz="1"/>
+              <w:bottom w:val="single" w:color="BBBBBB" w:sz="1"/>
+              <w:right w:val="single" w:color="BBBBBB" w:sz="1"/>
+            </w:tcBorders>
+          </w:tcPr>
+          <w:p>
+            <w:pPr>
+              <w:spacing w:after="30" w:before="30"/>
             </w:pPr>
             <w:r>
               <w:rPr>
@@ -5463,15 +5752,15 @@
           <w:tcPr>
             <w:tcW w:type="dxa" w:w="3120"/>
             <w:tcBorders>
-              <w:top w:val="single" w:color="999999" w:sz="1"/>
-              <w:left w:val="single" w:color="999999" w:sz="1"/>
-              <w:bottom w:val="single" w:color="999999" w:sz="1"/>
-              <w:right w:val="single" w:color="999999" w:sz="1"/>
-            </w:tcBorders>
-          </w:tcPr>
-          <w:p>
-            <w:pPr>
-              <w:spacing w:after="40" w:before="40"/>
+              <w:top w:val="single" w:color="BBBBBB" w:sz="1"/>
+              <w:left w:val="single" w:color="BBBBBB" w:sz="1"/>
+              <w:bottom w:val="single" w:color="BBBBBB" w:sz="1"/>
+              <w:right w:val="single" w:color="BBBBBB" w:sz="1"/>
+            </w:tcBorders>
+          </w:tcPr>
+          <w:p>
+            <w:pPr>
+              <w:spacing w:after="30" w:before="30"/>
             </w:pPr>
             <w:r>
               <w:rPr>
@@ -5494,15 +5783,15 @@
           <w:tcPr>
             <w:tcW w:type="dxa" w:w="3120"/>
             <w:tcBorders>
-              <w:top w:val="single" w:color="999999" w:sz="1"/>
-              <w:left w:val="single" w:color="999999" w:sz="1"/>
-              <w:bottom w:val="single" w:color="999999" w:sz="1"/>
-              <w:right w:val="single" w:color="999999" w:sz="1"/>
-            </w:tcBorders>
-          </w:tcPr>
-          <w:p>
-            <w:pPr>
-              <w:spacing w:after="40" w:before="40"/>
+              <w:top w:val="single" w:color="BBBBBB" w:sz="1"/>
+              <w:left w:val="single" w:color="BBBBBB" w:sz="1"/>
+              <w:bottom w:val="single" w:color="BBBBBB" w:sz="1"/>
+              <w:right w:val="single" w:color="BBBBBB" w:sz="1"/>
+            </w:tcBorders>
+          </w:tcPr>
+          <w:p>
+            <w:pPr>
+              <w:spacing w:after="30" w:before="30"/>
             </w:pPr>
             <w:r>
               <w:rPr>
@@ -5520,15 +5809,15 @@
           <w:tcPr>
             <w:tcW w:type="dxa" w:w="3120"/>
             <w:tcBorders>
-              <w:top w:val="single" w:color="999999" w:sz="1"/>
-              <w:left w:val="single" w:color="999999" w:sz="1"/>
-              <w:bottom w:val="single" w:color="999999" w:sz="1"/>
-              <w:right w:val="single" w:color="999999" w:sz="1"/>
-            </w:tcBorders>
-          </w:tcPr>
-          <w:p>
-            <w:pPr>
-              <w:spacing w:after="40" w:before="40"/>
+              <w:top w:val="single" w:color="BBBBBB" w:sz="1"/>
+              <w:left w:val="single" w:color="BBBBBB" w:sz="1"/>
+              <w:bottom w:val="single" w:color="BBBBBB" w:sz="1"/>
+              <w:right w:val="single" w:color="BBBBBB" w:sz="1"/>
+            </w:tcBorders>
+          </w:tcPr>
+          <w:p>
+            <w:pPr>
+              <w:spacing w:after="30" w:before="30"/>
             </w:pPr>
             <w:r>
               <w:rPr>
@@ -5546,15 +5835,15 @@
           <w:tcPr>
             <w:tcW w:type="dxa" w:w="3120"/>
             <w:tcBorders>
-              <w:top w:val="single" w:color="999999" w:sz="1"/>
-              <w:left w:val="single" w:color="999999" w:sz="1"/>
-              <w:bottom w:val="single" w:color="999999" w:sz="1"/>
-              <w:right w:val="single" w:color="999999" w:sz="1"/>
-            </w:tcBorders>
-          </w:tcPr>
-          <w:p>
-            <w:pPr>
-              <w:spacing w:after="40" w:before="40"/>
+              <w:top w:val="single" w:color="BBBBBB" w:sz="1"/>
+              <w:left w:val="single" w:color="BBBBBB" w:sz="1"/>
+              <w:bottom w:val="single" w:color="BBBBBB" w:sz="1"/>
+              <w:right w:val="single" w:color="BBBBBB" w:sz="1"/>
+            </w:tcBorders>
+          </w:tcPr>
+          <w:p>
+            <w:pPr>
+              <w:spacing w:after="30" w:before="30"/>
             </w:pPr>
             <w:r>
               <w:rPr>
@@ -5577,15 +5866,15 @@
           <w:tcPr>
             <w:tcW w:type="dxa" w:w="3120"/>
             <w:tcBorders>
-              <w:top w:val="single" w:color="999999" w:sz="1"/>
-              <w:left w:val="single" w:color="999999" w:sz="1"/>
-              <w:bottom w:val="single" w:color="999999" w:sz="1"/>
-              <w:right w:val="single" w:color="999999" w:sz="1"/>
-            </w:tcBorders>
-          </w:tcPr>
-          <w:p>
-            <w:pPr>
-              <w:spacing w:after="40" w:before="40"/>
+              <w:top w:val="single" w:color="BBBBBB" w:sz="1"/>
+              <w:left w:val="single" w:color="BBBBBB" w:sz="1"/>
+              <w:bottom w:val="single" w:color="BBBBBB" w:sz="1"/>
+              <w:right w:val="single" w:color="BBBBBB" w:sz="1"/>
+            </w:tcBorders>
+          </w:tcPr>
+          <w:p>
+            <w:pPr>
+              <w:spacing w:after="30" w:before="30"/>
             </w:pPr>
             <w:r>
               <w:rPr>
@@ -5603,15 +5892,15 @@
           <w:tcPr>
             <w:tcW w:type="dxa" w:w="3120"/>
             <w:tcBorders>
-              <w:top w:val="single" w:color="999999" w:sz="1"/>
-              <w:left w:val="single" w:color="999999" w:sz="1"/>
-              <w:bottom w:val="single" w:color="999999" w:sz="1"/>
-              <w:right w:val="single" w:color="999999" w:sz="1"/>
-            </w:tcBorders>
-          </w:tcPr>
-          <w:p>
-            <w:pPr>
-              <w:spacing w:after="40" w:before="40"/>
+              <w:top w:val="single" w:color="BBBBBB" w:sz="1"/>
+              <w:left w:val="single" w:color="BBBBBB" w:sz="1"/>
+              <w:bottom w:val="single" w:color="BBBBBB" w:sz="1"/>
+              <w:right w:val="single" w:color="BBBBBB" w:sz="1"/>
+            </w:tcBorders>
+          </w:tcPr>
+          <w:p>
+            <w:pPr>
+              <w:spacing w:after="30" w:before="30"/>
             </w:pPr>
             <w:r>
               <w:rPr>
@@ -5629,15 +5918,15 @@
           <w:tcPr>
             <w:tcW w:type="dxa" w:w="3120"/>
             <w:tcBorders>
-              <w:top w:val="single" w:color="999999" w:sz="1"/>
-              <w:left w:val="single" w:color="999999" w:sz="1"/>
-              <w:bottom w:val="single" w:color="999999" w:sz="1"/>
-              <w:right w:val="single" w:color="999999" w:sz="1"/>
-            </w:tcBorders>
-          </w:tcPr>
-          <w:p>
-            <w:pPr>
-              <w:spacing w:after="40" w:before="40"/>
+              <w:top w:val="single" w:color="BBBBBB" w:sz="1"/>
+              <w:left w:val="single" w:color="BBBBBB" w:sz="1"/>
+              <w:bottom w:val="single" w:color="BBBBBB" w:sz="1"/>
+              <w:right w:val="single" w:color="BBBBBB" w:sz="1"/>
+            </w:tcBorders>
+          </w:tcPr>
+          <w:p>
+            <w:pPr>
+              <w:spacing w:after="30" w:before="30"/>
             </w:pPr>
             <w:r>
               <w:rPr>
@@ -5660,15 +5949,15 @@
           <w:tcPr>
             <w:tcW w:type="dxa" w:w="3120"/>
             <w:tcBorders>
-              <w:top w:val="single" w:color="999999" w:sz="1"/>
-              <w:left w:val="single" w:color="999999" w:sz="1"/>
-              <w:bottom w:val="single" w:color="999999" w:sz="1"/>
-              <w:right w:val="single" w:color="999999" w:sz="1"/>
-            </w:tcBorders>
-          </w:tcPr>
-          <w:p>
-            <w:pPr>
-              <w:spacing w:after="40" w:before="40"/>
+              <w:top w:val="single" w:color="BBBBBB" w:sz="1"/>
+              <w:left w:val="single" w:color="BBBBBB" w:sz="1"/>
+              <w:bottom w:val="single" w:color="BBBBBB" w:sz="1"/>
+              <w:right w:val="single" w:color="BBBBBB" w:sz="1"/>
+            </w:tcBorders>
+          </w:tcPr>
+          <w:p>
+            <w:pPr>
+              <w:spacing w:after="30" w:before="30"/>
             </w:pPr>
             <w:r>
               <w:rPr>
@@ -5686,15 +5975,15 @@
           <w:tcPr>
             <w:tcW w:type="dxa" w:w="3120"/>
             <w:tcBorders>
-              <w:top w:val="single" w:color="999999" w:sz="1"/>
-              <w:left w:val="single" w:color="999999" w:sz="1"/>
-              <w:bottom w:val="single" w:color="999999" w:sz="1"/>
-              <w:right w:val="single" w:color="999999" w:sz="1"/>
-            </w:tcBorders>
-          </w:tcPr>
-          <w:p>
-            <w:pPr>
-              <w:spacing w:after="40" w:before="40"/>
+              <w:top w:val="single" w:color="BBBBBB" w:sz="1"/>
+              <w:left w:val="single" w:color="BBBBBB" w:sz="1"/>
+              <w:bottom w:val="single" w:color="BBBBBB" w:sz="1"/>
+              <w:right w:val="single" w:color="BBBBBB" w:sz="1"/>
+            </w:tcBorders>
+          </w:tcPr>
+          <w:p>
+            <w:pPr>
+              <w:spacing w:after="30" w:before="30"/>
             </w:pPr>
             <w:r>
               <w:rPr>
@@ -5712,15 +6001,15 @@
           <w:tcPr>
             <w:tcW w:type="dxa" w:w="3120"/>
             <w:tcBorders>
-              <w:top w:val="single" w:color="999999" w:sz="1"/>
-              <w:left w:val="single" w:color="999999" w:sz="1"/>
-              <w:bottom w:val="single" w:color="999999" w:sz="1"/>
-              <w:right w:val="single" w:color="999999" w:sz="1"/>
-            </w:tcBorders>
-          </w:tcPr>
-          <w:p>
-            <w:pPr>
-              <w:spacing w:after="40" w:before="40"/>
+              <w:top w:val="single" w:color="BBBBBB" w:sz="1"/>
+              <w:left w:val="single" w:color="BBBBBB" w:sz="1"/>
+              <w:bottom w:val="single" w:color="BBBBBB" w:sz="1"/>
+              <w:right w:val="single" w:color="BBBBBB" w:sz="1"/>
+            </w:tcBorders>
+          </w:tcPr>
+          <w:p>
+            <w:pPr>
+              <w:spacing w:after="30" w:before="30"/>
             </w:pPr>
             <w:r>
               <w:rPr>
@@ -5743,15 +6032,15 @@
           <w:tcPr>
             <w:tcW w:type="dxa" w:w="3120"/>
             <w:tcBorders>
-              <w:top w:val="single" w:color="999999" w:sz="1"/>
-              <w:left w:val="single" w:color="999999" w:sz="1"/>
-              <w:bottom w:val="single" w:color="999999" w:sz="1"/>
-              <w:right w:val="single" w:color="999999" w:sz="1"/>
-            </w:tcBorders>
-          </w:tcPr>
-          <w:p>
-            <w:pPr>
-              <w:spacing w:after="40" w:before="40"/>
+              <w:top w:val="single" w:color="BBBBBB" w:sz="1"/>
+              <w:left w:val="single" w:color="BBBBBB" w:sz="1"/>
+              <w:bottom w:val="single" w:color="BBBBBB" w:sz="1"/>
+              <w:right w:val="single" w:color="BBBBBB" w:sz="1"/>
+            </w:tcBorders>
+          </w:tcPr>
+          <w:p>
+            <w:pPr>
+              <w:spacing w:after="30" w:before="30"/>
             </w:pPr>
             <w:r>
               <w:rPr>
@@ -5769,15 +6058,15 @@
           <w:tcPr>
             <w:tcW w:type="dxa" w:w="3120"/>
             <w:tcBorders>
-              <w:top w:val="single" w:color="999999" w:sz="1"/>
-              <w:left w:val="single" w:color="999999" w:sz="1"/>
-              <w:bottom w:val="single" w:color="999999" w:sz="1"/>
-              <w:right w:val="single" w:color="999999" w:sz="1"/>
-            </w:tcBorders>
-          </w:tcPr>
-          <w:p>
-            <w:pPr>
-              <w:spacing w:after="40" w:before="40"/>
+              <w:top w:val="single" w:color="BBBBBB" w:sz="1"/>
+              <w:left w:val="single" w:color="BBBBBB" w:sz="1"/>
+              <w:bottom w:val="single" w:color="BBBBBB" w:sz="1"/>
+              <w:right w:val="single" w:color="BBBBBB" w:sz="1"/>
+            </w:tcBorders>
+          </w:tcPr>
+          <w:p>
+            <w:pPr>
+              <w:spacing w:after="30" w:before="30"/>
             </w:pPr>
             <w:r>
               <w:rPr>
@@ -5795,15 +6084,15 @@
           <w:tcPr>
             <w:tcW w:type="dxa" w:w="3120"/>
             <w:tcBorders>
-              <w:top w:val="single" w:color="999999" w:sz="1"/>
-              <w:left w:val="single" w:color="999999" w:sz="1"/>
-              <w:bottom w:val="single" w:color="999999" w:sz="1"/>
-              <w:right w:val="single" w:color="999999" w:sz="1"/>
-            </w:tcBorders>
-          </w:tcPr>
-          <w:p>
-            <w:pPr>
-              <w:spacing w:after="40" w:before="40"/>
+              <w:top w:val="single" w:color="BBBBBB" w:sz="1"/>
+              <w:left w:val="single" w:color="BBBBBB" w:sz="1"/>
+              <w:bottom w:val="single" w:color="BBBBBB" w:sz="1"/>
+              <w:right w:val="single" w:color="BBBBBB" w:sz="1"/>
+            </w:tcBorders>
+          </w:tcPr>
+          <w:p>
+            <w:pPr>
+              <w:spacing w:after="30" w:before="30"/>
             </w:pPr>
             <w:r>
               <w:rPr>
@@ -5821,12 +6110,12 @@
     </w:tbl>
     <w:p>
       <w:pPr>
-        <w:spacing w:after="120"/>
+        <w:spacing w:after="100"/>
       </w:pPr>
     </w:p>
     <w:p>
       <w:pPr>
-        <w:spacing w:after="60" w:before="60"/>
+        <w:spacing w:after="50" w:before="50"/>
       </w:pPr>
       <w:r>
         <w:rPr>
@@ -5846,7 +6135,7 @@
           <w:ilvl w:val="0"/>
           <w:numId w:val="22"/>
         </w:numPr>
-        <w:spacing w:after="40" w:before="40"/>
+        <w:spacing w:after="30" w:before="30"/>
       </w:pPr>
       <w:r>
         <w:rPr>
@@ -5866,7 +6155,7 @@
           <w:ilvl w:val="0"/>
           <w:numId w:val="23"/>
         </w:numPr>
-        <w:spacing w:after="40" w:before="40"/>
+        <w:spacing w:after="30" w:before="30"/>
       </w:pPr>
       <w:r>
         <w:rPr>
@@ -5886,7 +6175,7 @@
           <w:ilvl w:val="0"/>
           <w:numId w:val="24"/>
         </w:numPr>
-        <w:spacing w:after="40" w:before="40"/>
+        <w:spacing w:after="30" w:before="30"/>
       </w:pPr>
       <w:r>
         <w:rPr>
@@ -5906,7 +6195,7 @@
           <w:ilvl w:val="0"/>
           <w:numId w:val="25"/>
         </w:numPr>
-        <w:spacing w:after="40" w:before="40"/>
+        <w:spacing w:after="30" w:before="30"/>
       </w:pPr>
       <w:r>
         <w:rPr>
@@ -5976,16 +6265,16 @@
           <w:tcPr>
             <w:tcW w:type="dxa" w:w="3120"/>
             <w:tcBorders>
-              <w:top w:val="single" w:color="999999" w:sz="1"/>
-              <w:left w:val="single" w:color="999999" w:sz="1"/>
-              <w:bottom w:val="single" w:color="999999" w:sz="1"/>
-              <w:right w:val="single" w:color="999999" w:sz="1"/>
+              <w:top w:val="single" w:color="BBBBBB" w:sz="1"/>
+              <w:left w:val="single" w:color="BBBBBB" w:sz="1"/>
+              <w:bottom w:val="single" w:color="BBBBBB" w:sz="1"/>
+              <w:right w:val="single" w:color="BBBBBB" w:sz="1"/>
             </w:tcBorders>
             <w:shd w:fill="D5E8F0" w:val="clear"/>
           </w:tcPr>
           <w:p>
             <w:pPr>
-              <w:spacing w:after="40" w:before="40"/>
+              <w:spacing w:after="30" w:before="30"/>
             </w:pPr>
             <w:r>
               <w:rPr>
@@ -6003,16 +6292,16 @@
           <w:tcPr>
             <w:tcW w:type="dxa" w:w="3120"/>
             <w:tcBorders>
-              <w:top w:val="single" w:color="999999" w:sz="1"/>
-              <w:left w:val="single" w:color="999999" w:sz="1"/>
-              <w:bottom w:val="single" w:color="999999" w:sz="1"/>
-              <w:right w:val="single" w:color="999999" w:sz="1"/>
+              <w:top w:val="single" w:color="BBBBBB" w:sz="1"/>
+              <w:left w:val="single" w:color="BBBBBB" w:sz="1"/>
+              <w:bottom w:val="single" w:color="BBBBBB" w:sz="1"/>
+              <w:right w:val="single" w:color="BBBBBB" w:sz="1"/>
             </w:tcBorders>
             <w:shd w:fill="D5E8F0" w:val="clear"/>
           </w:tcPr>
           <w:p>
             <w:pPr>
-              <w:spacing w:after="40" w:before="40"/>
+              <w:spacing w:after="30" w:before="30"/>
             </w:pPr>
             <w:r>
               <w:rPr>
@@ -6030,16 +6319,16 @@
           <w:tcPr>
             <w:tcW w:type="dxa" w:w="3120"/>
             <w:tcBorders>
-              <w:top w:val="single" w:color="999999" w:sz="1"/>
-              <w:left w:val="single" w:color="999999" w:sz="1"/>
-              <w:bottom w:val="single" w:color="999999" w:sz="1"/>
-              <w:right w:val="single" w:color="999999" w:sz="1"/>
+              <w:top w:val="single" w:color="BBBBBB" w:sz="1"/>
+              <w:left w:val="single" w:color="BBBBBB" w:sz="1"/>
+              <w:bottom w:val="single" w:color="BBBBBB" w:sz="1"/>
+              <w:right w:val="single" w:color="BBBBBB" w:sz="1"/>
             </w:tcBorders>
             <w:shd w:fill="D5E8F0" w:val="clear"/>
           </w:tcPr>
           <w:p>
             <w:pPr>
-              <w:spacing w:after="40" w:before="40"/>
+              <w:spacing w:after="30" w:before="30"/>
             </w:pPr>
             <w:r>
               <w:rPr>
@@ -6062,15 +6351,15 @@
           <w:tcPr>
             <w:tcW w:type="dxa" w:w="3120"/>
             <w:tcBorders>
-              <w:top w:val="single" w:color="999999" w:sz="1"/>
-              <w:left w:val="single" w:color="999999" w:sz="1"/>
-              <w:bottom w:val="single" w:color="999999" w:sz="1"/>
-              <w:right w:val="single" w:color="999999" w:sz="1"/>
-            </w:tcBorders>
-          </w:tcPr>
-          <w:p>
-            <w:pPr>
-              <w:spacing w:after="40" w:before="40"/>
+              <w:top w:val="single" w:color="BBBBBB" w:sz="1"/>
+              <w:left w:val="single" w:color="BBBBBB" w:sz="1"/>
+              <w:bottom w:val="single" w:color="BBBBBB" w:sz="1"/>
+              <w:right w:val="single" w:color="BBBBBB" w:sz="1"/>
+            </w:tcBorders>
+          </w:tcPr>
+          <w:p>
+            <w:pPr>
+              <w:spacing w:after="30" w:before="30"/>
             </w:pPr>
             <w:r>
               <w:rPr>
@@ -6088,15 +6377,15 @@
           <w:tcPr>
             <w:tcW w:type="dxa" w:w="3120"/>
             <w:tcBorders>
-              <w:top w:val="single" w:color="999999" w:sz="1"/>
-              <w:left w:val="single" w:color="999999" w:sz="1"/>
-              <w:bottom w:val="single" w:color="999999" w:sz="1"/>
-              <w:right w:val="single" w:color="999999" w:sz="1"/>
-            </w:tcBorders>
-          </w:tcPr>
-          <w:p>
-            <w:pPr>
-              <w:spacing w:after="40" w:before="40"/>
+              <w:top w:val="single" w:color="BBBBBB" w:sz="1"/>
+              <w:left w:val="single" w:color="BBBBBB" w:sz="1"/>
+              <w:bottom w:val="single" w:color="BBBBBB" w:sz="1"/>
+              <w:right w:val="single" w:color="BBBBBB" w:sz="1"/>
+            </w:tcBorders>
+          </w:tcPr>
+          <w:p>
+            <w:pPr>
+              <w:spacing w:after="30" w:before="30"/>
             </w:pPr>
             <w:r>
               <w:rPr>
@@ -6114,22 +6403,22 @@
           <w:tcPr>
             <w:tcW w:type="dxa" w:w="3120"/>
             <w:tcBorders>
-              <w:top w:val="single" w:color="999999" w:sz="1"/>
-              <w:left w:val="single" w:color="999999" w:sz="1"/>
-              <w:bottom w:val="single" w:color="999999" w:sz="1"/>
-              <w:right w:val="single" w:color="999999" w:sz="1"/>
-            </w:tcBorders>
-          </w:tcPr>
-          <w:p>
-            <w:pPr>
-              <w:spacing w:after="40" w:before="40"/>
+              <w:top w:val="single" w:color="BBBBBB" w:sz="1"/>
+              <w:left w:val="single" w:color="BBBBBB" w:sz="1"/>
+              <w:bottom w:val="single" w:color="BBBBBB" w:sz="1"/>
+              <w:right w:val="single" w:color="BBBBBB" w:sz="1"/>
+            </w:tcBorders>
+          </w:tcPr>
+          <w:p>
+            <w:pPr>
+              <w:spacing w:after="30" w:before="30"/>
             </w:pPr>
             <w:r>
               <w:rPr>
                 <w:rFonts w:ascii="Consolas" w:cs="Consolas" w:eastAsia="Consolas" w:hAnsi="Consolas"/>
                 <w:color w:val="C7254E"/>
-                <w:sz w:val="20"/>
-                <w:szCs w:val="20"/>
+                <w:sz w:val="19"/>
+                <w:szCs w:val="19"/>
               </w:rPr>
               <w:t xml:space="preserve">"睡眠得分": 93, "总时长": "8小时13分"</w:t>
             </w:r>
@@ -6144,15 +6433,15 @@
           <w:tcPr>
             <w:tcW w:type="dxa" w:w="3120"/>
             <w:tcBorders>
-              <w:top w:val="single" w:color="999999" w:sz="1"/>
-              <w:left w:val="single" w:color="999999" w:sz="1"/>
-              <w:bottom w:val="single" w:color="999999" w:sz="1"/>
-              <w:right w:val="single" w:color="999999" w:sz="1"/>
-            </w:tcBorders>
-          </w:tcPr>
-          <w:p>
-            <w:pPr>
-              <w:spacing w:after="40" w:before="40"/>
+              <w:top w:val="single" w:color="BBBBBB" w:sz="1"/>
+              <w:left w:val="single" w:color="BBBBBB" w:sz="1"/>
+              <w:bottom w:val="single" w:color="BBBBBB" w:sz="1"/>
+              <w:right w:val="single" w:color="BBBBBB" w:sz="1"/>
+            </w:tcBorders>
+          </w:tcPr>
+          <w:p>
+            <w:pPr>
+              <w:spacing w:after="30" w:before="30"/>
             </w:pPr>
             <w:r>
               <w:rPr>
@@ -6170,15 +6459,15 @@
           <w:tcPr>
             <w:tcW w:type="dxa" w:w="3120"/>
             <w:tcBorders>
-              <w:top w:val="single" w:color="999999" w:sz="1"/>
-              <w:left w:val="single" w:color="999999" w:sz="1"/>
-              <w:bottom w:val="single" w:color="999999" w:sz="1"/>
-              <w:right w:val="single" w:color="999999" w:sz="1"/>
-            </w:tcBorders>
-          </w:tcPr>
-          <w:p>
-            <w:pPr>
-              <w:spacing w:after="40" w:before="40"/>
+              <w:top w:val="single" w:color="BBBBBB" w:sz="1"/>
+              <w:left w:val="single" w:color="BBBBBB" w:sz="1"/>
+              <w:bottom w:val="single" w:color="BBBBBB" w:sz="1"/>
+              <w:right w:val="single" w:color="BBBBBB" w:sz="1"/>
+            </w:tcBorders>
+          </w:tcPr>
+          <w:p>
+            <w:pPr>
+              <w:spacing w:after="30" w:before="30"/>
             </w:pPr>
             <w:r>
               <w:rPr>
@@ -6196,22 +6485,22 @@
           <w:tcPr>
             <w:tcW w:type="dxa" w:w="3120"/>
             <w:tcBorders>
-              <w:top w:val="single" w:color="999999" w:sz="1"/>
-              <w:left w:val="single" w:color="999999" w:sz="1"/>
-              <w:bottom w:val="single" w:color="999999" w:sz="1"/>
-              <w:right w:val="single" w:color="999999" w:sz="1"/>
-            </w:tcBorders>
-          </w:tcPr>
-          <w:p>
-            <w:pPr>
-              <w:spacing w:after="40" w:before="40"/>
+              <w:top w:val="single" w:color="BBBBBB" w:sz="1"/>
+              <w:left w:val="single" w:color="BBBBBB" w:sz="1"/>
+              <w:bottom w:val="single" w:color="BBBBBB" w:sz="1"/>
+              <w:right w:val="single" w:color="BBBBBB" w:sz="1"/>
+            </w:tcBorders>
+          </w:tcPr>
+          <w:p>
+            <w:pPr>
+              <w:spacing w:after="30" w:before="30"/>
             </w:pPr>
             <w:r>
               <w:rPr>
                 <w:rFonts w:ascii="Consolas" w:cs="Consolas" w:eastAsia="Consolas" w:hAnsi="Consolas"/>
                 <w:color w:val="C7254E"/>
-                <w:sz w:val="20"/>
-                <w:szCs w:val="20"/>
+                <w:sz w:val="19"/>
+                <w:szCs w:val="19"/>
               </w:rPr>
               <w:t xml:space="preserve">"sleepScore": 93, "duration": 29580</w:t>
             </w:r>
@@ -6221,12 +6510,12 @@
     </w:tbl>
     <w:p>
       <w:pPr>
-        <w:spacing w:after="120"/>
+        <w:spacing w:after="100"/>
       </w:pPr>
     </w:p>
     <w:p>
       <w:pPr>
-        <w:spacing w:after="60" w:before="60"/>
+        <w:spacing w:after="50" w:before="50"/>
       </w:pPr>
       <w:r>
         <w:rPr>
@@ -6282,16 +6571,16 @@
           <w:tcPr>
             <w:tcW w:type="dxa" w:w="1872"/>
             <w:tcBorders>
-              <w:top w:val="single" w:color="999999" w:sz="1"/>
-              <w:left w:val="single" w:color="999999" w:sz="1"/>
-              <w:bottom w:val="single" w:color="999999" w:sz="1"/>
-              <w:right w:val="single" w:color="999999" w:sz="1"/>
+              <w:top w:val="single" w:color="BBBBBB" w:sz="1"/>
+              <w:left w:val="single" w:color="BBBBBB" w:sz="1"/>
+              <w:bottom w:val="single" w:color="BBBBBB" w:sz="1"/>
+              <w:right w:val="single" w:color="BBBBBB" w:sz="1"/>
             </w:tcBorders>
             <w:shd w:fill="D5E8F0" w:val="clear"/>
           </w:tcPr>
           <w:p>
             <w:pPr>
-              <w:spacing w:after="40" w:before="40"/>
+              <w:spacing w:after="30" w:before="30"/>
             </w:pPr>
             <w:r>
               <w:rPr>
@@ -6309,16 +6598,16 @@
           <w:tcPr>
             <w:tcW w:type="dxa" w:w="1872"/>
             <w:tcBorders>
-              <w:top w:val="single" w:color="999999" w:sz="1"/>
-              <w:left w:val="single" w:color="999999" w:sz="1"/>
-              <w:bottom w:val="single" w:color="999999" w:sz="1"/>
-              <w:right w:val="single" w:color="999999" w:sz="1"/>
+              <w:top w:val="single" w:color="BBBBBB" w:sz="1"/>
+              <w:left w:val="single" w:color="BBBBBB" w:sz="1"/>
+              <w:bottom w:val="single" w:color="BBBBBB" w:sz="1"/>
+              <w:right w:val="single" w:color="BBBBBB" w:sz="1"/>
             </w:tcBorders>
             <w:shd w:fill="D5E8F0" w:val="clear"/>
           </w:tcPr>
           <w:p>
             <w:pPr>
-              <w:spacing w:after="40" w:before="40"/>
+              <w:spacing w:after="30" w:before="30"/>
             </w:pPr>
             <w:r>
               <w:rPr>
@@ -6336,16 +6625,16 @@
           <w:tcPr>
             <w:tcW w:type="dxa" w:w="1872"/>
             <w:tcBorders>
-              <w:top w:val="single" w:color="999999" w:sz="1"/>
-              <w:left w:val="single" w:color="999999" w:sz="1"/>
-              <w:bottom w:val="single" w:color="999999" w:sz="1"/>
-              <w:right w:val="single" w:color="999999" w:sz="1"/>
+              <w:top w:val="single" w:color="BBBBBB" w:sz="1"/>
+              <w:left w:val="single" w:color="BBBBBB" w:sz="1"/>
+              <w:bottom w:val="single" w:color="BBBBBB" w:sz="1"/>
+              <w:right w:val="single" w:color="BBBBBB" w:sz="1"/>
             </w:tcBorders>
             <w:shd w:fill="D5E8F0" w:val="clear"/>
           </w:tcPr>
           <w:p>
             <w:pPr>
-              <w:spacing w:after="40" w:before="40"/>
+              <w:spacing w:after="30" w:before="30"/>
             </w:pPr>
             <w:r>
               <w:rPr>
@@ -6363,16 +6652,16 @@
           <w:tcPr>
             <w:tcW w:type="dxa" w:w="1872"/>
             <w:tcBorders>
-              <w:top w:val="single" w:color="999999" w:sz="1"/>
-              <w:left w:val="single" w:color="999999" w:sz="1"/>
-              <w:bottom w:val="single" w:color="999999" w:sz="1"/>
-              <w:right w:val="single" w:color="999999" w:sz="1"/>
+              <w:top w:val="single" w:color="BBBBBB" w:sz="1"/>
+              <w:left w:val="single" w:color="BBBBBB" w:sz="1"/>
+              <w:bottom w:val="single" w:color="BBBBBB" w:sz="1"/>
+              <w:right w:val="single" w:color="BBBBBB" w:sz="1"/>
             </w:tcBorders>
             <w:shd w:fill="D5E8F0" w:val="clear"/>
           </w:tcPr>
           <w:p>
             <w:pPr>
-              <w:spacing w:after="40" w:before="40"/>
+              <w:spacing w:after="30" w:before="30"/>
             </w:pPr>
             <w:r>
               <w:rPr>
@@ -6390,16 +6679,16 @@
           <w:tcPr>
             <w:tcW w:type="dxa" w:w="1872"/>
             <w:tcBorders>
-              <w:top w:val="single" w:color="999999" w:sz="1"/>
-              <w:left w:val="single" w:color="999999" w:sz="1"/>
-              <w:bottom w:val="single" w:color="999999" w:sz="1"/>
-              <w:right w:val="single" w:color="999999" w:sz="1"/>
+              <w:top w:val="single" w:color="BBBBBB" w:sz="1"/>
+              <w:left w:val="single" w:color="BBBBBB" w:sz="1"/>
+              <w:bottom w:val="single" w:color="BBBBBB" w:sz="1"/>
+              <w:right w:val="single" w:color="BBBBBB" w:sz="1"/>
             </w:tcBorders>
             <w:shd w:fill="D5E8F0" w:val="clear"/>
           </w:tcPr>
           <w:p>
             <w:pPr>
-              <w:spacing w:after="40" w:before="40"/>
+              <w:spacing w:after="30" w:before="30"/>
             </w:pPr>
             <w:r>
               <w:rPr>
@@ -6422,15 +6711,15 @@
           <w:tcPr>
             <w:tcW w:type="dxa" w:w="1872"/>
             <w:tcBorders>
-              <w:top w:val="single" w:color="999999" w:sz="1"/>
-              <w:left w:val="single" w:color="999999" w:sz="1"/>
-              <w:bottom w:val="single" w:color="999999" w:sz="1"/>
-              <w:right w:val="single" w:color="999999" w:sz="1"/>
-            </w:tcBorders>
-          </w:tcPr>
-          <w:p>
-            <w:pPr>
-              <w:spacing w:after="40" w:before="40"/>
+              <w:top w:val="single" w:color="BBBBBB" w:sz="1"/>
+              <w:left w:val="single" w:color="BBBBBB" w:sz="1"/>
+              <w:bottom w:val="single" w:color="BBBBBB" w:sz="1"/>
+              <w:right w:val="single" w:color="BBBBBB" w:sz="1"/>
+            </w:tcBorders>
+          </w:tcPr>
+          <w:p>
+            <w:pPr>
+              <w:spacing w:after="30" w:before="30"/>
             </w:pPr>
             <w:r>
               <w:rPr>
@@ -6448,15 +6737,15 @@
           <w:tcPr>
             <w:tcW w:type="dxa" w:w="1872"/>
             <w:tcBorders>
-              <w:top w:val="single" w:color="999999" w:sz="1"/>
-              <w:left w:val="single" w:color="999999" w:sz="1"/>
-              <w:bottom w:val="single" w:color="999999" w:sz="1"/>
-              <w:right w:val="single" w:color="999999" w:sz="1"/>
-            </w:tcBorders>
-          </w:tcPr>
-          <w:p>
-            <w:pPr>
-              <w:spacing w:after="40" w:before="40"/>
+              <w:top w:val="single" w:color="BBBBBB" w:sz="1"/>
+              <w:left w:val="single" w:color="BBBBBB" w:sz="1"/>
+              <w:bottom w:val="single" w:color="BBBBBB" w:sz="1"/>
+              <w:right w:val="single" w:color="BBBBBB" w:sz="1"/>
+            </w:tcBorders>
+          </w:tcPr>
+          <w:p>
+            <w:pPr>
+              <w:spacing w:after="30" w:before="30"/>
             </w:pPr>
             <w:r>
               <w:rPr>
@@ -6474,15 +6763,15 @@
           <w:tcPr>
             <w:tcW w:type="dxa" w:w="1872"/>
             <w:tcBorders>
-              <w:top w:val="single" w:color="999999" w:sz="1"/>
-              <w:left w:val="single" w:color="999999" w:sz="1"/>
-              <w:bottom w:val="single" w:color="999999" w:sz="1"/>
-              <w:right w:val="single" w:color="999999" w:sz="1"/>
-            </w:tcBorders>
-          </w:tcPr>
-          <w:p>
-            <w:pPr>
-              <w:spacing w:after="40" w:before="40"/>
+              <w:top w:val="single" w:color="BBBBBB" w:sz="1"/>
+              <w:left w:val="single" w:color="BBBBBB" w:sz="1"/>
+              <w:bottom w:val="single" w:color="BBBBBB" w:sz="1"/>
+              <w:right w:val="single" w:color="BBBBBB" w:sz="1"/>
+            </w:tcBorders>
+          </w:tcPr>
+          <w:p>
+            <w:pPr>
+              <w:spacing w:after="30" w:before="30"/>
             </w:pPr>
             <w:r>
               <w:rPr>
@@ -6500,15 +6789,15 @@
           <w:tcPr>
             <w:tcW w:type="dxa" w:w="1872"/>
             <w:tcBorders>
-              <w:top w:val="single" w:color="999999" w:sz="1"/>
-              <w:left w:val="single" w:color="999999" w:sz="1"/>
-              <w:bottom w:val="single" w:color="999999" w:sz="1"/>
-              <w:right w:val="single" w:color="999999" w:sz="1"/>
-            </w:tcBorders>
-          </w:tcPr>
-          <w:p>
-            <w:pPr>
-              <w:spacing w:after="40" w:before="40"/>
+              <w:top w:val="single" w:color="BBBBBB" w:sz="1"/>
+              <w:left w:val="single" w:color="BBBBBB" w:sz="1"/>
+              <w:bottom w:val="single" w:color="BBBBBB" w:sz="1"/>
+              <w:right w:val="single" w:color="BBBBBB" w:sz="1"/>
+            </w:tcBorders>
+          </w:tcPr>
+          <w:p>
+            <w:pPr>
+              <w:spacing w:after="30" w:before="30"/>
             </w:pPr>
             <w:r>
               <w:rPr>
@@ -6526,15 +6815,15 @@
           <w:tcPr>
             <w:tcW w:type="dxa" w:w="1872"/>
             <w:tcBorders>
-              <w:top w:val="single" w:color="999999" w:sz="1"/>
-              <w:left w:val="single" w:color="999999" w:sz="1"/>
-              <w:bottom w:val="single" w:color="999999" w:sz="1"/>
-              <w:right w:val="single" w:color="999999" w:sz="1"/>
-            </w:tcBorders>
-          </w:tcPr>
-          <w:p>
-            <w:pPr>
-              <w:spacing w:after="40" w:before="40"/>
+              <w:top w:val="single" w:color="BBBBBB" w:sz="1"/>
+              <w:left w:val="single" w:color="BBBBBB" w:sz="1"/>
+              <w:bottom w:val="single" w:color="BBBBBB" w:sz="1"/>
+              <w:right w:val="single" w:color="BBBBBB" w:sz="1"/>
+            </w:tcBorders>
+          </w:tcPr>
+          <w:p>
+            <w:pPr>
+              <w:spacing w:after="30" w:before="30"/>
             </w:pPr>
             <w:r>
               <w:rPr>
@@ -6557,15 +6846,15 @@
           <w:tcPr>
             <w:tcW w:type="dxa" w:w="1872"/>
             <w:tcBorders>
-              <w:top w:val="single" w:color="999999" w:sz="1"/>
-              <w:left w:val="single" w:color="999999" w:sz="1"/>
-              <w:bottom w:val="single" w:color="999999" w:sz="1"/>
-              <w:right w:val="single" w:color="999999" w:sz="1"/>
-            </w:tcBorders>
-          </w:tcPr>
-          <w:p>
-            <w:pPr>
-              <w:spacing w:after="40" w:before="40"/>
+              <w:top w:val="single" w:color="BBBBBB" w:sz="1"/>
+              <w:left w:val="single" w:color="BBBBBB" w:sz="1"/>
+              <w:bottom w:val="single" w:color="BBBBBB" w:sz="1"/>
+              <w:right w:val="single" w:color="BBBBBB" w:sz="1"/>
+            </w:tcBorders>
+          </w:tcPr>
+          <w:p>
+            <w:pPr>
+              <w:spacing w:after="30" w:before="30"/>
             </w:pPr>
             <w:r>
               <w:rPr>
@@ -6583,15 +6872,15 @@
           <w:tcPr>
             <w:tcW w:type="dxa" w:w="1872"/>
             <w:tcBorders>
-              <w:top w:val="single" w:color="999999" w:sz="1"/>
-              <w:left w:val="single" w:color="999999" w:sz="1"/>
-              <w:bottom w:val="single" w:color="999999" w:sz="1"/>
-              <w:right w:val="single" w:color="999999" w:sz="1"/>
-            </w:tcBorders>
-          </w:tcPr>
-          <w:p>
-            <w:pPr>
-              <w:spacing w:after="40" w:before="40"/>
+              <w:top w:val="single" w:color="BBBBBB" w:sz="1"/>
+              <w:left w:val="single" w:color="BBBBBB" w:sz="1"/>
+              <w:bottom w:val="single" w:color="BBBBBB" w:sz="1"/>
+              <w:right w:val="single" w:color="BBBBBB" w:sz="1"/>
+            </w:tcBorders>
+          </w:tcPr>
+          <w:p>
+            <w:pPr>
+              <w:spacing w:after="30" w:before="30"/>
             </w:pPr>
             <w:r>
               <w:rPr>
@@ -6609,15 +6898,15 @@
           <w:tcPr>
             <w:tcW w:type="dxa" w:w="1872"/>
             <w:tcBorders>
-              <w:top w:val="single" w:color="999999" w:sz="1"/>
-              <w:left w:val="single" w:color="999999" w:sz="1"/>
-              <w:bottom w:val="single" w:color="999999" w:sz="1"/>
-              <w:right w:val="single" w:color="999999" w:sz="1"/>
-            </w:tcBorders>
-          </w:tcPr>
-          <w:p>
-            <w:pPr>
-              <w:spacing w:after="40" w:before="40"/>
+              <w:top w:val="single" w:color="BBBBBB" w:sz="1"/>
+              <w:left w:val="single" w:color="BBBBBB" w:sz="1"/>
+              <w:bottom w:val="single" w:color="BBBBBB" w:sz="1"/>
+              <w:right w:val="single" w:color="BBBBBB" w:sz="1"/>
+            </w:tcBorders>
+          </w:tcPr>
+          <w:p>
+            <w:pPr>
+              <w:spacing w:after="30" w:before="30"/>
             </w:pPr>
             <w:r>
               <w:rPr>
@@ -6635,15 +6924,15 @@
           <w:tcPr>
             <w:tcW w:type="dxa" w:w="1872"/>
             <w:tcBorders>
-              <w:top w:val="single" w:color="999999" w:sz="1"/>
-              <w:left w:val="single" w:color="999999" w:sz="1"/>
-              <w:bottom w:val="single" w:color="999999" w:sz="1"/>
-              <w:right w:val="single" w:color="999999" w:sz="1"/>
-            </w:tcBorders>
-          </w:tcPr>
-          <w:p>
-            <w:pPr>
-              <w:spacing w:after="40" w:before="40"/>
+              <w:top w:val="single" w:color="BBBBBB" w:sz="1"/>
+              <w:left w:val="single" w:color="BBBBBB" w:sz="1"/>
+              <w:bottom w:val="single" w:color="BBBBBB" w:sz="1"/>
+              <w:right w:val="single" w:color="BBBBBB" w:sz="1"/>
+            </w:tcBorders>
+          </w:tcPr>
+          <w:p>
+            <w:pPr>
+              <w:spacing w:after="30" w:before="30"/>
             </w:pPr>
             <w:r>
               <w:rPr>
@@ -6661,15 +6950,15 @@
           <w:tcPr>
             <w:tcW w:type="dxa" w:w="1872"/>
             <w:tcBorders>
-              <w:top w:val="single" w:color="999999" w:sz="1"/>
-              <w:left w:val="single" w:color="999999" w:sz="1"/>
-              <w:bottom w:val="single" w:color="999999" w:sz="1"/>
-              <w:right w:val="single" w:color="999999" w:sz="1"/>
-            </w:tcBorders>
-          </w:tcPr>
-          <w:p>
-            <w:pPr>
-              <w:spacing w:after="40" w:before="40"/>
+              <w:top w:val="single" w:color="BBBBBB" w:sz="1"/>
+              <w:left w:val="single" w:color="BBBBBB" w:sz="1"/>
+              <w:bottom w:val="single" w:color="BBBBBB" w:sz="1"/>
+              <w:right w:val="single" w:color="BBBBBB" w:sz="1"/>
+            </w:tcBorders>
+          </w:tcPr>
+          <w:p>
+            <w:pPr>
+              <w:spacing w:after="30" w:before="30"/>
             </w:pPr>
             <w:r>
               <w:rPr>
@@ -6692,15 +6981,15 @@
           <w:tcPr>
             <w:tcW w:type="dxa" w:w="1872"/>
             <w:tcBorders>
-              <w:top w:val="single" w:color="999999" w:sz="1"/>
-              <w:left w:val="single" w:color="999999" w:sz="1"/>
-              <w:bottom w:val="single" w:color="999999" w:sz="1"/>
-              <w:right w:val="single" w:color="999999" w:sz="1"/>
-            </w:tcBorders>
-          </w:tcPr>
-          <w:p>
-            <w:pPr>
-              <w:spacing w:after="40" w:before="40"/>
+              <w:top w:val="single" w:color="BBBBBB" w:sz="1"/>
+              <w:left w:val="single" w:color="BBBBBB" w:sz="1"/>
+              <w:bottom w:val="single" w:color="BBBBBB" w:sz="1"/>
+              <w:right w:val="single" w:color="BBBBBB" w:sz="1"/>
+            </w:tcBorders>
+          </w:tcPr>
+          <w:p>
+            <w:pPr>
+              <w:spacing w:after="30" w:before="30"/>
             </w:pPr>
             <w:r>
               <w:rPr>
@@ -6718,15 +7007,15 @@
           <w:tcPr>
             <w:tcW w:type="dxa" w:w="1872"/>
             <w:tcBorders>
-              <w:top w:val="single" w:color="999999" w:sz="1"/>
-              <w:left w:val="single" w:color="999999" w:sz="1"/>
-              <w:bottom w:val="single" w:color="999999" w:sz="1"/>
-              <w:right w:val="single" w:color="999999" w:sz="1"/>
-            </w:tcBorders>
-          </w:tcPr>
-          <w:p>
-            <w:pPr>
-              <w:spacing w:after="40" w:before="40"/>
+              <w:top w:val="single" w:color="BBBBBB" w:sz="1"/>
+              <w:left w:val="single" w:color="BBBBBB" w:sz="1"/>
+              <w:bottom w:val="single" w:color="BBBBBB" w:sz="1"/>
+              <w:right w:val="single" w:color="BBBBBB" w:sz="1"/>
+            </w:tcBorders>
+          </w:tcPr>
+          <w:p>
+            <w:pPr>
+              <w:spacing w:after="30" w:before="30"/>
             </w:pPr>
             <w:r>
               <w:rPr>
@@ -6744,15 +7033,15 @@
           <w:tcPr>
             <w:tcW w:type="dxa" w:w="1872"/>
             <w:tcBorders>
-              <w:top w:val="single" w:color="999999" w:sz="1"/>
-              <w:left w:val="single" w:color="999999" w:sz="1"/>
-              <w:bottom w:val="single" w:color="999999" w:sz="1"/>
-              <w:right w:val="single" w:color="999999" w:sz="1"/>
-            </w:tcBorders>
-          </w:tcPr>
-          <w:p>
-            <w:pPr>
-              <w:spacing w:after="40" w:before="40"/>
+              <w:top w:val="single" w:color="BBBBBB" w:sz="1"/>
+              <w:left w:val="single" w:color="BBBBBB" w:sz="1"/>
+              <w:bottom w:val="single" w:color="BBBBBB" w:sz="1"/>
+              <w:right w:val="single" w:color="BBBBBB" w:sz="1"/>
+            </w:tcBorders>
+          </w:tcPr>
+          <w:p>
+            <w:pPr>
+              <w:spacing w:after="30" w:before="30"/>
             </w:pPr>
             <w:r>
               <w:rPr>
@@ -6770,15 +7059,15 @@
           <w:tcPr>
             <w:tcW w:type="dxa" w:w="1872"/>
             <w:tcBorders>
-              <w:top w:val="single" w:color="999999" w:sz="1"/>
-              <w:left w:val="single" w:color="999999" w:sz="1"/>
-              <w:bottom w:val="single" w:color="999999" w:sz="1"/>
-              <w:right w:val="single" w:color="999999" w:sz="1"/>
-            </w:tcBorders>
-          </w:tcPr>
-          <w:p>
-            <w:pPr>
-              <w:spacing w:after="40" w:before="40"/>
+              <w:top w:val="single" w:color="BBBBBB" w:sz="1"/>
+              <w:left w:val="single" w:color="BBBBBB" w:sz="1"/>
+              <w:bottom w:val="single" w:color="BBBBBB" w:sz="1"/>
+              <w:right w:val="single" w:color="BBBBBB" w:sz="1"/>
+            </w:tcBorders>
+          </w:tcPr>
+          <w:p>
+            <w:pPr>
+              <w:spacing w:after="30" w:before="30"/>
             </w:pPr>
             <w:r>
               <w:rPr>
@@ -6796,15 +7085,15 @@
           <w:tcPr>
             <w:tcW w:type="dxa" w:w="1872"/>
             <w:tcBorders>
-              <w:top w:val="single" w:color="999999" w:sz="1"/>
-              <w:left w:val="single" w:color="999999" w:sz="1"/>
-              <w:bottom w:val="single" w:color="999999" w:sz="1"/>
-              <w:right w:val="single" w:color="999999" w:sz="1"/>
-            </w:tcBorders>
-          </w:tcPr>
-          <w:p>
-            <w:pPr>
-              <w:spacing w:after="40" w:before="40"/>
+              <w:top w:val="single" w:color="BBBBBB" w:sz="1"/>
+              <w:left w:val="single" w:color="BBBBBB" w:sz="1"/>
+              <w:bottom w:val="single" w:color="BBBBBB" w:sz="1"/>
+              <w:right w:val="single" w:color="BBBBBB" w:sz="1"/>
+            </w:tcBorders>
+          </w:tcPr>
+          <w:p>
+            <w:pPr>
+              <w:spacing w:after="30" w:before="30"/>
             </w:pPr>
             <w:r>
               <w:rPr>
@@ -6827,15 +7116,15 @@
           <w:tcPr>
             <w:tcW w:type="dxa" w:w="1872"/>
             <w:tcBorders>
-              <w:top w:val="single" w:color="999999" w:sz="1"/>
-              <w:left w:val="single" w:color="999999" w:sz="1"/>
-              <w:bottom w:val="single" w:color="999999" w:sz="1"/>
-              <w:right w:val="single" w:color="999999" w:sz="1"/>
-            </w:tcBorders>
-          </w:tcPr>
-          <w:p>
-            <w:pPr>
-              <w:spacing w:after="40" w:before="40"/>
+              <w:top w:val="single" w:color="BBBBBB" w:sz="1"/>
+              <w:left w:val="single" w:color="BBBBBB" w:sz="1"/>
+              <w:bottom w:val="single" w:color="BBBBBB" w:sz="1"/>
+              <w:right w:val="single" w:color="BBBBBB" w:sz="1"/>
+            </w:tcBorders>
+          </w:tcPr>
+          <w:p>
+            <w:pPr>
+              <w:spacing w:after="30" w:before="30"/>
             </w:pPr>
             <w:r>
               <w:rPr>
@@ -6853,15 +7142,15 @@
           <w:tcPr>
             <w:tcW w:type="dxa" w:w="1872"/>
             <w:tcBorders>
-              <w:top w:val="single" w:color="999999" w:sz="1"/>
-              <w:left w:val="single" w:color="999999" w:sz="1"/>
-              <w:bottom w:val="single" w:color="999999" w:sz="1"/>
-              <w:right w:val="single" w:color="999999" w:sz="1"/>
-            </w:tcBorders>
-          </w:tcPr>
-          <w:p>
-            <w:pPr>
-              <w:spacing w:after="40" w:before="40"/>
+              <w:top w:val="single" w:color="BBBBBB" w:sz="1"/>
+              <w:left w:val="single" w:color="BBBBBB" w:sz="1"/>
+              <w:bottom w:val="single" w:color="BBBBBB" w:sz="1"/>
+              <w:right w:val="single" w:color="BBBBBB" w:sz="1"/>
+            </w:tcBorders>
+          </w:tcPr>
+          <w:p>
+            <w:pPr>
+              <w:spacing w:after="30" w:before="30"/>
             </w:pPr>
             <w:r>
               <w:rPr>
@@ -6879,15 +7168,15 @@
           <w:tcPr>
             <w:tcW w:type="dxa" w:w="1872"/>
             <w:tcBorders>
-              <w:top w:val="single" w:color="999999" w:sz="1"/>
-              <w:left w:val="single" w:color="999999" w:sz="1"/>
-              <w:bottom w:val="single" w:color="999999" w:sz="1"/>
-              <w:right w:val="single" w:color="999999" w:sz="1"/>
-            </w:tcBorders>
-          </w:tcPr>
-          <w:p>
-            <w:pPr>
-              <w:spacing w:after="40" w:before="40"/>
+              <w:top w:val="single" w:color="BBBBBB" w:sz="1"/>
+              <w:left w:val="single" w:color="BBBBBB" w:sz="1"/>
+              <w:bottom w:val="single" w:color="BBBBBB" w:sz="1"/>
+              <w:right w:val="single" w:color="BBBBBB" w:sz="1"/>
+            </w:tcBorders>
+          </w:tcPr>
+          <w:p>
+            <w:pPr>
+              <w:spacing w:after="30" w:before="30"/>
             </w:pPr>
             <w:r>
               <w:rPr>
@@ -6905,15 +7194,15 @@
           <w:tcPr>
             <w:tcW w:type="dxa" w:w="1872"/>
             <w:tcBorders>
-              <w:top w:val="single" w:color="999999" w:sz="1"/>
-              <w:left w:val="single" w:color="999999" w:sz="1"/>
-              <w:bottom w:val="single" w:color="999999" w:sz="1"/>
-              <w:right w:val="single" w:color="999999" w:sz="1"/>
-            </w:tcBorders>
-          </w:tcPr>
-          <w:p>
-            <w:pPr>
-              <w:spacing w:after="40" w:before="40"/>
+              <w:top w:val="single" w:color="BBBBBB" w:sz="1"/>
+              <w:left w:val="single" w:color="BBBBBB" w:sz="1"/>
+              <w:bottom w:val="single" w:color="BBBBBB" w:sz="1"/>
+              <w:right w:val="single" w:color="BBBBBB" w:sz="1"/>
+            </w:tcBorders>
+          </w:tcPr>
+          <w:p>
+            <w:pPr>
+              <w:spacing w:after="30" w:before="30"/>
             </w:pPr>
             <w:r>
               <w:rPr>
@@ -6931,15 +7220,15 @@
           <w:tcPr>
             <w:tcW w:type="dxa" w:w="1872"/>
             <w:tcBorders>
-              <w:top w:val="single" w:color="999999" w:sz="1"/>
-              <w:left w:val="single" w:color="999999" w:sz="1"/>
-              <w:bottom w:val="single" w:color="999999" w:sz="1"/>
-              <w:right w:val="single" w:color="999999" w:sz="1"/>
-            </w:tcBorders>
-          </w:tcPr>
-          <w:p>
-            <w:pPr>
-              <w:spacing w:after="40" w:before="40"/>
+              <w:top w:val="single" w:color="BBBBBB" w:sz="1"/>
+              <w:left w:val="single" w:color="BBBBBB" w:sz="1"/>
+              <w:bottom w:val="single" w:color="BBBBBB" w:sz="1"/>
+              <w:right w:val="single" w:color="BBBBBB" w:sz="1"/>
+            </w:tcBorders>
+          </w:tcPr>
+          <w:p>
+            <w:pPr>
+              <w:spacing w:after="30" w:before="30"/>
             </w:pPr>
             <w:r>
               <w:rPr>
@@ -6962,15 +7251,15 @@
           <w:tcPr>
             <w:tcW w:type="dxa" w:w="1872"/>
             <w:tcBorders>
-              <w:top w:val="single" w:color="999999" w:sz="1"/>
-              <w:left w:val="single" w:color="999999" w:sz="1"/>
-              <w:bottom w:val="single" w:color="999999" w:sz="1"/>
-              <w:right w:val="single" w:color="999999" w:sz="1"/>
-            </w:tcBorders>
-          </w:tcPr>
-          <w:p>
-            <w:pPr>
-              <w:spacing w:after="40" w:before="40"/>
+              <w:top w:val="single" w:color="BBBBBB" w:sz="1"/>
+              <w:left w:val="single" w:color="BBBBBB" w:sz="1"/>
+              <w:bottom w:val="single" w:color="BBBBBB" w:sz="1"/>
+              <w:right w:val="single" w:color="BBBBBB" w:sz="1"/>
+            </w:tcBorders>
+          </w:tcPr>
+          <w:p>
+            <w:pPr>
+              <w:spacing w:after="30" w:before="30"/>
             </w:pPr>
             <w:r>
               <w:rPr>
@@ -6988,15 +7277,15 @@
           <w:tcPr>
             <w:tcW w:type="dxa" w:w="1872"/>
             <w:tcBorders>
-              <w:top w:val="single" w:color="999999" w:sz="1"/>
-              <w:left w:val="single" w:color="999999" w:sz="1"/>
-              <w:bottom w:val="single" w:color="999999" w:sz="1"/>
-              <w:right w:val="single" w:color="999999" w:sz="1"/>
-            </w:tcBorders>
-          </w:tcPr>
-          <w:p>
-            <w:pPr>
-              <w:spacing w:after="40" w:before="40"/>
+              <w:top w:val="single" w:color="BBBBBB" w:sz="1"/>
+              <w:left w:val="single" w:color="BBBBBB" w:sz="1"/>
+              <w:bottom w:val="single" w:color="BBBBBB" w:sz="1"/>
+              <w:right w:val="single" w:color="BBBBBB" w:sz="1"/>
+            </w:tcBorders>
+          </w:tcPr>
+          <w:p>
+            <w:pPr>
+              <w:spacing w:after="30" w:before="30"/>
             </w:pPr>
             <w:r>
               <w:rPr>
@@ -7014,15 +7303,15 @@
           <w:tcPr>
             <w:tcW w:type="dxa" w:w="1872"/>
             <w:tcBorders>
-              <w:top w:val="single" w:color="999999" w:sz="1"/>
-              <w:left w:val="single" w:color="999999" w:sz="1"/>
-              <w:bottom w:val="single" w:color="999999" w:sz="1"/>
-              <w:right w:val="single" w:color="999999" w:sz="1"/>
-            </w:tcBorders>
-          </w:tcPr>
-          <w:p>
-            <w:pPr>
-              <w:spacing w:after="40" w:before="40"/>
+              <w:top w:val="single" w:color="BBBBBB" w:sz="1"/>
+              <w:left w:val="single" w:color="BBBBBB" w:sz="1"/>
+              <w:bottom w:val="single" w:color="BBBBBB" w:sz="1"/>
+              <w:right w:val="single" w:color="BBBBBB" w:sz="1"/>
+            </w:tcBorders>
+          </w:tcPr>
+          <w:p>
+            <w:pPr>
+              <w:spacing w:after="30" w:before="30"/>
             </w:pPr>
             <w:r>
               <w:rPr>
@@ -7040,15 +7329,15 @@
           <w:tcPr>
             <w:tcW w:type="dxa" w:w="1872"/>
             <w:tcBorders>
-              <w:top w:val="single" w:color="999999" w:sz="1"/>
-              <w:left w:val="single" w:color="999999" w:sz="1"/>
-              <w:bottom w:val="single" w:color="999999" w:sz="1"/>
-              <w:right w:val="single" w:color="999999" w:sz="1"/>
-            </w:tcBorders>
-          </w:tcPr>
-          <w:p>
-            <w:pPr>
-              <w:spacing w:after="40" w:before="40"/>
+              <w:top w:val="single" w:color="BBBBBB" w:sz="1"/>
+              <w:left w:val="single" w:color="BBBBBB" w:sz="1"/>
+              <w:bottom w:val="single" w:color="BBBBBB" w:sz="1"/>
+              <w:right w:val="single" w:color="BBBBBB" w:sz="1"/>
+            </w:tcBorders>
+          </w:tcPr>
+          <w:p>
+            <w:pPr>
+              <w:spacing w:after="30" w:before="30"/>
             </w:pPr>
             <w:r>
               <w:rPr>
@@ -7066,15 +7355,15 @@
           <w:tcPr>
             <w:tcW w:type="dxa" w:w="1872"/>
             <w:tcBorders>
-              <w:top w:val="single" w:color="999999" w:sz="1"/>
-              <w:left w:val="single" w:color="999999" w:sz="1"/>
-              <w:bottom w:val="single" w:color="999999" w:sz="1"/>
-              <w:right w:val="single" w:color="999999" w:sz="1"/>
-            </w:tcBorders>
-          </w:tcPr>
-          <w:p>
-            <w:pPr>
-              <w:spacing w:after="40" w:before="40"/>
+              <w:top w:val="single" w:color="BBBBBB" w:sz="1"/>
+              <w:left w:val="single" w:color="BBBBBB" w:sz="1"/>
+              <w:bottom w:val="single" w:color="BBBBBB" w:sz="1"/>
+              <w:right w:val="single" w:color="BBBBBB" w:sz="1"/>
+            </w:tcBorders>
+          </w:tcPr>
+          <w:p>
+            <w:pPr>
+              <w:spacing w:after="30" w:before="30"/>
             </w:pPr>
             <w:r>
               <w:rPr>
@@ -7097,15 +7386,15 @@
           <w:tcPr>
             <w:tcW w:type="dxa" w:w="1872"/>
             <w:tcBorders>
-              <w:top w:val="single" w:color="999999" w:sz="1"/>
-              <w:left w:val="single" w:color="999999" w:sz="1"/>
-              <w:bottom w:val="single" w:color="999999" w:sz="1"/>
-              <w:right w:val="single" w:color="999999" w:sz="1"/>
-            </w:tcBorders>
-          </w:tcPr>
-          <w:p>
-            <w:pPr>
-              <w:spacing w:after="40" w:before="40"/>
+              <w:top w:val="single" w:color="BBBBBB" w:sz="1"/>
+              <w:left w:val="single" w:color="BBBBBB" w:sz="1"/>
+              <w:bottom w:val="single" w:color="BBBBBB" w:sz="1"/>
+              <w:right w:val="single" w:color="BBBBBB" w:sz="1"/>
+            </w:tcBorders>
+          </w:tcPr>
+          <w:p>
+            <w:pPr>
+              <w:spacing w:after="30" w:before="30"/>
             </w:pPr>
             <w:r>
               <w:rPr>
@@ -7123,15 +7412,15 @@
           <w:tcPr>
             <w:tcW w:type="dxa" w:w="1872"/>
             <w:tcBorders>
-              <w:top w:val="single" w:color="999999" w:sz="1"/>
-              <w:left w:val="single" w:color="999999" w:sz="1"/>
-              <w:bottom w:val="single" w:color="999999" w:sz="1"/>
-              <w:right w:val="single" w:color="999999" w:sz="1"/>
-            </w:tcBorders>
-          </w:tcPr>
-          <w:p>
-            <w:pPr>
-              <w:spacing w:after="40" w:before="40"/>
+              <w:top w:val="single" w:color="BBBBBB" w:sz="1"/>
+              <w:left w:val="single" w:color="BBBBBB" w:sz="1"/>
+              <w:bottom w:val="single" w:color="BBBBBB" w:sz="1"/>
+              <w:right w:val="single" w:color="BBBBBB" w:sz="1"/>
+            </w:tcBorders>
+          </w:tcPr>
+          <w:p>
+            <w:pPr>
+              <w:spacing w:after="30" w:before="30"/>
             </w:pPr>
             <w:r>
               <w:rPr>
@@ -7149,15 +7438,15 @@
           <w:tcPr>
             <w:tcW w:type="dxa" w:w="1872"/>
             <w:tcBorders>
-              <w:top w:val="single" w:color="999999" w:sz="1"/>
-              <w:left w:val="single" w:color="999999" w:sz="1"/>
-              <w:bottom w:val="single" w:color="999999" w:sz="1"/>
-              <w:right w:val="single" w:color="999999" w:sz="1"/>
-            </w:tcBorders>
-          </w:tcPr>
-          <w:p>
-            <w:pPr>
-              <w:spacing w:after="40" w:before="40"/>
+              <w:top w:val="single" w:color="BBBBBB" w:sz="1"/>
+              <w:left w:val="single" w:color="BBBBBB" w:sz="1"/>
+              <w:bottom w:val="single" w:color="BBBBBB" w:sz="1"/>
+              <w:right w:val="single" w:color="BBBBBB" w:sz="1"/>
+            </w:tcBorders>
+          </w:tcPr>
+          <w:p>
+            <w:pPr>
+              <w:spacing w:after="30" w:before="30"/>
             </w:pPr>
             <w:r>
               <w:rPr>
@@ -7175,15 +7464,15 @@
           <w:tcPr>
             <w:tcW w:type="dxa" w:w="1872"/>
             <w:tcBorders>
-              <w:top w:val="single" w:color="999999" w:sz="1"/>
-              <w:left w:val="single" w:color="999999" w:sz="1"/>
-              <w:bottom w:val="single" w:color="999999" w:sz="1"/>
-              <w:right w:val="single" w:color="999999" w:sz="1"/>
-            </w:tcBorders>
-          </w:tcPr>
-          <w:p>
-            <w:pPr>
-              <w:spacing w:after="40" w:before="40"/>
+              <w:top w:val="single" w:color="BBBBBB" w:sz="1"/>
+              <w:left w:val="single" w:color="BBBBBB" w:sz="1"/>
+              <w:bottom w:val="single" w:color="BBBBBB" w:sz="1"/>
+              <w:right w:val="single" w:color="BBBBBB" w:sz="1"/>
+            </w:tcBorders>
+          </w:tcPr>
+          <w:p>
+            <w:pPr>
+              <w:spacing w:after="30" w:before="30"/>
             </w:pPr>
             <w:r>
               <w:rPr>
@@ -7201,15 +7490,15 @@
           <w:tcPr>
             <w:tcW w:type="dxa" w:w="1872"/>
             <w:tcBorders>
-              <w:top w:val="single" w:color="999999" w:sz="1"/>
-              <w:left w:val="single" w:color="999999" w:sz="1"/>
-              <w:bottom w:val="single" w:color="999999" w:sz="1"/>
-              <w:right w:val="single" w:color="999999" w:sz="1"/>
-            </w:tcBorders>
-          </w:tcPr>
-          <w:p>
-            <w:pPr>
-              <w:spacing w:after="40" w:before="40"/>
+              <w:top w:val="single" w:color="BBBBBB" w:sz="1"/>
+              <w:left w:val="single" w:color="BBBBBB" w:sz="1"/>
+              <w:bottom w:val="single" w:color="BBBBBB" w:sz="1"/>
+              <w:right w:val="single" w:color="BBBBBB" w:sz="1"/>
+            </w:tcBorders>
+          </w:tcPr>
+          <w:p>
+            <w:pPr>
+              <w:spacing w:after="30" w:before="30"/>
             </w:pPr>
             <w:r>
               <w:rPr>
@@ -7232,15 +7521,15 @@
           <w:tcPr>
             <w:tcW w:type="dxa" w:w="1872"/>
             <w:tcBorders>
-              <w:top w:val="single" w:color="999999" w:sz="1"/>
-              <w:left w:val="single" w:color="999999" w:sz="1"/>
-              <w:bottom w:val="single" w:color="999999" w:sz="1"/>
-              <w:right w:val="single" w:color="999999" w:sz="1"/>
-            </w:tcBorders>
-          </w:tcPr>
-          <w:p>
-            <w:pPr>
-              <w:spacing w:after="40" w:before="40"/>
+              <w:top w:val="single" w:color="BBBBBB" w:sz="1"/>
+              <w:left w:val="single" w:color="BBBBBB" w:sz="1"/>
+              <w:bottom w:val="single" w:color="BBBBBB" w:sz="1"/>
+              <w:right w:val="single" w:color="BBBBBB" w:sz="1"/>
+            </w:tcBorders>
+          </w:tcPr>
+          <w:p>
+            <w:pPr>
+              <w:spacing w:after="30" w:before="30"/>
             </w:pPr>
             <w:r>
               <w:rPr>
@@ -7258,15 +7547,15 @@
           <w:tcPr>
             <w:tcW w:type="dxa" w:w="1872"/>
             <w:tcBorders>
-              <w:top w:val="single" w:color="999999" w:sz="1"/>
-              <w:left w:val="single" w:color="999999" w:sz="1"/>
-              <w:bottom w:val="single" w:color="999999" w:sz="1"/>
-              <w:right w:val="single" w:color="999999" w:sz="1"/>
-            </w:tcBorders>
-          </w:tcPr>
-          <w:p>
-            <w:pPr>
-              <w:spacing w:after="40" w:before="40"/>
+              <w:top w:val="single" w:color="BBBBBB" w:sz="1"/>
+              <w:left w:val="single" w:color="BBBBBB" w:sz="1"/>
+              <w:bottom w:val="single" w:color="BBBBBB" w:sz="1"/>
+              <w:right w:val="single" w:color="BBBBBB" w:sz="1"/>
+            </w:tcBorders>
+          </w:tcPr>
+          <w:p>
+            <w:pPr>
+              <w:spacing w:after="30" w:before="30"/>
             </w:pPr>
             <w:r>
               <w:rPr>
@@ -7284,15 +7573,15 @@
           <w:tcPr>
             <w:tcW w:type="dxa" w:w="1872"/>
             <w:tcBorders>
-              <w:top w:val="single" w:color="999999" w:sz="1"/>
-              <w:left w:val="single" w:color="999999" w:sz="1"/>
-              <w:bottom w:val="single" w:color="999999" w:sz="1"/>
-              <w:right w:val="single" w:color="999999" w:sz="1"/>
-            </w:tcBorders>
-          </w:tcPr>
-          <w:p>
-            <w:pPr>
-              <w:spacing w:after="40" w:before="40"/>
+              <w:top w:val="single" w:color="BBBBBB" w:sz="1"/>
+              <w:left w:val="single" w:color="BBBBBB" w:sz="1"/>
+              <w:bottom w:val="single" w:color="BBBBBB" w:sz="1"/>
+              <w:right w:val="single" w:color="BBBBBB" w:sz="1"/>
+            </w:tcBorders>
+          </w:tcPr>
+          <w:p>
+            <w:pPr>
+              <w:spacing w:after="30" w:before="30"/>
             </w:pPr>
             <w:r>
               <w:rPr>
@@ -7310,15 +7599,15 @@
           <w:tcPr>
             <w:tcW w:type="dxa" w:w="1872"/>
             <w:tcBorders>
-              <w:top w:val="single" w:color="999999" w:sz="1"/>
-              <w:left w:val="single" w:color="999999" w:sz="1"/>
-              <w:bottom w:val="single" w:color="999999" w:sz="1"/>
-              <w:right w:val="single" w:color="999999" w:sz="1"/>
-            </w:tcBorders>
-          </w:tcPr>
-          <w:p>
-            <w:pPr>
-              <w:spacing w:after="40" w:before="40"/>
+              <w:top w:val="single" w:color="BBBBBB" w:sz="1"/>
+              <w:left w:val="single" w:color="BBBBBB" w:sz="1"/>
+              <w:bottom w:val="single" w:color="BBBBBB" w:sz="1"/>
+              <w:right w:val="single" w:color="BBBBBB" w:sz="1"/>
+            </w:tcBorders>
+          </w:tcPr>
+          <w:p>
+            <w:pPr>
+              <w:spacing w:after="30" w:before="30"/>
             </w:pPr>
             <w:r>
               <w:rPr>
@@ -7336,15 +7625,15 @@
           <w:tcPr>
             <w:tcW w:type="dxa" w:w="1872"/>
             <w:tcBorders>
-              <w:top w:val="single" w:color="999999" w:sz="1"/>
-              <w:left w:val="single" w:color="999999" w:sz="1"/>
-              <w:bottom w:val="single" w:color="999999" w:sz="1"/>
-              <w:right w:val="single" w:color="999999" w:sz="1"/>
-            </w:tcBorders>
-          </w:tcPr>
-          <w:p>
-            <w:pPr>
-              <w:spacing w:after="40" w:before="40"/>
+              <w:top w:val="single" w:color="BBBBBB" w:sz="1"/>
+              <w:left w:val="single" w:color="BBBBBB" w:sz="1"/>
+              <w:bottom w:val="single" w:color="BBBBBB" w:sz="1"/>
+              <w:right w:val="single" w:color="BBBBBB" w:sz="1"/>
+            </w:tcBorders>
+          </w:tcPr>
+          <w:p>
+            <w:pPr>
+              <w:spacing w:after="30" w:before="30"/>
             </w:pPr>
             <w:r>
               <w:rPr>
@@ -7367,15 +7656,15 @@
           <w:tcPr>
             <w:tcW w:type="dxa" w:w="1872"/>
             <w:tcBorders>
-              <w:top w:val="single" w:color="999999" w:sz="1"/>
-              <w:left w:val="single" w:color="999999" w:sz="1"/>
-              <w:bottom w:val="single" w:color="999999" w:sz="1"/>
-              <w:right w:val="single" w:color="999999" w:sz="1"/>
-            </w:tcBorders>
-          </w:tcPr>
-          <w:p>
-            <w:pPr>
-              <w:spacing w:after="40" w:before="40"/>
+              <w:top w:val="single" w:color="BBBBBB" w:sz="1"/>
+              <w:left w:val="single" w:color="BBBBBB" w:sz="1"/>
+              <w:bottom w:val="single" w:color="BBBBBB" w:sz="1"/>
+              <w:right w:val="single" w:color="BBBBBB" w:sz="1"/>
+            </w:tcBorders>
+          </w:tcPr>
+          <w:p>
+            <w:pPr>
+              <w:spacing w:after="30" w:before="30"/>
             </w:pPr>
             <w:r>
               <w:rPr>
@@ -7393,15 +7682,15 @@
           <w:tcPr>
             <w:tcW w:type="dxa" w:w="1872"/>
             <w:tcBorders>
-              <w:top w:val="single" w:color="999999" w:sz="1"/>
-              <w:left w:val="single" w:color="999999" w:sz="1"/>
-              <w:bottom w:val="single" w:color="999999" w:sz="1"/>
-              <w:right w:val="single" w:color="999999" w:sz="1"/>
-            </w:tcBorders>
-          </w:tcPr>
-          <w:p>
-            <w:pPr>
-              <w:spacing w:after="40" w:before="40"/>
+              <w:top w:val="single" w:color="BBBBBB" w:sz="1"/>
+              <w:left w:val="single" w:color="BBBBBB" w:sz="1"/>
+              <w:bottom w:val="single" w:color="BBBBBB" w:sz="1"/>
+              <w:right w:val="single" w:color="BBBBBB" w:sz="1"/>
+            </w:tcBorders>
+          </w:tcPr>
+          <w:p>
+            <w:pPr>
+              <w:spacing w:after="30" w:before="30"/>
             </w:pPr>
             <w:r>
               <w:rPr>
@@ -7419,15 +7708,15 @@
           <w:tcPr>
             <w:tcW w:type="dxa" w:w="1872"/>
             <w:tcBorders>
-              <w:top w:val="single" w:color="999999" w:sz="1"/>
-              <w:left w:val="single" w:color="999999" w:sz="1"/>
-              <w:bottom w:val="single" w:color="999999" w:sz="1"/>
-              <w:right w:val="single" w:color="999999" w:sz="1"/>
-            </w:tcBorders>
-          </w:tcPr>
-          <w:p>
-            <w:pPr>
-              <w:spacing w:after="40" w:before="40"/>
+              <w:top w:val="single" w:color="BBBBBB" w:sz="1"/>
+              <w:left w:val="single" w:color="BBBBBB" w:sz="1"/>
+              <w:bottom w:val="single" w:color="BBBBBB" w:sz="1"/>
+              <w:right w:val="single" w:color="BBBBBB" w:sz="1"/>
+            </w:tcBorders>
+          </w:tcPr>
+          <w:p>
+            <w:pPr>
+              <w:spacing w:after="30" w:before="30"/>
             </w:pPr>
             <w:r>
               <w:rPr>
@@ -7445,15 +7734,15 @@
           <w:tcPr>
             <w:tcW w:type="dxa" w:w="1872"/>
             <w:tcBorders>
-              <w:top w:val="single" w:color="999999" w:sz="1"/>
-              <w:left w:val="single" w:color="999999" w:sz="1"/>
-              <w:bottom w:val="single" w:color="999999" w:sz="1"/>
-              <w:right w:val="single" w:color="999999" w:sz="1"/>
-            </w:tcBorders>
-          </w:tcPr>
-          <w:p>
-            <w:pPr>
-              <w:spacing w:after="40" w:before="40"/>
+              <w:top w:val="single" w:color="BBBBBB" w:sz="1"/>
+              <w:left w:val="single" w:color="BBBBBB" w:sz="1"/>
+              <w:bottom w:val="single" w:color="BBBBBB" w:sz="1"/>
+              <w:right w:val="single" w:color="BBBBBB" w:sz="1"/>
+            </w:tcBorders>
+          </w:tcPr>
+          <w:p>
+            <w:pPr>
+              <w:spacing w:after="30" w:before="30"/>
             </w:pPr>
             <w:r>
               <w:rPr>
@@ -7471,15 +7760,15 @@
           <w:tcPr>
             <w:tcW w:type="dxa" w:w="1872"/>
             <w:tcBorders>
-              <w:top w:val="single" w:color="999999" w:sz="1"/>
-              <w:left w:val="single" w:color="999999" w:sz="1"/>
-              <w:bottom w:val="single" w:color="999999" w:sz="1"/>
-              <w:right w:val="single" w:color="999999" w:sz="1"/>
-            </w:tcBorders>
-          </w:tcPr>
-          <w:p>
-            <w:pPr>
-              <w:spacing w:after="40" w:before="40"/>
+              <w:top w:val="single" w:color="BBBBBB" w:sz="1"/>
+              <w:left w:val="single" w:color="BBBBBB" w:sz="1"/>
+              <w:bottom w:val="single" w:color="BBBBBB" w:sz="1"/>
+              <w:right w:val="single" w:color="BBBBBB" w:sz="1"/>
+            </w:tcBorders>
+          </w:tcPr>
+          <w:p>
+            <w:pPr>
+              <w:spacing w:after="30" w:before="30"/>
             </w:pPr>
             <w:r>
               <w:rPr>
@@ -7502,15 +7791,15 @@
           <w:tcPr>
             <w:tcW w:type="dxa" w:w="1872"/>
             <w:tcBorders>
-              <w:top w:val="single" w:color="999999" w:sz="1"/>
-              <w:left w:val="single" w:color="999999" w:sz="1"/>
-              <w:bottom w:val="single" w:color="999999" w:sz="1"/>
-              <w:right w:val="single" w:color="999999" w:sz="1"/>
-            </w:tcBorders>
-          </w:tcPr>
-          <w:p>
-            <w:pPr>
-              <w:spacing w:after="40" w:before="40"/>
+              <w:top w:val="single" w:color="BBBBBB" w:sz="1"/>
+              <w:left w:val="single" w:color="BBBBBB" w:sz="1"/>
+              <w:bottom w:val="single" w:color="BBBBBB" w:sz="1"/>
+              <w:right w:val="single" w:color="BBBBBB" w:sz="1"/>
+            </w:tcBorders>
+          </w:tcPr>
+          <w:p>
+            <w:pPr>
+              <w:spacing w:after="30" w:before="30"/>
             </w:pPr>
             <w:r>
               <w:rPr>
@@ -7528,15 +7817,15 @@
           <w:tcPr>
             <w:tcW w:type="dxa" w:w="1872"/>
             <w:tcBorders>
-              <w:top w:val="single" w:color="999999" w:sz="1"/>
-              <w:left w:val="single" w:color="999999" w:sz="1"/>
-              <w:bottom w:val="single" w:color="999999" w:sz="1"/>
-              <w:right w:val="single" w:color="999999" w:sz="1"/>
-            </w:tcBorders>
-          </w:tcPr>
-          <w:p>
-            <w:pPr>
-              <w:spacing w:after="40" w:before="40"/>
+              <w:top w:val="single" w:color="BBBBBB" w:sz="1"/>
+              <w:left w:val="single" w:color="BBBBBB" w:sz="1"/>
+              <w:bottom w:val="single" w:color="BBBBBB" w:sz="1"/>
+              <w:right w:val="single" w:color="BBBBBB" w:sz="1"/>
+            </w:tcBorders>
+          </w:tcPr>
+          <w:p>
+            <w:pPr>
+              <w:spacing w:after="30" w:before="30"/>
             </w:pPr>
             <w:r>
               <w:rPr>
@@ -7554,15 +7843,15 @@
           <w:tcPr>
             <w:tcW w:type="dxa" w:w="1872"/>
             <w:tcBorders>
-              <w:top w:val="single" w:color="999999" w:sz="1"/>
-              <w:left w:val="single" w:color="999999" w:sz="1"/>
-              <w:bottom w:val="single" w:color="999999" w:sz="1"/>
-              <w:right w:val="single" w:color="999999" w:sz="1"/>
-            </w:tcBorders>
-          </w:tcPr>
-          <w:p>
-            <w:pPr>
-              <w:spacing w:after="40" w:before="40"/>
+              <w:top w:val="single" w:color="BBBBBB" w:sz="1"/>
+              <w:left w:val="single" w:color="BBBBBB" w:sz="1"/>
+              <w:bottom w:val="single" w:color="BBBBBB" w:sz="1"/>
+              <w:right w:val="single" w:color="BBBBBB" w:sz="1"/>
+            </w:tcBorders>
+          </w:tcPr>
+          <w:p>
+            <w:pPr>
+              <w:spacing w:after="30" w:before="30"/>
             </w:pPr>
             <w:r>
               <w:rPr>
@@ -7580,15 +7869,15 @@
           <w:tcPr>
             <w:tcW w:type="dxa" w:w="1872"/>
             <w:tcBorders>
-              <w:top w:val="single" w:color="999999" w:sz="1"/>
-              <w:left w:val="single" w:color="999999" w:sz="1"/>
-              <w:bottom w:val="single" w:color="999999" w:sz="1"/>
-              <w:right w:val="single" w:color="999999" w:sz="1"/>
-            </w:tcBorders>
-          </w:tcPr>
-          <w:p>
-            <w:pPr>
-              <w:spacing w:after="40" w:before="40"/>
+              <w:top w:val="single" w:color="BBBBBB" w:sz="1"/>
+              <w:left w:val="single" w:color="BBBBBB" w:sz="1"/>
+              <w:bottom w:val="single" w:color="BBBBBB" w:sz="1"/>
+              <w:right w:val="single" w:color="BBBBBB" w:sz="1"/>
+            </w:tcBorders>
+          </w:tcPr>
+          <w:p>
+            <w:pPr>
+              <w:spacing w:after="30" w:before="30"/>
             </w:pPr>
             <w:r>
               <w:rPr>
@@ -7606,15 +7895,15 @@
           <w:tcPr>
             <w:tcW w:type="dxa" w:w="1872"/>
             <w:tcBorders>
-              <w:top w:val="single" w:color="999999" w:sz="1"/>
-              <w:left w:val="single" w:color="999999" w:sz="1"/>
-              <w:bottom w:val="single" w:color="999999" w:sz="1"/>
-              <w:right w:val="single" w:color="999999" w:sz="1"/>
-            </w:tcBorders>
-          </w:tcPr>
-          <w:p>
-            <w:pPr>
-              <w:spacing w:after="40" w:before="40"/>
+              <w:top w:val="single" w:color="BBBBBB" w:sz="1"/>
+              <w:left w:val="single" w:color="BBBBBB" w:sz="1"/>
+              <w:bottom w:val="single" w:color="BBBBBB" w:sz="1"/>
+              <w:right w:val="single" w:color="BBBBBB" w:sz="1"/>
+            </w:tcBorders>
+          </w:tcPr>
+          <w:p>
+            <w:pPr>
+              <w:spacing w:after="30" w:before="30"/>
             </w:pPr>
             <w:r>
               <w:rPr>
@@ -7632,12 +7921,12 @@
     </w:tbl>
     <w:p>
       <w:pPr>
-        <w:spacing w:after="120"/>
+        <w:spacing w:after="100"/>
       </w:pPr>
     </w:p>
     <w:p>
       <w:pPr>
-        <w:spacing w:after="40" w:before="40"/>
+        <w:spacing w:after="30" w:before="30"/>
         <w:ind w:left="360"/>
       </w:pPr>
       <w:r>
@@ -7670,7 +7959,7 @@
     </w:p>
     <w:p>
       <w:pPr>
-        <w:spacing w:after="60" w:before="60"/>
+        <w:spacing w:after="50" w:before="50"/>
       </w:pPr>
       <w:r>
         <w:rPr>
@@ -7705,7 +7994,7 @@
     </w:p>
     <w:p>
       <w:pPr>
-        <w:spacing w:after="60" w:before="60"/>
+        <w:spacing w:after="50" w:before="50"/>
       </w:pPr>
       <w:r>
         <w:rPr>
@@ -7740,7 +8029,7 @@
     </w:p>
     <w:p>
       <w:pPr>
-        <w:spacing w:after="60" w:before="60"/>
+        <w:spacing w:after="50" w:before="50"/>
       </w:pPr>
       <w:r>
         <w:rPr>
@@ -7775,7 +8064,7 @@
     </w:p>
     <w:p>
       <w:pPr>
-        <w:spacing w:after="60" w:before="60"/>
+        <w:spacing w:after="50" w:before="50"/>
       </w:pPr>
       <w:r>
         <w:rPr>
@@ -7810,7 +8099,7 @@
     </w:p>
     <w:p>
       <w:pPr>
-        <w:spacing w:after="40" w:before="40"/>
+        <w:spacing w:after="30" w:before="30"/>
         <w:ind w:left="360"/>
       </w:pPr>
       <w:r>
@@ -7864,7 +8153,7 @@
           <w:ilvl w:val="0"/>
           <w:numId w:val="26"/>
         </w:numPr>
-        <w:spacing w:after="40" w:before="40"/>
+        <w:spacing w:after="30" w:before="30"/>
       </w:pPr>
       <w:r>
         <w:rPr>
@@ -7884,7 +8173,7 @@
           <w:ilvl w:val="0"/>
           <w:numId w:val="27"/>
         </w:numPr>
-        <w:spacing w:after="40" w:before="40"/>
+        <w:spacing w:after="30" w:before="30"/>
       </w:pPr>
       <w:r>
         <w:rPr>
@@ -7904,7 +8193,7 @@
           <w:ilvl w:val="0"/>
           <w:numId w:val="28"/>
         </w:numPr>
-        <w:spacing w:after="40" w:before="40"/>
+        <w:spacing w:after="30" w:before="30"/>
       </w:pPr>
       <w:r>
         <w:rPr>
@@ -7959,16 +8248,16 @@
           <w:tcPr>
             <w:tcW w:type="dxa" w:w="2340"/>
             <w:tcBorders>
-              <w:top w:val="single" w:color="999999" w:sz="1"/>
-              <w:left w:val="single" w:color="999999" w:sz="1"/>
-              <w:bottom w:val="single" w:color="999999" w:sz="1"/>
-              <w:right w:val="single" w:color="999999" w:sz="1"/>
+              <w:top w:val="single" w:color="BBBBBB" w:sz="1"/>
+              <w:left w:val="single" w:color="BBBBBB" w:sz="1"/>
+              <w:bottom w:val="single" w:color="BBBBBB" w:sz="1"/>
+              <w:right w:val="single" w:color="BBBBBB" w:sz="1"/>
             </w:tcBorders>
             <w:shd w:fill="D5E8F0" w:val="clear"/>
           </w:tcPr>
           <w:p>
             <w:pPr>
-              <w:spacing w:after="40" w:before="40"/>
+              <w:spacing w:after="30" w:before="30"/>
             </w:pPr>
             <w:r>
               <w:rPr>
@@ -7986,16 +8275,16 @@
           <w:tcPr>
             <w:tcW w:type="dxa" w:w="2340"/>
             <w:tcBorders>
-              <w:top w:val="single" w:color="999999" w:sz="1"/>
-              <w:left w:val="single" w:color="999999" w:sz="1"/>
-              <w:bottom w:val="single" w:color="999999" w:sz="1"/>
-              <w:right w:val="single" w:color="999999" w:sz="1"/>
+              <w:top w:val="single" w:color="BBBBBB" w:sz="1"/>
+              <w:left w:val="single" w:color="BBBBBB" w:sz="1"/>
+              <w:bottom w:val="single" w:color="BBBBBB" w:sz="1"/>
+              <w:right w:val="single" w:color="BBBBBB" w:sz="1"/>
             </w:tcBorders>
             <w:shd w:fill="D5E8F0" w:val="clear"/>
           </w:tcPr>
           <w:p>
             <w:pPr>
-              <w:spacing w:after="40" w:before="40"/>
+              <w:spacing w:after="30" w:before="30"/>
             </w:pPr>
             <w:r>
               <w:rPr>
@@ -8013,16 +8302,16 @@
           <w:tcPr>
             <w:tcW w:type="dxa" w:w="2340"/>
             <w:tcBorders>
-              <w:top w:val="single" w:color="999999" w:sz="1"/>
-              <w:left w:val="single" w:color="999999" w:sz="1"/>
-              <w:bottom w:val="single" w:color="999999" w:sz="1"/>
-              <w:right w:val="single" w:color="999999" w:sz="1"/>
+              <w:top w:val="single" w:color="BBBBBB" w:sz="1"/>
+              <w:left w:val="single" w:color="BBBBBB" w:sz="1"/>
+              <w:bottom w:val="single" w:color="BBBBBB" w:sz="1"/>
+              <w:right w:val="single" w:color="BBBBBB" w:sz="1"/>
             </w:tcBorders>
             <w:shd w:fill="D5E8F0" w:val="clear"/>
           </w:tcPr>
           <w:p>
             <w:pPr>
-              <w:spacing w:after="40" w:before="40"/>
+              <w:spacing w:after="30" w:before="30"/>
             </w:pPr>
             <w:r>
               <w:rPr>
@@ -8040,16 +8329,16 @@
           <w:tcPr>
             <w:tcW w:type="dxa" w:w="2340"/>
             <w:tcBorders>
-              <w:top w:val="single" w:color="999999" w:sz="1"/>
-              <w:left w:val="single" w:color="999999" w:sz="1"/>
-              <w:bottom w:val="single" w:color="999999" w:sz="1"/>
-              <w:right w:val="single" w:color="999999" w:sz="1"/>
+              <w:top w:val="single" w:color="BBBBBB" w:sz="1"/>
+              <w:left w:val="single" w:color="BBBBBB" w:sz="1"/>
+              <w:bottom w:val="single" w:color="BBBBBB" w:sz="1"/>
+              <w:right w:val="single" w:color="BBBBBB" w:sz="1"/>
             </w:tcBorders>
             <w:shd w:fill="D5E8F0" w:val="clear"/>
           </w:tcPr>
           <w:p>
             <w:pPr>
-              <w:spacing w:after="40" w:before="40"/>
+              <w:spacing w:after="30" w:before="30"/>
             </w:pPr>
             <w:r>
               <w:rPr>
@@ -8072,15 +8361,15 @@
           <w:tcPr>
             <w:tcW w:type="dxa" w:w="2340"/>
             <w:tcBorders>
-              <w:top w:val="single" w:color="999999" w:sz="1"/>
-              <w:left w:val="single" w:color="999999" w:sz="1"/>
-              <w:bottom w:val="single" w:color="999999" w:sz="1"/>
-              <w:right w:val="single" w:color="999999" w:sz="1"/>
-            </w:tcBorders>
-          </w:tcPr>
-          <w:p>
-            <w:pPr>
-              <w:spacing w:after="40" w:before="40"/>
+              <w:top w:val="single" w:color="BBBBBB" w:sz="1"/>
+              <w:left w:val="single" w:color="BBBBBB" w:sz="1"/>
+              <w:bottom w:val="single" w:color="BBBBBB" w:sz="1"/>
+              <w:right w:val="single" w:color="BBBBBB" w:sz="1"/>
+            </w:tcBorders>
+          </w:tcPr>
+          <w:p>
+            <w:pPr>
+              <w:spacing w:after="30" w:before="30"/>
             </w:pPr>
             <w:r>
               <w:rPr>
@@ -8098,15 +8387,15 @@
           <w:tcPr>
             <w:tcW w:type="dxa" w:w="2340"/>
             <w:tcBorders>
-              <w:top w:val="single" w:color="999999" w:sz="1"/>
-              <w:left w:val="single" w:color="999999" w:sz="1"/>
-              <w:bottom w:val="single" w:color="999999" w:sz="1"/>
-              <w:right w:val="single" w:color="999999" w:sz="1"/>
-            </w:tcBorders>
-          </w:tcPr>
-          <w:p>
-            <w:pPr>
-              <w:spacing w:after="40" w:before="40"/>
+              <w:top w:val="single" w:color="BBBBBB" w:sz="1"/>
+              <w:left w:val="single" w:color="BBBBBB" w:sz="1"/>
+              <w:bottom w:val="single" w:color="BBBBBB" w:sz="1"/>
+              <w:right w:val="single" w:color="BBBBBB" w:sz="1"/>
+            </w:tcBorders>
+          </w:tcPr>
+          <w:p>
+            <w:pPr>
+              <w:spacing w:after="30" w:before="30"/>
             </w:pPr>
             <w:r>
               <w:rPr>
@@ -8124,15 +8413,15 @@
           <w:tcPr>
             <w:tcW w:type="dxa" w:w="2340"/>
             <w:tcBorders>
-              <w:top w:val="single" w:color="999999" w:sz="1"/>
-              <w:left w:val="single" w:color="999999" w:sz="1"/>
-              <w:bottom w:val="single" w:color="999999" w:sz="1"/>
-              <w:right w:val="single" w:color="999999" w:sz="1"/>
-            </w:tcBorders>
-          </w:tcPr>
-          <w:p>
-            <w:pPr>
-              <w:spacing w:after="40" w:before="40"/>
+              <w:top w:val="single" w:color="BBBBBB" w:sz="1"/>
+              <w:left w:val="single" w:color="BBBBBB" w:sz="1"/>
+              <w:bottom w:val="single" w:color="BBBBBB" w:sz="1"/>
+              <w:right w:val="single" w:color="BBBBBB" w:sz="1"/>
+            </w:tcBorders>
+          </w:tcPr>
+          <w:p>
+            <w:pPr>
+              <w:spacing w:after="30" w:before="30"/>
             </w:pPr>
             <w:r>
               <w:rPr>
@@ -8150,15 +8439,15 @@
           <w:tcPr>
             <w:tcW w:type="dxa" w:w="2340"/>
             <w:tcBorders>
-              <w:top w:val="single" w:color="999999" w:sz="1"/>
-              <w:left w:val="single" w:color="999999" w:sz="1"/>
-              <w:bottom w:val="single" w:color="999999" w:sz="1"/>
-              <w:right w:val="single" w:color="999999" w:sz="1"/>
-            </w:tcBorders>
-          </w:tcPr>
-          <w:p>
-            <w:pPr>
-              <w:spacing w:after="40" w:before="40"/>
+              <w:top w:val="single" w:color="BBBBBB" w:sz="1"/>
+              <w:left w:val="single" w:color="BBBBBB" w:sz="1"/>
+              <w:bottom w:val="single" w:color="BBBBBB" w:sz="1"/>
+              <w:right w:val="single" w:color="BBBBBB" w:sz="1"/>
+            </w:tcBorders>
+          </w:tcPr>
+          <w:p>
+            <w:pPr>
+              <w:spacing w:after="30" w:before="30"/>
             </w:pPr>
             <w:r>
               <w:rPr>
@@ -8181,15 +8470,15 @@
           <w:tcPr>
             <w:tcW w:type="dxa" w:w="2340"/>
             <w:tcBorders>
-              <w:top w:val="single" w:color="999999" w:sz="1"/>
-              <w:left w:val="single" w:color="999999" w:sz="1"/>
-              <w:bottom w:val="single" w:color="999999" w:sz="1"/>
-              <w:right w:val="single" w:color="999999" w:sz="1"/>
-            </w:tcBorders>
-          </w:tcPr>
-          <w:p>
-            <w:pPr>
-              <w:spacing w:after="40" w:before="40"/>
+              <w:top w:val="single" w:color="BBBBBB" w:sz="1"/>
+              <w:left w:val="single" w:color="BBBBBB" w:sz="1"/>
+              <w:bottom w:val="single" w:color="BBBBBB" w:sz="1"/>
+              <w:right w:val="single" w:color="BBBBBB" w:sz="1"/>
+            </w:tcBorders>
+          </w:tcPr>
+          <w:p>
+            <w:pPr>
+              <w:spacing w:after="30" w:before="30"/>
             </w:pPr>
             <w:r>
               <w:rPr>
@@ -8207,15 +8496,15 @@
           <w:tcPr>
             <w:tcW w:type="dxa" w:w="2340"/>
             <w:tcBorders>
-              <w:top w:val="single" w:color="999999" w:sz="1"/>
-              <w:left w:val="single" w:color="999999" w:sz="1"/>
-              <w:bottom w:val="single" w:color="999999" w:sz="1"/>
-              <w:right w:val="single" w:color="999999" w:sz="1"/>
-            </w:tcBorders>
-          </w:tcPr>
-          <w:p>
-            <w:pPr>
-              <w:spacing w:after="40" w:before="40"/>
+              <w:top w:val="single" w:color="BBBBBB" w:sz="1"/>
+              <w:left w:val="single" w:color="BBBBBB" w:sz="1"/>
+              <w:bottom w:val="single" w:color="BBBBBB" w:sz="1"/>
+              <w:right w:val="single" w:color="BBBBBB" w:sz="1"/>
+            </w:tcBorders>
+          </w:tcPr>
+          <w:p>
+            <w:pPr>
+              <w:spacing w:after="30" w:before="30"/>
             </w:pPr>
             <w:r>
               <w:rPr>
@@ -8233,15 +8522,15 @@
           <w:tcPr>
             <w:tcW w:type="dxa" w:w="2340"/>
             <w:tcBorders>
-              <w:top w:val="single" w:color="999999" w:sz="1"/>
-              <w:left w:val="single" w:color="999999" w:sz="1"/>
-              <w:bottom w:val="single" w:color="999999" w:sz="1"/>
-              <w:right w:val="single" w:color="999999" w:sz="1"/>
-            </w:tcBorders>
-          </w:tcPr>
-          <w:p>
-            <w:pPr>
-              <w:spacing w:after="40" w:before="40"/>
+              <w:top w:val="single" w:color="BBBBBB" w:sz="1"/>
+              <w:left w:val="single" w:color="BBBBBB" w:sz="1"/>
+              <w:bottom w:val="single" w:color="BBBBBB" w:sz="1"/>
+              <w:right w:val="single" w:color="BBBBBB" w:sz="1"/>
+            </w:tcBorders>
+          </w:tcPr>
+          <w:p>
+            <w:pPr>
+              <w:spacing w:after="30" w:before="30"/>
             </w:pPr>
             <w:r>
               <w:rPr>
@@ -8259,15 +8548,15 @@
           <w:tcPr>
             <w:tcW w:type="dxa" w:w="2340"/>
             <w:tcBorders>
-              <w:top w:val="single" w:color="999999" w:sz="1"/>
-              <w:left w:val="single" w:color="999999" w:sz="1"/>
-              <w:bottom w:val="single" w:color="999999" w:sz="1"/>
-              <w:right w:val="single" w:color="999999" w:sz="1"/>
-            </w:tcBorders>
-          </w:tcPr>
-          <w:p>
-            <w:pPr>
-              <w:spacing w:after="40" w:before="40"/>
+              <w:top w:val="single" w:color="BBBBBB" w:sz="1"/>
+              <w:left w:val="single" w:color="BBBBBB" w:sz="1"/>
+              <w:bottom w:val="single" w:color="BBBBBB" w:sz="1"/>
+              <w:right w:val="single" w:color="BBBBBB" w:sz="1"/>
+            </w:tcBorders>
+          </w:tcPr>
+          <w:p>
+            <w:pPr>
+              <w:spacing w:after="30" w:before="30"/>
             </w:pPr>
             <w:r>
               <w:rPr>
@@ -8290,15 +8579,15 @@
           <w:tcPr>
             <w:tcW w:type="dxa" w:w="2340"/>
             <w:tcBorders>
-              <w:top w:val="single" w:color="999999" w:sz="1"/>
-              <w:left w:val="single" w:color="999999" w:sz="1"/>
-              <w:bottom w:val="single" w:color="999999" w:sz="1"/>
-              <w:right w:val="single" w:color="999999" w:sz="1"/>
-            </w:tcBorders>
-          </w:tcPr>
-          <w:p>
-            <w:pPr>
-              <w:spacing w:after="40" w:before="40"/>
+              <w:top w:val="single" w:color="BBBBBB" w:sz="1"/>
+              <w:left w:val="single" w:color="BBBBBB" w:sz="1"/>
+              <w:bottom w:val="single" w:color="BBBBBB" w:sz="1"/>
+              <w:right w:val="single" w:color="BBBBBB" w:sz="1"/>
+            </w:tcBorders>
+          </w:tcPr>
+          <w:p>
+            <w:pPr>
+              <w:spacing w:after="30" w:before="30"/>
             </w:pPr>
             <w:r>
               <w:rPr>
@@ -8316,15 +8605,15 @@
           <w:tcPr>
             <w:tcW w:type="dxa" w:w="2340"/>
             <w:tcBorders>
-              <w:top w:val="single" w:color="999999" w:sz="1"/>
-              <w:left w:val="single" w:color="999999" w:sz="1"/>
-              <w:bottom w:val="single" w:color="999999" w:sz="1"/>
-              <w:right w:val="single" w:color="999999" w:sz="1"/>
-            </w:tcBorders>
-          </w:tcPr>
-          <w:p>
-            <w:pPr>
-              <w:spacing w:after="40" w:before="40"/>
+              <w:top w:val="single" w:color="BBBBBB" w:sz="1"/>
+              <w:left w:val="single" w:color="BBBBBB" w:sz="1"/>
+              <w:bottom w:val="single" w:color="BBBBBB" w:sz="1"/>
+              <w:right w:val="single" w:color="BBBBBB" w:sz="1"/>
+            </w:tcBorders>
+          </w:tcPr>
+          <w:p>
+            <w:pPr>
+              <w:spacing w:after="30" w:before="30"/>
             </w:pPr>
             <w:r>
               <w:rPr>
@@ -8342,15 +8631,15 @@
           <w:tcPr>
             <w:tcW w:type="dxa" w:w="2340"/>
             <w:tcBorders>
-              <w:top w:val="single" w:color="999999" w:sz="1"/>
-              <w:left w:val="single" w:color="999999" w:sz="1"/>
-              <w:bottom w:val="single" w:color="999999" w:sz="1"/>
-              <w:right w:val="single" w:color="999999" w:sz="1"/>
-            </w:tcBorders>
-          </w:tcPr>
-          <w:p>
-            <w:pPr>
-              <w:spacing w:after="40" w:before="40"/>
+              <w:top w:val="single" w:color="BBBBBB" w:sz="1"/>
+              <w:left w:val="single" w:color="BBBBBB" w:sz="1"/>
+              <w:bottom w:val="single" w:color="BBBBBB" w:sz="1"/>
+              <w:right w:val="single" w:color="BBBBBB" w:sz="1"/>
+            </w:tcBorders>
+          </w:tcPr>
+          <w:p>
+            <w:pPr>
+              <w:spacing w:after="30" w:before="30"/>
             </w:pPr>
             <w:r>
               <w:rPr>
@@ -8368,15 +8657,15 @@
           <w:tcPr>
             <w:tcW w:type="dxa" w:w="2340"/>
             <w:tcBorders>
-              <w:top w:val="single" w:color="999999" w:sz="1"/>
-              <w:left w:val="single" w:color="999999" w:sz="1"/>
-              <w:bottom w:val="single" w:color="999999" w:sz="1"/>
-              <w:right w:val="single" w:color="999999" w:sz="1"/>
-            </w:tcBorders>
-          </w:tcPr>
-          <w:p>
-            <w:pPr>
-              <w:spacing w:after="40" w:before="40"/>
+              <w:top w:val="single" w:color="BBBBBB" w:sz="1"/>
+              <w:left w:val="single" w:color="BBBBBB" w:sz="1"/>
+              <w:bottom w:val="single" w:color="BBBBBB" w:sz="1"/>
+              <w:right w:val="single" w:color="BBBBBB" w:sz="1"/>
+            </w:tcBorders>
+          </w:tcPr>
+          <w:p>
+            <w:pPr>
+              <w:spacing w:after="30" w:before="30"/>
             </w:pPr>
             <w:r>
               <w:rPr>
@@ -8399,15 +8688,15 @@
           <w:tcPr>
             <w:tcW w:type="dxa" w:w="2340"/>
             <w:tcBorders>
-              <w:top w:val="single" w:color="999999" w:sz="1"/>
-              <w:left w:val="single" w:color="999999" w:sz="1"/>
-              <w:bottom w:val="single" w:color="999999" w:sz="1"/>
-              <w:right w:val="single" w:color="999999" w:sz="1"/>
-            </w:tcBorders>
-          </w:tcPr>
-          <w:p>
-            <w:pPr>
-              <w:spacing w:after="40" w:before="40"/>
+              <w:top w:val="single" w:color="BBBBBB" w:sz="1"/>
+              <w:left w:val="single" w:color="BBBBBB" w:sz="1"/>
+              <w:bottom w:val="single" w:color="BBBBBB" w:sz="1"/>
+              <w:right w:val="single" w:color="BBBBBB" w:sz="1"/>
+            </w:tcBorders>
+          </w:tcPr>
+          <w:p>
+            <w:pPr>
+              <w:spacing w:after="30" w:before="30"/>
             </w:pPr>
             <w:r>
               <w:rPr>
@@ -8425,15 +8714,15 @@
           <w:tcPr>
             <w:tcW w:type="dxa" w:w="2340"/>
             <w:tcBorders>
-              <w:top w:val="single" w:color="999999" w:sz="1"/>
-              <w:left w:val="single" w:color="999999" w:sz="1"/>
-              <w:bottom w:val="single" w:color="999999" w:sz="1"/>
-              <w:right w:val="single" w:color="999999" w:sz="1"/>
-            </w:tcBorders>
-          </w:tcPr>
-          <w:p>
-            <w:pPr>
-              <w:spacing w:after="40" w:before="40"/>
+              <w:top w:val="single" w:color="BBBBBB" w:sz="1"/>
+              <w:left w:val="single" w:color="BBBBBB" w:sz="1"/>
+              <w:bottom w:val="single" w:color="BBBBBB" w:sz="1"/>
+              <w:right w:val="single" w:color="BBBBBB" w:sz="1"/>
+            </w:tcBorders>
+          </w:tcPr>
+          <w:p>
+            <w:pPr>
+              <w:spacing w:after="30" w:before="30"/>
             </w:pPr>
             <w:r>
               <w:rPr>
@@ -8451,15 +8740,15 @@
           <w:tcPr>
             <w:tcW w:type="dxa" w:w="2340"/>
             <w:tcBorders>
-              <w:top w:val="single" w:color="999999" w:sz="1"/>
-              <w:left w:val="single" w:color="999999" w:sz="1"/>
-              <w:bottom w:val="single" w:color="999999" w:sz="1"/>
-              <w:right w:val="single" w:color="999999" w:sz="1"/>
-            </w:tcBorders>
-          </w:tcPr>
-          <w:p>
-            <w:pPr>
-              <w:spacing w:after="40" w:before="40"/>
+              <w:top w:val="single" w:color="BBBBBB" w:sz="1"/>
+              <w:left w:val="single" w:color="BBBBBB" w:sz="1"/>
+              <w:bottom w:val="single" w:color="BBBBBB" w:sz="1"/>
+              <w:right w:val="single" w:color="BBBBBB" w:sz="1"/>
+            </w:tcBorders>
+          </w:tcPr>
+          <w:p>
+            <w:pPr>
+              <w:spacing w:after="30" w:before="30"/>
             </w:pPr>
             <w:r>
               <w:rPr>
@@ -8477,15 +8766,15 @@
           <w:tcPr>
             <w:tcW w:type="dxa" w:w="2340"/>
             <w:tcBorders>
-              <w:top w:val="single" w:color="999999" w:sz="1"/>
-              <w:left w:val="single" w:color="999999" w:sz="1"/>
-              <w:bottom w:val="single" w:color="999999" w:sz="1"/>
-              <w:right w:val="single" w:color="999999" w:sz="1"/>
-            </w:tcBorders>
-          </w:tcPr>
-          <w:p>
-            <w:pPr>
-              <w:spacing w:after="40" w:before="40"/>
+              <w:top w:val="single" w:color="BBBBBB" w:sz="1"/>
+              <w:left w:val="single" w:color="BBBBBB" w:sz="1"/>
+              <w:bottom w:val="single" w:color="BBBBBB" w:sz="1"/>
+              <w:right w:val="single" w:color="BBBBBB" w:sz="1"/>
+            </w:tcBorders>
+          </w:tcPr>
+          <w:p>
+            <w:pPr>
+              <w:spacing w:after="30" w:before="30"/>
             </w:pPr>
             <w:r>
               <w:rPr>
@@ -8508,15 +8797,15 @@
           <w:tcPr>
             <w:tcW w:type="dxa" w:w="2340"/>
             <w:tcBorders>
-              <w:top w:val="single" w:color="999999" w:sz="1"/>
-              <w:left w:val="single" w:color="999999" w:sz="1"/>
-              <w:bottom w:val="single" w:color="999999" w:sz="1"/>
-              <w:right w:val="single" w:color="999999" w:sz="1"/>
-            </w:tcBorders>
-          </w:tcPr>
-          <w:p>
-            <w:pPr>
-              <w:spacing w:after="40" w:before="40"/>
+              <w:top w:val="single" w:color="BBBBBB" w:sz="1"/>
+              <w:left w:val="single" w:color="BBBBBB" w:sz="1"/>
+              <w:bottom w:val="single" w:color="BBBBBB" w:sz="1"/>
+              <w:right w:val="single" w:color="BBBBBB" w:sz="1"/>
+            </w:tcBorders>
+          </w:tcPr>
+          <w:p>
+            <w:pPr>
+              <w:spacing w:after="30" w:before="30"/>
             </w:pPr>
             <w:r>
               <w:rPr>
@@ -8534,15 +8823,15 @@
           <w:tcPr>
             <w:tcW w:type="dxa" w:w="2340"/>
             <w:tcBorders>
-              <w:top w:val="single" w:color="999999" w:sz="1"/>
-              <w:left w:val="single" w:color="999999" w:sz="1"/>
-              <w:bottom w:val="single" w:color="999999" w:sz="1"/>
-              <w:right w:val="single" w:color="999999" w:sz="1"/>
-            </w:tcBorders>
-          </w:tcPr>
-          <w:p>
-            <w:pPr>
-              <w:spacing w:after="40" w:before="40"/>
+              <w:top w:val="single" w:color="BBBBBB" w:sz="1"/>
+              <w:left w:val="single" w:color="BBBBBB" w:sz="1"/>
+              <w:bottom w:val="single" w:color="BBBBBB" w:sz="1"/>
+              <w:right w:val="single" w:color="BBBBBB" w:sz="1"/>
+            </w:tcBorders>
+          </w:tcPr>
+          <w:p>
+            <w:pPr>
+              <w:spacing w:after="30" w:before="30"/>
             </w:pPr>
             <w:r>
               <w:rPr>
@@ -8560,15 +8849,15 @@
           <w:tcPr>
             <w:tcW w:type="dxa" w:w="2340"/>
             <w:tcBorders>
-              <w:top w:val="single" w:color="999999" w:sz="1"/>
-              <w:left w:val="single" w:color="999999" w:sz="1"/>
-              <w:bottom w:val="single" w:color="999999" w:sz="1"/>
-              <w:right w:val="single" w:color="999999" w:sz="1"/>
-            </w:tcBorders>
-          </w:tcPr>
-          <w:p>
-            <w:pPr>
-              <w:spacing w:after="40" w:before="40"/>
+              <w:top w:val="single" w:color="BBBBBB" w:sz="1"/>
+              <w:left w:val="single" w:color="BBBBBB" w:sz="1"/>
+              <w:bottom w:val="single" w:color="BBBBBB" w:sz="1"/>
+              <w:right w:val="single" w:color="BBBBBB" w:sz="1"/>
+            </w:tcBorders>
+          </w:tcPr>
+          <w:p>
+            <w:pPr>
+              <w:spacing w:after="30" w:before="30"/>
             </w:pPr>
             <w:r>
               <w:rPr>
@@ -8586,15 +8875,15 @@
           <w:tcPr>
             <w:tcW w:type="dxa" w:w="2340"/>
             <w:tcBorders>
-              <w:top w:val="single" w:color="999999" w:sz="1"/>
-              <w:left w:val="single" w:color="999999" w:sz="1"/>
-              <w:bottom w:val="single" w:color="999999" w:sz="1"/>
-              <w:right w:val="single" w:color="999999" w:sz="1"/>
-            </w:tcBorders>
-          </w:tcPr>
-          <w:p>
-            <w:pPr>
-              <w:spacing w:after="40" w:before="40"/>
+              <w:top w:val="single" w:color="BBBBBB" w:sz="1"/>
+              <w:left w:val="single" w:color="BBBBBB" w:sz="1"/>
+              <w:bottom w:val="single" w:color="BBBBBB" w:sz="1"/>
+              <w:right w:val="single" w:color="BBBBBB" w:sz="1"/>
+            </w:tcBorders>
+          </w:tcPr>
+          <w:p>
+            <w:pPr>
+              <w:spacing w:after="30" w:before="30"/>
             </w:pPr>
             <w:r>
               <w:rPr>
@@ -8617,15 +8906,15 @@
           <w:tcPr>
             <w:tcW w:type="dxa" w:w="2340"/>
             <w:tcBorders>
-              <w:top w:val="single" w:color="999999" w:sz="1"/>
-              <w:left w:val="single" w:color="999999" w:sz="1"/>
-              <w:bottom w:val="single" w:color="999999" w:sz="1"/>
-              <w:right w:val="single" w:color="999999" w:sz="1"/>
-            </w:tcBorders>
-          </w:tcPr>
-          <w:p>
-            <w:pPr>
-              <w:spacing w:after="40" w:before="40"/>
+              <w:top w:val="single" w:color="BBBBBB" w:sz="1"/>
+              <w:left w:val="single" w:color="BBBBBB" w:sz="1"/>
+              <w:bottom w:val="single" w:color="BBBBBB" w:sz="1"/>
+              <w:right w:val="single" w:color="BBBBBB" w:sz="1"/>
+            </w:tcBorders>
+          </w:tcPr>
+          <w:p>
+            <w:pPr>
+              <w:spacing w:after="30" w:before="30"/>
             </w:pPr>
             <w:r>
               <w:rPr>
@@ -8643,15 +8932,15 @@
           <w:tcPr>
             <w:tcW w:type="dxa" w:w="2340"/>
             <w:tcBorders>
-              <w:top w:val="single" w:color="999999" w:sz="1"/>
-              <w:left w:val="single" w:color="999999" w:sz="1"/>
-              <w:bottom w:val="single" w:color="999999" w:sz="1"/>
-              <w:right w:val="single" w:color="999999" w:sz="1"/>
-            </w:tcBorders>
-          </w:tcPr>
-          <w:p>
-            <w:pPr>
-              <w:spacing w:after="40" w:before="40"/>
+              <w:top w:val="single" w:color="BBBBBB" w:sz="1"/>
+              <w:left w:val="single" w:color="BBBBBB" w:sz="1"/>
+              <w:bottom w:val="single" w:color="BBBBBB" w:sz="1"/>
+              <w:right w:val="single" w:color="BBBBBB" w:sz="1"/>
+            </w:tcBorders>
+          </w:tcPr>
+          <w:p>
+            <w:pPr>
+              <w:spacing w:after="30" w:before="30"/>
             </w:pPr>
             <w:r>
               <w:rPr>
@@ -8669,15 +8958,15 @@
           <w:tcPr>
             <w:tcW w:type="dxa" w:w="2340"/>
             <w:tcBorders>
-              <w:top w:val="single" w:color="999999" w:sz="1"/>
-              <w:left w:val="single" w:color="999999" w:sz="1"/>
-              <w:bottom w:val="single" w:color="999999" w:sz="1"/>
-              <w:right w:val="single" w:color="999999" w:sz="1"/>
-            </w:tcBorders>
-          </w:tcPr>
-          <w:p>
-            <w:pPr>
-              <w:spacing w:after="40" w:before="40"/>
+              <w:top w:val="single" w:color="BBBBBB" w:sz="1"/>
+              <w:left w:val="single" w:color="BBBBBB" w:sz="1"/>
+              <w:bottom w:val="single" w:color="BBBBBB" w:sz="1"/>
+              <w:right w:val="single" w:color="BBBBBB" w:sz="1"/>
+            </w:tcBorders>
+          </w:tcPr>
+          <w:p>
+            <w:pPr>
+              <w:spacing w:after="30" w:before="30"/>
             </w:pPr>
             <w:r>
               <w:rPr>
@@ -8695,15 +8984,15 @@
           <w:tcPr>
             <w:tcW w:type="dxa" w:w="2340"/>
             <w:tcBorders>
-              <w:top w:val="single" w:color="999999" w:sz="1"/>
-              <w:left w:val="single" w:color="999999" w:sz="1"/>
-              <w:bottom w:val="single" w:color="999999" w:sz="1"/>
-              <w:right w:val="single" w:color="999999" w:sz="1"/>
-            </w:tcBorders>
-          </w:tcPr>
-          <w:p>
-            <w:pPr>
-              <w:spacing w:after="40" w:before="40"/>
+              <w:top w:val="single" w:color="BBBBBB" w:sz="1"/>
+              <w:left w:val="single" w:color="BBBBBB" w:sz="1"/>
+              <w:bottom w:val="single" w:color="BBBBBB" w:sz="1"/>
+              <w:right w:val="single" w:color="BBBBBB" w:sz="1"/>
+            </w:tcBorders>
+          </w:tcPr>
+          <w:p>
+            <w:pPr>
+              <w:spacing w:after="30" w:before="30"/>
             </w:pPr>
             <w:r>
               <w:rPr>
@@ -8721,12 +9010,12 @@
     </w:tbl>
     <w:p>
       <w:pPr>
-        <w:spacing w:after="120"/>
+        <w:spacing w:after="100"/>
       </w:pPr>
     </w:p>
     <w:p>
       <w:pPr>
-        <w:spacing w:after="60" w:before="60"/>
+        <w:spacing w:after="50" w:before="50"/>
       </w:pPr>
       <w:r>
         <w:rPr>
@@ -8807,16 +9096,16 @@
           <w:tcPr>
             <w:tcW w:type="dxa" w:w="2340"/>
             <w:tcBorders>
-              <w:top w:val="single" w:color="999999" w:sz="1"/>
-              <w:left w:val="single" w:color="999999" w:sz="1"/>
-              <w:bottom w:val="single" w:color="999999" w:sz="1"/>
-              <w:right w:val="single" w:color="999999" w:sz="1"/>
+              <w:top w:val="single" w:color="BBBBBB" w:sz="1"/>
+              <w:left w:val="single" w:color="BBBBBB" w:sz="1"/>
+              <w:bottom w:val="single" w:color="BBBBBB" w:sz="1"/>
+              <w:right w:val="single" w:color="BBBBBB" w:sz="1"/>
             </w:tcBorders>
             <w:shd w:fill="D5E8F0" w:val="clear"/>
           </w:tcPr>
           <w:p>
             <w:pPr>
-              <w:spacing w:after="40" w:before="40"/>
+              <w:spacing w:after="30" w:before="30"/>
             </w:pPr>
             <w:r>
               <w:rPr>
@@ -8834,16 +9123,16 @@
           <w:tcPr>
             <w:tcW w:type="dxa" w:w="2340"/>
             <w:tcBorders>
-              <w:top w:val="single" w:color="999999" w:sz="1"/>
-              <w:left w:val="single" w:color="999999" w:sz="1"/>
-              <w:bottom w:val="single" w:color="999999" w:sz="1"/>
-              <w:right w:val="single" w:color="999999" w:sz="1"/>
+              <w:top w:val="single" w:color="BBBBBB" w:sz="1"/>
+              <w:left w:val="single" w:color="BBBBBB" w:sz="1"/>
+              <w:bottom w:val="single" w:color="BBBBBB" w:sz="1"/>
+              <w:right w:val="single" w:color="BBBBBB" w:sz="1"/>
             </w:tcBorders>
             <w:shd w:fill="D5E8F0" w:val="clear"/>
           </w:tcPr>
           <w:p>
             <w:pPr>
-              <w:spacing w:after="40" w:before="40"/>
+              <w:spacing w:after="30" w:before="30"/>
             </w:pPr>
             <w:r>
               <w:rPr>
@@ -8861,16 +9150,16 @@
           <w:tcPr>
             <w:tcW w:type="dxa" w:w="2340"/>
             <w:tcBorders>
-              <w:top w:val="single" w:color="999999" w:sz="1"/>
-              <w:left w:val="single" w:color="999999" w:sz="1"/>
-              <w:bottom w:val="single" w:color="999999" w:sz="1"/>
-              <w:right w:val="single" w:color="999999" w:sz="1"/>
+              <w:top w:val="single" w:color="BBBBBB" w:sz="1"/>
+              <w:left w:val="single" w:color="BBBBBB" w:sz="1"/>
+              <w:bottom w:val="single" w:color="BBBBBB" w:sz="1"/>
+              <w:right w:val="single" w:color="BBBBBB" w:sz="1"/>
             </w:tcBorders>
             <w:shd w:fill="D5E8F0" w:val="clear"/>
           </w:tcPr>
           <w:p>
             <w:pPr>
-              <w:spacing w:after="40" w:before="40"/>
+              <w:spacing w:after="30" w:before="30"/>
             </w:pPr>
             <w:r>
               <w:rPr>
@@ -8888,16 +9177,16 @@
           <w:tcPr>
             <w:tcW w:type="dxa" w:w="2340"/>
             <w:tcBorders>
-              <w:top w:val="single" w:color="999999" w:sz="1"/>
-              <w:left w:val="single" w:color="999999" w:sz="1"/>
-              <w:bottom w:val="single" w:color="999999" w:sz="1"/>
-              <w:right w:val="single" w:color="999999" w:sz="1"/>
+              <w:top w:val="single" w:color="BBBBBB" w:sz="1"/>
+              <w:left w:val="single" w:color="BBBBBB" w:sz="1"/>
+              <w:bottom w:val="single" w:color="BBBBBB" w:sz="1"/>
+              <w:right w:val="single" w:color="BBBBBB" w:sz="1"/>
             </w:tcBorders>
             <w:shd w:fill="D5E8F0" w:val="clear"/>
           </w:tcPr>
           <w:p>
             <w:pPr>
-              <w:spacing w:after="40" w:before="40"/>
+              <w:spacing w:after="30" w:before="30"/>
             </w:pPr>
             <w:r>
               <w:rPr>
@@ -8920,15 +9209,15 @@
           <w:tcPr>
             <w:tcW w:type="dxa" w:w="2340"/>
             <w:tcBorders>
-              <w:top w:val="single" w:color="999999" w:sz="1"/>
-              <w:left w:val="single" w:color="999999" w:sz="1"/>
-              <w:bottom w:val="single" w:color="999999" w:sz="1"/>
-              <w:right w:val="single" w:color="999999" w:sz="1"/>
-            </w:tcBorders>
-          </w:tcPr>
-          <w:p>
-            <w:pPr>
-              <w:spacing w:after="40" w:before="40"/>
+              <w:top w:val="single" w:color="BBBBBB" w:sz="1"/>
+              <w:left w:val="single" w:color="BBBBBB" w:sz="1"/>
+              <w:bottom w:val="single" w:color="BBBBBB" w:sz="1"/>
+              <w:right w:val="single" w:color="BBBBBB" w:sz="1"/>
+            </w:tcBorders>
+          </w:tcPr>
+          <w:p>
+            <w:pPr>
+              <w:spacing w:after="30" w:before="30"/>
             </w:pPr>
             <w:r>
               <w:rPr>
@@ -8946,15 +9235,15 @@
           <w:tcPr>
             <w:tcW w:type="dxa" w:w="2340"/>
             <w:tcBorders>
-              <w:top w:val="single" w:color="999999" w:sz="1"/>
-              <w:left w:val="single" w:color="999999" w:sz="1"/>
-              <w:bottom w:val="single" w:color="999999" w:sz="1"/>
-              <w:right w:val="single" w:color="999999" w:sz="1"/>
-            </w:tcBorders>
-          </w:tcPr>
-          <w:p>
-            <w:pPr>
-              <w:spacing w:after="40" w:before="40"/>
+              <w:top w:val="single" w:color="BBBBBB" w:sz="1"/>
+              <w:left w:val="single" w:color="BBBBBB" w:sz="1"/>
+              <w:bottom w:val="single" w:color="BBBBBB" w:sz="1"/>
+              <w:right w:val="single" w:color="BBBBBB" w:sz="1"/>
+            </w:tcBorders>
+          </w:tcPr>
+          <w:p>
+            <w:pPr>
+              <w:spacing w:after="30" w:before="30"/>
             </w:pPr>
             <w:r>
               <w:rPr>
@@ -8972,15 +9261,15 @@
           <w:tcPr>
             <w:tcW w:type="dxa" w:w="2340"/>
             <w:tcBorders>
-              <w:top w:val="single" w:color="999999" w:sz="1"/>
-              <w:left w:val="single" w:color="999999" w:sz="1"/>
-              <w:bottom w:val="single" w:color="999999" w:sz="1"/>
-              <w:right w:val="single" w:color="999999" w:sz="1"/>
-            </w:tcBorders>
-          </w:tcPr>
-          <w:p>
-            <w:pPr>
-              <w:spacing w:after="40" w:before="40"/>
+              <w:top w:val="single" w:color="BBBBBB" w:sz="1"/>
+              <w:left w:val="single" w:color="BBBBBB" w:sz="1"/>
+              <w:bottom w:val="single" w:color="BBBBBB" w:sz="1"/>
+              <w:right w:val="single" w:color="BBBBBB" w:sz="1"/>
+            </w:tcBorders>
+          </w:tcPr>
+          <w:p>
+            <w:pPr>
+              <w:spacing w:after="30" w:before="30"/>
             </w:pPr>
             <w:r>
               <w:rPr>
@@ -8998,15 +9287,15 @@
           <w:tcPr>
             <w:tcW w:type="dxa" w:w="2340"/>
             <w:tcBorders>
-              <w:top w:val="single" w:color="999999" w:sz="1"/>
-              <w:left w:val="single" w:color="999999" w:sz="1"/>
-              <w:bottom w:val="single" w:color="999999" w:sz="1"/>
-              <w:right w:val="single" w:color="999999" w:sz="1"/>
-            </w:tcBorders>
-          </w:tcPr>
-          <w:p>
-            <w:pPr>
-              <w:spacing w:after="40" w:before="40"/>
+              <w:top w:val="single" w:color="BBBBBB" w:sz="1"/>
+              <w:left w:val="single" w:color="BBBBBB" w:sz="1"/>
+              <w:bottom w:val="single" w:color="BBBBBB" w:sz="1"/>
+              <w:right w:val="single" w:color="BBBBBB" w:sz="1"/>
+            </w:tcBorders>
+          </w:tcPr>
+          <w:p>
+            <w:pPr>
+              <w:spacing w:after="30" w:before="30"/>
             </w:pPr>
             <w:r>
               <w:rPr>
@@ -9029,15 +9318,15 @@
           <w:tcPr>
             <w:tcW w:type="dxa" w:w="2340"/>
             <w:tcBorders>
-              <w:top w:val="single" w:color="999999" w:sz="1"/>
-              <w:left w:val="single" w:color="999999" w:sz="1"/>
-              <w:bottom w:val="single" w:color="999999" w:sz="1"/>
-              <w:right w:val="single" w:color="999999" w:sz="1"/>
-            </w:tcBorders>
-          </w:tcPr>
-          <w:p>
-            <w:pPr>
-              <w:spacing w:after="40" w:before="40"/>
+              <w:top w:val="single" w:color="BBBBBB" w:sz="1"/>
+              <w:left w:val="single" w:color="BBBBBB" w:sz="1"/>
+              <w:bottom w:val="single" w:color="BBBBBB" w:sz="1"/>
+              <w:right w:val="single" w:color="BBBBBB" w:sz="1"/>
+            </w:tcBorders>
+          </w:tcPr>
+          <w:p>
+            <w:pPr>
+              <w:spacing w:after="30" w:before="30"/>
             </w:pPr>
             <w:r>
               <w:rPr>
@@ -9055,15 +9344,15 @@
           <w:tcPr>
             <w:tcW w:type="dxa" w:w="2340"/>
             <w:tcBorders>
-              <w:top w:val="single" w:color="999999" w:sz="1"/>
-              <w:left w:val="single" w:color="999999" w:sz="1"/>
-              <w:bottom w:val="single" w:color="999999" w:sz="1"/>
-              <w:right w:val="single" w:color="999999" w:sz="1"/>
-            </w:tcBorders>
-          </w:tcPr>
-          <w:p>
-            <w:pPr>
-              <w:spacing w:after="40" w:before="40"/>
+              <w:top w:val="single" w:color="BBBBBB" w:sz="1"/>
+              <w:left w:val="single" w:color="BBBBBB" w:sz="1"/>
+              <w:bottom w:val="single" w:color="BBBBBB" w:sz="1"/>
+              <w:right w:val="single" w:color="BBBBBB" w:sz="1"/>
+            </w:tcBorders>
+          </w:tcPr>
+          <w:p>
+            <w:pPr>
+              <w:spacing w:after="30" w:before="30"/>
             </w:pPr>
             <w:r>
               <w:rPr>
@@ -9081,15 +9370,15 @@
           <w:tcPr>
             <w:tcW w:type="dxa" w:w="2340"/>
             <w:tcBorders>
-              <w:top w:val="single" w:color="999999" w:sz="1"/>
-              <w:left w:val="single" w:color="999999" w:sz="1"/>
-              <w:bottom w:val="single" w:color="999999" w:sz="1"/>
-              <w:right w:val="single" w:color="999999" w:sz="1"/>
-            </w:tcBorders>
-          </w:tcPr>
-          <w:p>
-            <w:pPr>
-              <w:spacing w:after="40" w:before="40"/>
+              <w:top w:val="single" w:color="BBBBBB" w:sz="1"/>
+              <w:left w:val="single" w:color="BBBBBB" w:sz="1"/>
+              <w:bottom w:val="single" w:color="BBBBBB" w:sz="1"/>
+              <w:right w:val="single" w:color="BBBBBB" w:sz="1"/>
+            </w:tcBorders>
+          </w:tcPr>
+          <w:p>
+            <w:pPr>
+              <w:spacing w:after="30" w:before="30"/>
             </w:pPr>
             <w:r>
               <w:rPr>
@@ -9107,15 +9396,15 @@
           <w:tcPr>
             <w:tcW w:type="dxa" w:w="2340"/>
             <w:tcBorders>
-              <w:top w:val="single" w:color="999999" w:sz="1"/>
-              <w:left w:val="single" w:color="999999" w:sz="1"/>
-              <w:bottom w:val="single" w:color="999999" w:sz="1"/>
-              <w:right w:val="single" w:color="999999" w:sz="1"/>
-            </w:tcBorders>
-          </w:tcPr>
-          <w:p>
-            <w:pPr>
-              <w:spacing w:after="40" w:before="40"/>
+              <w:top w:val="single" w:color="BBBBBB" w:sz="1"/>
+              <w:left w:val="single" w:color="BBBBBB" w:sz="1"/>
+              <w:bottom w:val="single" w:color="BBBBBB" w:sz="1"/>
+              <w:right w:val="single" w:color="BBBBBB" w:sz="1"/>
+            </w:tcBorders>
+          </w:tcPr>
+          <w:p>
+            <w:pPr>
+              <w:spacing w:after="30" w:before="30"/>
             </w:pPr>
             <w:r>
               <w:rPr>
@@ -9138,15 +9427,15 @@
           <w:tcPr>
             <w:tcW w:type="dxa" w:w="2340"/>
             <w:tcBorders>
-              <w:top w:val="single" w:color="999999" w:sz="1"/>
-              <w:left w:val="single" w:color="999999" w:sz="1"/>
-              <w:bottom w:val="single" w:color="999999" w:sz="1"/>
-              <w:right w:val="single" w:color="999999" w:sz="1"/>
-            </w:tcBorders>
-          </w:tcPr>
-          <w:p>
-            <w:pPr>
-              <w:spacing w:after="40" w:before="40"/>
+              <w:top w:val="single" w:color="BBBBBB" w:sz="1"/>
+              <w:left w:val="single" w:color="BBBBBB" w:sz="1"/>
+              <w:bottom w:val="single" w:color="BBBBBB" w:sz="1"/>
+              <w:right w:val="single" w:color="BBBBBB" w:sz="1"/>
+            </w:tcBorders>
+          </w:tcPr>
+          <w:p>
+            <w:pPr>
+              <w:spacing w:after="30" w:before="30"/>
             </w:pPr>
             <w:r>
               <w:rPr>
@@ -9164,15 +9453,15 @@
           <w:tcPr>
             <w:tcW w:type="dxa" w:w="2340"/>
             <w:tcBorders>
-              <w:top w:val="single" w:color="999999" w:sz="1"/>
-              <w:left w:val="single" w:color="999999" w:sz="1"/>
-              <w:bottom w:val="single" w:color="999999" w:sz="1"/>
-              <w:right w:val="single" w:color="999999" w:sz="1"/>
-            </w:tcBorders>
-          </w:tcPr>
-          <w:p>
-            <w:pPr>
-              <w:spacing w:after="40" w:before="40"/>
+              <w:top w:val="single" w:color="BBBBBB" w:sz="1"/>
+              <w:left w:val="single" w:color="BBBBBB" w:sz="1"/>
+              <w:bottom w:val="single" w:color="BBBBBB" w:sz="1"/>
+              <w:right w:val="single" w:color="BBBBBB" w:sz="1"/>
+            </w:tcBorders>
+          </w:tcPr>
+          <w:p>
+            <w:pPr>
+              <w:spacing w:after="30" w:before="30"/>
             </w:pPr>
             <w:r>
               <w:rPr>
@@ -9190,15 +9479,15 @@
           <w:tcPr>
             <w:tcW w:type="dxa" w:w="2340"/>
             <w:tcBorders>
-              <w:top w:val="single" w:color="999999" w:sz="1"/>
-              <w:left w:val="single" w:color="999999" w:sz="1"/>
-              <w:bottom w:val="single" w:color="999999" w:sz="1"/>
-              <w:right w:val="single" w:color="999999" w:sz="1"/>
-            </w:tcBorders>
-          </w:tcPr>
-          <w:p>
-            <w:pPr>
-              <w:spacing w:after="40" w:before="40"/>
+              <w:top w:val="single" w:color="BBBBBB" w:sz="1"/>
+              <w:left w:val="single" w:color="BBBBBB" w:sz="1"/>
+              <w:bottom w:val="single" w:color="BBBBBB" w:sz="1"/>
+              <w:right w:val="single" w:color="BBBBBB" w:sz="1"/>
+            </w:tcBorders>
+          </w:tcPr>
+          <w:p>
+            <w:pPr>
+              <w:spacing w:after="30" w:before="30"/>
             </w:pPr>
             <w:r>
               <w:rPr>
@@ -9216,15 +9505,15 @@
           <w:tcPr>
             <w:tcW w:type="dxa" w:w="2340"/>
             <w:tcBorders>
-              <w:top w:val="single" w:color="999999" w:sz="1"/>
-              <w:left w:val="single" w:color="999999" w:sz="1"/>
-              <w:bottom w:val="single" w:color="999999" w:sz="1"/>
-              <w:right w:val="single" w:color="999999" w:sz="1"/>
-            </w:tcBorders>
-          </w:tcPr>
-          <w:p>
-            <w:pPr>
-              <w:spacing w:after="40" w:before="40"/>
+              <w:top w:val="single" w:color="BBBBBB" w:sz="1"/>
+              <w:left w:val="single" w:color="BBBBBB" w:sz="1"/>
+              <w:bottom w:val="single" w:color="BBBBBB" w:sz="1"/>
+              <w:right w:val="single" w:color="BBBBBB" w:sz="1"/>
+            </w:tcBorders>
+          </w:tcPr>
+          <w:p>
+            <w:pPr>
+              <w:spacing w:after="30" w:before="30"/>
             </w:pPr>
             <w:r>
               <w:rPr>
@@ -9247,15 +9536,15 @@
           <w:tcPr>
             <w:tcW w:type="dxa" w:w="2340"/>
             <w:tcBorders>
-              <w:top w:val="single" w:color="999999" w:sz="1"/>
-              <w:left w:val="single" w:color="999999" w:sz="1"/>
-              <w:bottom w:val="single" w:color="999999" w:sz="1"/>
-              <w:right w:val="single" w:color="999999" w:sz="1"/>
-            </w:tcBorders>
-          </w:tcPr>
-          <w:p>
-            <w:pPr>
-              <w:spacing w:after="40" w:before="40"/>
+              <w:top w:val="single" w:color="BBBBBB" w:sz="1"/>
+              <w:left w:val="single" w:color="BBBBBB" w:sz="1"/>
+              <w:bottom w:val="single" w:color="BBBBBB" w:sz="1"/>
+              <w:right w:val="single" w:color="BBBBBB" w:sz="1"/>
+            </w:tcBorders>
+          </w:tcPr>
+          <w:p>
+            <w:pPr>
+              <w:spacing w:after="30" w:before="30"/>
             </w:pPr>
             <w:r>
               <w:rPr>
@@ -9273,15 +9562,15 @@
           <w:tcPr>
             <w:tcW w:type="dxa" w:w="2340"/>
             <w:tcBorders>
-              <w:top w:val="single" w:color="999999" w:sz="1"/>
-              <w:left w:val="single" w:color="999999" w:sz="1"/>
-              <w:bottom w:val="single" w:color="999999" w:sz="1"/>
-              <w:right w:val="single" w:color="999999" w:sz="1"/>
-            </w:tcBorders>
-          </w:tcPr>
-          <w:p>
-            <w:pPr>
-              <w:spacing w:after="40" w:before="40"/>
+              <w:top w:val="single" w:color="BBBBBB" w:sz="1"/>
+              <w:left w:val="single" w:color="BBBBBB" w:sz="1"/>
+              <w:bottom w:val="single" w:color="BBBBBB" w:sz="1"/>
+              <w:right w:val="single" w:color="BBBBBB" w:sz="1"/>
+            </w:tcBorders>
+          </w:tcPr>
+          <w:p>
+            <w:pPr>
+              <w:spacing w:after="30" w:before="30"/>
             </w:pPr>
             <w:r>
               <w:rPr>
@@ -9299,15 +9588,15 @@
           <w:tcPr>
             <w:tcW w:type="dxa" w:w="2340"/>
             <w:tcBorders>
-              <w:top w:val="single" w:color="999999" w:sz="1"/>
-              <w:left w:val="single" w:color="999999" w:sz="1"/>
-              <w:bottom w:val="single" w:color="999999" w:sz="1"/>
-              <w:right w:val="single" w:color="999999" w:sz="1"/>
-            </w:tcBorders>
-          </w:tcPr>
-          <w:p>
-            <w:pPr>
-              <w:spacing w:after="40" w:before="40"/>
+              <w:top w:val="single" w:color="BBBBBB" w:sz="1"/>
+              <w:left w:val="single" w:color="BBBBBB" w:sz="1"/>
+              <w:bottom w:val="single" w:color="BBBBBB" w:sz="1"/>
+              <w:right w:val="single" w:color="BBBBBB" w:sz="1"/>
+            </w:tcBorders>
+          </w:tcPr>
+          <w:p>
+            <w:pPr>
+              <w:spacing w:after="30" w:before="30"/>
             </w:pPr>
             <w:r>
               <w:rPr>
@@ -9325,15 +9614,15 @@
           <w:tcPr>
             <w:tcW w:type="dxa" w:w="2340"/>
             <w:tcBorders>
-              <w:top w:val="single" w:color="999999" w:sz="1"/>
-              <w:left w:val="single" w:color="999999" w:sz="1"/>
-              <w:bottom w:val="single" w:color="999999" w:sz="1"/>
-              <w:right w:val="single" w:color="999999" w:sz="1"/>
-            </w:tcBorders>
-          </w:tcPr>
-          <w:p>
-            <w:pPr>
-              <w:spacing w:after="40" w:before="40"/>
+              <w:top w:val="single" w:color="BBBBBB" w:sz="1"/>
+              <w:left w:val="single" w:color="BBBBBB" w:sz="1"/>
+              <w:bottom w:val="single" w:color="BBBBBB" w:sz="1"/>
+              <w:right w:val="single" w:color="BBBBBB" w:sz="1"/>
+            </w:tcBorders>
+          </w:tcPr>
+          <w:p>
+            <w:pPr>
+              <w:spacing w:after="30" w:before="30"/>
             </w:pPr>
             <w:r>
               <w:rPr>
@@ -9356,15 +9645,15 @@
           <w:tcPr>
             <w:tcW w:type="dxa" w:w="2340"/>
             <w:tcBorders>
-              <w:top w:val="single" w:color="999999" w:sz="1"/>
-              <w:left w:val="single" w:color="999999" w:sz="1"/>
-              <w:bottom w:val="single" w:color="999999" w:sz="1"/>
-              <w:right w:val="single" w:color="999999" w:sz="1"/>
-            </w:tcBorders>
-          </w:tcPr>
-          <w:p>
-            <w:pPr>
-              <w:spacing w:after="40" w:before="40"/>
+              <w:top w:val="single" w:color="BBBBBB" w:sz="1"/>
+              <w:left w:val="single" w:color="BBBBBB" w:sz="1"/>
+              <w:bottom w:val="single" w:color="BBBBBB" w:sz="1"/>
+              <w:right w:val="single" w:color="BBBBBB" w:sz="1"/>
+            </w:tcBorders>
+          </w:tcPr>
+          <w:p>
+            <w:pPr>
+              <w:spacing w:after="30" w:before="30"/>
             </w:pPr>
             <w:r>
               <w:rPr>
@@ -9382,15 +9671,15 @@
           <w:tcPr>
             <w:tcW w:type="dxa" w:w="2340"/>
             <w:tcBorders>
-              <w:top w:val="single" w:color="999999" w:sz="1"/>
-              <w:left w:val="single" w:color="999999" w:sz="1"/>
-              <w:bottom w:val="single" w:color="999999" w:sz="1"/>
-              <w:right w:val="single" w:color="999999" w:sz="1"/>
-            </w:tcBorders>
-          </w:tcPr>
-          <w:p>
-            <w:pPr>
-              <w:spacing w:after="40" w:before="40"/>
+              <w:top w:val="single" w:color="BBBBBB" w:sz="1"/>
+              <w:left w:val="single" w:color="BBBBBB" w:sz="1"/>
+              <w:bottom w:val="single" w:color="BBBBBB" w:sz="1"/>
+              <w:right w:val="single" w:color="BBBBBB" w:sz="1"/>
+            </w:tcBorders>
+          </w:tcPr>
+          <w:p>
+            <w:pPr>
+              <w:spacing w:after="30" w:before="30"/>
             </w:pPr>
             <w:r>
               <w:rPr>
@@ -9408,15 +9697,15 @@
           <w:tcPr>
             <w:tcW w:type="dxa" w:w="2340"/>
             <w:tcBorders>
-              <w:top w:val="single" w:color="999999" w:sz="1"/>
-              <w:left w:val="single" w:color="999999" w:sz="1"/>
-              <w:bottom w:val="single" w:color="999999" w:sz="1"/>
-              <w:right w:val="single" w:color="999999" w:sz="1"/>
-            </w:tcBorders>
-          </w:tcPr>
-          <w:p>
-            <w:pPr>
-              <w:spacing w:after="40" w:before="40"/>
+              <w:top w:val="single" w:color="BBBBBB" w:sz="1"/>
+              <w:left w:val="single" w:color="BBBBBB" w:sz="1"/>
+              <w:bottom w:val="single" w:color="BBBBBB" w:sz="1"/>
+              <w:right w:val="single" w:color="BBBBBB" w:sz="1"/>
+            </w:tcBorders>
+          </w:tcPr>
+          <w:p>
+            <w:pPr>
+              <w:spacing w:after="30" w:before="30"/>
             </w:pPr>
             <w:r>
               <w:rPr>
@@ -9434,15 +9723,15 @@
           <w:tcPr>
             <w:tcW w:type="dxa" w:w="2340"/>
             <w:tcBorders>
-              <w:top w:val="single" w:color="999999" w:sz="1"/>
-              <w:left w:val="single" w:color="999999" w:sz="1"/>
-              <w:bottom w:val="single" w:color="999999" w:sz="1"/>
-              <w:right w:val="single" w:color="999999" w:sz="1"/>
-            </w:tcBorders>
-          </w:tcPr>
-          <w:p>
-            <w:pPr>
-              <w:spacing w:after="40" w:before="40"/>
+              <w:top w:val="single" w:color="BBBBBB" w:sz="1"/>
+              <w:left w:val="single" w:color="BBBBBB" w:sz="1"/>
+              <w:bottom w:val="single" w:color="BBBBBB" w:sz="1"/>
+              <w:right w:val="single" w:color="BBBBBB" w:sz="1"/>
+            </w:tcBorders>
+          </w:tcPr>
+          <w:p>
+            <w:pPr>
+              <w:spacing w:after="30" w:before="30"/>
             </w:pPr>
             <w:r>
               <w:rPr>
@@ -9465,15 +9754,15 @@
           <w:tcPr>
             <w:tcW w:type="dxa" w:w="2340"/>
             <w:tcBorders>
-              <w:top w:val="single" w:color="999999" w:sz="1"/>
-              <w:left w:val="single" w:color="999999" w:sz="1"/>
-              <w:bottom w:val="single" w:color="999999" w:sz="1"/>
-              <w:right w:val="single" w:color="999999" w:sz="1"/>
-            </w:tcBorders>
-          </w:tcPr>
-          <w:p>
-            <w:pPr>
-              <w:spacing w:after="40" w:before="40"/>
+              <w:top w:val="single" w:color="BBBBBB" w:sz="1"/>
+              <w:left w:val="single" w:color="BBBBBB" w:sz="1"/>
+              <w:bottom w:val="single" w:color="BBBBBB" w:sz="1"/>
+              <w:right w:val="single" w:color="BBBBBB" w:sz="1"/>
+            </w:tcBorders>
+          </w:tcPr>
+          <w:p>
+            <w:pPr>
+              <w:spacing w:after="30" w:before="30"/>
             </w:pPr>
             <w:r>
               <w:rPr>
@@ -9491,15 +9780,15 @@
           <w:tcPr>
             <w:tcW w:type="dxa" w:w="2340"/>
             <w:tcBorders>
-              <w:top w:val="single" w:color="999999" w:sz="1"/>
-              <w:left w:val="single" w:color="999999" w:sz="1"/>
-              <w:bottom w:val="single" w:color="999999" w:sz="1"/>
-              <w:right w:val="single" w:color="999999" w:sz="1"/>
-            </w:tcBorders>
-          </w:tcPr>
-          <w:p>
-            <w:pPr>
-              <w:spacing w:after="40" w:before="40"/>
+              <w:top w:val="single" w:color="BBBBBB" w:sz="1"/>
+              <w:left w:val="single" w:color="BBBBBB" w:sz="1"/>
+              <w:bottom w:val="single" w:color="BBBBBB" w:sz="1"/>
+              <w:right w:val="single" w:color="BBBBBB" w:sz="1"/>
+            </w:tcBorders>
+          </w:tcPr>
+          <w:p>
+            <w:pPr>
+              <w:spacing w:after="30" w:before="30"/>
             </w:pPr>
             <w:r>
               <w:rPr>
@@ -9517,15 +9806,15 @@
           <w:tcPr>
             <w:tcW w:type="dxa" w:w="2340"/>
             <w:tcBorders>
-              <w:top w:val="single" w:color="999999" w:sz="1"/>
-              <w:left w:val="single" w:color="999999" w:sz="1"/>
-              <w:bottom w:val="single" w:color="999999" w:sz="1"/>
-              <w:right w:val="single" w:color="999999" w:sz="1"/>
-            </w:tcBorders>
-          </w:tcPr>
-          <w:p>
-            <w:pPr>
-              <w:spacing w:after="40" w:before="40"/>
+              <w:top w:val="single" w:color="BBBBBB" w:sz="1"/>
+              <w:left w:val="single" w:color="BBBBBB" w:sz="1"/>
+              <w:bottom w:val="single" w:color="BBBBBB" w:sz="1"/>
+              <w:right w:val="single" w:color="BBBBBB" w:sz="1"/>
+            </w:tcBorders>
+          </w:tcPr>
+          <w:p>
+            <w:pPr>
+              <w:spacing w:after="30" w:before="30"/>
             </w:pPr>
             <w:r>
               <w:rPr>
@@ -9543,15 +9832,15 @@
           <w:tcPr>
             <w:tcW w:type="dxa" w:w="2340"/>
             <w:tcBorders>
-              <w:top w:val="single" w:color="999999" w:sz="1"/>
-              <w:left w:val="single" w:color="999999" w:sz="1"/>
-              <w:bottom w:val="single" w:color="999999" w:sz="1"/>
-              <w:right w:val="single" w:color="999999" w:sz="1"/>
-            </w:tcBorders>
-          </w:tcPr>
-          <w:p>
-            <w:pPr>
-              <w:spacing w:after="40" w:before="40"/>
+              <w:top w:val="single" w:color="BBBBBB" w:sz="1"/>
+              <w:left w:val="single" w:color="BBBBBB" w:sz="1"/>
+              <w:bottom w:val="single" w:color="BBBBBB" w:sz="1"/>
+              <w:right w:val="single" w:color="BBBBBB" w:sz="1"/>
+            </w:tcBorders>
+          </w:tcPr>
+          <w:p>
+            <w:pPr>
+              <w:spacing w:after="30" w:before="30"/>
             </w:pPr>
             <w:r>
               <w:rPr>
@@ -9574,15 +9863,15 @@
           <w:tcPr>
             <w:tcW w:type="dxa" w:w="2340"/>
             <w:tcBorders>
-              <w:top w:val="single" w:color="999999" w:sz="1"/>
-              <w:left w:val="single" w:color="999999" w:sz="1"/>
-              <w:bottom w:val="single" w:color="999999" w:sz="1"/>
-              <w:right w:val="single" w:color="999999" w:sz="1"/>
-            </w:tcBorders>
-          </w:tcPr>
-          <w:p>
-            <w:pPr>
-              <w:spacing w:after="40" w:before="40"/>
+              <w:top w:val="single" w:color="BBBBBB" w:sz="1"/>
+              <w:left w:val="single" w:color="BBBBBB" w:sz="1"/>
+              <w:bottom w:val="single" w:color="BBBBBB" w:sz="1"/>
+              <w:right w:val="single" w:color="BBBBBB" w:sz="1"/>
+            </w:tcBorders>
+          </w:tcPr>
+          <w:p>
+            <w:pPr>
+              <w:spacing w:after="30" w:before="30"/>
             </w:pPr>
             <w:r>
               <w:rPr>
@@ -9600,15 +9889,15 @@
           <w:tcPr>
             <w:tcW w:type="dxa" w:w="2340"/>
             <w:tcBorders>
-              <w:top w:val="single" w:color="999999" w:sz="1"/>
-              <w:left w:val="single" w:color="999999" w:sz="1"/>
-              <w:bottom w:val="single" w:color="999999" w:sz="1"/>
-              <w:right w:val="single" w:color="999999" w:sz="1"/>
-            </w:tcBorders>
-          </w:tcPr>
-          <w:p>
-            <w:pPr>
-              <w:spacing w:after="40" w:before="40"/>
+              <w:top w:val="single" w:color="BBBBBB" w:sz="1"/>
+              <w:left w:val="single" w:color="BBBBBB" w:sz="1"/>
+              <w:bottom w:val="single" w:color="BBBBBB" w:sz="1"/>
+              <w:right w:val="single" w:color="BBBBBB" w:sz="1"/>
+            </w:tcBorders>
+          </w:tcPr>
+          <w:p>
+            <w:pPr>
+              <w:spacing w:after="30" w:before="30"/>
             </w:pPr>
             <w:r>
               <w:rPr>
@@ -9626,15 +9915,15 @@
           <w:tcPr>
             <w:tcW w:type="dxa" w:w="2340"/>
             <w:tcBorders>
-              <w:top w:val="single" w:color="999999" w:sz="1"/>
-              <w:left w:val="single" w:color="999999" w:sz="1"/>
-              <w:bottom w:val="single" w:color="999999" w:sz="1"/>
-              <w:right w:val="single" w:color="999999" w:sz="1"/>
-            </w:tcBorders>
-          </w:tcPr>
-          <w:p>
-            <w:pPr>
-              <w:spacing w:after="40" w:before="40"/>
+              <w:top w:val="single" w:color="BBBBBB" w:sz="1"/>
+              <w:left w:val="single" w:color="BBBBBB" w:sz="1"/>
+              <w:bottom w:val="single" w:color="BBBBBB" w:sz="1"/>
+              <w:right w:val="single" w:color="BBBBBB" w:sz="1"/>
+            </w:tcBorders>
+          </w:tcPr>
+          <w:p>
+            <w:pPr>
+              <w:spacing w:after="30" w:before="30"/>
             </w:pPr>
             <w:r>
               <w:rPr>
@@ -9652,15 +9941,15 @@
           <w:tcPr>
             <w:tcW w:type="dxa" w:w="2340"/>
             <w:tcBorders>
-              <w:top w:val="single" w:color="999999" w:sz="1"/>
-              <w:left w:val="single" w:color="999999" w:sz="1"/>
-              <w:bottom w:val="single" w:color="999999" w:sz="1"/>
-              <w:right w:val="single" w:color="999999" w:sz="1"/>
-            </w:tcBorders>
-          </w:tcPr>
-          <w:p>
-            <w:pPr>
-              <w:spacing w:after="40" w:before="40"/>
+              <w:top w:val="single" w:color="BBBBBB" w:sz="1"/>
+              <w:left w:val="single" w:color="BBBBBB" w:sz="1"/>
+              <w:bottom w:val="single" w:color="BBBBBB" w:sz="1"/>
+              <w:right w:val="single" w:color="BBBBBB" w:sz="1"/>
+            </w:tcBorders>
+          </w:tcPr>
+          <w:p>
+            <w:pPr>
+              <w:spacing w:after="30" w:before="30"/>
             </w:pPr>
             <w:r>
               <w:rPr>
@@ -9678,12 +9967,12 @@
     </w:tbl>
     <w:p>
       <w:pPr>
-        <w:spacing w:after="120"/>
+        <w:spacing w:after="100"/>
       </w:pPr>
     </w:p>
     <w:p>
       <w:pPr>
-        <w:spacing w:after="60" w:before="60"/>
+        <w:spacing w:after="50" w:before="50"/>
       </w:pPr>
       <w:r>
         <w:rPr>
@@ -9763,16 +10052,16 @@
           <w:tcPr>
             <w:tcW w:type="dxa" w:w="3120"/>
             <w:tcBorders>
-              <w:top w:val="single" w:color="999999" w:sz="1"/>
-              <w:left w:val="single" w:color="999999" w:sz="1"/>
-              <w:bottom w:val="single" w:color="999999" w:sz="1"/>
-              <w:right w:val="single" w:color="999999" w:sz="1"/>
+              <w:top w:val="single" w:color="BBBBBB" w:sz="1"/>
+              <w:left w:val="single" w:color="BBBBBB" w:sz="1"/>
+              <w:bottom w:val="single" w:color="BBBBBB" w:sz="1"/>
+              <w:right w:val="single" w:color="BBBBBB" w:sz="1"/>
             </w:tcBorders>
             <w:shd w:fill="D5E8F0" w:val="clear"/>
           </w:tcPr>
           <w:p>
             <w:pPr>
-              <w:spacing w:after="40" w:before="40"/>
+              <w:spacing w:after="30" w:before="30"/>
             </w:pPr>
             <w:r>
               <w:rPr>
@@ -9790,16 +10079,16 @@
           <w:tcPr>
             <w:tcW w:type="dxa" w:w="3120"/>
             <w:tcBorders>
-              <w:top w:val="single" w:color="999999" w:sz="1"/>
-              <w:left w:val="single" w:color="999999" w:sz="1"/>
-              <w:bottom w:val="single" w:color="999999" w:sz="1"/>
-              <w:right w:val="single" w:color="999999" w:sz="1"/>
+              <w:top w:val="single" w:color="BBBBBB" w:sz="1"/>
+              <w:left w:val="single" w:color="BBBBBB" w:sz="1"/>
+              <w:bottom w:val="single" w:color="BBBBBB" w:sz="1"/>
+              <w:right w:val="single" w:color="BBBBBB" w:sz="1"/>
             </w:tcBorders>
             <w:shd w:fill="D5E8F0" w:val="clear"/>
           </w:tcPr>
           <w:p>
             <w:pPr>
-              <w:spacing w:after="40" w:before="40"/>
+              <w:spacing w:after="30" w:before="30"/>
             </w:pPr>
             <w:r>
               <w:rPr>
@@ -9817,16 +10106,16 @@
           <w:tcPr>
             <w:tcW w:type="dxa" w:w="3120"/>
             <w:tcBorders>
-              <w:top w:val="single" w:color="999999" w:sz="1"/>
-              <w:left w:val="single" w:color="999999" w:sz="1"/>
-              <w:bottom w:val="single" w:color="999999" w:sz="1"/>
-              <w:right w:val="single" w:color="999999" w:sz="1"/>
+              <w:top w:val="single" w:color="BBBBBB" w:sz="1"/>
+              <w:left w:val="single" w:color="BBBBBB" w:sz="1"/>
+              <w:bottom w:val="single" w:color="BBBBBB" w:sz="1"/>
+              <w:right w:val="single" w:color="BBBBBB" w:sz="1"/>
             </w:tcBorders>
             <w:shd w:fill="D5E8F0" w:val="clear"/>
           </w:tcPr>
           <w:p>
             <w:pPr>
-              <w:spacing w:after="40" w:before="40"/>
+              <w:spacing w:after="30" w:before="30"/>
             </w:pPr>
             <w:r>
               <w:rPr>
@@ -9849,15 +10138,15 @@
           <w:tcPr>
             <w:tcW w:type="dxa" w:w="3120"/>
             <w:tcBorders>
-              <w:top w:val="single" w:color="999999" w:sz="1"/>
-              <w:left w:val="single" w:color="999999" w:sz="1"/>
-              <w:bottom w:val="single" w:color="999999" w:sz="1"/>
-              <w:right w:val="single" w:color="999999" w:sz="1"/>
-            </w:tcBorders>
-          </w:tcPr>
-          <w:p>
-            <w:pPr>
-              <w:spacing w:after="40" w:before="40"/>
+              <w:top w:val="single" w:color="BBBBBB" w:sz="1"/>
+              <w:left w:val="single" w:color="BBBBBB" w:sz="1"/>
+              <w:bottom w:val="single" w:color="BBBBBB" w:sz="1"/>
+              <w:right w:val="single" w:color="BBBBBB" w:sz="1"/>
+            </w:tcBorders>
+          </w:tcPr>
+          <w:p>
+            <w:pPr>
+              <w:spacing w:after="30" w:before="30"/>
             </w:pPr>
             <w:r>
               <w:rPr>
@@ -9875,15 +10164,15 @@
           <w:tcPr>
             <w:tcW w:type="dxa" w:w="3120"/>
             <w:tcBorders>
-              <w:top w:val="single" w:color="999999" w:sz="1"/>
-              <w:left w:val="single" w:color="999999" w:sz="1"/>
-              <w:bottom w:val="single" w:color="999999" w:sz="1"/>
-              <w:right w:val="single" w:color="999999" w:sz="1"/>
-            </w:tcBorders>
-          </w:tcPr>
-          <w:p>
-            <w:pPr>
-              <w:spacing w:after="40" w:before="40"/>
+              <w:top w:val="single" w:color="BBBBBB" w:sz="1"/>
+              <w:left w:val="single" w:color="BBBBBB" w:sz="1"/>
+              <w:bottom w:val="single" w:color="BBBBBB" w:sz="1"/>
+              <w:right w:val="single" w:color="BBBBBB" w:sz="1"/>
+            </w:tcBorders>
+          </w:tcPr>
+          <w:p>
+            <w:pPr>
+              <w:spacing w:after="30" w:before="30"/>
             </w:pPr>
             <w:r>
               <w:rPr>
@@ -9901,15 +10190,15 @@
           <w:tcPr>
             <w:tcW w:type="dxa" w:w="3120"/>
             <w:tcBorders>
-              <w:top w:val="single" w:color="999999" w:sz="1"/>
-              <w:left w:val="single" w:color="999999" w:sz="1"/>
-              <w:bottom w:val="single" w:color="999999" w:sz="1"/>
-              <w:right w:val="single" w:color="999999" w:sz="1"/>
-            </w:tcBorders>
-          </w:tcPr>
-          <w:p>
-            <w:pPr>
-              <w:spacing w:after="40" w:before="40"/>
+              <w:top w:val="single" w:color="BBBBBB" w:sz="1"/>
+              <w:left w:val="single" w:color="BBBBBB" w:sz="1"/>
+              <w:bottom w:val="single" w:color="BBBBBB" w:sz="1"/>
+              <w:right w:val="single" w:color="BBBBBB" w:sz="1"/>
+            </w:tcBorders>
+          </w:tcPr>
+          <w:p>
+            <w:pPr>
+              <w:spacing w:after="30" w:before="30"/>
             </w:pPr>
             <w:r>
               <w:rPr>
@@ -9932,15 +10221,15 @@
           <w:tcPr>
             <w:tcW w:type="dxa" w:w="3120"/>
             <w:tcBorders>
-              <w:top w:val="single" w:color="999999" w:sz="1"/>
-              <w:left w:val="single" w:color="999999" w:sz="1"/>
-              <w:bottom w:val="single" w:color="999999" w:sz="1"/>
-              <w:right w:val="single" w:color="999999" w:sz="1"/>
-            </w:tcBorders>
-          </w:tcPr>
-          <w:p>
-            <w:pPr>
-              <w:spacing w:after="40" w:before="40"/>
+              <w:top w:val="single" w:color="BBBBBB" w:sz="1"/>
+              <w:left w:val="single" w:color="BBBBBB" w:sz="1"/>
+              <w:bottom w:val="single" w:color="BBBBBB" w:sz="1"/>
+              <w:right w:val="single" w:color="BBBBBB" w:sz="1"/>
+            </w:tcBorders>
+          </w:tcPr>
+          <w:p>
+            <w:pPr>
+              <w:spacing w:after="30" w:before="30"/>
             </w:pPr>
             <w:r>
               <w:rPr>
@@ -9958,15 +10247,15 @@
           <w:tcPr>
             <w:tcW w:type="dxa" w:w="3120"/>
             <w:tcBorders>
-              <w:top w:val="single" w:color="999999" w:sz="1"/>
-              <w:left w:val="single" w:color="999999" w:sz="1"/>
-              <w:bottom w:val="single" w:color="999999" w:sz="1"/>
-              <w:right w:val="single" w:color="999999" w:sz="1"/>
-            </w:tcBorders>
-          </w:tcPr>
-          <w:p>
-            <w:pPr>
-              <w:spacing w:after="40" w:before="40"/>
+              <w:top w:val="single" w:color="BBBBBB" w:sz="1"/>
+              <w:left w:val="single" w:color="BBBBBB" w:sz="1"/>
+              <w:bottom w:val="single" w:color="BBBBBB" w:sz="1"/>
+              <w:right w:val="single" w:color="BBBBBB" w:sz="1"/>
+            </w:tcBorders>
+          </w:tcPr>
+          <w:p>
+            <w:pPr>
+              <w:spacing w:after="30" w:before="30"/>
             </w:pPr>
             <w:r>
               <w:rPr>
@@ -9984,15 +10273,15 @@
           <w:tcPr>
             <w:tcW w:type="dxa" w:w="3120"/>
             <w:tcBorders>
-              <w:top w:val="single" w:color="999999" w:sz="1"/>
-              <w:left w:val="single" w:color="999999" w:sz="1"/>
-              <w:bottom w:val="single" w:color="999999" w:sz="1"/>
-              <w:right w:val="single" w:color="999999" w:sz="1"/>
-            </w:tcBorders>
-          </w:tcPr>
-          <w:p>
-            <w:pPr>
-              <w:spacing w:after="40" w:before="40"/>
+              <w:top w:val="single" w:color="BBBBBB" w:sz="1"/>
+              <w:left w:val="single" w:color="BBBBBB" w:sz="1"/>
+              <w:bottom w:val="single" w:color="BBBBBB" w:sz="1"/>
+              <w:right w:val="single" w:color="BBBBBB" w:sz="1"/>
+            </w:tcBorders>
+          </w:tcPr>
+          <w:p>
+            <w:pPr>
+              <w:spacing w:after="30" w:before="30"/>
             </w:pPr>
             <w:r>
               <w:rPr>
@@ -10015,15 +10304,15 @@
           <w:tcPr>
             <w:tcW w:type="dxa" w:w="3120"/>
             <w:tcBorders>
-              <w:top w:val="single" w:color="999999" w:sz="1"/>
-              <w:left w:val="single" w:color="999999" w:sz="1"/>
-              <w:bottom w:val="single" w:color="999999" w:sz="1"/>
-              <w:right w:val="single" w:color="999999" w:sz="1"/>
-            </w:tcBorders>
-          </w:tcPr>
-          <w:p>
-            <w:pPr>
-              <w:spacing w:after="40" w:before="40"/>
+              <w:top w:val="single" w:color="BBBBBB" w:sz="1"/>
+              <w:left w:val="single" w:color="BBBBBB" w:sz="1"/>
+              <w:bottom w:val="single" w:color="BBBBBB" w:sz="1"/>
+              <w:right w:val="single" w:color="BBBBBB" w:sz="1"/>
+            </w:tcBorders>
+          </w:tcPr>
+          <w:p>
+            <w:pPr>
+              <w:spacing w:after="30" w:before="30"/>
             </w:pPr>
             <w:r>
               <w:rPr>
@@ -10041,15 +10330,15 @@
           <w:tcPr>
             <w:tcW w:type="dxa" w:w="3120"/>
             <w:tcBorders>
-              <w:top w:val="single" w:color="999999" w:sz="1"/>
-              <w:left w:val="single" w:color="999999" w:sz="1"/>
-              <w:bottom w:val="single" w:color="999999" w:sz="1"/>
-              <w:right w:val="single" w:color="999999" w:sz="1"/>
-            </w:tcBorders>
-          </w:tcPr>
-          <w:p>
-            <w:pPr>
-              <w:spacing w:after="40" w:before="40"/>
+              <w:top w:val="single" w:color="BBBBBB" w:sz="1"/>
+              <w:left w:val="single" w:color="BBBBBB" w:sz="1"/>
+              <w:bottom w:val="single" w:color="BBBBBB" w:sz="1"/>
+              <w:right w:val="single" w:color="BBBBBB" w:sz="1"/>
+            </w:tcBorders>
+          </w:tcPr>
+          <w:p>
+            <w:pPr>
+              <w:spacing w:after="30" w:before="30"/>
             </w:pPr>
             <w:r>
               <w:rPr>
@@ -10067,15 +10356,15 @@
           <w:tcPr>
             <w:tcW w:type="dxa" w:w="3120"/>
             <w:tcBorders>
-              <w:top w:val="single" w:color="999999" w:sz="1"/>
-              <w:left w:val="single" w:color="999999" w:sz="1"/>
-              <w:bottom w:val="single" w:color="999999" w:sz="1"/>
-              <w:right w:val="single" w:color="999999" w:sz="1"/>
-            </w:tcBorders>
-          </w:tcPr>
-          <w:p>
-            <w:pPr>
-              <w:spacing w:after="40" w:before="40"/>
+              <w:top w:val="single" w:color="BBBBBB" w:sz="1"/>
+              <w:left w:val="single" w:color="BBBBBB" w:sz="1"/>
+              <w:bottom w:val="single" w:color="BBBBBB" w:sz="1"/>
+              <w:right w:val="single" w:color="BBBBBB" w:sz="1"/>
+            </w:tcBorders>
+          </w:tcPr>
+          <w:p>
+            <w:pPr>
+              <w:spacing w:after="30" w:before="30"/>
             </w:pPr>
             <w:r>
               <w:rPr>
@@ -10098,15 +10387,15 @@
           <w:tcPr>
             <w:tcW w:type="dxa" w:w="3120"/>
             <w:tcBorders>
-              <w:top w:val="single" w:color="999999" w:sz="1"/>
-              <w:left w:val="single" w:color="999999" w:sz="1"/>
-              <w:bottom w:val="single" w:color="999999" w:sz="1"/>
-              <w:right w:val="single" w:color="999999" w:sz="1"/>
-            </w:tcBorders>
-          </w:tcPr>
-          <w:p>
-            <w:pPr>
-              <w:spacing w:after="40" w:before="40"/>
+              <w:top w:val="single" w:color="BBBBBB" w:sz="1"/>
+              <w:left w:val="single" w:color="BBBBBB" w:sz="1"/>
+              <w:bottom w:val="single" w:color="BBBBBB" w:sz="1"/>
+              <w:right w:val="single" w:color="BBBBBB" w:sz="1"/>
+            </w:tcBorders>
+          </w:tcPr>
+          <w:p>
+            <w:pPr>
+              <w:spacing w:after="30" w:before="30"/>
             </w:pPr>
             <w:r>
               <w:rPr>
@@ -10124,15 +10413,15 @@
           <w:tcPr>
             <w:tcW w:type="dxa" w:w="3120"/>
             <w:tcBorders>
-              <w:top w:val="single" w:color="999999" w:sz="1"/>
-              <w:left w:val="single" w:color="999999" w:sz="1"/>
-              <w:bottom w:val="single" w:color="999999" w:sz="1"/>
-              <w:right w:val="single" w:color="999999" w:sz="1"/>
-            </w:tcBorders>
-          </w:tcPr>
-          <w:p>
-            <w:pPr>
-              <w:spacing w:after="40" w:before="40"/>
+              <w:top w:val="single" w:color="BBBBBB" w:sz="1"/>
+              <w:left w:val="single" w:color="BBBBBB" w:sz="1"/>
+              <w:bottom w:val="single" w:color="BBBBBB" w:sz="1"/>
+              <w:right w:val="single" w:color="BBBBBB" w:sz="1"/>
+            </w:tcBorders>
+          </w:tcPr>
+          <w:p>
+            <w:pPr>
+              <w:spacing w:after="30" w:before="30"/>
             </w:pPr>
             <w:r>
               <w:rPr>
@@ -10150,15 +10439,15 @@
           <w:tcPr>
             <w:tcW w:type="dxa" w:w="3120"/>
             <w:tcBorders>
-              <w:top w:val="single" w:color="999999" w:sz="1"/>
-              <w:left w:val="single" w:color="999999" w:sz="1"/>
-              <w:bottom w:val="single" w:color="999999" w:sz="1"/>
-              <w:right w:val="single" w:color="999999" w:sz="1"/>
-            </w:tcBorders>
-          </w:tcPr>
-          <w:p>
-            <w:pPr>
-              <w:spacing w:after="40" w:before="40"/>
+              <w:top w:val="single" w:color="BBBBBB" w:sz="1"/>
+              <w:left w:val="single" w:color="BBBBBB" w:sz="1"/>
+              <w:bottom w:val="single" w:color="BBBBBB" w:sz="1"/>
+              <w:right w:val="single" w:color="BBBBBB" w:sz="1"/>
+            </w:tcBorders>
+          </w:tcPr>
+          <w:p>
+            <w:pPr>
+              <w:spacing w:after="30" w:before="30"/>
             </w:pPr>
             <w:r>
               <w:rPr>
@@ -10176,7 +10465,7 @@
     </w:tbl>
     <w:p>
       <w:pPr>
-        <w:spacing w:after="120"/>
+        <w:spacing w:after="100"/>
       </w:pPr>
     </w:p>
     <w:p>
@@ -10197,7 +10486,7 @@
     </w:p>
     <w:p>
       <w:pPr>
-        <w:spacing w:after="60" w:before="60"/>
+        <w:spacing w:after="50" w:before="50"/>
       </w:pPr>
       <w:r>
         <w:rPr>
@@ -10232,7 +10521,7 @@
     </w:p>
     <w:p>
       <w:pPr>
-        <w:spacing w:after="60" w:before="60"/>
+        <w:spacing w:after="50" w:before="50"/>
       </w:pPr>
       <w:r>
         <w:rPr>
@@ -10267,7 +10556,7 @@
     </w:p>
     <w:p>
       <w:pPr>
-        <w:spacing w:after="60" w:before="60"/>
+        <w:spacing w:after="50" w:before="50"/>
       </w:pPr>
       <w:r>
         <w:rPr>
@@ -10302,7 +10591,7 @@
     </w:p>
     <w:p>
       <w:pPr>
-        <w:spacing w:after="60" w:before="60"/>
+        <w:spacing w:after="50" w:before="50"/>
       </w:pPr>
       <w:r>
         <w:rPr>

--- a/docs/02-模型性能测试报告.docx
+++ b/docs/02-模型性能测试报告.docx
@@ -12,6 +12,7 @@
           <w:rFonts w:ascii="Microsoft YaHei" w:cs="Microsoft YaHei" w:eastAsia="Microsoft YaHei" w:hAnsi="Microsoft YaHei"/>
           <w:b/>
           <w:bCs/>
+          <w:color w:val="1F4E79"/>
           <w:sz w:val="36"/>
           <w:szCs w:val="36"/>
         </w:rPr>
@@ -28,6 +29,7 @@
           <w:rFonts w:ascii="Microsoft YaHei" w:cs="Microsoft YaHei" w:eastAsia="Microsoft YaHei" w:hAnsi="Microsoft YaHei"/>
           <w:b/>
           <w:bCs/>
+          <w:color w:val="2E75B6"/>
           <w:sz w:val="28"/>
           <w:szCs w:val="28"/>
         </w:rPr>
@@ -109,31 +111,9 @@
           </w:p>
         </w:tc>
       </w:tr>
-    </w:tbl>
-    <w:p>
-      <w:pPr>
-        <w:spacing w:after="100"/>
-      </w:pPr>
-    </w:p>
-    <w:tbl>
-      <w:tblPr>
-        <w:tblW w:type="auto" w:w="100"/>
-        <w:tblBorders>
-          <w:top w:val="single" w:color="auto" w:sz="4"/>
-          <w:left w:val="single" w:color="auto" w:sz="4"/>
-          <w:bottom w:val="single" w:color="auto" w:sz="4"/>
-          <w:right w:val="single" w:color="auto" w:sz="4"/>
-          <w:insideH w:val="single" w:color="auto" w:sz="4"/>
-          <w:insideV w:val="single" w:color="auto" w:sz="4"/>
-        </w:tblBorders>
-      </w:tblPr>
-      <w:tblGrid>
-        <w:gridCol w:w="4680"/>
-        <w:gridCol w:w="4680"/>
-      </w:tblGrid>
       <w:tr>
         <w:trPr>
-          <w:tblHeader/>
+          <w:tblHeader w:val="false"/>
         </w:trPr>
         <w:tc>
           <w:tcPr>
@@ -144,21 +124,20 @@
               <w:bottom w:val="single" w:color="BBBBBB" w:sz="1"/>
               <w:right w:val="single" w:color="BBBBBB" w:sz="1"/>
             </w:tcBorders>
-            <w:shd w:fill="D5E8F0" w:val="clear"/>
-          </w:tcPr>
-          <w:p>
-            <w:pPr>
-              <w:spacing w:after="30" w:before="30"/>
-            </w:pPr>
-            <w:r>
-              <w:rPr>
-                <w:rFonts w:ascii="Microsoft YaHei" w:cs="Microsoft YaHei" w:eastAsia="Microsoft YaHei" w:hAnsi="Microsoft YaHei"/>
-                <w:b/>
-                <w:bCs/>
-                <w:sz w:val="21"/>
-                <w:szCs w:val="21"/>
-              </w:rPr>
-              <w:t xml:space="preserve">被测模型</w:t>
+          </w:tcPr>
+          <w:p>
+            <w:pPr>
+              <w:spacing w:after="30" w:before="30"/>
+            </w:pPr>
+            <w:r>
+              <w:rPr>
+                <w:rFonts w:ascii="Microsoft YaHei" w:cs="Microsoft YaHei" w:eastAsia="Microsoft YaHei" w:hAnsi="Microsoft YaHei"/>
+                <w:b w:val="false"/>
+                <w:bCs w:val="false"/>
+                <w:sz w:val="21"/>
+                <w:szCs w:val="21"/>
+              </w:rPr>
+              <w:t xml:space="preserve">测试日期</w:t>
             </w:r>
           </w:p>
         </w:tc>
@@ -171,21 +150,20 @@
               <w:bottom w:val="single" w:color="BBBBBB" w:sz="1"/>
               <w:right w:val="single" w:color="BBBBBB" w:sz="1"/>
             </w:tcBorders>
-            <w:shd w:fill="D5E8F0" w:val="clear"/>
-          </w:tcPr>
-          <w:p>
-            <w:pPr>
-              <w:spacing w:after="30" w:before="30"/>
-            </w:pPr>
-            <w:r>
-              <w:rPr>
-                <w:rFonts w:ascii="Microsoft YaHei" w:cs="Microsoft YaHei" w:eastAsia="Microsoft YaHei" w:hAnsi="Microsoft YaHei"/>
-                <w:b/>
-                <w:bCs/>
-                <w:sz w:val="21"/>
-                <w:szCs w:val="21"/>
-              </w:rPr>
-              <w:t xml:space="preserve">11 个（横向对比）+ 5 个（消融实验）</w:t>
+          </w:tcPr>
+          <w:p>
+            <w:pPr>
+              <w:spacing w:after="30" w:before="30"/>
+            </w:pPr>
+            <w:r>
+              <w:rPr>
+                <w:rFonts w:ascii="Microsoft YaHei" w:cs="Microsoft YaHei" w:eastAsia="Microsoft YaHei" w:hAnsi="Microsoft YaHei"/>
+                <w:b w:val="false"/>
+                <w:bCs w:val="false"/>
+                <w:sz w:val="21"/>
+                <w:szCs w:val="21"/>
+              </w:rPr>
+              <w:t xml:space="preserve">2026-03-18 ~ 2026-03-26</w:t>
             </w:r>
           </w:p>
         </w:tc>
@@ -216,7 +194,7 @@
                 <w:sz w:val="21"/>
                 <w:szCs w:val="21"/>
               </w:rPr>
-              <w:t xml:space="preserve">测试用例</w:t>
+              <w:t xml:space="preserve">被测模型</w:t>
             </w:r>
           </w:p>
         </w:tc>
@@ -242,7 +220,7 @@
                 <w:sz w:val="21"/>
                 <w:szCs w:val="21"/>
               </w:rPr>
-              <w:t xml:space="preserve">48 case x 最多 15 张图</w:t>
+              <w:t xml:space="preserve">11 个（横向对比）+ 5 个（消融实验）</w:t>
             </w:r>
           </w:p>
         </w:tc>
@@ -273,7 +251,7 @@
                 <w:sz w:val="21"/>
                 <w:szCs w:val="21"/>
               </w:rPr>
-              <w:t xml:space="preserve">评测总次数</w:t>
+              <w:t xml:space="preserve">测试用例</w:t>
             </w:r>
           </w:p>
         </w:tc>
@@ -299,7 +277,7 @@
                 <w:sz w:val="21"/>
                 <w:szCs w:val="21"/>
               </w:rPr>
-              <w:t xml:space="preserve">~1200 次（含消融 960 + 横向 ~240）</w:t>
+              <w:t xml:space="preserve">48 case x 最多 15 张图</w:t>
             </w:r>
           </w:p>
         </w:tc>
@@ -330,7 +308,7 @@
                 <w:sz w:val="21"/>
                 <w:szCs w:val="21"/>
               </w:rPr>
-              <w:t xml:space="preserve">评测链路</w:t>
+              <w:t xml:space="preserve">评测总次数</w:t>
             </w:r>
           </w:p>
         </w:tc>
@@ -356,7 +334,7 @@
                 <w:sz w:val="21"/>
                 <w:szCs w:val="21"/>
               </w:rPr>
-              <w:t xml:space="preserve">PHA Gateway 全链路（SOUL.md + Skill + Tools + VL）</w:t>
+              <w:t xml:space="preserve">~1200 次（含消融 960 + 横向 ~240）</w:t>
             </w:r>
           </w:p>
         </w:tc>
@@ -387,6 +365,63 @@
                 <w:sz w:val="21"/>
                 <w:szCs w:val="21"/>
               </w:rPr>
+              <w:t xml:space="preserve">评测链路</w:t>
+            </w:r>
+          </w:p>
+        </w:tc>
+        <w:tc>
+          <w:tcPr>
+            <w:tcW w:type="dxa" w:w="4680"/>
+            <w:tcBorders>
+              <w:top w:val="single" w:color="BBBBBB" w:sz="1"/>
+              <w:left w:val="single" w:color="BBBBBB" w:sz="1"/>
+              <w:bottom w:val="single" w:color="BBBBBB" w:sz="1"/>
+              <w:right w:val="single" w:color="BBBBBB" w:sz="1"/>
+            </w:tcBorders>
+          </w:tcPr>
+          <w:p>
+            <w:pPr>
+              <w:spacing w:after="30" w:before="30"/>
+            </w:pPr>
+            <w:r>
+              <w:rPr>
+                <w:rFonts w:ascii="Microsoft YaHei" w:cs="Microsoft YaHei" w:eastAsia="Microsoft YaHei" w:hAnsi="Microsoft YaHei"/>
+                <w:b w:val="false"/>
+                <w:bCs w:val="false"/>
+                <w:sz w:val="21"/>
+                <w:szCs w:val="21"/>
+              </w:rPr>
+              <w:t xml:space="preserve">PHA Gateway 全链路（SOUL.md + Skill + Tools + VL）</w:t>
+            </w:r>
+          </w:p>
+        </w:tc>
+      </w:tr>
+      <w:tr>
+        <w:trPr>
+          <w:tblHeader w:val="false"/>
+        </w:trPr>
+        <w:tc>
+          <w:tcPr>
+            <w:tcW w:type="dxa" w:w="4680"/>
+            <w:tcBorders>
+              <w:top w:val="single" w:color="BBBBBB" w:sz="1"/>
+              <w:left w:val="single" w:color="BBBBBB" w:sz="1"/>
+              <w:bottom w:val="single" w:color="BBBBBB" w:sz="1"/>
+              <w:right w:val="single" w:color="BBBBBB" w:sz="1"/>
+            </w:tcBorders>
+          </w:tcPr>
+          <w:p>
+            <w:pPr>
+              <w:spacing w:after="30" w:before="30"/>
+            </w:pPr>
+            <w:r>
+              <w:rPr>
+                <w:rFonts w:ascii="Microsoft YaHei" w:cs="Microsoft YaHei" w:eastAsia="Microsoft YaHei" w:hAnsi="Microsoft YaHei"/>
+                <w:b w:val="false"/>
+                <w:bCs w:val="false"/>
+                <w:sz w:val="21"/>
+                <w:szCs w:val="21"/>
+              </w:rPr>
               <w:t xml:space="preserve">裁判模型</w:t>
             </w:r>
           </w:p>
@@ -434,6 +469,7 @@
           <w:rFonts w:ascii="Microsoft YaHei" w:cs="Microsoft YaHei" w:eastAsia="Microsoft YaHei" w:hAnsi="Microsoft YaHei"/>
           <w:b/>
           <w:bCs/>
+          <w:color w:val="2E75B6"/>
           <w:sz w:val="28"/>
           <w:szCs w:val="28"/>
         </w:rPr>
@@ -450,6 +486,7 @@
           <w:rFonts w:ascii="Microsoft YaHei" w:cs="Microsoft YaHei" w:eastAsia="Microsoft YaHei" w:hAnsi="Microsoft YaHei"/>
           <w:b/>
           <w:bCs/>
+          <w:color w:val="404040"/>
           <w:sz w:val="24"/>
           <w:szCs w:val="24"/>
         </w:rPr>
@@ -1832,6 +1869,7 @@
           <w:rFonts w:ascii="Microsoft YaHei" w:cs="Microsoft YaHei" w:eastAsia="Microsoft YaHei" w:hAnsi="Microsoft YaHei"/>
           <w:b/>
           <w:bCs/>
+          <w:color w:val="404040"/>
           <w:sz w:val="24"/>
           <w:szCs w:val="24"/>
         </w:rPr>
@@ -2354,15 +2392,15 @@
     </w:p>
     <w:p>
       <w:pPr>
-        <w:spacing w:after="40" w:before="100"/>
+        <w:spacing w:after="40" w:before="120"/>
         <w:jc w:val="center"/>
       </w:pPr>
       <w:r>
         <w:drawing>
           <wp:inline distT="0" distB="0" distL="0" distR="0">
-            <wp:extent cx="5334000" cy="3467100"/>
+            <wp:extent cx="5143500" cy="3343275"/>
             <wp:effectExtent t="0" r="0" b="0" l="0"/>
-            <wp:docPr id="1" name="grouped_bar.png" descr="11模型分组柱状图" title="11模型分组柱状图"/>
+            <wp:docPr id="1" name="11模型分组柱状图" descr="11模型分组柱状图" title="11模型分组柱状图"/>
             <wp:cNvGraphicFramePr>
               <a:graphicFrameLocks xmlns:a="http://schemas.openxmlformats.org/drawingml/2006/main" noChangeAspect="1"/>
             </wp:cNvGraphicFramePr>
@@ -2385,7 +2423,7 @@
                   <pic:spPr bwMode="auto">
                     <a:xfrm>
                       <a:off x="0" y="0"/>
-                      <a:ext cx="5334000" cy="3467100"/>
+                      <a:ext cx="5143500" cy="3343275"/>
                     </a:xfrm>
                     <a:prstGeom prst="rect">
                       <a:avLst/>
@@ -2417,15 +2455,15 @@
     </w:p>
     <w:p>
       <w:pPr>
-        <w:spacing w:after="40" w:before="100"/>
+        <w:spacing w:after="40" w:before="120"/>
         <w:jc w:val="center"/>
       </w:pPr>
       <w:r>
         <w:drawing>
           <wp:inline distT="0" distB="0" distL="0" distR="0">
-            <wp:extent cx="5334000" cy="3467100"/>
+            <wp:extent cx="5143500" cy="3343275"/>
             <wp:effectExtent t="0" r="0" b="0" l="0"/>
-            <wp:docPr id="1" name="radar_overlay.png" descr="11模型雷达图" title="11模型雷达图"/>
+            <wp:docPr id="1" name="11模型雷达图" descr="11模型雷达图" title="11模型雷达图"/>
             <wp:cNvGraphicFramePr>
               <a:graphicFrameLocks xmlns:a="http://schemas.openxmlformats.org/drawingml/2006/main" noChangeAspect="1"/>
             </wp:cNvGraphicFramePr>
@@ -2448,7 +2486,7 @@
                   <pic:spPr bwMode="auto">
                     <a:xfrm>
                       <a:off x="0" y="0"/>
-                      <a:ext cx="5334000" cy="3467100"/>
+                      <a:ext cx="5143500" cy="3343275"/>
                     </a:xfrm>
                     <a:prstGeom prst="rect">
                       <a:avLst/>
@@ -2480,15 +2518,15 @@
     </w:p>
     <w:p>
       <w:pPr>
-        <w:spacing w:after="40" w:before="100"/>
+        <w:spacing w:after="40" w:before="120"/>
         <w:jc w:val="center"/>
       </w:pPr>
       <w:r>
         <w:drawing>
           <wp:inline distT="0" distB="0" distL="0" distR="0">
-            <wp:extent cx="5334000" cy="3467100"/>
+            <wp:extent cx="5143500" cy="3343275"/>
             <wp:effectExtent t="0" r="0" b="0" l="0"/>
-            <wp:docPr id="1" name="model_heatmap.png" descr="模型热力图" title="模型热力图"/>
+            <wp:docPr id="1" name="模型热力图" descr="模型热力图" title="模型热力图"/>
             <wp:cNvGraphicFramePr>
               <a:graphicFrameLocks xmlns:a="http://schemas.openxmlformats.org/drawingml/2006/main" noChangeAspect="1"/>
             </wp:cNvGraphicFramePr>
@@ -2511,7 +2549,7 @@
                   <pic:spPr bwMode="auto">
                     <a:xfrm>
                       <a:off x="0" y="0"/>
-                      <a:ext cx="5334000" cy="3467100"/>
+                      <a:ext cx="5143500" cy="3343275"/>
                     </a:xfrm>
                     <a:prstGeom prst="rect">
                       <a:avLst/>
@@ -2551,6 +2589,7 @@
           <w:rFonts w:ascii="Microsoft YaHei" w:cs="Microsoft YaHei" w:eastAsia="Microsoft YaHei" w:hAnsi="Microsoft YaHei"/>
           <w:b/>
           <w:bCs/>
+          <w:color w:val="404040"/>
           <w:sz w:val="24"/>
           <w:szCs w:val="24"/>
         </w:rPr>
@@ -2882,6 +2921,7 @@
           <w:rFonts w:ascii="Microsoft YaHei" w:cs="Microsoft YaHei" w:eastAsia="Microsoft YaHei" w:hAnsi="Microsoft YaHei"/>
           <w:b/>
           <w:bCs/>
+          <w:color w:val="404040"/>
           <w:sz w:val="24"/>
           <w:szCs w:val="24"/>
         </w:rPr>
@@ -3422,6 +3462,7 @@
           <w:rFonts w:ascii="Microsoft YaHei" w:cs="Microsoft YaHei" w:eastAsia="Microsoft YaHei" w:hAnsi="Microsoft YaHei"/>
           <w:b/>
           <w:bCs/>
+          <w:color w:val="2E75B6"/>
           <w:sz w:val="28"/>
           <w:szCs w:val="28"/>
         </w:rPr>
@@ -3438,6 +3479,7 @@
           <w:rFonts w:ascii="Microsoft YaHei" w:cs="Microsoft YaHei" w:eastAsia="Microsoft YaHei" w:hAnsi="Microsoft YaHei"/>
           <w:b/>
           <w:bCs/>
+          <w:color w:val="404040"/>
           <w:sz w:val="24"/>
           <w:szCs w:val="24"/>
         </w:rPr>
@@ -3935,6 +3977,7 @@
           <w:rFonts w:ascii="Microsoft YaHei" w:cs="Microsoft YaHei" w:eastAsia="Microsoft YaHei" w:hAnsi="Microsoft YaHei"/>
           <w:b/>
           <w:bCs/>
+          <w:color w:val="404040"/>
           <w:sz w:val="24"/>
           <w:szCs w:val="24"/>
         </w:rPr>
@@ -5024,6 +5067,7 @@
           <w:rFonts w:ascii="Microsoft YaHei" w:cs="Microsoft YaHei" w:eastAsia="Microsoft YaHei" w:hAnsi="Microsoft YaHei"/>
           <w:b/>
           <w:bCs/>
+          <w:color w:val="404040"/>
           <w:sz w:val="24"/>
           <w:szCs w:val="24"/>
         </w:rPr>
@@ -5308,15 +5352,15 @@
     </w:p>
     <w:p>
       <w:pPr>
-        <w:spacing w:after="40" w:before="100"/>
+        <w:spacing w:after="40" w:before="120"/>
         <w:jc w:val="center"/>
       </w:pPr>
       <w:r>
         <w:drawing>
           <wp:inline distT="0" distB="0" distL="0" distR="0">
-            <wp:extent cx="5334000" cy="3467100"/>
+            <wp:extent cx="5143500" cy="3343275"/>
             <wp:effectExtent t="0" r="0" b="0" l="0"/>
-            <wp:docPr id="1" name="bar_overall.png" descr="消融增益柱状图" title="消融增益柱状图"/>
+            <wp:docPr id="1" name="消融增益柱状图" descr="消融增益柱状图" title="消融增益柱状图"/>
             <wp:cNvGraphicFramePr>
               <a:graphicFrameLocks xmlns:a="http://schemas.openxmlformats.org/drawingml/2006/main" noChangeAspect="1"/>
             </wp:cNvGraphicFramePr>
@@ -5339,7 +5383,7 @@
                   <pic:spPr bwMode="auto">
                     <a:xfrm>
                       <a:off x="0" y="0"/>
-                      <a:ext cx="5334000" cy="3467100"/>
+                      <a:ext cx="5143500" cy="3343275"/>
                     </a:xfrm>
                     <a:prstGeom prst="rect">
                       <a:avLst/>
@@ -5371,15 +5415,15 @@
     </w:p>
     <w:p>
       <w:pPr>
-        <w:spacing w:after="40" w:before="100"/>
+        <w:spacing w:after="40" w:before="120"/>
         <w:jc w:val="center"/>
       </w:pPr>
       <w:r>
         <w:drawing>
           <wp:inline distT="0" distB="0" distL="0" distR="0">
-            <wp:extent cx="5334000" cy="3467100"/>
+            <wp:extent cx="5143500" cy="3343275"/>
             <wp:effectExtent t="0" r="0" b="0" l="0"/>
-            <wp:docPr id="1" name="radar_dims.png" descr="消融雷达图" title="消融雷达图"/>
+            <wp:docPr id="1" name="消融雷达图" descr="消融雷达图" title="消融雷达图"/>
             <wp:cNvGraphicFramePr>
               <a:graphicFrameLocks xmlns:a="http://schemas.openxmlformats.org/drawingml/2006/main" noChangeAspect="1"/>
             </wp:cNvGraphicFramePr>
@@ -5402,7 +5446,7 @@
                   <pic:spPr bwMode="auto">
                     <a:xfrm>
                       <a:off x="0" y="0"/>
-                      <a:ext cx="5334000" cy="3467100"/>
+                      <a:ext cx="5143500" cy="3343275"/>
                     </a:xfrm>
                     <a:prstGeom prst="rect">
                       <a:avLst/>
@@ -5434,15 +5478,15 @@
     </w:p>
     <w:p>
       <w:pPr>
-        <w:spacing w:after="40" w:before="100"/>
+        <w:spacing w:after="40" w:before="120"/>
         <w:jc w:val="center"/>
       </w:pPr>
       <w:r>
         <w:drawing>
           <wp:inline distT="0" distB="0" distL="0" distR="0">
-            <wp:extent cx="5334000" cy="3467100"/>
+            <wp:extent cx="5143500" cy="3343275"/>
             <wp:effectExtent t="0" r="0" b="0" l="0"/>
-            <wp:docPr id="1" name="heatmap_dims.png" descr="消融热力图" title="消融热力图"/>
+            <wp:docPr id="1" name="消融热力图" descr="消融热力图" title="消融热力图"/>
             <wp:cNvGraphicFramePr>
               <a:graphicFrameLocks xmlns:a="http://schemas.openxmlformats.org/drawingml/2006/main" noChangeAspect="1"/>
             </wp:cNvGraphicFramePr>
@@ -5465,7 +5509,7 @@
                   <pic:spPr bwMode="auto">
                     <a:xfrm>
                       <a:off x="0" y="0"/>
-                      <a:ext cx="5334000" cy="3467100"/>
+                      <a:ext cx="5143500" cy="3343275"/>
                     </a:xfrm>
                     <a:prstGeom prst="rect">
                       <a:avLst/>
@@ -5497,15 +5541,15 @@
     </w:p>
     <w:p>
       <w:pPr>
-        <w:spacing w:after="40" w:before="100"/>
+        <w:spacing w:after="40" w:before="120"/>
         <w:jc w:val="center"/>
       </w:pPr>
       <w:r>
         <w:drawing>
           <wp:inline distT="0" distB="0" distL="0" distR="0">
-            <wp:extent cx="5334000" cy="3467100"/>
+            <wp:extent cx="5143500" cy="3343275"/>
             <wp:effectExtent t="0" r="0" b="0" l="0"/>
-            <wp:docPr id="1" name="ablation_delta.png" descr="消融Delta图" title="消融Delta图"/>
+            <wp:docPr id="1" name="消融Delta图" descr="消融Delta图" title="消融Delta图"/>
             <wp:cNvGraphicFramePr>
               <a:graphicFrameLocks xmlns:a="http://schemas.openxmlformats.org/drawingml/2006/main" noChangeAspect="1"/>
             </wp:cNvGraphicFramePr>
@@ -5528,7 +5572,7 @@
                   <pic:spPr bwMode="auto">
                     <a:xfrm>
                       <a:off x="0" y="0"/>
-                      <a:ext cx="5334000" cy="3467100"/>
+                      <a:ext cx="5143500" cy="3343275"/>
                     </a:xfrm>
                     <a:prstGeom prst="rect">
                       <a:avLst/>
@@ -5568,6 +5612,7 @@
           <w:rFonts w:ascii="Microsoft YaHei" w:cs="Microsoft YaHei" w:eastAsia="Microsoft YaHei" w:hAnsi="Microsoft YaHei"/>
           <w:b/>
           <w:bCs/>
+          <w:color w:val="404040"/>
           <w:sz w:val="24"/>
           <w:szCs w:val="24"/>
         </w:rPr>
@@ -6218,6 +6263,7 @@
           <w:rFonts w:ascii="Microsoft YaHei" w:cs="Microsoft YaHei" w:eastAsia="Microsoft YaHei" w:hAnsi="Microsoft YaHei"/>
           <w:b/>
           <w:bCs/>
+          <w:color w:val="2E75B6"/>
           <w:sz w:val="28"/>
           <w:szCs w:val="28"/>
         </w:rPr>
@@ -6234,6 +6280,7 @@
           <w:rFonts w:ascii="Microsoft YaHei" w:cs="Microsoft YaHei" w:eastAsia="Microsoft YaHei" w:hAnsi="Microsoft YaHei"/>
           <w:b/>
           <w:bCs/>
+          <w:color w:val="404040"/>
           <w:sz w:val="24"/>
           <w:szCs w:val="24"/>
         </w:rPr>
@@ -6538,6 +6585,7 @@
           <w:rFonts w:ascii="Microsoft YaHei" w:cs="Microsoft YaHei" w:eastAsia="Microsoft YaHei" w:hAnsi="Microsoft YaHei"/>
           <w:b/>
           <w:bCs/>
+          <w:color w:val="404040"/>
           <w:sz w:val="24"/>
           <w:szCs w:val="24"/>
         </w:rPr>
@@ -7951,6 +7999,7 @@
           <w:rFonts w:ascii="Microsoft YaHei" w:cs="Microsoft YaHei" w:eastAsia="Microsoft YaHei" w:hAnsi="Microsoft YaHei"/>
           <w:b/>
           <w:bCs/>
+          <w:color w:val="404040"/>
           <w:sz w:val="24"/>
           <w:szCs w:val="24"/>
         </w:rPr>
@@ -8124,6 +8173,7 @@
           <w:rFonts w:ascii="Microsoft YaHei" w:cs="Microsoft YaHei" w:eastAsia="Microsoft YaHei" w:hAnsi="Microsoft YaHei"/>
           <w:b/>
           <w:bCs/>
+          <w:color w:val="2E75B6"/>
           <w:sz w:val="28"/>
           <w:szCs w:val="28"/>
         </w:rPr>
@@ -8140,6 +8190,7 @@
           <w:rFonts w:ascii="Microsoft YaHei" w:cs="Microsoft YaHei" w:eastAsia="Microsoft YaHei" w:hAnsi="Microsoft YaHei"/>
           <w:b/>
           <w:bCs/>
+          <w:color w:val="404040"/>
           <w:sz w:val="24"/>
           <w:szCs w:val="24"/>
         </w:rPr>
@@ -8216,6 +8267,7 @@
           <w:rFonts w:ascii="Microsoft YaHei" w:cs="Microsoft YaHei" w:eastAsia="Microsoft YaHei" w:hAnsi="Microsoft YaHei"/>
           <w:b/>
           <w:bCs/>
+          <w:color w:val="404040"/>
           <w:sz w:val="24"/>
           <w:szCs w:val="24"/>
         </w:rPr>
@@ -9048,6 +9100,7 @@
           <w:rFonts w:ascii="Microsoft YaHei" w:cs="Microsoft YaHei" w:eastAsia="Microsoft YaHei" w:hAnsi="Microsoft YaHei"/>
           <w:b/>
           <w:bCs/>
+          <w:color w:val="2E75B6"/>
           <w:sz w:val="28"/>
           <w:szCs w:val="28"/>
         </w:rPr>
@@ -9064,6 +9117,7 @@
           <w:rFonts w:ascii="Microsoft YaHei" w:cs="Microsoft YaHei" w:eastAsia="Microsoft YaHei" w:hAnsi="Microsoft YaHei"/>
           <w:b/>
           <w:bCs/>
+          <w:color w:val="404040"/>
           <w:sz w:val="24"/>
           <w:szCs w:val="24"/>
         </w:rPr>
@@ -10005,6 +10059,7 @@
           <w:rFonts w:ascii="Microsoft YaHei" w:cs="Microsoft YaHei" w:eastAsia="Microsoft YaHei" w:hAnsi="Microsoft YaHei"/>
           <w:b/>
           <w:bCs/>
+          <w:color w:val="2E75B6"/>
           <w:sz w:val="28"/>
           <w:szCs w:val="28"/>
         </w:rPr>
@@ -10021,6 +10076,7 @@
           <w:rFonts w:ascii="Microsoft YaHei" w:cs="Microsoft YaHei" w:eastAsia="Microsoft YaHei" w:hAnsi="Microsoft YaHei"/>
           <w:b/>
           <w:bCs/>
+          <w:color w:val="404040"/>
           <w:sz w:val="24"/>
           <w:szCs w:val="24"/>
         </w:rPr>
@@ -10478,6 +10534,7 @@
           <w:rFonts w:ascii="Microsoft YaHei" w:cs="Microsoft YaHei" w:eastAsia="Microsoft YaHei" w:hAnsi="Microsoft YaHei"/>
           <w:b/>
           <w:bCs/>
+          <w:color w:val="404040"/>
           <w:sz w:val="24"/>
           <w:szCs w:val="24"/>
         </w:rPr>

--- a/docs/02-模型性能测试报告.docx
+++ b/docs/02-模型性能测试报告.docx
@@ -15,6 +15,21 @@
           <w:color w:val="1F4E79"/>
           <w:sz w:val="36"/>
           <w:szCs w:val="36"/>
+        </w:rPr>
+        <w:t xml:space="preserve">VL 模型性能测试报告</w:t>
+      </w:r>
+    </w:p>
+    <w:p>
+      <w:pPr>
+        <w:spacing w:after="50" w:before="50"/>
+      </w:pPr>
+      <w:r>
+        <w:rPr>
+          <w:rFonts w:ascii="Microsoft YaHei" w:cs="Microsoft YaHei" w:eastAsia="Microsoft YaHei" w:hAnsi="Microsoft YaHei"/>
+          <w:b w:val="false"/>
+          <w:bCs w:val="false"/>
+          <w:sz w:val="21"/>
+          <w:szCs w:val="21"/>
         </w:rPr>
         <w:t xml:space="preserve">VL 模型健康场景性能测试报告</w:t>
       </w:r>
@@ -137,7 +152,7 @@
                 <w:sz w:val="21"/>
                 <w:szCs w:val="21"/>
               </w:rPr>
-              <w:t xml:space="preserve">测试日期</w:t>
+              <w:t xml:space="preserve">被测模型</w:t>
             </w:r>
           </w:p>
         </w:tc>
@@ -163,7 +178,7 @@
                 <w:sz w:val="21"/>
                 <w:szCs w:val="21"/>
               </w:rPr>
-              <w:t xml:space="preserve">2026-03-18 ~ 2026-03-26</w:t>
+              <w:t xml:space="preserve">11 个（横向对比）+ 5 个（消融实验）</w:t>
             </w:r>
           </w:p>
         </w:tc>
@@ -194,7 +209,7 @@
                 <w:sz w:val="21"/>
                 <w:szCs w:val="21"/>
               </w:rPr>
-              <w:t xml:space="preserve">被测模型</w:t>
+              <w:t xml:space="preserve">测试用例</w:t>
             </w:r>
           </w:p>
         </w:tc>
@@ -220,7 +235,7 @@
                 <w:sz w:val="21"/>
                 <w:szCs w:val="21"/>
               </w:rPr>
-              <w:t xml:space="preserve">11 个（横向对比）+ 5 个（消融实验）</w:t>
+              <w:t xml:space="preserve">48 case x 最多 15 张图</w:t>
             </w:r>
           </w:p>
         </w:tc>
@@ -251,7 +266,7 @@
                 <w:sz w:val="21"/>
                 <w:szCs w:val="21"/>
               </w:rPr>
-              <w:t xml:space="preserve">测试用例</w:t>
+              <w:t xml:space="preserve">评测总次数</w:t>
             </w:r>
           </w:p>
         </w:tc>
@@ -277,7 +292,7 @@
                 <w:sz w:val="21"/>
                 <w:szCs w:val="21"/>
               </w:rPr>
-              <w:t xml:space="preserve">48 case x 最多 15 张图</w:t>
+              <w:t xml:space="preserve">~1200 次（含消融 960 + 横向 ~240）</w:t>
             </w:r>
           </w:p>
         </w:tc>
@@ -308,7 +323,7 @@
                 <w:sz w:val="21"/>
                 <w:szCs w:val="21"/>
               </w:rPr>
-              <w:t xml:space="preserve">评测总次数</w:t>
+              <w:t xml:space="preserve">评测链路</w:t>
             </w:r>
           </w:p>
         </w:tc>
@@ -334,7 +349,7 @@
                 <w:sz w:val="21"/>
                 <w:szCs w:val="21"/>
               </w:rPr>
-              <w:t xml:space="preserve">~1200 次（含消融 960 + 横向 ~240）</w:t>
+              <w:t xml:space="preserve">PHA Gateway 全链路（SOUL.md + Skill + Tools + VL）</w:t>
             </w:r>
           </w:p>
         </w:tc>
@@ -365,7 +380,7 @@
                 <w:sz w:val="21"/>
                 <w:szCs w:val="21"/>
               </w:rPr>
-              <w:t xml:space="preserve">评测链路</w:t>
+              <w:t xml:space="preserve">裁判模型</w:t>
             </w:r>
           </w:p>
         </w:tc>
@@ -391,64 +406,7 @@
                 <w:sz w:val="21"/>
                 <w:szCs w:val="21"/>
               </w:rPr>
-              <w:t xml:space="preserve">PHA Gateway 全链路（SOUL.md + Skill + Tools + VL）</w:t>
-            </w:r>
-          </w:p>
-        </w:tc>
-      </w:tr>
-      <w:tr>
-        <w:trPr>
-          <w:tblHeader w:val="false"/>
-        </w:trPr>
-        <w:tc>
-          <w:tcPr>
-            <w:tcW w:type="dxa" w:w="4680"/>
-            <w:tcBorders>
-              <w:top w:val="single" w:color="BBBBBB" w:sz="1"/>
-              <w:left w:val="single" w:color="BBBBBB" w:sz="1"/>
-              <w:bottom w:val="single" w:color="BBBBBB" w:sz="1"/>
-              <w:right w:val="single" w:color="BBBBBB" w:sz="1"/>
-            </w:tcBorders>
-          </w:tcPr>
-          <w:p>
-            <w:pPr>
-              <w:spacing w:after="30" w:before="30"/>
-            </w:pPr>
-            <w:r>
-              <w:rPr>
-                <w:rFonts w:ascii="Microsoft YaHei" w:cs="Microsoft YaHei" w:eastAsia="Microsoft YaHei" w:hAnsi="Microsoft YaHei"/>
-                <w:b w:val="false"/>
-                <w:bCs w:val="false"/>
-                <w:sz w:val="21"/>
-                <w:szCs w:val="21"/>
-              </w:rPr>
-              <w:t xml:space="preserve">裁判模型</w:t>
-            </w:r>
-          </w:p>
-        </w:tc>
-        <w:tc>
-          <w:tcPr>
-            <w:tcW w:type="dxa" w:w="4680"/>
-            <w:tcBorders>
-              <w:top w:val="single" w:color="BBBBBB" w:sz="1"/>
-              <w:left w:val="single" w:color="BBBBBB" w:sz="1"/>
-              <w:bottom w:val="single" w:color="BBBBBB" w:sz="1"/>
-              <w:right w:val="single" w:color="BBBBBB" w:sz="1"/>
-            </w:tcBorders>
-          </w:tcPr>
-          <w:p>
-            <w:pPr>
-              <w:spacing w:after="30" w:before="30"/>
-            </w:pPr>
-            <w:r>
-              <w:rPr>
-                <w:rFonts w:ascii="Microsoft YaHei" w:cs="Microsoft YaHei" w:eastAsia="Microsoft YaHei" w:hAnsi="Microsoft YaHei"/>
-                <w:b w:val="false"/>
-                <w:bCs w:val="false"/>
-                <w:sz w:val="21"/>
-                <w:szCs w:val="21"/>
-              </w:rPr>
-              <w:t xml:space="preserve">Claude Sonnet 4.6（LLM-as-Judge）</w:t>
+              <w:t xml:space="preserve">Claude Opus 4.6（LLM-as-Judge）</w:t>
             </w:r>
           </w:p>
         </w:tc>
@@ -510,7 +468,7 @@
     </w:p>
     <w:p>
       <w:pPr>
-        <w:spacing w:after="50" w:before="50"/>
+        <w:spacing w:after="40" w:before="80"/>
       </w:pPr>
       <w:r>
         <w:rPr>
@@ -2358,40 +2316,6 @@
     </w:p>
     <w:p>
       <w:pPr>
-        <w:spacing w:after="30" w:before="30"/>
-        <w:ind w:left="360"/>
-      </w:pPr>
-      <w:r>
-        <w:rPr>
-          <w:rFonts w:ascii="Microsoft YaHei" w:cs="Microsoft YaHei" w:eastAsia="Microsoft YaHei" w:hAnsi="Microsoft YaHei"/>
-          <w:i/>
-          <w:iCs/>
-          <w:color w:val="666666"/>
-          <w:sz w:val="20"/>
-          <w:szCs w:val="20"/>
-        </w:rPr>
-        <w:t xml:space="preserve">详细逐 case 评分见 `vl-eval/results/{ModelName}_results.json`</w:t>
-      </w:r>
-    </w:p>
-    <w:p>
-      <w:pPr>
-        <w:spacing w:after="30" w:before="30"/>
-        <w:ind w:left="360"/>
-      </w:pPr>
-      <w:r>
-        <w:rPr>
-          <w:rFonts w:ascii="Microsoft YaHei" w:cs="Microsoft YaHei" w:eastAsia="Microsoft YaHei" w:hAnsi="Microsoft YaHei"/>
-          <w:i/>
-          <w:iCs/>
-          <w:color w:val="666666"/>
-          <w:sz w:val="20"/>
-          <w:szCs w:val="20"/>
-        </w:rPr>
-        <w:t xml:space="preserve">可视化图表见 `vl-eval/charts/`</w:t>
-      </w:r>
-    </w:p>
-    <w:p>
-      <w:pPr>
         <w:spacing w:after="40" w:before="120"/>
         <w:jc w:val="center"/>
       </w:pPr>
@@ -2400,7 +2324,7 @@
           <wp:inline distT="0" distB="0" distL="0" distR="0">
             <wp:extent cx="5143500" cy="3343275"/>
             <wp:effectExtent t="0" r="0" b="0" l="0"/>
-            <wp:docPr id="1" name="11模型分组柱状图" descr="11模型分组柱状图" title="11模型分组柱状图"/>
+            <wp:docPr id="1" name="vl_grouped_bar.png" descr="11模型分组柱状图" title="11模型分组柱状图"/>
             <wp:cNvGraphicFramePr>
               <a:graphicFrameLocks xmlns:a="http://schemas.openxmlformats.org/drawingml/2006/main" noChangeAspect="1"/>
             </wp:cNvGraphicFramePr>
@@ -2463,7 +2387,7 @@
           <wp:inline distT="0" distB="0" distL="0" distR="0">
             <wp:extent cx="5143500" cy="3343275"/>
             <wp:effectExtent t="0" r="0" b="0" l="0"/>
-            <wp:docPr id="1" name="11模型雷达图" descr="11模型雷达图" title="11模型雷达图"/>
+            <wp:docPr id="1" name="vl_radar_overlay.png" descr="11模型雷达图" title="11模型雷达图"/>
             <wp:cNvGraphicFramePr>
               <a:graphicFrameLocks xmlns:a="http://schemas.openxmlformats.org/drawingml/2006/main" noChangeAspect="1"/>
             </wp:cNvGraphicFramePr>
@@ -2526,7 +2450,7 @@
           <wp:inline distT="0" distB="0" distL="0" distR="0">
             <wp:extent cx="5143500" cy="3343275"/>
             <wp:effectExtent t="0" r="0" b="0" l="0"/>
-            <wp:docPr id="1" name="模型热力图" descr="模型热力图" title="模型热力图"/>
+            <wp:docPr id="1" name="vl_model_heatmap.png" descr="模型热力图" title="模型热力图"/>
             <wp:cNvGraphicFramePr>
               <a:graphicFrameLocks xmlns:a="http://schemas.openxmlformats.org/drawingml/2006/main" noChangeAspect="1"/>
             </wp:cNvGraphicFramePr>
@@ -2598,7 +2522,7 @@
     </w:p>
     <w:p>
       <w:pPr>
-        <w:spacing w:after="50" w:before="50"/>
+        <w:spacing w:after="40" w:before="80"/>
       </w:pPr>
       <w:r>
         <w:rPr>
@@ -2623,13 +2547,23 @@
       <w:r>
         <w:rPr>
           <w:rFonts w:ascii="Microsoft YaHei" w:cs="Microsoft YaHei" w:eastAsia="Microsoft YaHei" w:hAnsi="Microsoft YaHei"/>
-          <w:b/>
-          <w:bCs/>
+          <w:b w:val="false"/>
+          <w:bCs w:val="false"/>
           <w:sz w:val="21"/>
           <w:szCs w:val="21"/>
         </w:rPr>
-        <w:t xml:space="preserve">Qwen3.5-397B</w:t>
+        <w:t xml:space="preserve">Qwen3.5-397B -- 视觉识别和数据引用质量领先，幻觉控制稳定</w:t>
       </w:r>
+    </w:p>
+    <w:p>
+      <w:pPr>
+        <w:pStyle w:val="ListParagraph"/>
+        <w:numPr>
+          <w:ilvl w:val="0"/>
+          <w:numId w:val="3"/>
+        </w:numPr>
+        <w:spacing w:after="30" w:before="30"/>
+      </w:pPr>
       <w:r>
         <w:rPr>
           <w:rFonts w:ascii="Microsoft YaHei" w:cs="Microsoft YaHei" w:eastAsia="Microsoft YaHei" w:hAnsi="Microsoft YaHei"/>
@@ -2638,7 +2572,7 @@
           <w:sz w:val="21"/>
           <w:szCs w:val="21"/>
         </w:rPr>
-        <w:t xml:space="preserve"> -- 视觉识别和数据引用质量领先，幻觉控制稳定</w:t>
+        <w:t xml:space="preserve">kimi-k2.5 -- 整体均衡，正常 case 各维度 8-9 分</w:t>
       </w:r>
     </w:p>
     <w:p>
@@ -2646,20 +2580,10 @@
         <w:pStyle w:val="ListParagraph"/>
         <w:numPr>
           <w:ilvl w:val="0"/>
-          <w:numId w:val="3"/>
+          <w:numId w:val="4"/>
         </w:numPr>
         <w:spacing w:after="30" w:before="30"/>
       </w:pPr>
-      <w:r>
-        <w:rPr>
-          <w:rFonts w:ascii="Microsoft YaHei" w:cs="Microsoft YaHei" w:eastAsia="Microsoft YaHei" w:hAnsi="Microsoft YaHei"/>
-          <w:b/>
-          <w:bCs/>
-          <w:sz w:val="21"/>
-          <w:szCs w:val="21"/>
-        </w:rPr>
-        <w:t xml:space="preserve">kimi-k2.5</w:t>
-      </w:r>
       <w:r>
         <w:rPr>
           <w:rFonts w:ascii="Microsoft YaHei" w:cs="Microsoft YaHei" w:eastAsia="Microsoft YaHei" w:hAnsi="Microsoft YaHei"/>
@@ -2668,42 +2592,12 @@
           <w:sz w:val="21"/>
           <w:szCs w:val="21"/>
         </w:rPr>
-        <w:t xml:space="preserve"> -- 整体均衡，正常 case 各维度 8-9 分</w:t>
+        <w:t xml:space="preserve">Qwen3VL-235B-A22B -- 工具调用链路最完整（3-tool pipeline）</w:t>
       </w:r>
     </w:p>
     <w:p>
       <w:pPr>
-        <w:pStyle w:val="ListParagraph"/>
-        <w:numPr>
-          <w:ilvl w:val="0"/>
-          <w:numId w:val="4"/>
-        </w:numPr>
-        <w:spacing w:after="30" w:before="30"/>
-      </w:pPr>
-      <w:r>
-        <w:rPr>
-          <w:rFonts w:ascii="Microsoft YaHei" w:cs="Microsoft YaHei" w:eastAsia="Microsoft YaHei" w:hAnsi="Microsoft YaHei"/>
-          <w:b/>
-          <w:bCs/>
-          <w:sz w:val="21"/>
-          <w:szCs w:val="21"/>
-        </w:rPr>
-        <w:t xml:space="preserve">Qwen3VL-235B-A22B</w:t>
-      </w:r>
-      <w:r>
-        <w:rPr>
-          <w:rFonts w:ascii="Microsoft YaHei" w:cs="Microsoft YaHei" w:eastAsia="Microsoft YaHei" w:hAnsi="Microsoft YaHei"/>
-          <w:b w:val="false"/>
-          <w:bCs w:val="false"/>
-          <w:sz w:val="21"/>
-          <w:szCs w:val="21"/>
-        </w:rPr>
-        <w:t xml:space="preserve"> -- 工具调用链路最完整（3-tool pipeline）</w:t>
-      </w:r>
-    </w:p>
-    <w:p>
-      <w:pPr>
-        <w:spacing w:after="50" w:before="50"/>
+        <w:spacing w:after="40" w:before="80"/>
       </w:pPr>
       <w:r>
         <w:rPr>
@@ -2728,13 +2622,23 @@
       <w:r>
         <w:rPr>
           <w:rFonts w:ascii="Microsoft YaHei" w:cs="Microsoft YaHei" w:eastAsia="Microsoft YaHei" w:hAnsi="Microsoft YaHei"/>
-          <w:b/>
-          <w:bCs/>
+          <w:b w:val="false"/>
+          <w:bCs w:val="false"/>
           <w:sz w:val="21"/>
           <w:szCs w:val="21"/>
         </w:rPr>
-        <w:t xml:space="preserve">Qwen3.5-122B</w:t>
+        <w:t xml:space="preserve">Qwen3.5-122B -- 成本效率比优秀（10B active），但存在幻觉问题</w:t>
       </w:r>
+    </w:p>
+    <w:p>
+      <w:pPr>
+        <w:pStyle w:val="ListParagraph"/>
+        <w:numPr>
+          <w:ilvl w:val="0"/>
+          <w:numId w:val="6"/>
+        </w:numPr>
+        <w:spacing w:after="30" w:before="30"/>
+      </w:pPr>
       <w:r>
         <w:rPr>
           <w:rFonts w:ascii="Microsoft YaHei" w:cs="Microsoft YaHei" w:eastAsia="Microsoft YaHei" w:hAnsi="Microsoft YaHei"/>
@@ -2743,7 +2647,7 @@
           <w:sz w:val="21"/>
           <w:szCs w:val="21"/>
         </w:rPr>
-        <w:t xml:space="preserve"> -- 成本效率比优秀（10B active），但存在幻觉问题</w:t>
+        <w:t xml:space="preserve">Qwen2.5VL-72B -- 视觉识别好，但工具调用时序不稳定</w:t>
       </w:r>
     </w:p>
     <w:p>
@@ -2751,20 +2655,10 @@
         <w:pStyle w:val="ListParagraph"/>
         <w:numPr>
           <w:ilvl w:val="0"/>
-          <w:numId w:val="6"/>
+          <w:numId w:val="7"/>
         </w:numPr>
         <w:spacing w:after="30" w:before="30"/>
       </w:pPr>
-      <w:r>
-        <w:rPr>
-          <w:rFonts w:ascii="Microsoft YaHei" w:cs="Microsoft YaHei" w:eastAsia="Microsoft YaHei" w:hAnsi="Microsoft YaHei"/>
-          <w:b/>
-          <w:bCs/>
-          <w:sz w:val="21"/>
-          <w:szCs w:val="21"/>
-        </w:rPr>
-        <w:t xml:space="preserve">Qwen2.5VL-72B</w:t>
-      </w:r>
       <w:r>
         <w:rPr>
           <w:rFonts w:ascii="Microsoft YaHei" w:cs="Microsoft YaHei" w:eastAsia="Microsoft YaHei" w:hAnsi="Microsoft YaHei"/>
@@ -2773,42 +2667,12 @@
           <w:sz w:val="21"/>
           <w:szCs w:val="21"/>
         </w:rPr>
-        <w:t xml:space="preserve"> -- 视觉识别好，但工具调用时序不稳定</w:t>
+        <w:t xml:space="preserve">MiniMax-01 -- 回复可读性好，但数值精度偏低</w:t>
       </w:r>
     </w:p>
     <w:p>
       <w:pPr>
-        <w:pStyle w:val="ListParagraph"/>
-        <w:numPr>
-          <w:ilvl w:val="0"/>
-          <w:numId w:val="7"/>
-        </w:numPr>
-        <w:spacing w:after="30" w:before="30"/>
-      </w:pPr>
-      <w:r>
-        <w:rPr>
-          <w:rFonts w:ascii="Microsoft YaHei" w:cs="Microsoft YaHei" w:eastAsia="Microsoft YaHei" w:hAnsi="Microsoft YaHei"/>
-          <w:b/>
-          <w:bCs/>
-          <w:sz w:val="21"/>
-          <w:szCs w:val="21"/>
-        </w:rPr>
-        <w:t xml:space="preserve">MiniMax-01</w:t>
-      </w:r>
-      <w:r>
-        <w:rPr>
-          <w:rFonts w:ascii="Microsoft YaHei" w:cs="Microsoft YaHei" w:eastAsia="Microsoft YaHei" w:hAnsi="Microsoft YaHei"/>
-          <w:b w:val="false"/>
-          <w:bCs w:val="false"/>
-          <w:sz w:val="21"/>
-          <w:szCs w:val="21"/>
-        </w:rPr>
-        <w:t xml:space="preserve"> -- 回复可读性好，但数值精度偏低</w:t>
-      </w:r>
-    </w:p>
-    <w:p>
-      <w:pPr>
-        <w:spacing w:after="50" w:before="50"/>
+        <w:spacing w:after="40" w:before="80"/>
       </w:pPr>
       <w:r>
         <w:rPr>
@@ -2833,13 +2697,23 @@
       <w:r>
         <w:rPr>
           <w:rFonts w:ascii="Microsoft YaHei" w:cs="Microsoft YaHei" w:eastAsia="Microsoft YaHei" w:hAnsi="Microsoft YaHei"/>
-          <w:b/>
-          <w:bCs/>
+          <w:b w:val="false"/>
+          <w:bCs w:val="false"/>
           <w:sz w:val="21"/>
           <w:szCs w:val="21"/>
         </w:rPr>
-        <w:t xml:space="preserve">GLM-4.6V</w:t>
+        <w:t xml:space="preserve">GLM-4.6V -- 频繁 crash/garbled output（约 30% case 全 1 分）</w:t>
       </w:r>
+    </w:p>
+    <w:p>
+      <w:pPr>
+        <w:pStyle w:val="ListParagraph"/>
+        <w:numPr>
+          <w:ilvl w:val="0"/>
+          <w:numId w:val="9"/>
+        </w:numPr>
+        <w:spacing w:after="30" w:before="30"/>
+      </w:pPr>
       <w:r>
         <w:rPr>
           <w:rFonts w:ascii="Microsoft YaHei" w:cs="Microsoft YaHei" w:eastAsia="Microsoft YaHei" w:hAnsi="Microsoft YaHei"/>
@@ -2848,7 +2722,7 @@
           <w:sz w:val="21"/>
           <w:szCs w:val="21"/>
         </w:rPr>
-        <w:t xml:space="preserve"> -- 频繁 crash/garbled output（约 30% case 全 1 分）</w:t>
+        <w:t xml:space="preserve">Qwen3VL-8B -- 参数量不足，复杂场景失败率高</w:t>
       </w:r>
     </w:p>
     <w:p>
@@ -2856,20 +2730,10 @@
         <w:pStyle w:val="ListParagraph"/>
         <w:numPr>
           <w:ilvl w:val="0"/>
-          <w:numId w:val="9"/>
+          <w:numId w:val="10"/>
         </w:numPr>
         <w:spacing w:after="30" w:before="30"/>
       </w:pPr>
-      <w:r>
-        <w:rPr>
-          <w:rFonts w:ascii="Microsoft YaHei" w:cs="Microsoft YaHei" w:eastAsia="Microsoft YaHei" w:hAnsi="Microsoft YaHei"/>
-          <w:b/>
-          <w:bCs/>
-          <w:sz w:val="21"/>
-          <w:szCs w:val="21"/>
-        </w:rPr>
-        <w:t xml:space="preserve">Qwen3VL-8B</w:t>
-      </w:r>
       <w:r>
         <w:rPr>
           <w:rFonts w:ascii="Microsoft YaHei" w:cs="Microsoft YaHei" w:eastAsia="Microsoft YaHei" w:hAnsi="Microsoft YaHei"/>
@@ -2878,37 +2742,7 @@
           <w:sz w:val="21"/>
           <w:szCs w:val="21"/>
         </w:rPr>
-        <w:t xml:space="preserve"> -- 参数量不足，复杂场景失败率高</w:t>
-      </w:r>
-    </w:p>
-    <w:p>
-      <w:pPr>
-        <w:pStyle w:val="ListParagraph"/>
-        <w:numPr>
-          <w:ilvl w:val="0"/>
-          <w:numId w:val="10"/>
-        </w:numPr>
-        <w:spacing w:after="30" w:before="30"/>
-      </w:pPr>
-      <w:r>
-        <w:rPr>
-          <w:rFonts w:ascii="Microsoft YaHei" w:cs="Microsoft YaHei" w:eastAsia="Microsoft YaHei" w:hAnsi="Microsoft YaHei"/>
-          <w:b/>
-          <w:bCs/>
-          <w:sz w:val="21"/>
-          <w:szCs w:val="21"/>
-        </w:rPr>
-        <w:t xml:space="preserve">Qwen3VL-30B-A3B</w:t>
-      </w:r>
-      <w:r>
-        <w:rPr>
-          <w:rFonts w:ascii="Microsoft YaHei" w:cs="Microsoft YaHei" w:eastAsia="Microsoft YaHei" w:hAnsi="Microsoft YaHei"/>
-          <w:b w:val="false"/>
-          <w:bCs w:val="false"/>
-          <w:sz w:val="21"/>
-          <w:szCs w:val="21"/>
-        </w:rPr>
-        <w:t xml:space="preserve"> -- MoE 3B active 过小，工具调用能力弱</w:t>
+        <w:t xml:space="preserve">Qwen3VL-30B-A3B -- MoE 3B active 过小，工具调用能力弱</w:t>
       </w:r>
     </w:p>
     <w:p>
@@ -3488,7 +3322,7 @@
     </w:p>
     <w:p>
       <w:pPr>
-        <w:spacing w:after="50" w:before="50"/>
+        <w:spacing w:after="40" w:before="80"/>
       </w:pPr>
       <w:r>
         <w:rPr>
@@ -3949,22 +3783,12 @@
       <w:r>
         <w:rPr>
           <w:rFonts w:ascii="Microsoft YaHei" w:cs="Microsoft YaHei" w:eastAsia="Microsoft YaHei" w:hAnsi="Microsoft YaHei"/>
-          <w:b/>
-          <w:bCs/>
-          <w:sz w:val="21"/>
-          <w:szCs w:val="21"/>
-        </w:rPr>
-        <w:t xml:space="preserve">规模：</w:t>
-      </w:r>
-      <w:r>
-        <w:rPr>
-          <w:rFonts w:ascii="Microsoft YaHei" w:cs="Microsoft YaHei" w:eastAsia="Microsoft YaHei" w:hAnsi="Microsoft YaHei"/>
           <w:b w:val="false"/>
           <w:bCs w:val="false"/>
           <w:sz w:val="21"/>
           <w:szCs w:val="21"/>
         </w:rPr>
-        <w:t xml:space="preserve"> 5 模型 x 4 条件 x 48 case = 960 次评测，12 维评分</w:t>
+        <w:t xml:space="preserve">规模： 5 模型 x 4 条件 x 48 case = 960 次评测，12 维评分</w:t>
       </w:r>
     </w:p>
     <w:p>
@@ -4984,7 +4808,7 @@
     </w:p>
     <w:p>
       <w:pPr>
-        <w:spacing w:after="50" w:before="50"/>
+        <w:spacing w:after="40" w:before="80"/>
       </w:pPr>
       <w:r>
         <w:rPr>
@@ -5009,13 +4833,23 @@
       <w:r>
         <w:rPr>
           <w:rFonts w:ascii="Microsoft YaHei" w:cs="Microsoft YaHei" w:eastAsia="Microsoft YaHei" w:hAnsi="Microsoft YaHei"/>
-          <w:b/>
-          <w:bCs/>
+          <w:b w:val="false"/>
+          <w:bCs w:val="false"/>
           <w:sz w:val="21"/>
           <w:szCs w:val="21"/>
         </w:rPr>
-        <w:t xml:space="preserve">工具调用时机（dim9）是所有模型的共同短板</w:t>
+        <w:t xml:space="preserve">工具调用时机（dim9）是所有模型的共同短板：当端侧数据存在异常值时（如血氧 80%、AHI 中度），模型普遍未能主动调用云侧数据工具进行交叉验证，dim9 评分集中在 2-3 分</w:t>
       </w:r>
+    </w:p>
+    <w:p>
+      <w:pPr>
+        <w:pStyle w:val="ListParagraph"/>
+        <w:numPr>
+          <w:ilvl w:val="0"/>
+          <w:numId w:val="12"/>
+        </w:numPr>
+        <w:spacing w:after="30" w:before="30"/>
+      </w:pPr>
       <w:r>
         <w:rPr>
           <w:rFonts w:ascii="Microsoft YaHei" w:cs="Microsoft YaHei" w:eastAsia="Microsoft YaHei" w:hAnsi="Microsoft YaHei"/>
@@ -5024,37 +4858,7 @@
           <w:sz w:val="21"/>
           <w:szCs w:val="21"/>
         </w:rPr>
-        <w:t xml:space="preserve">：当端侧数据存在异常值时（如血氧 80%、AHI 中度），模型普遍未能主动调用云侧数据工具进行交叉验证，dim9 评分集中在 2-3 分</w:t>
-      </w:r>
-    </w:p>
-    <w:p>
-      <w:pPr>
-        <w:pStyle w:val="ListParagraph"/>
-        <w:numPr>
-          <w:ilvl w:val="0"/>
-          <w:numId w:val="12"/>
-        </w:numPr>
-        <w:spacing w:after="30" w:before="30"/>
-      </w:pPr>
-      <w:r>
-        <w:rPr>
-          <w:rFonts w:ascii="Microsoft YaHei" w:cs="Microsoft YaHei" w:eastAsia="Microsoft YaHei" w:hAnsi="Microsoft YaHei"/>
-          <w:b/>
-          <w:bCs/>
-          <w:sz w:val="21"/>
-          <w:szCs w:val="21"/>
-        </w:rPr>
-        <w:t xml:space="preserve">GLM-4.6V 稳定性最差</w:t>
-      </w:r>
-      <w:r>
-        <w:rPr>
-          <w:rFonts w:ascii="Microsoft YaHei" w:cs="Microsoft YaHei" w:eastAsia="Microsoft YaHei" w:hAnsi="Microsoft YaHei"/>
-          <w:b w:val="false"/>
-          <w:bCs w:val="false"/>
-          <w:sz w:val="21"/>
-          <w:szCs w:val="21"/>
-        </w:rPr>
-        <w:t xml:space="preserve">：约 30% case 出现 crash/garbled/token_loop</w:t>
+        <w:t xml:space="preserve">GLM-4.6V 稳定性最差：约 30% case 出现 crash/garbled/token_loop</w:t>
       </w:r>
     </w:p>
     <w:p>
@@ -5076,7 +4880,7 @@
     </w:p>
     <w:p>
       <w:pPr>
-        <w:spacing w:after="50" w:before="50"/>
+        <w:spacing w:after="40" w:before="80"/>
       </w:pPr>
       <w:r>
         <w:rPr>
@@ -5151,7 +4955,7 @@
     </w:p>
     <w:p>
       <w:pPr>
-        <w:spacing w:after="50" w:before="50"/>
+        <w:spacing w:after="40" w:before="80"/>
       </w:pPr>
       <w:r>
         <w:rPr>
@@ -5246,7 +5050,7 @@
     </w:p>
     <w:p>
       <w:pPr>
-        <w:spacing w:after="50" w:before="50"/>
+        <w:spacing w:after="40" w:before="80"/>
       </w:pPr>
       <w:r>
         <w:rPr>
@@ -5301,57 +5105,6 @@
     </w:p>
     <w:p>
       <w:pPr>
-        <w:spacing w:after="30" w:before="30"/>
-        <w:ind w:left="360"/>
-      </w:pPr>
-      <w:r>
-        <w:rPr>
-          <w:rFonts w:ascii="Microsoft YaHei" w:cs="Microsoft YaHei" w:eastAsia="Microsoft YaHei" w:hAnsi="Microsoft YaHei"/>
-          <w:i/>
-          <w:iCs/>
-          <w:color w:val="666666"/>
-          <w:sz w:val="20"/>
-          <w:szCs w:val="20"/>
-        </w:rPr>
-        <w:t xml:space="preserve">完整评分数据见：</w:t>
-      </w:r>
-    </w:p>
-    <w:p>
-      <w:pPr>
-        <w:spacing w:after="30" w:before="30"/>
-        <w:ind w:left="360"/>
-      </w:pPr>
-      <w:r>
-        <w:rPr>
-          <w:rFonts w:ascii="Microsoft YaHei" w:cs="Microsoft YaHei" w:eastAsia="Microsoft YaHei" w:hAnsi="Microsoft YaHei"/>
-          <w:i/>
-          <w:iCs/>
-          <w:color w:val="666666"/>
-          <w:sz w:val="20"/>
-          <w:szCs w:val="20"/>
-        </w:rPr>
-        <w:t xml:space="preserve">- `vl-onapp-eval/scores_{Model}_A.json`（条件 A，12 维 + 评语）</w:t>
-      </w:r>
-    </w:p>
-    <w:p>
-      <w:pPr>
-        <w:spacing w:after="30" w:before="30"/>
-        <w:ind w:left="360"/>
-      </w:pPr>
-      <w:r>
-        <w:rPr>
-          <w:rFonts w:ascii="Microsoft YaHei" w:cs="Microsoft YaHei" w:eastAsia="Microsoft YaHei" w:hAnsi="Microsoft YaHei"/>
-          <w:i/>
-          <w:iCs/>
-          <w:color w:val="666666"/>
-          <w:sz w:val="20"/>
-          <w:szCs w:val="20"/>
-        </w:rPr>
-        <w:t xml:space="preserve">- `vl-onapp-eval/scores_{Model}_BCD.json`（条件 B/C/D，3 维 + 评语）</w:t>
-      </w:r>
-    </w:p>
-    <w:p>
-      <w:pPr>
         <w:spacing w:after="40" w:before="120"/>
         <w:jc w:val="center"/>
       </w:pPr>
@@ -5360,7 +5113,7 @@
           <wp:inline distT="0" distB="0" distL="0" distR="0">
             <wp:extent cx="5143500" cy="3343275"/>
             <wp:effectExtent t="0" r="0" b="0" l="0"/>
-            <wp:docPr id="1" name="消融增益柱状图" descr="消融增益柱状图" title="消融增益柱状图"/>
+            <wp:docPr id="1" name="onapp_bar_overall.png" descr="消融增益柱状图" title="消融增益柱状图"/>
             <wp:cNvGraphicFramePr>
               <a:graphicFrameLocks xmlns:a="http://schemas.openxmlformats.org/drawingml/2006/main" noChangeAspect="1"/>
             </wp:cNvGraphicFramePr>
@@ -5423,7 +5176,7 @@
           <wp:inline distT="0" distB="0" distL="0" distR="0">
             <wp:extent cx="5143500" cy="3343275"/>
             <wp:effectExtent t="0" r="0" b="0" l="0"/>
-            <wp:docPr id="1" name="消融雷达图" descr="消融雷达图" title="消融雷达图"/>
+            <wp:docPr id="1" name="onapp_radar_dims.png" descr="消融雷达图" title="消融雷达图"/>
             <wp:cNvGraphicFramePr>
               <a:graphicFrameLocks xmlns:a="http://schemas.openxmlformats.org/drawingml/2006/main" noChangeAspect="1"/>
             </wp:cNvGraphicFramePr>
@@ -5486,7 +5239,7 @@
           <wp:inline distT="0" distB="0" distL="0" distR="0">
             <wp:extent cx="5143500" cy="3343275"/>
             <wp:effectExtent t="0" r="0" b="0" l="0"/>
-            <wp:docPr id="1" name="消融热力图" descr="消融热力图" title="消融热力图"/>
+            <wp:docPr id="1" name="onapp_heatmap_dims.png" descr="消融热力图" title="消融热力图"/>
             <wp:cNvGraphicFramePr>
               <a:graphicFrameLocks xmlns:a="http://schemas.openxmlformats.org/drawingml/2006/main" noChangeAspect="1"/>
             </wp:cNvGraphicFramePr>
@@ -5549,7 +5302,7 @@
           <wp:inline distT="0" distB="0" distL="0" distR="0">
             <wp:extent cx="5143500" cy="3343275"/>
             <wp:effectExtent t="0" r="0" b="0" l="0"/>
-            <wp:docPr id="1" name="消融Delta图" descr="消融Delta图" title="消融Delta图"/>
+            <wp:docPr id="1" name="onapp_ablation_delta.png" descr="消融Delta图" title="消融Delta图"/>
             <wp:cNvGraphicFramePr>
               <a:graphicFrameLocks xmlns:a="http://schemas.openxmlformats.org/drawingml/2006/main" noChangeAspect="1"/>
             </wp:cNvGraphicFramePr>
@@ -5621,7 +5374,7 @@
     </w:p>
     <w:p>
       <w:pPr>
-        <w:spacing w:after="50" w:before="50"/>
+        <w:spacing w:after="40" w:before="80"/>
       </w:pPr>
       <w:r>
         <w:rPr>
@@ -6160,7 +5913,7 @@
     </w:p>
     <w:p>
       <w:pPr>
-        <w:spacing w:after="50" w:before="50"/>
+        <w:spacing w:after="40" w:before="80"/>
       </w:pPr>
       <w:r>
         <w:rPr>
@@ -6462,10 +6215,11 @@
             </w:pPr>
             <w:r>
               <w:rPr>
-                <w:rFonts w:ascii="Consolas" w:cs="Consolas" w:eastAsia="Consolas" w:hAnsi="Consolas"/>
-                <w:color w:val="C7254E"/>
-                <w:sz w:val="19"/>
-                <w:szCs w:val="19"/>
+                <w:rFonts w:ascii="Microsoft YaHei" w:cs="Microsoft YaHei" w:eastAsia="Microsoft YaHei" w:hAnsi="Microsoft YaHei"/>
+                <w:b w:val="false"/>
+                <w:bCs w:val="false"/>
+                <w:sz w:val="21"/>
+                <w:szCs w:val="21"/>
               </w:rPr>
               <w:t xml:space="preserve">"睡眠得分": 93, "总时长": "8小时13分"</w:t>
             </w:r>
@@ -6544,10 +6298,11 @@
             </w:pPr>
             <w:r>
               <w:rPr>
-                <w:rFonts w:ascii="Consolas" w:cs="Consolas" w:eastAsia="Consolas" w:hAnsi="Consolas"/>
-                <w:color w:val="C7254E"/>
-                <w:sz w:val="19"/>
-                <w:szCs w:val="19"/>
+                <w:rFonts w:ascii="Microsoft YaHei" w:cs="Microsoft YaHei" w:eastAsia="Microsoft YaHei" w:hAnsi="Microsoft YaHei"/>
+                <w:b w:val="false"/>
+                <w:bCs w:val="false"/>
+                <w:sz w:val="21"/>
+                <w:szCs w:val="21"/>
               </w:rPr>
               <w:t xml:space="preserve">"sleepScore": 93, "duration": 29580</w:t>
             </w:r>
@@ -7974,23 +7729,6 @@
     </w:p>
     <w:p>
       <w:pPr>
-        <w:spacing w:after="30" w:before="30"/>
-        <w:ind w:left="360"/>
-      </w:pPr>
-      <w:r>
-        <w:rPr>
-          <w:rFonts w:ascii="Microsoft YaHei" w:cs="Microsoft YaHei" w:eastAsia="Microsoft YaHei" w:hAnsi="Microsoft YaHei"/>
-          <w:i/>
-          <w:iCs/>
-          <w:color w:val="666666"/>
-          <w:sz w:val="20"/>
-          <w:szCs w:val="20"/>
-        </w:rPr>
-        <w:t xml:space="preserve">基于 `tests/vl-eval/results/dvr_20260326_1405/scores.json`</w:t>
-      </w:r>
-    </w:p>
-    <w:p>
-      <w:pPr>
         <w:pStyle w:val="Heading3"/>
         <w:spacing w:after="100" w:before="200"/>
       </w:pPr>
@@ -8008,6 +7746,74 @@
     </w:p>
     <w:p>
       <w:pPr>
+        <w:pStyle w:val="Heading2"/>
+        <w:spacing w:after="120" w:before="240"/>
+      </w:pPr>
+      <w:r>
+        <w:rPr>
+          <w:rFonts w:ascii="Microsoft YaHei" w:cs="Microsoft YaHei" w:eastAsia="Microsoft YaHei" w:hAnsi="Microsoft YaHei"/>
+          <w:b/>
+          <w:bCs/>
+          <w:color w:val="2E75B6"/>
+          <w:sz w:val="28"/>
+          <w:szCs w:val="28"/>
+        </w:rPr>
+        <w:t xml:space="preserve">1. DOC 组工具调用链路更完整：Structured 组倾向于调用 3-tool pipeline（get_skill + memory_save + daily_log），RAW 组往往只调 1 个 tool</w:t>
+      </w:r>
+    </w:p>
+    <w:p>
+      <w:pPr>
+        <w:pStyle w:val="Heading2"/>
+        <w:spacing w:after="120" w:before="240"/>
+      </w:pPr>
+      <w:r>
+        <w:rPr>
+          <w:rFonts w:ascii="Microsoft YaHei" w:cs="Microsoft YaHei" w:eastAsia="Microsoft YaHei" w:hAnsi="Microsoft YaHei"/>
+          <w:b/>
+          <w:bCs/>
+          <w:color w:val="2E75B6"/>
+          <w:sz w:val="28"/>
+          <w:szCs w:val="28"/>
+        </w:rPr>
+        <w:t xml:space="preserve">2. RAW 组单位换算更好：SDK 原始数据的数值格式统一，模型无需做中文单位转换</w:t>
+      </w:r>
+    </w:p>
+    <w:p>
+      <w:pPr>
+        <w:pStyle w:val="Heading2"/>
+        <w:spacing w:after="120" w:before="240"/>
+      </w:pPr>
+      <w:r>
+        <w:rPr>
+          <w:rFonts w:ascii="Microsoft YaHei" w:cs="Microsoft YaHei" w:eastAsia="Microsoft YaHei" w:hAnsi="Microsoft YaHei"/>
+          <w:b/>
+          <w:bCs/>
+          <w:color w:val="2E75B6"/>
+          <w:sz w:val="28"/>
+          <w:szCs w:val="28"/>
+        </w:rPr>
+        <w:t xml:space="preserve">3. DOC 组异常识别显著更好（+1.2 分）：中文语义字段帮助模型理解异常含义</w:t>
+      </w:r>
+    </w:p>
+    <w:p>
+      <w:pPr>
+        <w:pStyle w:val="Heading2"/>
+        <w:spacing w:after="120" w:before="240"/>
+      </w:pPr>
+      <w:r>
+        <w:rPr>
+          <w:rFonts w:ascii="Microsoft YaHei" w:cs="Microsoft YaHei" w:eastAsia="Microsoft YaHei" w:hAnsi="Microsoft YaHei"/>
+          <w:b/>
+          <w:bCs/>
+          <w:color w:val="2E75B6"/>
+          <w:sz w:val="28"/>
+          <w:szCs w:val="28"/>
+        </w:rPr>
+        <w:t xml:space="preserve">4. 共同弱点：两组均存在「只调工具不回复用户」的问题</w:t>
+      </w:r>
+    </w:p>
+    <w:p>
+      <w:pPr>
         <w:spacing w:after="50" w:before="50"/>
       </w:pPr>
       <w:r>
@@ -8018,17 +7824,16 @@
           <w:sz w:val="21"/>
           <w:szCs w:val="21"/>
         </w:rPr>
-        <w:t xml:space="preserve">1. </w:t>
+        <w:t xml:space="preserve">可视化见 </w:t>
       </w:r>
       <w:r>
         <w:rPr>
-          <w:rFonts w:ascii="Microsoft YaHei" w:cs="Microsoft YaHei" w:eastAsia="Microsoft YaHei" w:hAnsi="Microsoft YaHei"/>
-          <w:b/>
-          <w:bCs/>
-          <w:sz w:val="21"/>
-          <w:szCs w:val="21"/>
+          <w:rFonts w:ascii="Consolas" w:cs="Consolas" w:eastAsia="Consolas" w:hAnsi="Consolas"/>
+          <w:color w:val="C7254E"/>
+          <w:sz w:val="19"/>
+          <w:szCs w:val="19"/>
         </w:rPr>
-        <w:t xml:space="preserve">DOC 组工具调用链路更完整</w:t>
+        <w:t xml:space="preserve">tests/vl-eval/results/dvr_20260326_1405/charts/</w:t>
       </w:r>
       <w:r>
         <w:rPr>
@@ -8038,118 +7843,59 @@
           <w:sz w:val="21"/>
           <w:szCs w:val="21"/>
         </w:rPr>
-        <w:t xml:space="preserve">：Structured 组倾向于调用 3-tool pipeline（get_skill + memory_save + daily_log），RAW 组往往只调 1 个 tool</w:t>
+        <w:t xml:space="preserve">（bar_overall.png, heatmap.png, delta.png, radar.png, scatter.png）</w:t>
       </w:r>
     </w:p>
     <w:p>
       <w:pPr>
-        <w:spacing w:after="50" w:before="50"/>
+        <w:spacing w:after="40" w:before="120"/>
+        <w:jc w:val="center"/>
       </w:pPr>
       <w:r>
-        <w:rPr>
-          <w:rFonts w:ascii="Microsoft YaHei" w:cs="Microsoft YaHei" w:eastAsia="Microsoft YaHei" w:hAnsi="Microsoft YaHei"/>
-          <w:b w:val="false"/>
-          <w:bCs w:val="false"/>
-          <w:sz w:val="21"/>
-          <w:szCs w:val="21"/>
-        </w:rPr>
-        <w:t xml:space="preserve">2. </w:t>
-      </w:r>
-      <w:r>
-        <w:rPr>
-          <w:rFonts w:ascii="Microsoft YaHei" w:cs="Microsoft YaHei" w:eastAsia="Microsoft YaHei" w:hAnsi="Microsoft YaHei"/>
-          <w:b/>
-          <w:bCs/>
-          <w:sz w:val="21"/>
-          <w:szCs w:val="21"/>
-        </w:rPr>
-        <w:t xml:space="preserve">RAW 组单位换算更好</w:t>
-      </w:r>
-      <w:r>
-        <w:rPr>
-          <w:rFonts w:ascii="Microsoft YaHei" w:cs="Microsoft YaHei" w:eastAsia="Microsoft YaHei" w:hAnsi="Microsoft YaHei"/>
-          <w:b w:val="false"/>
-          <w:bCs w:val="false"/>
-          <w:sz w:val="21"/>
-          <w:szCs w:val="21"/>
-        </w:rPr>
-        <w:t xml:space="preserve">：SDK 原始数据的数值格式统一，模型无需做中文单位转换</w:t>
+        <w:drawing>
+          <wp:inline distT="0" distB="0" distL="0" distR="0">
+            <wp:extent cx="5143500" cy="3343275"/>
+            <wp:effectExtent t="0" r="0" b="0" l="0"/>
+            <wp:docPr id="1" name="dvr_bar_overall.png" descr="DOC vs RAW 柱状图" title="DOC vs RAW 柱状图"/>
+            <wp:cNvGraphicFramePr>
+              <a:graphicFrameLocks xmlns:a="http://schemas.openxmlformats.org/drawingml/2006/main" noChangeAspect="1"/>
+            </wp:cNvGraphicFramePr>
+            <a:graphic xmlns:a="http://schemas.openxmlformats.org/drawingml/2006/main">
+              <a:graphicData uri="http://schemas.openxmlformats.org/drawingml/2006/picture">
+                <pic:pic xmlns:pic="http://schemas.openxmlformats.org/drawingml/2006/picture">
+                  <pic:nvPicPr>
+                    <pic:cNvPr id="0" name="" descr=""/>
+                    <pic:cNvPicPr>
+                      <a:picLocks noChangeAspect="1" noChangeArrowheads="1"/>
+                    </pic:cNvPicPr>
+                  </pic:nvPicPr>
+                  <pic:blipFill>
+                    <a:blip r:embed="rId16" cstate="none"/>
+                    <a:srcRect/>
+                    <a:stretch>
+                      <a:fillRect/>
+                    </a:stretch>
+                  </pic:blipFill>
+                  <pic:spPr bwMode="auto">
+                    <a:xfrm>
+                      <a:off x="0" y="0"/>
+                      <a:ext cx="5143500" cy="3343275"/>
+                    </a:xfrm>
+                    <a:prstGeom prst="rect">
+                      <a:avLst/>
+                    </a:prstGeom>
+                  </pic:spPr>
+                </pic:pic>
+              </a:graphicData>
+            </a:graphic>
+          </wp:inline>
+        </w:drawing>
       </w:r>
     </w:p>
     <w:p>
       <w:pPr>
-        <w:spacing w:after="50" w:before="50"/>
-      </w:pPr>
-      <w:r>
-        <w:rPr>
-          <w:rFonts w:ascii="Microsoft YaHei" w:cs="Microsoft YaHei" w:eastAsia="Microsoft YaHei" w:hAnsi="Microsoft YaHei"/>
-          <w:b w:val="false"/>
-          <w:bCs w:val="false"/>
-          <w:sz w:val="21"/>
-          <w:szCs w:val="21"/>
-        </w:rPr>
-        <w:t xml:space="preserve">3. </w:t>
-      </w:r>
-      <w:r>
-        <w:rPr>
-          <w:rFonts w:ascii="Microsoft YaHei" w:cs="Microsoft YaHei" w:eastAsia="Microsoft YaHei" w:hAnsi="Microsoft YaHei"/>
-          <w:b/>
-          <w:bCs/>
-          <w:sz w:val="21"/>
-          <w:szCs w:val="21"/>
-        </w:rPr>
-        <w:t xml:space="preserve">DOC 组异常识别显著更好</w:t>
-      </w:r>
-      <w:r>
-        <w:rPr>
-          <w:rFonts w:ascii="Microsoft YaHei" w:cs="Microsoft YaHei" w:eastAsia="Microsoft YaHei" w:hAnsi="Microsoft YaHei"/>
-          <w:b w:val="false"/>
-          <w:bCs w:val="false"/>
-          <w:sz w:val="21"/>
-          <w:szCs w:val="21"/>
-        </w:rPr>
-        <w:t xml:space="preserve">（+1.2 分）：中文语义字段帮助模型理解异常含义</w:t>
-      </w:r>
-    </w:p>
-    <w:p>
-      <w:pPr>
-        <w:spacing w:after="50" w:before="50"/>
-      </w:pPr>
-      <w:r>
-        <w:rPr>
-          <w:rFonts w:ascii="Microsoft YaHei" w:cs="Microsoft YaHei" w:eastAsia="Microsoft YaHei" w:hAnsi="Microsoft YaHei"/>
-          <w:b w:val="false"/>
-          <w:bCs w:val="false"/>
-          <w:sz w:val="21"/>
-          <w:szCs w:val="21"/>
-        </w:rPr>
-        <w:t xml:space="preserve">4. </w:t>
-      </w:r>
-      <w:r>
-        <w:rPr>
-          <w:rFonts w:ascii="Microsoft YaHei" w:cs="Microsoft YaHei" w:eastAsia="Microsoft YaHei" w:hAnsi="Microsoft YaHei"/>
-          <w:b/>
-          <w:bCs/>
-          <w:sz w:val="21"/>
-          <w:szCs w:val="21"/>
-        </w:rPr>
-        <w:t xml:space="preserve">共同弱点</w:t>
-      </w:r>
-      <w:r>
-        <w:rPr>
-          <w:rFonts w:ascii="Microsoft YaHei" w:cs="Microsoft YaHei" w:eastAsia="Microsoft YaHei" w:hAnsi="Microsoft YaHei"/>
-          <w:b w:val="false"/>
-          <w:bCs w:val="false"/>
-          <w:sz w:val="21"/>
-          <w:szCs w:val="21"/>
-        </w:rPr>
-        <w:t xml:space="preserve">：两组均存在「只调工具不回复用户」的问题</w:t>
-      </w:r>
-    </w:p>
-    <w:p>
-      <w:pPr>
-        <w:spacing w:after="30" w:before="30"/>
-        <w:ind w:left="360"/>
+        <w:spacing w:after="100" w:before="0"/>
+        <w:jc w:val="center"/>
       </w:pPr>
       <w:r>
         <w:rPr>
@@ -8157,10 +7903,262 @@
           <w:i/>
           <w:iCs/>
           <w:color w:val="666666"/>
-          <w:sz w:val="20"/>
-          <w:szCs w:val="20"/>
+          <w:sz w:val="18"/>
+          <w:szCs w:val="18"/>
         </w:rPr>
-        <w:t xml:space="preserve">可视化见 `tests/vl-eval/results/dvr_20260326_1405/charts/`（bar_overall.png, heatmap.png, delta.png, radar.png, scatter.png）</w:t>
+        <w:t xml:space="preserve">DOC vs RAW 柱状图</w:t>
+      </w:r>
+    </w:p>
+    <w:p>
+      <w:pPr>
+        <w:spacing w:after="40" w:before="120"/>
+        <w:jc w:val="center"/>
+      </w:pPr>
+      <w:r>
+        <w:drawing>
+          <wp:inline distT="0" distB="0" distL="0" distR="0">
+            <wp:extent cx="5143500" cy="3343275"/>
+            <wp:effectExtent t="0" r="0" b="0" l="0"/>
+            <wp:docPr id="1" name="dvr_heatmap.png" descr="DOC vs RAW 热力图" title="DOC vs RAW 热力图"/>
+            <wp:cNvGraphicFramePr>
+              <a:graphicFrameLocks xmlns:a="http://schemas.openxmlformats.org/drawingml/2006/main" noChangeAspect="1"/>
+            </wp:cNvGraphicFramePr>
+            <a:graphic xmlns:a="http://schemas.openxmlformats.org/drawingml/2006/main">
+              <a:graphicData uri="http://schemas.openxmlformats.org/drawingml/2006/picture">
+                <pic:pic xmlns:pic="http://schemas.openxmlformats.org/drawingml/2006/picture">
+                  <pic:nvPicPr>
+                    <pic:cNvPr id="0" name="" descr=""/>
+                    <pic:cNvPicPr>
+                      <a:picLocks noChangeAspect="1" noChangeArrowheads="1"/>
+                    </pic:cNvPicPr>
+                  </pic:nvPicPr>
+                  <pic:blipFill>
+                    <a:blip r:embed="rId17" cstate="none"/>
+                    <a:srcRect/>
+                    <a:stretch>
+                      <a:fillRect/>
+                    </a:stretch>
+                  </pic:blipFill>
+                  <pic:spPr bwMode="auto">
+                    <a:xfrm>
+                      <a:off x="0" y="0"/>
+                      <a:ext cx="5143500" cy="3343275"/>
+                    </a:xfrm>
+                    <a:prstGeom prst="rect">
+                      <a:avLst/>
+                    </a:prstGeom>
+                  </pic:spPr>
+                </pic:pic>
+              </a:graphicData>
+            </a:graphic>
+          </wp:inline>
+        </w:drawing>
+      </w:r>
+    </w:p>
+    <w:p>
+      <w:pPr>
+        <w:spacing w:after="100" w:before="0"/>
+        <w:jc w:val="center"/>
+      </w:pPr>
+      <w:r>
+        <w:rPr>
+          <w:rFonts w:ascii="Microsoft YaHei" w:cs="Microsoft YaHei" w:eastAsia="Microsoft YaHei" w:hAnsi="Microsoft YaHei"/>
+          <w:i/>
+          <w:iCs/>
+          <w:color w:val="666666"/>
+          <w:sz w:val="18"/>
+          <w:szCs w:val="18"/>
+        </w:rPr>
+        <w:t xml:space="preserve">DOC vs RAW 热力图</w:t>
+      </w:r>
+    </w:p>
+    <w:p>
+      <w:pPr>
+        <w:spacing w:after="40" w:before="120"/>
+        <w:jc w:val="center"/>
+      </w:pPr>
+      <w:r>
+        <w:drawing>
+          <wp:inline distT="0" distB="0" distL="0" distR="0">
+            <wp:extent cx="5143500" cy="3343275"/>
+            <wp:effectExtent t="0" r="0" b="0" l="0"/>
+            <wp:docPr id="1" name="dvr_delta.png" descr="DOC vs RAW Delta图" title="DOC vs RAW Delta图"/>
+            <wp:cNvGraphicFramePr>
+              <a:graphicFrameLocks xmlns:a="http://schemas.openxmlformats.org/drawingml/2006/main" noChangeAspect="1"/>
+            </wp:cNvGraphicFramePr>
+            <a:graphic xmlns:a="http://schemas.openxmlformats.org/drawingml/2006/main">
+              <a:graphicData uri="http://schemas.openxmlformats.org/drawingml/2006/picture">
+                <pic:pic xmlns:pic="http://schemas.openxmlformats.org/drawingml/2006/picture">
+                  <pic:nvPicPr>
+                    <pic:cNvPr id="0" name="" descr=""/>
+                    <pic:cNvPicPr>
+                      <a:picLocks noChangeAspect="1" noChangeArrowheads="1"/>
+                    </pic:cNvPicPr>
+                  </pic:nvPicPr>
+                  <pic:blipFill>
+                    <a:blip r:embed="rId18" cstate="none"/>
+                    <a:srcRect/>
+                    <a:stretch>
+                      <a:fillRect/>
+                    </a:stretch>
+                  </pic:blipFill>
+                  <pic:spPr bwMode="auto">
+                    <a:xfrm>
+                      <a:off x="0" y="0"/>
+                      <a:ext cx="5143500" cy="3343275"/>
+                    </a:xfrm>
+                    <a:prstGeom prst="rect">
+                      <a:avLst/>
+                    </a:prstGeom>
+                  </pic:spPr>
+                </pic:pic>
+              </a:graphicData>
+            </a:graphic>
+          </wp:inline>
+        </w:drawing>
+      </w:r>
+    </w:p>
+    <w:p>
+      <w:pPr>
+        <w:spacing w:after="100" w:before="0"/>
+        <w:jc w:val="center"/>
+      </w:pPr>
+      <w:r>
+        <w:rPr>
+          <w:rFonts w:ascii="Microsoft YaHei" w:cs="Microsoft YaHei" w:eastAsia="Microsoft YaHei" w:hAnsi="Microsoft YaHei"/>
+          <w:i/>
+          <w:iCs/>
+          <w:color w:val="666666"/>
+          <w:sz w:val="18"/>
+          <w:szCs w:val="18"/>
+        </w:rPr>
+        <w:t xml:space="preserve">DOC vs RAW Delta图</w:t>
+      </w:r>
+    </w:p>
+    <w:p>
+      <w:pPr>
+        <w:spacing w:after="40" w:before="120"/>
+        <w:jc w:val="center"/>
+      </w:pPr>
+      <w:r>
+        <w:drawing>
+          <wp:inline distT="0" distB="0" distL="0" distR="0">
+            <wp:extent cx="5143500" cy="3343275"/>
+            <wp:effectExtent t="0" r="0" b="0" l="0"/>
+            <wp:docPr id="1" name="dvr_radar.png" descr="DOC vs RAW 雷达图" title="DOC vs RAW 雷达图"/>
+            <wp:cNvGraphicFramePr>
+              <a:graphicFrameLocks xmlns:a="http://schemas.openxmlformats.org/drawingml/2006/main" noChangeAspect="1"/>
+            </wp:cNvGraphicFramePr>
+            <a:graphic xmlns:a="http://schemas.openxmlformats.org/drawingml/2006/main">
+              <a:graphicData uri="http://schemas.openxmlformats.org/drawingml/2006/picture">
+                <pic:pic xmlns:pic="http://schemas.openxmlformats.org/drawingml/2006/picture">
+                  <pic:nvPicPr>
+                    <pic:cNvPr id="0" name="" descr=""/>
+                    <pic:cNvPicPr>
+                      <a:picLocks noChangeAspect="1" noChangeArrowheads="1"/>
+                    </pic:cNvPicPr>
+                  </pic:nvPicPr>
+                  <pic:blipFill>
+                    <a:blip r:embed="rId19" cstate="none"/>
+                    <a:srcRect/>
+                    <a:stretch>
+                      <a:fillRect/>
+                    </a:stretch>
+                  </pic:blipFill>
+                  <pic:spPr bwMode="auto">
+                    <a:xfrm>
+                      <a:off x="0" y="0"/>
+                      <a:ext cx="5143500" cy="3343275"/>
+                    </a:xfrm>
+                    <a:prstGeom prst="rect">
+                      <a:avLst/>
+                    </a:prstGeom>
+                  </pic:spPr>
+                </pic:pic>
+              </a:graphicData>
+            </a:graphic>
+          </wp:inline>
+        </w:drawing>
+      </w:r>
+    </w:p>
+    <w:p>
+      <w:pPr>
+        <w:spacing w:after="100" w:before="0"/>
+        <w:jc w:val="center"/>
+      </w:pPr>
+      <w:r>
+        <w:rPr>
+          <w:rFonts w:ascii="Microsoft YaHei" w:cs="Microsoft YaHei" w:eastAsia="Microsoft YaHei" w:hAnsi="Microsoft YaHei"/>
+          <w:i/>
+          <w:iCs/>
+          <w:color w:val="666666"/>
+          <w:sz w:val="18"/>
+          <w:szCs w:val="18"/>
+        </w:rPr>
+        <w:t xml:space="preserve">DOC vs RAW 雷达图</w:t>
+      </w:r>
+    </w:p>
+    <w:p>
+      <w:pPr>
+        <w:spacing w:after="40" w:before="120"/>
+        <w:jc w:val="center"/>
+      </w:pPr>
+      <w:r>
+        <w:drawing>
+          <wp:inline distT="0" distB="0" distL="0" distR="0">
+            <wp:extent cx="5143500" cy="3343275"/>
+            <wp:effectExtent t="0" r="0" b="0" l="0"/>
+            <wp:docPr id="1" name="dvr_scatter.png" descr="DOC vs RAW 散点图" title="DOC vs RAW 散点图"/>
+            <wp:cNvGraphicFramePr>
+              <a:graphicFrameLocks xmlns:a="http://schemas.openxmlformats.org/drawingml/2006/main" noChangeAspect="1"/>
+            </wp:cNvGraphicFramePr>
+            <a:graphic xmlns:a="http://schemas.openxmlformats.org/drawingml/2006/main">
+              <a:graphicData uri="http://schemas.openxmlformats.org/drawingml/2006/picture">
+                <pic:pic xmlns:pic="http://schemas.openxmlformats.org/drawingml/2006/picture">
+                  <pic:nvPicPr>
+                    <pic:cNvPr id="0" name="" descr=""/>
+                    <pic:cNvPicPr>
+                      <a:picLocks noChangeAspect="1" noChangeArrowheads="1"/>
+                    </pic:cNvPicPr>
+                  </pic:nvPicPr>
+                  <pic:blipFill>
+                    <a:blip r:embed="rId20" cstate="none"/>
+                    <a:srcRect/>
+                    <a:stretch>
+                      <a:fillRect/>
+                    </a:stretch>
+                  </pic:blipFill>
+                  <pic:spPr bwMode="auto">
+                    <a:xfrm>
+                      <a:off x="0" y="0"/>
+                      <a:ext cx="5143500" cy="3343275"/>
+                    </a:xfrm>
+                    <a:prstGeom prst="rect">
+                      <a:avLst/>
+                    </a:prstGeom>
+                  </pic:spPr>
+                </pic:pic>
+              </a:graphicData>
+            </a:graphic>
+          </wp:inline>
+        </w:drawing>
+      </w:r>
+    </w:p>
+    <w:p>
+      <w:pPr>
+        <w:spacing w:after="100" w:before="0"/>
+        <w:jc w:val="center"/>
+      </w:pPr>
+      <w:r>
+        <w:rPr>
+          <w:rFonts w:ascii="Microsoft YaHei" w:cs="Microsoft YaHei" w:eastAsia="Microsoft YaHei" w:hAnsi="Microsoft YaHei"/>
+          <w:i/>
+          <w:iCs/>
+          <w:color w:val="666666"/>
+          <w:sz w:val="18"/>
+          <w:szCs w:val="18"/>
+        </w:rPr>
+        <w:t xml:space="preserve">DOC vs RAW 散点图</w:t>
       </w:r>
     </w:p>
     <w:p>
@@ -9072,22 +9070,12 @@
       <w:r>
         <w:rPr>
           <w:rFonts w:ascii="Microsoft YaHei" w:cs="Microsoft YaHei" w:eastAsia="Microsoft YaHei" w:hAnsi="Microsoft YaHei"/>
-          <w:b/>
-          <w:bCs/>
-          <w:sz w:val="21"/>
-          <w:szCs w:val="21"/>
-        </w:rPr>
-        <w:t xml:space="preserve">结论：</w:t>
-      </w:r>
-      <w:r>
-        <w:rPr>
-          <w:rFonts w:ascii="Microsoft YaHei" w:cs="Microsoft YaHei" w:eastAsia="Microsoft YaHei" w:hAnsi="Microsoft YaHei"/>
           <w:b w:val="false"/>
           <w:bCs w:val="false"/>
           <w:sz w:val="21"/>
           <w:szCs w:val="21"/>
         </w:rPr>
-        <w:t xml:space="preserve"> qwen3-vl-235b 在 system prompt 超过 5KB 后工具调用准确率开始下降，超过 8KB 后显著退化。这直接影响了 PHA 的 prompt 工程策略——需要精简 SOUL.md 或采用按需加载 skill 的方式控制上下文预算。</w:t>
+        <w:t xml:space="preserve">结论： qwen3-vl-235b 在 system prompt 超过 5KB 后工具调用准确率开始下降，超过 8KB 后显著退化。这直接影响了 PHA 的 prompt 工程策略——需要精简 SOUL.md 或采用按需加载 skill 的方式控制上下文预算。</w:t>
       </w:r>
     </w:p>
     <w:p>
@@ -10031,654 +10019,12 @@
       <w:r>
         <w:rPr>
           <w:rFonts w:ascii="Microsoft YaHei" w:cs="Microsoft YaHei" w:eastAsia="Microsoft YaHei" w:hAnsi="Microsoft YaHei"/>
-          <w:b/>
-          <w:bCs/>
-          <w:sz w:val="21"/>
-          <w:szCs w:val="21"/>
-        </w:rPr>
-        <w:t xml:space="preserve">关键发现：</w:t>
-      </w:r>
-      <w:r>
-        <w:rPr>
-          <w:rFonts w:ascii="Microsoft YaHei" w:cs="Microsoft YaHei" w:eastAsia="Microsoft YaHei" w:hAnsi="Microsoft YaHei"/>
           <w:b w:val="false"/>
           <w:bCs w:val="false"/>
           <w:sz w:val="21"/>
           <w:szCs w:val="21"/>
         </w:rPr>
-        <w:t xml:space="preserve"> assistant.content 为空串或 null 时 vLLM 返回空响应。这是 VL 适配层必须处理的兼容性问题。</w:t>
-      </w:r>
-    </w:p>
-    <w:p>
-      <w:pPr>
-        <w:pStyle w:val="Heading2"/>
-        <w:spacing w:after="120" w:before="240"/>
-      </w:pPr>
-      <w:r>
-        <w:rPr>
-          <w:rFonts w:ascii="Microsoft YaHei" w:cs="Microsoft YaHei" w:eastAsia="Microsoft YaHei" w:hAnsi="Microsoft YaHei"/>
-          <w:b/>
-          <w:bCs/>
-          <w:color w:val="2E75B6"/>
-          <w:sz w:val="28"/>
-          <w:szCs w:val="28"/>
-        </w:rPr>
-        <w:t xml:space="preserve">7. 综合结论与模型选型建议</w:t>
-      </w:r>
-    </w:p>
-    <w:p>
-      <w:pPr>
-        <w:pStyle w:val="Heading3"/>
-        <w:spacing w:after="100" w:before="200"/>
-      </w:pPr>
-      <w:r>
-        <w:rPr>
-          <w:rFonts w:ascii="Microsoft YaHei" w:cs="Microsoft YaHei" w:eastAsia="Microsoft YaHei" w:hAnsi="Microsoft YaHei"/>
-          <w:b/>
-          <w:bCs/>
-          <w:color w:val="404040"/>
-          <w:sz w:val="24"/>
-          <w:szCs w:val="24"/>
-        </w:rPr>
-        <w:t xml:space="preserve">7.1 模型推荐</w:t>
-      </w:r>
-    </w:p>
-    <w:tbl>
-      <w:tblPr>
-        <w:tblW w:type="auto" w:w="100"/>
-        <w:tblBorders>
-          <w:top w:val="single" w:color="auto" w:sz="4"/>
-          <w:left w:val="single" w:color="auto" w:sz="4"/>
-          <w:bottom w:val="single" w:color="auto" w:sz="4"/>
-          <w:right w:val="single" w:color="auto" w:sz="4"/>
-          <w:insideH w:val="single" w:color="auto" w:sz="4"/>
-          <w:insideV w:val="single" w:color="auto" w:sz="4"/>
-        </w:tblBorders>
-      </w:tblPr>
-      <w:tblGrid>
-        <w:gridCol w:w="3120"/>
-        <w:gridCol w:w="3120"/>
-        <w:gridCol w:w="3120"/>
-      </w:tblGrid>
-      <w:tr>
-        <w:trPr>
-          <w:tblHeader/>
-        </w:trPr>
-        <w:tc>
-          <w:tcPr>
-            <w:tcW w:type="dxa" w:w="3120"/>
-            <w:tcBorders>
-              <w:top w:val="single" w:color="BBBBBB" w:sz="1"/>
-              <w:left w:val="single" w:color="BBBBBB" w:sz="1"/>
-              <w:bottom w:val="single" w:color="BBBBBB" w:sz="1"/>
-              <w:right w:val="single" w:color="BBBBBB" w:sz="1"/>
-            </w:tcBorders>
-            <w:shd w:fill="D5E8F0" w:val="clear"/>
-          </w:tcPr>
-          <w:p>
-            <w:pPr>
-              <w:spacing w:after="30" w:before="30"/>
-            </w:pPr>
-            <w:r>
-              <w:rPr>
-                <w:rFonts w:ascii="Microsoft YaHei" w:cs="Microsoft YaHei" w:eastAsia="Microsoft YaHei" w:hAnsi="Microsoft YaHei"/>
-                <w:b/>
-                <w:bCs/>
-                <w:sz w:val="21"/>
-                <w:szCs w:val="21"/>
-              </w:rPr>
-              <w:t xml:space="preserve">场景</w:t>
-            </w:r>
-          </w:p>
-        </w:tc>
-        <w:tc>
-          <w:tcPr>
-            <w:tcW w:type="dxa" w:w="3120"/>
-            <w:tcBorders>
-              <w:top w:val="single" w:color="BBBBBB" w:sz="1"/>
-              <w:left w:val="single" w:color="BBBBBB" w:sz="1"/>
-              <w:bottom w:val="single" w:color="BBBBBB" w:sz="1"/>
-              <w:right w:val="single" w:color="BBBBBB" w:sz="1"/>
-            </w:tcBorders>
-            <w:shd w:fill="D5E8F0" w:val="clear"/>
-          </w:tcPr>
-          <w:p>
-            <w:pPr>
-              <w:spacing w:after="30" w:before="30"/>
-            </w:pPr>
-            <w:r>
-              <w:rPr>
-                <w:rFonts w:ascii="Microsoft YaHei" w:cs="Microsoft YaHei" w:eastAsia="Microsoft YaHei" w:hAnsi="Microsoft YaHei"/>
-                <w:b/>
-                <w:bCs/>
-                <w:sz w:val="21"/>
-                <w:szCs w:val="21"/>
-              </w:rPr>
-              <w:t xml:space="preserve">推荐模型</w:t>
-            </w:r>
-          </w:p>
-        </w:tc>
-        <w:tc>
-          <w:tcPr>
-            <w:tcW w:type="dxa" w:w="3120"/>
-            <w:tcBorders>
-              <w:top w:val="single" w:color="BBBBBB" w:sz="1"/>
-              <w:left w:val="single" w:color="BBBBBB" w:sz="1"/>
-              <w:bottom w:val="single" w:color="BBBBBB" w:sz="1"/>
-              <w:right w:val="single" w:color="BBBBBB" w:sz="1"/>
-            </w:tcBorders>
-            <w:shd w:fill="D5E8F0" w:val="clear"/>
-          </w:tcPr>
-          <w:p>
-            <w:pPr>
-              <w:spacing w:after="30" w:before="30"/>
-            </w:pPr>
-            <w:r>
-              <w:rPr>
-                <w:rFonts w:ascii="Microsoft YaHei" w:cs="Microsoft YaHei" w:eastAsia="Microsoft YaHei" w:hAnsi="Microsoft YaHei"/>
-                <w:b/>
-                <w:bCs/>
-                <w:sz w:val="21"/>
-                <w:szCs w:val="21"/>
-              </w:rPr>
-              <w:t xml:space="preserve">理由</w:t>
-            </w:r>
-          </w:p>
-        </w:tc>
-      </w:tr>
-      <w:tr>
-        <w:trPr>
-          <w:tblHeader w:val="false"/>
-        </w:trPr>
-        <w:tc>
-          <w:tcPr>
-            <w:tcW w:type="dxa" w:w="3120"/>
-            <w:tcBorders>
-              <w:top w:val="single" w:color="BBBBBB" w:sz="1"/>
-              <w:left w:val="single" w:color="BBBBBB" w:sz="1"/>
-              <w:bottom w:val="single" w:color="BBBBBB" w:sz="1"/>
-              <w:right w:val="single" w:color="BBBBBB" w:sz="1"/>
-            </w:tcBorders>
-          </w:tcPr>
-          <w:p>
-            <w:pPr>
-              <w:spacing w:after="30" w:before="30"/>
-            </w:pPr>
-            <w:r>
-              <w:rPr>
-                <w:rFonts w:ascii="Microsoft YaHei" w:cs="Microsoft YaHei" w:eastAsia="Microsoft YaHei" w:hAnsi="Microsoft YaHei"/>
-                <w:b w:val="false"/>
-                <w:bCs w:val="false"/>
-                <w:sz w:val="21"/>
-                <w:szCs w:val="21"/>
-              </w:rPr>
-              <w:t xml:space="preserve">端侧部署（资源受限）</w:t>
-            </w:r>
-          </w:p>
-        </w:tc>
-        <w:tc>
-          <w:tcPr>
-            <w:tcW w:type="dxa" w:w="3120"/>
-            <w:tcBorders>
-              <w:top w:val="single" w:color="BBBBBB" w:sz="1"/>
-              <w:left w:val="single" w:color="BBBBBB" w:sz="1"/>
-              <w:bottom w:val="single" w:color="BBBBBB" w:sz="1"/>
-              <w:right w:val="single" w:color="BBBBBB" w:sz="1"/>
-            </w:tcBorders>
-          </w:tcPr>
-          <w:p>
-            <w:pPr>
-              <w:spacing w:after="30" w:before="30"/>
-            </w:pPr>
-            <w:r>
-              <w:rPr>
-                <w:rFonts w:ascii="Microsoft YaHei" w:cs="Microsoft YaHei" w:eastAsia="Microsoft YaHei" w:hAnsi="Microsoft YaHei"/>
-                <w:b w:val="false"/>
-                <w:bCs w:val="false"/>
-                <w:sz w:val="21"/>
-                <w:szCs w:val="21"/>
-              </w:rPr>
-              <w:t xml:space="preserve">Qwen3.5-122B (10B active)</w:t>
-            </w:r>
-          </w:p>
-        </w:tc>
-        <w:tc>
-          <w:tcPr>
-            <w:tcW w:type="dxa" w:w="3120"/>
-            <w:tcBorders>
-              <w:top w:val="single" w:color="BBBBBB" w:sz="1"/>
-              <w:left w:val="single" w:color="BBBBBB" w:sz="1"/>
-              <w:bottom w:val="single" w:color="BBBBBB" w:sz="1"/>
-              <w:right w:val="single" w:color="BBBBBB" w:sz="1"/>
-            </w:tcBorders>
-          </w:tcPr>
-          <w:p>
-            <w:pPr>
-              <w:spacing w:after="30" w:before="30"/>
-            </w:pPr>
-            <w:r>
-              <w:rPr>
-                <w:rFonts w:ascii="Microsoft YaHei" w:cs="Microsoft YaHei" w:eastAsia="Microsoft YaHei" w:hAnsi="Microsoft YaHei"/>
-                <w:b w:val="false"/>
-                <w:bCs w:val="false"/>
-                <w:sz w:val="21"/>
-                <w:szCs w:val="21"/>
-              </w:rPr>
-              <w:t xml:space="preserve">成本效率比最优，但需防范幻觉</w:t>
-            </w:r>
-          </w:p>
-        </w:tc>
-      </w:tr>
-      <w:tr>
-        <w:trPr>
-          <w:tblHeader w:val="false"/>
-        </w:trPr>
-        <w:tc>
-          <w:tcPr>
-            <w:tcW w:type="dxa" w:w="3120"/>
-            <w:tcBorders>
-              <w:top w:val="single" w:color="BBBBBB" w:sz="1"/>
-              <w:left w:val="single" w:color="BBBBBB" w:sz="1"/>
-              <w:bottom w:val="single" w:color="BBBBBB" w:sz="1"/>
-              <w:right w:val="single" w:color="BBBBBB" w:sz="1"/>
-            </w:tcBorders>
-          </w:tcPr>
-          <w:p>
-            <w:pPr>
-              <w:spacing w:after="30" w:before="30"/>
-            </w:pPr>
-            <w:r>
-              <w:rPr>
-                <w:rFonts w:ascii="Microsoft YaHei" w:cs="Microsoft YaHei" w:eastAsia="Microsoft YaHei" w:hAnsi="Microsoft YaHei"/>
-                <w:b w:val="false"/>
-                <w:bCs w:val="false"/>
-                <w:sz w:val="21"/>
-                <w:szCs w:val="21"/>
-              </w:rPr>
-              <w:t xml:space="preserve">云侧部署（质量优先）</w:t>
-            </w:r>
-          </w:p>
-        </w:tc>
-        <w:tc>
-          <w:tcPr>
-            <w:tcW w:type="dxa" w:w="3120"/>
-            <w:tcBorders>
-              <w:top w:val="single" w:color="BBBBBB" w:sz="1"/>
-              <w:left w:val="single" w:color="BBBBBB" w:sz="1"/>
-              <w:bottom w:val="single" w:color="BBBBBB" w:sz="1"/>
-              <w:right w:val="single" w:color="BBBBBB" w:sz="1"/>
-            </w:tcBorders>
-          </w:tcPr>
-          <w:p>
-            <w:pPr>
-              <w:spacing w:after="30" w:before="30"/>
-            </w:pPr>
-            <w:r>
-              <w:rPr>
-                <w:rFonts w:ascii="Microsoft YaHei" w:cs="Microsoft YaHei" w:eastAsia="Microsoft YaHei" w:hAnsi="Microsoft YaHei"/>
-                <w:b w:val="false"/>
-                <w:bCs w:val="false"/>
-                <w:sz w:val="21"/>
-                <w:szCs w:val="21"/>
-              </w:rPr>
-              <w:t xml:space="preserve">Qwen3.5-397B</w:t>
-            </w:r>
-          </w:p>
-        </w:tc>
-        <w:tc>
-          <w:tcPr>
-            <w:tcW w:type="dxa" w:w="3120"/>
-            <w:tcBorders>
-              <w:top w:val="single" w:color="BBBBBB" w:sz="1"/>
-              <w:left w:val="single" w:color="BBBBBB" w:sz="1"/>
-              <w:bottom w:val="single" w:color="BBBBBB" w:sz="1"/>
-              <w:right w:val="single" w:color="BBBBBB" w:sz="1"/>
-            </w:tcBorders>
-          </w:tcPr>
-          <w:p>
-            <w:pPr>
-              <w:spacing w:after="30" w:before="30"/>
-            </w:pPr>
-            <w:r>
-              <w:rPr>
-                <w:rFonts w:ascii="Microsoft YaHei" w:cs="Microsoft YaHei" w:eastAsia="Microsoft YaHei" w:hAnsi="Microsoft YaHei"/>
-                <w:b w:val="false"/>
-                <w:bCs w:val="false"/>
-                <w:sz w:val="21"/>
-                <w:szCs w:val="21"/>
-              </w:rPr>
-              <w:t xml:space="preserve">综合表现最稳定，消融实验中条件 D 各维度 8+</w:t>
-            </w:r>
-          </w:p>
-        </w:tc>
-      </w:tr>
-      <w:tr>
-        <w:trPr>
-          <w:tblHeader w:val="false"/>
-        </w:trPr>
-        <w:tc>
-          <w:tcPr>
-            <w:tcW w:type="dxa" w:w="3120"/>
-            <w:tcBorders>
-              <w:top w:val="single" w:color="BBBBBB" w:sz="1"/>
-              <w:left w:val="single" w:color="BBBBBB" w:sz="1"/>
-              <w:bottom w:val="single" w:color="BBBBBB" w:sz="1"/>
-              <w:right w:val="single" w:color="BBBBBB" w:sz="1"/>
-            </w:tcBorders>
-          </w:tcPr>
-          <w:p>
-            <w:pPr>
-              <w:spacing w:after="30" w:before="30"/>
-            </w:pPr>
-            <w:r>
-              <w:rPr>
-                <w:rFonts w:ascii="Microsoft YaHei" w:cs="Microsoft YaHei" w:eastAsia="Microsoft YaHei" w:hAnsi="Microsoft YaHei"/>
-                <w:b w:val="false"/>
-                <w:bCs w:val="false"/>
-                <w:sz w:val="21"/>
-                <w:szCs w:val="21"/>
-              </w:rPr>
-              <w:t xml:space="preserve">VL 专项（图片理解优先）</w:t>
-            </w:r>
-          </w:p>
-        </w:tc>
-        <w:tc>
-          <w:tcPr>
-            <w:tcW w:type="dxa" w:w="3120"/>
-            <w:tcBorders>
-              <w:top w:val="single" w:color="BBBBBB" w:sz="1"/>
-              <w:left w:val="single" w:color="BBBBBB" w:sz="1"/>
-              <w:bottom w:val="single" w:color="BBBBBB" w:sz="1"/>
-              <w:right w:val="single" w:color="BBBBBB" w:sz="1"/>
-            </w:tcBorders>
-          </w:tcPr>
-          <w:p>
-            <w:pPr>
-              <w:spacing w:after="30" w:before="30"/>
-            </w:pPr>
-            <w:r>
-              <w:rPr>
-                <w:rFonts w:ascii="Microsoft YaHei" w:cs="Microsoft YaHei" w:eastAsia="Microsoft YaHei" w:hAnsi="Microsoft YaHei"/>
-                <w:b w:val="false"/>
-                <w:bCs w:val="false"/>
-                <w:sz w:val="21"/>
-                <w:szCs w:val="21"/>
-              </w:rPr>
-              <w:t xml:space="preserve">Qwen3VL-235B-A22B</w:t>
-            </w:r>
-          </w:p>
-        </w:tc>
-        <w:tc>
-          <w:tcPr>
-            <w:tcW w:type="dxa" w:w="3120"/>
-            <w:tcBorders>
-              <w:top w:val="single" w:color="BBBBBB" w:sz="1"/>
-              <w:left w:val="single" w:color="BBBBBB" w:sz="1"/>
-              <w:bottom w:val="single" w:color="BBBBBB" w:sz="1"/>
-              <w:right w:val="single" w:color="BBBBBB" w:sz="1"/>
-            </w:tcBorders>
-          </w:tcPr>
-          <w:p>
-            <w:pPr>
-              <w:spacing w:after="30" w:before="30"/>
-            </w:pPr>
-            <w:r>
-              <w:rPr>
-                <w:rFonts w:ascii="Microsoft YaHei" w:cs="Microsoft YaHei" w:eastAsia="Microsoft YaHei" w:hAnsi="Microsoft YaHei"/>
-                <w:b w:val="false"/>
-                <w:bCs w:val="false"/>
-                <w:sz w:val="21"/>
-                <w:szCs w:val="21"/>
-              </w:rPr>
-              <w:t xml:space="preserve">工具调用链路最完整</w:t>
-            </w:r>
-          </w:p>
-        </w:tc>
-      </w:tr>
-      <w:tr>
-        <w:trPr>
-          <w:tblHeader w:val="false"/>
-        </w:trPr>
-        <w:tc>
-          <w:tcPr>
-            <w:tcW w:type="dxa" w:w="3120"/>
-            <w:tcBorders>
-              <w:top w:val="single" w:color="BBBBBB" w:sz="1"/>
-              <w:left w:val="single" w:color="BBBBBB" w:sz="1"/>
-              <w:bottom w:val="single" w:color="BBBBBB" w:sz="1"/>
-              <w:right w:val="single" w:color="BBBBBB" w:sz="1"/>
-            </w:tcBorders>
-          </w:tcPr>
-          <w:p>
-            <w:pPr>
-              <w:spacing w:after="30" w:before="30"/>
-            </w:pPr>
-            <w:r>
-              <w:rPr>
-                <w:rFonts w:ascii="Microsoft YaHei" w:cs="Microsoft YaHei" w:eastAsia="Microsoft YaHei" w:hAnsi="Microsoft YaHei"/>
-                <w:b w:val="false"/>
-                <w:bCs w:val="false"/>
-                <w:sz w:val="21"/>
-                <w:szCs w:val="21"/>
-              </w:rPr>
-              <w:t xml:space="preserve">不推荐</w:t>
-            </w:r>
-          </w:p>
-        </w:tc>
-        <w:tc>
-          <w:tcPr>
-            <w:tcW w:type="dxa" w:w="3120"/>
-            <w:tcBorders>
-              <w:top w:val="single" w:color="BBBBBB" w:sz="1"/>
-              <w:left w:val="single" w:color="BBBBBB" w:sz="1"/>
-              <w:bottom w:val="single" w:color="BBBBBB" w:sz="1"/>
-              <w:right w:val="single" w:color="BBBBBB" w:sz="1"/>
-            </w:tcBorders>
-          </w:tcPr>
-          <w:p>
-            <w:pPr>
-              <w:spacing w:after="30" w:before="30"/>
-            </w:pPr>
-            <w:r>
-              <w:rPr>
-                <w:rFonts w:ascii="Microsoft YaHei" w:cs="Microsoft YaHei" w:eastAsia="Microsoft YaHei" w:hAnsi="Microsoft YaHei"/>
-                <w:b w:val="false"/>
-                <w:bCs w:val="false"/>
-                <w:sz w:val="21"/>
-                <w:szCs w:val="21"/>
-              </w:rPr>
-              <w:t xml:space="preserve">GLM-4.6V</w:t>
-            </w:r>
-          </w:p>
-        </w:tc>
-        <w:tc>
-          <w:tcPr>
-            <w:tcW w:type="dxa" w:w="3120"/>
-            <w:tcBorders>
-              <w:top w:val="single" w:color="BBBBBB" w:sz="1"/>
-              <w:left w:val="single" w:color="BBBBBB" w:sz="1"/>
-              <w:bottom w:val="single" w:color="BBBBBB" w:sz="1"/>
-              <w:right w:val="single" w:color="BBBBBB" w:sz="1"/>
-            </w:tcBorders>
-          </w:tcPr>
-          <w:p>
-            <w:pPr>
-              <w:spacing w:after="30" w:before="30"/>
-            </w:pPr>
-            <w:r>
-              <w:rPr>
-                <w:rFonts w:ascii="Microsoft YaHei" w:cs="Microsoft YaHei" w:eastAsia="Microsoft YaHei" w:hAnsi="Microsoft YaHei"/>
-                <w:b w:val="false"/>
-                <w:bCs w:val="false"/>
-                <w:sz w:val="21"/>
-                <w:szCs w:val="21"/>
-              </w:rPr>
-              <w:t xml:space="preserve">crash 率过高（~30%），生产环境不可接受</w:t>
-            </w:r>
-          </w:p>
-        </w:tc>
-      </w:tr>
-    </w:tbl>
-    <w:p>
-      <w:pPr>
-        <w:spacing w:after="100"/>
-      </w:pPr>
-    </w:p>
-    <w:p>
-      <w:pPr>
-        <w:pStyle w:val="Heading3"/>
-        <w:spacing w:after="100" w:before="200"/>
-      </w:pPr>
-      <w:r>
-        <w:rPr>
-          <w:rFonts w:ascii="Microsoft YaHei" w:cs="Microsoft YaHei" w:eastAsia="Microsoft YaHei" w:hAnsi="Microsoft YaHei"/>
-          <w:b/>
-          <w:bCs/>
-          <w:color w:val="404040"/>
-          <w:sz w:val="24"/>
-          <w:szCs w:val="24"/>
-        </w:rPr>
-        <w:t xml:space="preserve">7.2 待改进方向</w:t>
-      </w:r>
-    </w:p>
-    <w:p>
-      <w:pPr>
-        <w:spacing w:after="50" w:before="50"/>
-      </w:pPr>
-      <w:r>
-        <w:rPr>
-          <w:rFonts w:ascii="Microsoft YaHei" w:cs="Microsoft YaHei" w:eastAsia="Microsoft YaHei" w:hAnsi="Microsoft YaHei"/>
-          <w:b w:val="false"/>
-          <w:bCs w:val="false"/>
-          <w:sz w:val="21"/>
-          <w:szCs w:val="21"/>
-        </w:rPr>
-        <w:t xml:space="preserve">1. </w:t>
-      </w:r>
-      <w:r>
-        <w:rPr>
-          <w:rFonts w:ascii="Microsoft YaHei" w:cs="Microsoft YaHei" w:eastAsia="Microsoft YaHei" w:hAnsi="Microsoft YaHei"/>
-          <w:b/>
-          <w:bCs/>
-          <w:sz w:val="21"/>
-          <w:szCs w:val="21"/>
-        </w:rPr>
-        <w:t xml:space="preserve">工具调用时机</w:t>
-      </w:r>
-      <w:r>
-        <w:rPr>
-          <w:rFonts w:ascii="Microsoft YaHei" w:cs="Microsoft YaHei" w:eastAsia="Microsoft YaHei" w:hAnsi="Microsoft YaHei"/>
-          <w:b w:val="false"/>
-          <w:bCs w:val="false"/>
-          <w:sz w:val="21"/>
-          <w:szCs w:val="21"/>
-        </w:rPr>
-        <w:t xml:space="preserve">：所有模型在异常 case 下的云侧工具调用率过低，需通过 prompt 强化或 skill 注入改进</w:t>
-      </w:r>
-    </w:p>
-    <w:p>
-      <w:pPr>
-        <w:spacing w:after="50" w:before="50"/>
-      </w:pPr>
-      <w:r>
-        <w:rPr>
-          <w:rFonts w:ascii="Microsoft YaHei" w:cs="Microsoft YaHei" w:eastAsia="Microsoft YaHei" w:hAnsi="Microsoft YaHei"/>
-          <w:b w:val="false"/>
-          <w:bCs w:val="false"/>
-          <w:sz w:val="21"/>
-          <w:szCs w:val="21"/>
-        </w:rPr>
-        <w:t xml:space="preserve">2. </w:t>
-      </w:r>
-      <w:r>
-        <w:rPr>
-          <w:rFonts w:ascii="Microsoft YaHei" w:cs="Microsoft YaHei" w:eastAsia="Microsoft YaHei" w:hAnsi="Microsoft YaHei"/>
-          <w:b/>
-          <w:bCs/>
-          <w:sz w:val="21"/>
-          <w:szCs w:val="21"/>
-        </w:rPr>
-        <w:t xml:space="preserve">幻觉控制</w:t>
-      </w:r>
-      <w:r>
-        <w:rPr>
-          <w:rFonts w:ascii="Microsoft YaHei" w:cs="Microsoft YaHei" w:eastAsia="Microsoft YaHei" w:hAnsi="Microsoft YaHei"/>
-          <w:b w:val="false"/>
-          <w:bCs w:val="false"/>
-          <w:sz w:val="21"/>
-          <w:szCs w:val="21"/>
-        </w:rPr>
-        <w:t xml:space="preserve">：中等参数模型（122B/235B）仍存在数据编造，需引入 grounding 机制</w:t>
-      </w:r>
-    </w:p>
-    <w:p>
-      <w:pPr>
-        <w:spacing w:after="50" w:before="50"/>
-      </w:pPr>
-      <w:r>
-        <w:rPr>
-          <w:rFonts w:ascii="Microsoft YaHei" w:cs="Microsoft YaHei" w:eastAsia="Microsoft YaHei" w:hAnsi="Microsoft YaHei"/>
-          <w:b w:val="false"/>
-          <w:bCs w:val="false"/>
-          <w:sz w:val="21"/>
-          <w:szCs w:val="21"/>
-        </w:rPr>
-        <w:t xml:space="preserve">3. </w:t>
-      </w:r>
-      <w:r>
-        <w:rPr>
-          <w:rFonts w:ascii="Microsoft YaHei" w:cs="Microsoft YaHei" w:eastAsia="Microsoft YaHei" w:hAnsi="Microsoft YaHei"/>
-          <w:b/>
-          <w:bCs/>
-          <w:sz w:val="21"/>
-          <w:szCs w:val="21"/>
-        </w:rPr>
-        <w:t xml:space="preserve">上下文预算</w:t>
-      </w:r>
-      <w:r>
-        <w:rPr>
-          <w:rFonts w:ascii="Microsoft YaHei" w:cs="Microsoft YaHei" w:eastAsia="Microsoft YaHei" w:hAnsi="Microsoft YaHei"/>
-          <w:b w:val="false"/>
-          <w:bCs w:val="false"/>
-          <w:sz w:val="21"/>
-          <w:szCs w:val="21"/>
-        </w:rPr>
-        <w:t xml:space="preserve">：VL 模型在 5KB+ prompt 下退化，需优化 SOUL.md 精简或 skill 按需加载策略</w:t>
-      </w:r>
-    </w:p>
-    <w:p>
-      <w:pPr>
-        <w:spacing w:after="50" w:before="50"/>
-      </w:pPr>
-      <w:r>
-        <w:rPr>
-          <w:rFonts w:ascii="Microsoft YaHei" w:cs="Microsoft YaHei" w:eastAsia="Microsoft YaHei" w:hAnsi="Microsoft YaHei"/>
-          <w:b w:val="false"/>
-          <w:bCs w:val="false"/>
-          <w:sz w:val="21"/>
-          <w:szCs w:val="21"/>
-        </w:rPr>
-        <w:t xml:space="preserve">4. </w:t>
-      </w:r>
-      <w:r>
-        <w:rPr>
-          <w:rFonts w:ascii="Microsoft YaHei" w:cs="Microsoft YaHei" w:eastAsia="Microsoft YaHei" w:hAnsi="Microsoft YaHei"/>
-          <w:b/>
-          <w:bCs/>
-          <w:sz w:val="21"/>
-          <w:szCs w:val="21"/>
-        </w:rPr>
-        <w:t xml:space="preserve">Agent Loop 完整性</w:t>
-      </w:r>
-      <w:r>
-        <w:rPr>
-          <w:rFonts w:ascii="Microsoft YaHei" w:cs="Microsoft YaHei" w:eastAsia="Microsoft YaHei" w:hAnsi="Microsoft YaHei"/>
-          <w:b w:val="false"/>
-          <w:bCs w:val="false"/>
-          <w:sz w:val="21"/>
-          <w:szCs w:val="21"/>
-        </w:rPr>
-        <w:t xml:space="preserve">：多模型存在「调完工具不回复」的问题，需优化 agent 循环中断检测</w:t>
+        <w:t xml:space="preserve">关键发现： assistant.content 为空串或 null 时 vLLM 返回空响应。这是 VL 适配层必须处理的兼容性问题。</w:t>
       </w:r>
     </w:p>
     <w:sectPr>

--- a/docs/02-模型性能测试报告.docx
+++ b/docs/02-模型性能测试报告.docx
@@ -2322,7 +2322,7 @@
       <w:r>
         <w:drawing>
           <wp:inline distT="0" distB="0" distL="0" distR="0">
-            <wp:extent cx="5143500" cy="3343275"/>
+            <wp:extent cx="5143500" cy="2181225"/>
             <wp:effectExtent t="0" r="0" b="0" l="0"/>
             <wp:docPr id="1" name="vl_grouped_bar.png" descr="11模型分组柱状图" title="11模型分组柱状图"/>
             <wp:cNvGraphicFramePr>
@@ -2347,7 +2347,7 @@
                   <pic:spPr bwMode="auto">
                     <a:xfrm>
                       <a:off x="0" y="0"/>
-                      <a:ext cx="5143500" cy="3343275"/>
+                      <a:ext cx="5143500" cy="2181225"/>
                     </a:xfrm>
                     <a:prstGeom prst="rect">
                       <a:avLst/>
@@ -2385,7 +2385,7 @@
       <w:r>
         <w:drawing>
           <wp:inline distT="0" distB="0" distL="0" distR="0">
-            <wp:extent cx="5143500" cy="3343275"/>
+            <wp:extent cx="5143500" cy="4029075"/>
             <wp:effectExtent t="0" r="0" b="0" l="0"/>
             <wp:docPr id="1" name="vl_radar_overlay.png" descr="11模型雷达图" title="11模型雷达图"/>
             <wp:cNvGraphicFramePr>
@@ -2410,7 +2410,7 @@
                   <pic:spPr bwMode="auto">
                     <a:xfrm>
                       <a:off x="0" y="0"/>
-                      <a:ext cx="5143500" cy="3343275"/>
+                      <a:ext cx="5143500" cy="4029075"/>
                     </a:xfrm>
                     <a:prstGeom prst="rect">
                       <a:avLst/>
@@ -2448,7 +2448,7 @@
       <w:r>
         <w:drawing>
           <wp:inline distT="0" distB="0" distL="0" distR="0">
-            <wp:extent cx="5143500" cy="3343275"/>
+            <wp:extent cx="5010150" cy="4762500"/>
             <wp:effectExtent t="0" r="0" b="0" l="0"/>
             <wp:docPr id="1" name="vl_model_heatmap.png" descr="模型热力图" title="模型热力图"/>
             <wp:cNvGraphicFramePr>
@@ -2473,7 +2473,7 @@
                   <pic:spPr bwMode="auto">
                     <a:xfrm>
                       <a:off x="0" y="0"/>
-                      <a:ext cx="5143500" cy="3343275"/>
+                      <a:ext cx="5010150" cy="4762500"/>
                     </a:xfrm>
                     <a:prstGeom prst="rect">
                       <a:avLst/>
@@ -5111,7 +5111,7 @@
       <w:r>
         <w:drawing>
           <wp:inline distT="0" distB="0" distL="0" distR="0">
-            <wp:extent cx="5143500" cy="3343275"/>
+            <wp:extent cx="5143500" cy="2543175"/>
             <wp:effectExtent t="0" r="0" b="0" l="0"/>
             <wp:docPr id="1" name="onapp_bar_overall.png" descr="消融增益柱状图" title="消融增益柱状图"/>
             <wp:cNvGraphicFramePr>
@@ -5136,7 +5136,7 @@
                   <pic:spPr bwMode="auto">
                     <a:xfrm>
                       <a:off x="0" y="0"/>
-                      <a:ext cx="5143500" cy="3343275"/>
+                      <a:ext cx="5143500" cy="2543175"/>
                     </a:xfrm>
                     <a:prstGeom prst="rect">
                       <a:avLst/>
@@ -5174,7 +5174,7 @@
       <w:r>
         <w:drawing>
           <wp:inline distT="0" distB="0" distL="0" distR="0">
-            <wp:extent cx="5143500" cy="3343275"/>
+            <wp:extent cx="5143500" cy="4429125"/>
             <wp:effectExtent t="0" r="0" b="0" l="0"/>
             <wp:docPr id="1" name="onapp_radar_dims.png" descr="消融雷达图" title="消融雷达图"/>
             <wp:cNvGraphicFramePr>
@@ -5199,7 +5199,7 @@
                   <pic:spPr bwMode="auto">
                     <a:xfrm>
                       <a:off x="0" y="0"/>
-                      <a:ext cx="5143500" cy="3343275"/>
+                      <a:ext cx="5143500" cy="4429125"/>
                     </a:xfrm>
                     <a:prstGeom prst="rect">
                       <a:avLst/>
@@ -5237,7 +5237,7 @@
       <w:r>
         <w:drawing>
           <wp:inline distT="0" distB="0" distL="0" distR="0">
-            <wp:extent cx="5143500" cy="3343275"/>
+            <wp:extent cx="5143500" cy="1990725"/>
             <wp:effectExtent t="0" r="0" b="0" l="0"/>
             <wp:docPr id="1" name="onapp_heatmap_dims.png" descr="消融热力图" title="消融热力图"/>
             <wp:cNvGraphicFramePr>
@@ -5262,7 +5262,7 @@
                   <pic:spPr bwMode="auto">
                     <a:xfrm>
                       <a:off x="0" y="0"/>
-                      <a:ext cx="5143500" cy="3343275"/>
+                      <a:ext cx="5143500" cy="1990725"/>
                     </a:xfrm>
                     <a:prstGeom prst="rect">
                       <a:avLst/>
@@ -5300,7 +5300,7 @@
       <w:r>
         <w:drawing>
           <wp:inline distT="0" distB="0" distL="0" distR="0">
-            <wp:extent cx="5143500" cy="3343275"/>
+            <wp:extent cx="5143500" cy="3067050"/>
             <wp:effectExtent t="0" r="0" b="0" l="0"/>
             <wp:docPr id="1" name="onapp_ablation_delta.png" descr="消融Delta图" title="消融Delta图"/>
             <wp:cNvGraphicFramePr>
@@ -5325,7 +5325,7 @@
                   <pic:spPr bwMode="auto">
                     <a:xfrm>
                       <a:off x="0" y="0"/>
-                      <a:ext cx="5143500" cy="3343275"/>
+                      <a:ext cx="5143500" cy="3067050"/>
                     </a:xfrm>
                     <a:prstGeom prst="rect">
                       <a:avLst/>
@@ -7814,47 +7814,13 @@
     </w:p>
     <w:p>
       <w:pPr>
-        <w:spacing w:after="50" w:before="50"/>
-      </w:pPr>
-      <w:r>
-        <w:rPr>
-          <w:rFonts w:ascii="Microsoft YaHei" w:cs="Microsoft YaHei" w:eastAsia="Microsoft YaHei" w:hAnsi="Microsoft YaHei"/>
-          <w:b w:val="false"/>
-          <w:bCs w:val="false"/>
-          <w:sz w:val="21"/>
-          <w:szCs w:val="21"/>
-        </w:rPr>
-        <w:t xml:space="preserve">可视化见 </w:t>
-      </w:r>
-      <w:r>
-        <w:rPr>
-          <w:rFonts w:ascii="Consolas" w:cs="Consolas" w:eastAsia="Consolas" w:hAnsi="Consolas"/>
-          <w:color w:val="C7254E"/>
-          <w:sz w:val="19"/>
-          <w:szCs w:val="19"/>
-        </w:rPr>
-        <w:t xml:space="preserve">tests/vl-eval/results/dvr_20260326_1405/charts/</w:t>
-      </w:r>
-      <w:r>
-        <w:rPr>
-          <w:rFonts w:ascii="Microsoft YaHei" w:cs="Microsoft YaHei" w:eastAsia="Microsoft YaHei" w:hAnsi="Microsoft YaHei"/>
-          <w:b w:val="false"/>
-          <w:bCs w:val="false"/>
-          <w:sz w:val="21"/>
-          <w:szCs w:val="21"/>
-        </w:rPr>
-        <w:t xml:space="preserve">（bar_overall.png, heatmap.png, delta.png, radar.png, scatter.png）</w:t>
-      </w:r>
-    </w:p>
-    <w:p>
-      <w:pPr>
         <w:spacing w:after="40" w:before="120"/>
         <w:jc w:val="center"/>
       </w:pPr>
       <w:r>
         <w:drawing>
           <wp:inline distT="0" distB="0" distL="0" distR="0">
-            <wp:extent cx="5143500" cy="3343275"/>
+            <wp:extent cx="5143500" cy="2057400"/>
             <wp:effectExtent t="0" r="0" b="0" l="0"/>
             <wp:docPr id="1" name="dvr_bar_overall.png" descr="DOC vs RAW 柱状图" title="DOC vs RAW 柱状图"/>
             <wp:cNvGraphicFramePr>
@@ -7879,7 +7845,7 @@
                   <pic:spPr bwMode="auto">
                     <a:xfrm>
                       <a:off x="0" y="0"/>
-                      <a:ext cx="5143500" cy="3343275"/>
+                      <a:ext cx="5143500" cy="2057400"/>
                     </a:xfrm>
                     <a:prstGeom prst="rect">
                       <a:avLst/>
@@ -7917,7 +7883,7 @@
       <w:r>
         <w:drawing>
           <wp:inline distT="0" distB="0" distL="0" distR="0">
-            <wp:extent cx="5143500" cy="3343275"/>
+            <wp:extent cx="5143500" cy="1190625"/>
             <wp:effectExtent t="0" r="0" b="0" l="0"/>
             <wp:docPr id="1" name="dvr_heatmap.png" descr="DOC vs RAW 热力图" title="DOC vs RAW 热力图"/>
             <wp:cNvGraphicFramePr>
@@ -7942,7 +7908,7 @@
                   <pic:spPr bwMode="auto">
                     <a:xfrm>
                       <a:off x="0" y="0"/>
-                      <a:ext cx="5143500" cy="3343275"/>
+                      <a:ext cx="5143500" cy="1190625"/>
                     </a:xfrm>
                     <a:prstGeom prst="rect">
                       <a:avLst/>
@@ -7980,7 +7946,7 @@
       <w:r>
         <w:drawing>
           <wp:inline distT="0" distB="0" distL="0" distR="0">
-            <wp:extent cx="5143500" cy="3343275"/>
+            <wp:extent cx="5143500" cy="3086100"/>
             <wp:effectExtent t="0" r="0" b="0" l="0"/>
             <wp:docPr id="1" name="dvr_delta.png" descr="DOC vs RAW Delta图" title="DOC vs RAW Delta图"/>
             <wp:cNvGraphicFramePr>
@@ -8005,7 +7971,7 @@
                   <pic:spPr bwMode="auto">
                     <a:xfrm>
                       <a:off x="0" y="0"/>
-                      <a:ext cx="5143500" cy="3343275"/>
+                      <a:ext cx="5143500" cy="3086100"/>
                     </a:xfrm>
                     <a:prstGeom prst="rect">
                       <a:avLst/>
@@ -8043,7 +8009,7 @@
       <w:r>
         <w:drawing>
           <wp:inline distT="0" distB="0" distL="0" distR="0">
-            <wp:extent cx="5143500" cy="3343275"/>
+            <wp:extent cx="4762500" cy="4762500"/>
             <wp:effectExtent t="0" r="0" b="0" l="0"/>
             <wp:docPr id="1" name="dvr_radar.png" descr="DOC vs RAW 雷达图" title="DOC vs RAW 雷达图"/>
             <wp:cNvGraphicFramePr>
@@ -8068,7 +8034,7 @@
                   <pic:spPr bwMode="auto">
                     <a:xfrm>
                       <a:off x="0" y="0"/>
-                      <a:ext cx="5143500" cy="3343275"/>
+                      <a:ext cx="4762500" cy="4762500"/>
                     </a:xfrm>
                     <a:prstGeom prst="rect">
                       <a:avLst/>
@@ -8106,7 +8072,7 @@
       <w:r>
         <w:drawing>
           <wp:inline distT="0" distB="0" distL="0" distR="0">
-            <wp:extent cx="5143500" cy="3343275"/>
+            <wp:extent cx="4762500" cy="4762500"/>
             <wp:effectExtent t="0" r="0" b="0" l="0"/>
             <wp:docPr id="1" name="dvr_scatter.png" descr="DOC vs RAW 散点图" title="DOC vs RAW 散点图"/>
             <wp:cNvGraphicFramePr>
@@ -8131,7 +8097,7 @@
                   <pic:spPr bwMode="auto">
                     <a:xfrm>
                       <a:off x="0" y="0"/>
-                      <a:ext cx="5143500" cy="3343275"/>
+                      <a:ext cx="4762500" cy="4762500"/>
                     </a:xfrm>
                     <a:prstGeom prst="rect">
                       <a:avLst/>
@@ -10026,6 +9992,2031 @@
         </w:rPr>
         <w:t xml:space="preserve">关键发现： assistant.content 为空串或 null 时 vLLM 返回空响应。这是 VL 适配层必须处理的兼容性问题。</w:t>
       </w:r>
+    </w:p>
+    <w:tbl>
+      <w:tblPr>
+        <w:tblW w:type="auto" w:w="100"/>
+        <w:tblBorders>
+          <w:top w:val="single" w:color="auto" w:sz="4"/>
+          <w:left w:val="single" w:color="auto" w:sz="4"/>
+          <w:bottom w:val="single" w:color="auto" w:sz="4"/>
+          <w:right w:val="single" w:color="auto" w:sz="4"/>
+          <w:insideH w:val="single" w:color="auto" w:sz="4"/>
+          <w:insideV w:val="single" w:color="auto" w:sz="4"/>
+        </w:tblBorders>
+      </w:tblPr>
+      <w:tblGrid>
+        <w:gridCol w:w="1872"/>
+        <w:gridCol w:w="1872"/>
+        <w:gridCol w:w="1872"/>
+        <w:gridCol w:w="1872"/>
+        <w:gridCol w:w="1872"/>
+      </w:tblGrid>
+      <w:tr>
+        <w:trPr>
+          <w:tblHeader/>
+        </w:trPr>
+        <w:tc>
+          <w:tcPr>
+            <w:tcW w:type="dxa" w:w="1872"/>
+            <w:tcBorders>
+              <w:top w:val="single" w:color="BBBBBB" w:sz="1"/>
+              <w:left w:val="single" w:color="BBBBBB" w:sz="1"/>
+              <w:bottom w:val="single" w:color="BBBBBB" w:sz="1"/>
+              <w:right w:val="single" w:color="BBBBBB" w:sz="1"/>
+            </w:tcBorders>
+            <w:shd w:fill="D5E8F0" w:val="clear"/>
+          </w:tcPr>
+          <w:p>
+            <w:pPr>
+              <w:spacing w:after="30" w:before="30"/>
+            </w:pPr>
+            <w:r>
+              <w:rPr>
+                <w:rFonts w:ascii="Microsoft YaHei" w:cs="Microsoft YaHei" w:eastAsia="Microsoft YaHei" w:hAnsi="Microsoft YaHei"/>
+                <w:b/>
+                <w:bCs/>
+                <w:sz w:val="21"/>
+                <w:szCs w:val="21"/>
+              </w:rPr>
+              <w:t xml:space="preserve">#</w:t>
+            </w:r>
+          </w:p>
+        </w:tc>
+        <w:tc>
+          <w:tcPr>
+            <w:tcW w:type="dxa" w:w="1872"/>
+            <w:tcBorders>
+              <w:top w:val="single" w:color="BBBBBB" w:sz="1"/>
+              <w:left w:val="single" w:color="BBBBBB" w:sz="1"/>
+              <w:bottom w:val="single" w:color="BBBBBB" w:sz="1"/>
+              <w:right w:val="single" w:color="BBBBBB" w:sz="1"/>
+            </w:tcBorders>
+            <w:shd w:fill="D5E8F0" w:val="clear"/>
+          </w:tcPr>
+          <w:p>
+            <w:pPr>
+              <w:spacing w:after="30" w:before="30"/>
+            </w:pPr>
+            <w:r>
+              <w:rPr>
+                <w:rFonts w:ascii="Microsoft YaHei" w:cs="Microsoft YaHei" w:eastAsia="Microsoft YaHei" w:hAnsi="Microsoft YaHei"/>
+                <w:b/>
+                <w:bCs/>
+                <w:sz w:val="21"/>
+                <w:szCs w:val="21"/>
+              </w:rPr>
+              <w:t xml:space="preserve">优化项</w:t>
+            </w:r>
+          </w:p>
+        </w:tc>
+        <w:tc>
+          <w:tcPr>
+            <w:tcW w:type="dxa" w:w="1872"/>
+            <w:tcBorders>
+              <w:top w:val="single" w:color="BBBBBB" w:sz="1"/>
+              <w:left w:val="single" w:color="BBBBBB" w:sz="1"/>
+              <w:bottom w:val="single" w:color="BBBBBB" w:sz="1"/>
+              <w:right w:val="single" w:color="BBBBBB" w:sz="1"/>
+            </w:tcBorders>
+            <w:shd w:fill="D5E8F0" w:val="clear"/>
+          </w:tcPr>
+          <w:p>
+            <w:pPr>
+              <w:spacing w:after="30" w:before="30"/>
+            </w:pPr>
+            <w:r>
+              <w:rPr>
+                <w:rFonts w:ascii="Microsoft YaHei" w:cs="Microsoft YaHei" w:eastAsia="Microsoft YaHei" w:hAnsi="Microsoft YaHei"/>
+                <w:b/>
+                <w:bCs/>
+                <w:sz w:val="21"/>
+                <w:szCs w:val="21"/>
+              </w:rPr>
+              <w:t xml:space="preserve">方向</w:t>
+            </w:r>
+          </w:p>
+        </w:tc>
+        <w:tc>
+          <w:tcPr>
+            <w:tcW w:type="dxa" w:w="1872"/>
+            <w:tcBorders>
+              <w:top w:val="single" w:color="BBBBBB" w:sz="1"/>
+              <w:left w:val="single" w:color="BBBBBB" w:sz="1"/>
+              <w:bottom w:val="single" w:color="BBBBBB" w:sz="1"/>
+              <w:right w:val="single" w:color="BBBBBB" w:sz="1"/>
+            </w:tcBorders>
+            <w:shd w:fill="D5E8F0" w:val="clear"/>
+          </w:tcPr>
+          <w:p>
+            <w:pPr>
+              <w:spacing w:after="30" w:before="30"/>
+            </w:pPr>
+            <w:r>
+              <w:rPr>
+                <w:rFonts w:ascii="Microsoft YaHei" w:cs="Microsoft YaHei" w:eastAsia="Microsoft YaHei" w:hAnsi="Microsoft YaHei"/>
+                <w:b/>
+                <w:bCs/>
+                <w:sz w:val="21"/>
+                <w:szCs w:val="21"/>
+              </w:rPr>
+              <w:t xml:space="preserve">来源分支</w:t>
+            </w:r>
+          </w:p>
+        </w:tc>
+        <w:tc>
+          <w:tcPr>
+            <w:tcW w:type="dxa" w:w="1872"/>
+            <w:tcBorders>
+              <w:top w:val="single" w:color="BBBBBB" w:sz="1"/>
+              <w:left w:val="single" w:color="BBBBBB" w:sz="1"/>
+              <w:bottom w:val="single" w:color="BBBBBB" w:sz="1"/>
+              <w:right w:val="single" w:color="BBBBBB" w:sz="1"/>
+            </w:tcBorders>
+            <w:shd w:fill="D5E8F0" w:val="clear"/>
+          </w:tcPr>
+          <w:p>
+            <w:pPr>
+              <w:spacing w:after="30" w:before="30"/>
+            </w:pPr>
+            <w:r>
+              <w:rPr>
+                <w:rFonts w:ascii="Microsoft YaHei" w:cs="Microsoft YaHei" w:eastAsia="Microsoft YaHei" w:hAnsi="Microsoft YaHei"/>
+                <w:b/>
+                <w:bCs/>
+                <w:sz w:val="21"/>
+                <w:szCs w:val="21"/>
+              </w:rPr>
+              <w:t xml:space="preserve">效果量化</w:t>
+            </w:r>
+          </w:p>
+        </w:tc>
+      </w:tr>
+      <w:tr>
+        <w:trPr>
+          <w:tblHeader w:val="false"/>
+        </w:trPr>
+        <w:tc>
+          <w:tcPr>
+            <w:tcW w:type="dxa" w:w="1872"/>
+            <w:tcBorders>
+              <w:top w:val="single" w:color="BBBBBB" w:sz="1"/>
+              <w:left w:val="single" w:color="BBBBBB" w:sz="1"/>
+              <w:bottom w:val="single" w:color="BBBBBB" w:sz="1"/>
+              <w:right w:val="single" w:color="BBBBBB" w:sz="1"/>
+            </w:tcBorders>
+          </w:tcPr>
+          <w:p>
+            <w:pPr>
+              <w:spacing w:after="30" w:before="30"/>
+            </w:pPr>
+            <w:r>
+              <w:rPr>
+                <w:rFonts w:ascii="Microsoft YaHei" w:cs="Microsoft YaHei" w:eastAsia="Microsoft YaHei" w:hAnsi="Microsoft YaHei"/>
+                <w:b w:val="false"/>
+                <w:bCs w:val="false"/>
+                <w:sz w:val="21"/>
+                <w:szCs w:val="21"/>
+              </w:rPr>
+              <w:t xml:space="preserve">1</w:t>
+            </w:r>
+          </w:p>
+        </w:tc>
+        <w:tc>
+          <w:tcPr>
+            <w:tcW w:type="dxa" w:w="1872"/>
+            <w:tcBorders>
+              <w:top w:val="single" w:color="BBBBBB" w:sz="1"/>
+              <w:left w:val="single" w:color="BBBBBB" w:sz="1"/>
+              <w:bottom w:val="single" w:color="BBBBBB" w:sz="1"/>
+              <w:right w:val="single" w:color="BBBBBB" w:sz="1"/>
+            </w:tcBorders>
+          </w:tcPr>
+          <w:p>
+            <w:pPr>
+              <w:spacing w:after="30" w:before="30"/>
+            </w:pPr>
+            <w:r>
+              <w:rPr>
+                <w:rFonts w:ascii="Microsoft YaHei" w:cs="Microsoft YaHei" w:eastAsia="Microsoft YaHei" w:hAnsi="Microsoft YaHei"/>
+                <w:b w:val="false"/>
+                <w:bCs w:val="false"/>
+                <w:sz w:val="21"/>
+                <w:szCs w:val="21"/>
+              </w:rPr>
+              <w:t xml:space="preserve">content=null placeholder</w:t>
+            </w:r>
+          </w:p>
+        </w:tc>
+        <w:tc>
+          <w:tcPr>
+            <w:tcW w:type="dxa" w:w="1872"/>
+            <w:tcBorders>
+              <w:top w:val="single" w:color="BBBBBB" w:sz="1"/>
+              <w:left w:val="single" w:color="BBBBBB" w:sz="1"/>
+              <w:bottom w:val="single" w:color="BBBBBB" w:sz="1"/>
+              <w:right w:val="single" w:color="BBBBBB" w:sz="1"/>
+            </w:tcBorders>
+          </w:tcPr>
+          <w:p>
+            <w:pPr>
+              <w:spacing w:after="30" w:before="30"/>
+            </w:pPr>
+            <w:r>
+              <w:rPr>
+                <w:rFonts w:ascii="Microsoft YaHei" w:cs="Microsoft YaHei" w:eastAsia="Microsoft YaHei" w:hAnsi="Microsoft YaHei"/>
+                <w:b w:val="false"/>
+                <w:bCs w:val="false"/>
+                <w:sz w:val="21"/>
+                <w:szCs w:val="21"/>
+              </w:rPr>
+              <w:t xml:space="preserve">VL 适配</w:t>
+            </w:r>
+          </w:p>
+        </w:tc>
+        <w:tc>
+          <w:tcPr>
+            <w:tcW w:type="dxa" w:w="1872"/>
+            <w:tcBorders>
+              <w:top w:val="single" w:color="BBBBBB" w:sz="1"/>
+              <w:left w:val="single" w:color="BBBBBB" w:sz="1"/>
+              <w:bottom w:val="single" w:color="BBBBBB" w:sz="1"/>
+              <w:right w:val="single" w:color="BBBBBB" w:sz="1"/>
+            </w:tcBorders>
+          </w:tcPr>
+          <w:p>
+            <w:pPr>
+              <w:spacing w:after="30" w:before="30"/>
+            </w:pPr>
+            <w:r>
+              <w:rPr>
+                <w:rFonts w:ascii="Microsoft YaHei" w:cs="Microsoft YaHei" w:eastAsia="Microsoft YaHei" w:hAnsi="Microsoft YaHei"/>
+                <w:b w:val="false"/>
+                <w:bCs w:val="false"/>
+                <w:sz w:val="21"/>
+                <w:szCs w:val="21"/>
+              </w:rPr>
+              <w:t xml:space="preserve">diet_photo</w:t>
+            </w:r>
+          </w:p>
+        </w:tc>
+        <w:tc>
+          <w:tcPr>
+            <w:tcW w:type="dxa" w:w="1872"/>
+            <w:tcBorders>
+              <w:top w:val="single" w:color="BBBBBB" w:sz="1"/>
+              <w:left w:val="single" w:color="BBBBBB" w:sz="1"/>
+              <w:bottom w:val="single" w:color="BBBBBB" w:sz="1"/>
+              <w:right w:val="single" w:color="BBBBBB" w:sz="1"/>
+            </w:tcBorders>
+          </w:tcPr>
+          <w:p>
+            <w:pPr>
+              <w:spacing w:after="30" w:before="30"/>
+            </w:pPr>
+            <w:r>
+              <w:rPr>
+                <w:rFonts w:ascii="Microsoft YaHei" w:cs="Microsoft YaHei" w:eastAsia="Microsoft YaHei" w:hAnsi="Microsoft YaHei"/>
+                <w:b w:val="false"/>
+                <w:bCs w:val="false"/>
+                <w:sz w:val="21"/>
+                <w:szCs w:val="21"/>
+              </w:rPr>
+              <w:t xml:space="preserve">消息格式通过率 57% -&gt; 100%</w:t>
+            </w:r>
+          </w:p>
+        </w:tc>
+      </w:tr>
+      <w:tr>
+        <w:trPr>
+          <w:tblHeader w:val="false"/>
+        </w:trPr>
+        <w:tc>
+          <w:tcPr>
+            <w:tcW w:type="dxa" w:w="1872"/>
+            <w:tcBorders>
+              <w:top w:val="single" w:color="BBBBBB" w:sz="1"/>
+              <w:left w:val="single" w:color="BBBBBB" w:sz="1"/>
+              <w:bottom w:val="single" w:color="BBBBBB" w:sz="1"/>
+              <w:right w:val="single" w:color="BBBBBB" w:sz="1"/>
+            </w:tcBorders>
+          </w:tcPr>
+          <w:p>
+            <w:pPr>
+              <w:spacing w:after="30" w:before="30"/>
+            </w:pPr>
+            <w:r>
+              <w:rPr>
+                <w:rFonts w:ascii="Microsoft YaHei" w:cs="Microsoft YaHei" w:eastAsia="Microsoft YaHei" w:hAnsi="Microsoft YaHei"/>
+                <w:b w:val="false"/>
+                <w:bCs w:val="false"/>
+                <w:sz w:val="21"/>
+                <w:szCs w:val="21"/>
+              </w:rPr>
+              <w:t xml:space="preserve">2</w:t>
+            </w:r>
+          </w:p>
+        </w:tc>
+        <w:tc>
+          <w:tcPr>
+            <w:tcW w:type="dxa" w:w="1872"/>
+            <w:tcBorders>
+              <w:top w:val="single" w:color="BBBBBB" w:sz="1"/>
+              <w:left w:val="single" w:color="BBBBBB" w:sz="1"/>
+              <w:bottom w:val="single" w:color="BBBBBB" w:sz="1"/>
+              <w:right w:val="single" w:color="BBBBBB" w:sz="1"/>
+            </w:tcBorders>
+          </w:tcPr>
+          <w:p>
+            <w:pPr>
+              <w:spacing w:after="30" w:before="30"/>
+            </w:pPr>
+            <w:r>
+              <w:rPr>
+                <w:rFonts w:ascii="Microsoft YaHei" w:cs="Microsoft YaHei" w:eastAsia="Microsoft YaHei" w:hAnsi="Microsoft YaHei"/>
+                <w:b w:val="false"/>
+                <w:bCs w:val="false"/>
+                <w:sz w:val="21"/>
+                <w:szCs w:val="21"/>
+              </w:rPr>
+              <w:t xml:space="preserve">流式传输即时推送</w:t>
+            </w:r>
+          </w:p>
+        </w:tc>
+        <w:tc>
+          <w:tcPr>
+            <w:tcW w:type="dxa" w:w="1872"/>
+            <w:tcBorders>
+              <w:top w:val="single" w:color="BBBBBB" w:sz="1"/>
+              <w:left w:val="single" w:color="BBBBBB" w:sz="1"/>
+              <w:bottom w:val="single" w:color="BBBBBB" w:sz="1"/>
+              <w:right w:val="single" w:color="BBBBBB" w:sz="1"/>
+            </w:tcBorders>
+          </w:tcPr>
+          <w:p>
+            <w:pPr>
+              <w:spacing w:after="30" w:before="30"/>
+            </w:pPr>
+            <w:r>
+              <w:rPr>
+                <w:rFonts w:ascii="Microsoft YaHei" w:cs="Microsoft YaHei" w:eastAsia="Microsoft YaHei" w:hAnsi="Microsoft YaHei"/>
+                <w:b w:val="false"/>
+                <w:bCs w:val="false"/>
+                <w:sz w:val="21"/>
+                <w:szCs w:val="21"/>
+              </w:rPr>
+              <w:t xml:space="preserve">VL 适配</w:t>
+            </w:r>
+          </w:p>
+        </w:tc>
+        <w:tc>
+          <w:tcPr>
+            <w:tcW w:type="dxa" w:w="1872"/>
+            <w:tcBorders>
+              <w:top w:val="single" w:color="BBBBBB" w:sz="1"/>
+              <w:left w:val="single" w:color="BBBBBB" w:sz="1"/>
+              <w:bottom w:val="single" w:color="BBBBBB" w:sz="1"/>
+              <w:right w:val="single" w:color="BBBBBB" w:sz="1"/>
+            </w:tcBorders>
+          </w:tcPr>
+          <w:p>
+            <w:pPr>
+              <w:spacing w:after="30" w:before="30"/>
+            </w:pPr>
+            <w:r>
+              <w:rPr>
+                <w:rFonts w:ascii="Microsoft YaHei" w:cs="Microsoft YaHei" w:eastAsia="Microsoft YaHei" w:hAnsi="Microsoft YaHei"/>
+                <w:b w:val="false"/>
+                <w:bCs w:val="false"/>
+                <w:sz w:val="21"/>
+                <w:szCs w:val="21"/>
+              </w:rPr>
+              <w:t xml:space="preserve">diet_photo</w:t>
+            </w:r>
+          </w:p>
+        </w:tc>
+        <w:tc>
+          <w:tcPr>
+            <w:tcW w:type="dxa" w:w="1872"/>
+            <w:tcBorders>
+              <w:top w:val="single" w:color="BBBBBB" w:sz="1"/>
+              <w:left w:val="single" w:color="BBBBBB" w:sz="1"/>
+              <w:bottom w:val="single" w:color="BBBBBB" w:sz="1"/>
+              <w:right w:val="single" w:color="BBBBBB" w:sz="1"/>
+            </w:tcBorders>
+          </w:tcPr>
+          <w:p>
+            <w:pPr>
+              <w:spacing w:after="30" w:before="30"/>
+            </w:pPr>
+            <w:r>
+              <w:rPr>
+                <w:rFonts w:ascii="Microsoft YaHei" w:cs="Microsoft YaHei" w:eastAsia="Microsoft YaHei" w:hAnsi="Microsoft YaHei"/>
+                <w:b w:val="false"/>
+                <w:bCs w:val="false"/>
+                <w:sz w:val="21"/>
+                <w:szCs w:val="21"/>
+              </w:rPr>
+              <w:t xml:space="preserve">首 token 延迟 &gt;5s -&gt; &lt;1s</w:t>
+            </w:r>
+          </w:p>
+        </w:tc>
+      </w:tr>
+      <w:tr>
+        <w:trPr>
+          <w:tblHeader w:val="false"/>
+        </w:trPr>
+        <w:tc>
+          <w:tcPr>
+            <w:tcW w:type="dxa" w:w="1872"/>
+            <w:tcBorders>
+              <w:top w:val="single" w:color="BBBBBB" w:sz="1"/>
+              <w:left w:val="single" w:color="BBBBBB" w:sz="1"/>
+              <w:bottom w:val="single" w:color="BBBBBB" w:sz="1"/>
+              <w:right w:val="single" w:color="BBBBBB" w:sz="1"/>
+            </w:tcBorders>
+          </w:tcPr>
+          <w:p>
+            <w:pPr>
+              <w:spacing w:after="30" w:before="30"/>
+            </w:pPr>
+            <w:r>
+              <w:rPr>
+                <w:rFonts w:ascii="Microsoft YaHei" w:cs="Microsoft YaHei" w:eastAsia="Microsoft YaHei" w:hAnsi="Microsoft YaHei"/>
+                <w:b w:val="false"/>
+                <w:bCs w:val="false"/>
+                <w:sz w:val="21"/>
+                <w:szCs w:val="21"/>
+              </w:rPr>
+              <w:t xml:space="preserve">3</w:t>
+            </w:r>
+          </w:p>
+        </w:tc>
+        <w:tc>
+          <w:tcPr>
+            <w:tcW w:type="dxa" w:w="1872"/>
+            <w:tcBorders>
+              <w:top w:val="single" w:color="BBBBBB" w:sz="1"/>
+              <w:left w:val="single" w:color="BBBBBB" w:sz="1"/>
+              <w:bottom w:val="single" w:color="BBBBBB" w:sz="1"/>
+              <w:right w:val="single" w:color="BBBBBB" w:sz="1"/>
+            </w:tcBorders>
+          </w:tcPr>
+          <w:p>
+            <w:pPr>
+              <w:spacing w:after="30" w:before="30"/>
+            </w:pPr>
+            <w:r>
+              <w:rPr>
+                <w:rFonts w:ascii="Microsoft YaHei" w:cs="Microsoft YaHei" w:eastAsia="Microsoft YaHei" w:hAnsi="Microsoft YaHei"/>
+                <w:b w:val="false"/>
+                <w:bCs w:val="false"/>
+                <w:sz w:val="21"/>
+                <w:szCs w:val="21"/>
+              </w:rPr>
+              <w:t xml:space="preserve">ECHO 分支 text tag 合成</w:t>
+            </w:r>
+          </w:p>
+        </w:tc>
+        <w:tc>
+          <w:tcPr>
+            <w:tcW w:type="dxa" w:w="1872"/>
+            <w:tcBorders>
+              <w:top w:val="single" w:color="BBBBBB" w:sz="1"/>
+              <w:left w:val="single" w:color="BBBBBB" w:sz="1"/>
+              <w:bottom w:val="single" w:color="BBBBBB" w:sz="1"/>
+              <w:right w:val="single" w:color="BBBBBB" w:sz="1"/>
+            </w:tcBorders>
+          </w:tcPr>
+          <w:p>
+            <w:pPr>
+              <w:spacing w:after="30" w:before="30"/>
+            </w:pPr>
+            <w:r>
+              <w:rPr>
+                <w:rFonts w:ascii="Microsoft YaHei" w:cs="Microsoft YaHei" w:eastAsia="Microsoft YaHei" w:hAnsi="Microsoft YaHei"/>
+                <w:b w:val="false"/>
+                <w:bCs w:val="false"/>
+                <w:sz w:val="21"/>
+                <w:szCs w:val="21"/>
+              </w:rPr>
+              <w:t xml:space="preserve">VL 适配</w:t>
+            </w:r>
+          </w:p>
+        </w:tc>
+        <w:tc>
+          <w:tcPr>
+            <w:tcW w:type="dxa" w:w="1872"/>
+            <w:tcBorders>
+              <w:top w:val="single" w:color="BBBBBB" w:sz="1"/>
+              <w:left w:val="single" w:color="BBBBBB" w:sz="1"/>
+              <w:bottom w:val="single" w:color="BBBBBB" w:sz="1"/>
+              <w:right w:val="single" w:color="BBBBBB" w:sz="1"/>
+            </w:tcBorders>
+          </w:tcPr>
+          <w:p>
+            <w:pPr>
+              <w:spacing w:after="30" w:before="30"/>
+            </w:pPr>
+            <w:r>
+              <w:rPr>
+                <w:rFonts w:ascii="Microsoft YaHei" w:cs="Microsoft YaHei" w:eastAsia="Microsoft YaHei" w:hAnsi="Microsoft YaHei"/>
+                <w:b w:val="false"/>
+                <w:bCs w:val="false"/>
+                <w:sz w:val="21"/>
+                <w:szCs w:val="21"/>
+              </w:rPr>
+              <w:t xml:space="preserve">diet_photo</w:t>
+            </w:r>
+          </w:p>
+        </w:tc>
+        <w:tc>
+          <w:tcPr>
+            <w:tcW w:type="dxa" w:w="1872"/>
+            <w:tcBorders>
+              <w:top w:val="single" w:color="BBBBBB" w:sz="1"/>
+              <w:left w:val="single" w:color="BBBBBB" w:sz="1"/>
+              <w:bottom w:val="single" w:color="BBBBBB" w:sz="1"/>
+              <w:right w:val="single" w:color="BBBBBB" w:sz="1"/>
+            </w:tcBorders>
+          </w:tcPr>
+          <w:p>
+            <w:pPr>
+              <w:spacing w:after="30" w:before="30"/>
+            </w:pPr>
+            <w:r>
+              <w:rPr>
+                <w:rFonts w:ascii="Microsoft YaHei" w:cs="Microsoft YaHei" w:eastAsia="Microsoft YaHei" w:hAnsi="Microsoft YaHei"/>
+                <w:b w:val="false"/>
+                <w:bCs w:val="false"/>
+                <w:sz w:val="21"/>
+                <w:szCs w:val="21"/>
+              </w:rPr>
+              <w:t xml:space="preserve">量化模型工具调用恢复</w:t>
+            </w:r>
+          </w:p>
+        </w:tc>
+      </w:tr>
+      <w:tr>
+        <w:trPr>
+          <w:tblHeader w:val="false"/>
+        </w:trPr>
+        <w:tc>
+          <w:tcPr>
+            <w:tcW w:type="dxa" w:w="1872"/>
+            <w:tcBorders>
+              <w:top w:val="single" w:color="BBBBBB" w:sz="1"/>
+              <w:left w:val="single" w:color="BBBBBB" w:sz="1"/>
+              <w:bottom w:val="single" w:color="BBBBBB" w:sz="1"/>
+              <w:right w:val="single" w:color="BBBBBB" w:sz="1"/>
+            </w:tcBorders>
+          </w:tcPr>
+          <w:p>
+            <w:pPr>
+              <w:spacing w:after="30" w:before="30"/>
+            </w:pPr>
+            <w:r>
+              <w:rPr>
+                <w:rFonts w:ascii="Microsoft YaHei" w:cs="Microsoft YaHei" w:eastAsia="Microsoft YaHei" w:hAnsi="Microsoft YaHei"/>
+                <w:b w:val="false"/>
+                <w:bCs w:val="false"/>
+                <w:sz w:val="21"/>
+                <w:szCs w:val="21"/>
+              </w:rPr>
+              <w:t xml:space="preserve">4</w:t>
+            </w:r>
+          </w:p>
+        </w:tc>
+        <w:tc>
+          <w:tcPr>
+            <w:tcW w:type="dxa" w:w="1872"/>
+            <w:tcBorders>
+              <w:top w:val="single" w:color="BBBBBB" w:sz="1"/>
+              <w:left w:val="single" w:color="BBBBBB" w:sz="1"/>
+              <w:bottom w:val="single" w:color="BBBBBB" w:sz="1"/>
+              <w:right w:val="single" w:color="BBBBBB" w:sz="1"/>
+            </w:tcBorders>
+          </w:tcPr>
+          <w:p>
+            <w:pPr>
+              <w:spacing w:after="30" w:before="30"/>
+            </w:pPr>
+            <w:r>
+              <w:rPr>
+                <w:rFonts w:ascii="Microsoft YaHei" w:cs="Microsoft YaHei" w:eastAsia="Microsoft YaHei" w:hAnsi="Microsoft YaHei"/>
+                <w:b w:val="false"/>
+                <w:bCs w:val="false"/>
+                <w:sz w:val="21"/>
+                <w:szCs w:val="21"/>
+              </w:rPr>
+              <w:t xml:space="preserve">VL fetch 无条件安装</w:t>
+            </w:r>
+          </w:p>
+        </w:tc>
+        <w:tc>
+          <w:tcPr>
+            <w:tcW w:type="dxa" w:w="1872"/>
+            <w:tcBorders>
+              <w:top w:val="single" w:color="BBBBBB" w:sz="1"/>
+              <w:left w:val="single" w:color="BBBBBB" w:sz="1"/>
+              <w:bottom w:val="single" w:color="BBBBBB" w:sz="1"/>
+              <w:right w:val="single" w:color="BBBBBB" w:sz="1"/>
+            </w:tcBorders>
+          </w:tcPr>
+          <w:p>
+            <w:pPr>
+              <w:spacing w:after="30" w:before="30"/>
+            </w:pPr>
+            <w:r>
+              <w:rPr>
+                <w:rFonts w:ascii="Microsoft YaHei" w:cs="Microsoft YaHei" w:eastAsia="Microsoft YaHei" w:hAnsi="Microsoft YaHei"/>
+                <w:b w:val="false"/>
+                <w:bCs w:val="false"/>
+                <w:sz w:val="21"/>
+                <w:szCs w:val="21"/>
+              </w:rPr>
+              <w:t xml:space="preserve">VL 适配</w:t>
+            </w:r>
+          </w:p>
+        </w:tc>
+        <w:tc>
+          <w:tcPr>
+            <w:tcW w:type="dxa" w:w="1872"/>
+            <w:tcBorders>
+              <w:top w:val="single" w:color="BBBBBB" w:sz="1"/>
+              <w:left w:val="single" w:color="BBBBBB" w:sz="1"/>
+              <w:bottom w:val="single" w:color="BBBBBB" w:sz="1"/>
+              <w:right w:val="single" w:color="BBBBBB" w:sz="1"/>
+            </w:tcBorders>
+          </w:tcPr>
+          <w:p>
+            <w:pPr>
+              <w:spacing w:after="30" w:before="30"/>
+            </w:pPr>
+            <w:r>
+              <w:rPr>
+                <w:rFonts w:ascii="Microsoft YaHei" w:cs="Microsoft YaHei" w:eastAsia="Microsoft YaHei" w:hAnsi="Microsoft YaHei"/>
+                <w:b w:val="false"/>
+                <w:bCs w:val="false"/>
+                <w:sz w:val="21"/>
+                <w:szCs w:val="21"/>
+              </w:rPr>
+              <w:t xml:space="preserve">diet_photo</w:t>
+            </w:r>
+          </w:p>
+        </w:tc>
+        <w:tc>
+          <w:tcPr>
+            <w:tcW w:type="dxa" w:w="1872"/>
+            <w:tcBorders>
+              <w:top w:val="single" w:color="BBBBBB" w:sz="1"/>
+              <w:left w:val="single" w:color="BBBBBB" w:sz="1"/>
+              <w:bottom w:val="single" w:color="BBBBBB" w:sz="1"/>
+              <w:right w:val="single" w:color="BBBBBB" w:sz="1"/>
+            </w:tcBorders>
+          </w:tcPr>
+          <w:p>
+            <w:pPr>
+              <w:spacing w:after="30" w:before="30"/>
+            </w:pPr>
+            <w:r>
+              <w:rPr>
+                <w:rFonts w:ascii="Microsoft YaHei" w:cs="Microsoft YaHei" w:eastAsia="Microsoft YaHei" w:hAnsi="Microsoft YaHei"/>
+                <w:b w:val="false"/>
+                <w:bCs w:val="false"/>
+                <w:sz w:val="21"/>
+                <w:szCs w:val="21"/>
+              </w:rPr>
+              <w:t xml:space="preserve">100% VL 请求经过适配层</w:t>
+            </w:r>
+          </w:p>
+        </w:tc>
+      </w:tr>
+      <w:tr>
+        <w:trPr>
+          <w:tblHeader w:val="false"/>
+        </w:trPr>
+        <w:tc>
+          <w:tcPr>
+            <w:tcW w:type="dxa" w:w="1872"/>
+            <w:tcBorders>
+              <w:top w:val="single" w:color="BBBBBB" w:sz="1"/>
+              <w:left w:val="single" w:color="BBBBBB" w:sz="1"/>
+              <w:bottom w:val="single" w:color="BBBBBB" w:sz="1"/>
+              <w:right w:val="single" w:color="BBBBBB" w:sz="1"/>
+            </w:tcBorders>
+          </w:tcPr>
+          <w:p>
+            <w:pPr>
+              <w:spacing w:after="30" w:before="30"/>
+            </w:pPr>
+            <w:r>
+              <w:rPr>
+                <w:rFonts w:ascii="Microsoft YaHei" w:cs="Microsoft YaHei" w:eastAsia="Microsoft YaHei" w:hAnsi="Microsoft YaHei"/>
+                <w:b w:val="false"/>
+                <w:bCs w:val="false"/>
+                <w:sz w:val="21"/>
+                <w:szCs w:val="21"/>
+              </w:rPr>
+              <w:t xml:space="preserve">5</w:t>
+            </w:r>
+          </w:p>
+        </w:tc>
+        <w:tc>
+          <w:tcPr>
+            <w:tcW w:type="dxa" w:w="1872"/>
+            <w:tcBorders>
+              <w:top w:val="single" w:color="BBBBBB" w:sz="1"/>
+              <w:left w:val="single" w:color="BBBBBB" w:sz="1"/>
+              <w:bottom w:val="single" w:color="BBBBBB" w:sz="1"/>
+              <w:right w:val="single" w:color="BBBBBB" w:sz="1"/>
+            </w:tcBorders>
+          </w:tcPr>
+          <w:p>
+            <w:pPr>
+              <w:spacing w:after="30" w:before="30"/>
+            </w:pPr>
+            <w:r>
+              <w:rPr>
+                <w:rFonts w:ascii="Microsoft YaHei" w:cs="Microsoft YaHei" w:eastAsia="Microsoft YaHei" w:hAnsi="Microsoft YaHei"/>
+                <w:b w:val="false"/>
+                <w:bCs w:val="false"/>
+                <w:sz w:val="21"/>
+                <w:szCs w:val="21"/>
+              </w:rPr>
+              <w:t xml:space="preserve">工具名消毒</w:t>
+            </w:r>
+          </w:p>
+        </w:tc>
+        <w:tc>
+          <w:tcPr>
+            <w:tcW w:type="dxa" w:w="1872"/>
+            <w:tcBorders>
+              <w:top w:val="single" w:color="BBBBBB" w:sz="1"/>
+              <w:left w:val="single" w:color="BBBBBB" w:sz="1"/>
+              <w:bottom w:val="single" w:color="BBBBBB" w:sz="1"/>
+              <w:right w:val="single" w:color="BBBBBB" w:sz="1"/>
+            </w:tcBorders>
+          </w:tcPr>
+          <w:p>
+            <w:pPr>
+              <w:spacing w:after="30" w:before="30"/>
+            </w:pPr>
+            <w:r>
+              <w:rPr>
+                <w:rFonts w:ascii="Microsoft YaHei" w:cs="Microsoft YaHei" w:eastAsia="Microsoft YaHei" w:hAnsi="Microsoft YaHei"/>
+                <w:b w:val="false"/>
+                <w:bCs w:val="false"/>
+                <w:sz w:val="21"/>
+                <w:szCs w:val="21"/>
+              </w:rPr>
+              <w:t xml:space="preserve">Agent</w:t>
+            </w:r>
+          </w:p>
+        </w:tc>
+        <w:tc>
+          <w:tcPr>
+            <w:tcW w:type="dxa" w:w="1872"/>
+            <w:tcBorders>
+              <w:top w:val="single" w:color="BBBBBB" w:sz="1"/>
+              <w:left w:val="single" w:color="BBBBBB" w:sz="1"/>
+              <w:bottom w:val="single" w:color="BBBBBB" w:sz="1"/>
+              <w:right w:val="single" w:color="BBBBBB" w:sz="1"/>
+            </w:tcBorders>
+          </w:tcPr>
+          <w:p>
+            <w:pPr>
+              <w:spacing w:after="30" w:before="30"/>
+            </w:pPr>
+            <w:r>
+              <w:rPr>
+                <w:rFonts w:ascii="Microsoft YaHei" w:cs="Microsoft YaHei" w:eastAsia="Microsoft YaHei" w:hAnsi="Microsoft YaHei"/>
+                <w:b w:val="false"/>
+                <w:bCs w:val="false"/>
+                <w:sz w:val="21"/>
+                <w:szCs w:val="21"/>
+              </w:rPr>
+              <w:t xml:space="preserve">exercise_record</w:t>
+            </w:r>
+          </w:p>
+        </w:tc>
+        <w:tc>
+          <w:tcPr>
+            <w:tcW w:type="dxa" w:w="1872"/>
+            <w:tcBorders>
+              <w:top w:val="single" w:color="BBBBBB" w:sz="1"/>
+              <w:left w:val="single" w:color="BBBBBB" w:sz="1"/>
+              <w:bottom w:val="single" w:color="BBBBBB" w:sz="1"/>
+              <w:right w:val="single" w:color="BBBBBB" w:sz="1"/>
+            </w:tcBorders>
+          </w:tcPr>
+          <w:p>
+            <w:pPr>
+              <w:spacing w:after="30" w:before="30"/>
+            </w:pPr>
+            <w:r>
+              <w:rPr>
+                <w:rFonts w:ascii="Microsoft YaHei" w:cs="Microsoft YaHei" w:eastAsia="Microsoft YaHei" w:hAnsi="Microsoft YaHei"/>
+                <w:b w:val="false"/>
+                <w:bCs w:val="false"/>
+                <w:sz w:val="21"/>
+                <w:szCs w:val="21"/>
+              </w:rPr>
+              <w:t xml:space="preserve">GLM-5 XML tag 格式兼容</w:t>
+            </w:r>
+          </w:p>
+        </w:tc>
+      </w:tr>
+      <w:tr>
+        <w:trPr>
+          <w:tblHeader w:val="false"/>
+        </w:trPr>
+        <w:tc>
+          <w:tcPr>
+            <w:tcW w:type="dxa" w:w="1872"/>
+            <w:tcBorders>
+              <w:top w:val="single" w:color="BBBBBB" w:sz="1"/>
+              <w:left w:val="single" w:color="BBBBBB" w:sz="1"/>
+              <w:bottom w:val="single" w:color="BBBBBB" w:sz="1"/>
+              <w:right w:val="single" w:color="BBBBBB" w:sz="1"/>
+            </w:tcBorders>
+          </w:tcPr>
+          <w:p>
+            <w:pPr>
+              <w:spacing w:after="30" w:before="30"/>
+            </w:pPr>
+            <w:r>
+              <w:rPr>
+                <w:rFonts w:ascii="Microsoft YaHei" w:cs="Microsoft YaHei" w:eastAsia="Microsoft YaHei" w:hAnsi="Microsoft YaHei"/>
+                <w:b w:val="false"/>
+                <w:bCs w:val="false"/>
+                <w:sz w:val="21"/>
+                <w:szCs w:val="21"/>
+              </w:rPr>
+              <w:t xml:space="preserve">6</w:t>
+            </w:r>
+          </w:p>
+        </w:tc>
+        <w:tc>
+          <w:tcPr>
+            <w:tcW w:type="dxa" w:w="1872"/>
+            <w:tcBorders>
+              <w:top w:val="single" w:color="BBBBBB" w:sz="1"/>
+              <w:left w:val="single" w:color="BBBBBB" w:sz="1"/>
+              <w:bottom w:val="single" w:color="BBBBBB" w:sz="1"/>
+              <w:right w:val="single" w:color="BBBBBB" w:sz="1"/>
+            </w:tcBorders>
+          </w:tcPr>
+          <w:p>
+            <w:pPr>
+              <w:spacing w:after="30" w:before="30"/>
+            </w:pPr>
+            <w:r>
+              <w:rPr>
+                <w:rFonts w:ascii="Microsoft YaHei" w:cs="Microsoft YaHei" w:eastAsia="Microsoft YaHei" w:hAnsi="Microsoft YaHei"/>
+                <w:b w:val="false"/>
+                <w:bCs w:val="false"/>
+                <w:sz w:val="21"/>
+                <w:szCs w:val="21"/>
+              </w:rPr>
+              <w:t xml:space="preserve">运动记录 + VL 管线</w:t>
+            </w:r>
+          </w:p>
+        </w:tc>
+        <w:tc>
+          <w:tcPr>
+            <w:tcW w:type="dxa" w:w="1872"/>
+            <w:tcBorders>
+              <w:top w:val="single" w:color="BBBBBB" w:sz="1"/>
+              <w:left w:val="single" w:color="BBBBBB" w:sz="1"/>
+              <w:bottom w:val="single" w:color="BBBBBB" w:sz="1"/>
+              <w:right w:val="single" w:color="BBBBBB" w:sz="1"/>
+            </w:tcBorders>
+          </w:tcPr>
+          <w:p>
+            <w:pPr>
+              <w:spacing w:after="30" w:before="30"/>
+            </w:pPr>
+            <w:r>
+              <w:rPr>
+                <w:rFonts w:ascii="Microsoft YaHei" w:cs="Microsoft YaHei" w:eastAsia="Microsoft YaHei" w:hAnsi="Microsoft YaHei"/>
+                <w:b w:val="false"/>
+                <w:bCs w:val="false"/>
+                <w:sz w:val="21"/>
+                <w:szCs w:val="21"/>
+              </w:rPr>
+              <w:t xml:space="preserve">Agent</w:t>
+            </w:r>
+          </w:p>
+        </w:tc>
+        <w:tc>
+          <w:tcPr>
+            <w:tcW w:type="dxa" w:w="1872"/>
+            <w:tcBorders>
+              <w:top w:val="single" w:color="BBBBBB" w:sz="1"/>
+              <w:left w:val="single" w:color="BBBBBB" w:sz="1"/>
+              <w:bottom w:val="single" w:color="BBBBBB" w:sz="1"/>
+              <w:right w:val="single" w:color="BBBBBB" w:sz="1"/>
+            </w:tcBorders>
+          </w:tcPr>
+          <w:p>
+            <w:pPr>
+              <w:spacing w:after="30" w:before="30"/>
+            </w:pPr>
+            <w:r>
+              <w:rPr>
+                <w:rFonts w:ascii="Microsoft YaHei" w:cs="Microsoft YaHei" w:eastAsia="Microsoft YaHei" w:hAnsi="Microsoft YaHei"/>
+                <w:b w:val="false"/>
+                <w:bCs w:val="false"/>
+                <w:sz w:val="21"/>
+                <w:szCs w:val="21"/>
+              </w:rPr>
+              <w:t xml:space="preserve">exercise_record</w:t>
+            </w:r>
+          </w:p>
+        </w:tc>
+        <w:tc>
+          <w:tcPr>
+            <w:tcW w:type="dxa" w:w="1872"/>
+            <w:tcBorders>
+              <w:top w:val="single" w:color="BBBBBB" w:sz="1"/>
+              <w:left w:val="single" w:color="BBBBBB" w:sz="1"/>
+              <w:bottom w:val="single" w:color="BBBBBB" w:sz="1"/>
+              <w:right w:val="single" w:color="BBBBBB" w:sz="1"/>
+            </w:tcBorders>
+          </w:tcPr>
+          <w:p>
+            <w:pPr>
+              <w:spacing w:after="30" w:before="30"/>
+            </w:pPr>
+            <w:r>
+              <w:rPr>
+                <w:rFonts w:ascii="Microsoft YaHei" w:cs="Microsoft YaHei" w:eastAsia="Microsoft YaHei" w:hAnsi="Microsoft YaHei"/>
+                <w:b w:val="false"/>
+                <w:bCs w:val="false"/>
+                <w:sz w:val="21"/>
+                <w:szCs w:val="21"/>
+              </w:rPr>
+              <w:t xml:space="preserve">新增运动场景支持</w:t>
+            </w:r>
+          </w:p>
+        </w:tc>
+      </w:tr>
+      <w:tr>
+        <w:trPr>
+          <w:tblHeader w:val="false"/>
+        </w:trPr>
+        <w:tc>
+          <w:tcPr>
+            <w:tcW w:type="dxa" w:w="1872"/>
+            <w:tcBorders>
+              <w:top w:val="single" w:color="BBBBBB" w:sz="1"/>
+              <w:left w:val="single" w:color="BBBBBB" w:sz="1"/>
+              <w:bottom w:val="single" w:color="BBBBBB" w:sz="1"/>
+              <w:right w:val="single" w:color="BBBBBB" w:sz="1"/>
+            </w:tcBorders>
+          </w:tcPr>
+          <w:p>
+            <w:pPr>
+              <w:spacing w:after="30" w:before="30"/>
+            </w:pPr>
+            <w:r>
+              <w:rPr>
+                <w:rFonts w:ascii="Microsoft YaHei" w:cs="Microsoft YaHei" w:eastAsia="Microsoft YaHei" w:hAnsi="Microsoft YaHei"/>
+                <w:b w:val="false"/>
+                <w:bCs w:val="false"/>
+                <w:sz w:val="21"/>
+                <w:szCs w:val="21"/>
+              </w:rPr>
+              <w:t xml:space="preserve">7</w:t>
+            </w:r>
+          </w:p>
+        </w:tc>
+        <w:tc>
+          <w:tcPr>
+            <w:tcW w:type="dxa" w:w="1872"/>
+            <w:tcBorders>
+              <w:top w:val="single" w:color="BBBBBB" w:sz="1"/>
+              <w:left w:val="single" w:color="BBBBBB" w:sz="1"/>
+              <w:bottom w:val="single" w:color="BBBBBB" w:sz="1"/>
+              <w:right w:val="single" w:color="BBBBBB" w:sz="1"/>
+            </w:tcBorders>
+          </w:tcPr>
+          <w:p>
+            <w:pPr>
+              <w:spacing w:after="30" w:before="30"/>
+            </w:pPr>
+            <w:r>
+              <w:rPr>
+                <w:rFonts w:ascii="Microsoft YaHei" w:cs="Microsoft YaHei" w:eastAsia="Microsoft YaHei" w:hAnsi="Microsoft YaHei"/>
+                <w:b w:val="false"/>
+                <w:bCs w:val="false"/>
+                <w:sz w:val="21"/>
+                <w:szCs w:val="21"/>
+              </w:rPr>
+              <w:t xml:space="preserve">通过exec_health_cli 工具将vl入口cli化</w:t>
+            </w:r>
+          </w:p>
+        </w:tc>
+        <w:tc>
+          <w:tcPr>
+            <w:tcW w:type="dxa" w:w="1872"/>
+            <w:tcBorders>
+              <w:top w:val="single" w:color="BBBBBB" w:sz="1"/>
+              <w:left w:val="single" w:color="BBBBBB" w:sz="1"/>
+              <w:bottom w:val="single" w:color="BBBBBB" w:sz="1"/>
+              <w:right w:val="single" w:color="BBBBBB" w:sz="1"/>
+            </w:tcBorders>
+          </w:tcPr>
+          <w:p>
+            <w:pPr>
+              <w:spacing w:after="30" w:before="30"/>
+            </w:pPr>
+            <w:r>
+              <w:rPr>
+                <w:rFonts w:ascii="Microsoft YaHei" w:cs="Microsoft YaHei" w:eastAsia="Microsoft YaHei" w:hAnsi="Microsoft YaHei"/>
+                <w:b w:val="false"/>
+                <w:bCs w:val="false"/>
+                <w:sz w:val="21"/>
+                <w:szCs w:val="21"/>
+              </w:rPr>
+              <w:t xml:space="preserve">Agent</w:t>
+            </w:r>
+          </w:p>
+        </w:tc>
+        <w:tc>
+          <w:tcPr>
+            <w:tcW w:type="dxa" w:w="1872"/>
+            <w:tcBorders>
+              <w:top w:val="single" w:color="BBBBBB" w:sz="1"/>
+              <w:left w:val="single" w:color="BBBBBB" w:sz="1"/>
+              <w:bottom w:val="single" w:color="BBBBBB" w:sz="1"/>
+              <w:right w:val="single" w:color="BBBBBB" w:sz="1"/>
+            </w:tcBorders>
+          </w:tcPr>
+          <w:p>
+            <w:pPr>
+              <w:spacing w:after="30" w:before="30"/>
+            </w:pPr>
+            <w:r>
+              <w:rPr>
+                <w:rFonts w:ascii="Microsoft YaHei" w:cs="Microsoft YaHei" w:eastAsia="Microsoft YaHei" w:hAnsi="Microsoft YaHei"/>
+                <w:b w:val="false"/>
+                <w:bCs w:val="false"/>
+                <w:sz w:val="21"/>
+                <w:szCs w:val="21"/>
+              </w:rPr>
+              <w:t xml:space="preserve">exercise_record</w:t>
+            </w:r>
+          </w:p>
+        </w:tc>
+        <w:tc>
+          <w:tcPr>
+            <w:tcW w:type="dxa" w:w="1872"/>
+            <w:tcBorders>
+              <w:top w:val="single" w:color="BBBBBB" w:sz="1"/>
+              <w:left w:val="single" w:color="BBBBBB" w:sz="1"/>
+              <w:bottom w:val="single" w:color="BBBBBB" w:sz="1"/>
+              <w:right w:val="single" w:color="BBBBBB" w:sz="1"/>
+            </w:tcBorders>
+          </w:tcPr>
+          <w:p>
+            <w:pPr>
+              <w:spacing w:after="30" w:before="30"/>
+            </w:pPr>
+            <w:r>
+              <w:rPr>
+                <w:rFonts w:ascii="Microsoft YaHei" w:cs="Microsoft YaHei" w:eastAsia="Microsoft YaHei" w:hAnsi="Microsoft YaHei"/>
+                <w:b w:val="false"/>
+                <w:bCs w:val="false"/>
+                <w:sz w:val="21"/>
+                <w:szCs w:val="21"/>
+              </w:rPr>
+              <w:t xml:space="preserve">CLI 路径 + 安全加固</w:t>
+            </w:r>
+          </w:p>
+        </w:tc>
+      </w:tr>
+      <w:tr>
+        <w:trPr>
+          <w:tblHeader w:val="false"/>
+        </w:trPr>
+        <w:tc>
+          <w:tcPr>
+            <w:tcW w:type="dxa" w:w="1872"/>
+            <w:tcBorders>
+              <w:top w:val="single" w:color="BBBBBB" w:sz="1"/>
+              <w:left w:val="single" w:color="BBBBBB" w:sz="1"/>
+              <w:bottom w:val="single" w:color="BBBBBB" w:sz="1"/>
+              <w:right w:val="single" w:color="BBBBBB" w:sz="1"/>
+            </w:tcBorders>
+          </w:tcPr>
+          <w:p>
+            <w:pPr>
+              <w:spacing w:after="30" w:before="30"/>
+            </w:pPr>
+            <w:r>
+              <w:rPr>
+                <w:rFonts w:ascii="Microsoft YaHei" w:cs="Microsoft YaHei" w:eastAsia="Microsoft YaHei" w:hAnsi="Microsoft YaHei"/>
+                <w:b w:val="false"/>
+                <w:bCs w:val="false"/>
+                <w:sz w:val="21"/>
+                <w:szCs w:val="21"/>
+              </w:rPr>
+              <w:t xml:space="preserve">8</w:t>
+            </w:r>
+          </w:p>
+        </w:tc>
+        <w:tc>
+          <w:tcPr>
+            <w:tcW w:type="dxa" w:w="1872"/>
+            <w:tcBorders>
+              <w:top w:val="single" w:color="BBBBBB" w:sz="1"/>
+              <w:left w:val="single" w:color="BBBBBB" w:sz="1"/>
+              <w:bottom w:val="single" w:color="BBBBBB" w:sz="1"/>
+              <w:right w:val="single" w:color="BBBBBB" w:sz="1"/>
+            </w:tcBorders>
+          </w:tcPr>
+          <w:p>
+            <w:pPr>
+              <w:spacing w:after="30" w:before="30"/>
+            </w:pPr>
+            <w:r>
+              <w:rPr>
+                <w:rFonts w:ascii="Microsoft YaHei" w:cs="Microsoft YaHei" w:eastAsia="Microsoft YaHei" w:hAnsi="Microsoft YaHei"/>
+                <w:b w:val="false"/>
+                <w:bCs w:val="false"/>
+                <w:sz w:val="21"/>
+                <w:szCs w:val="21"/>
+              </w:rPr>
+              <w:t xml:space="preserve">Skill 按需加载</w:t>
+            </w:r>
+          </w:p>
+        </w:tc>
+        <w:tc>
+          <w:tcPr>
+            <w:tcW w:type="dxa" w:w="1872"/>
+            <w:tcBorders>
+              <w:top w:val="single" w:color="BBBBBB" w:sz="1"/>
+              <w:left w:val="single" w:color="BBBBBB" w:sz="1"/>
+              <w:bottom w:val="single" w:color="BBBBBB" w:sz="1"/>
+              <w:right w:val="single" w:color="BBBBBB" w:sz="1"/>
+            </w:tcBorders>
+          </w:tcPr>
+          <w:p>
+            <w:pPr>
+              <w:spacing w:after="30" w:before="30"/>
+            </w:pPr>
+            <w:r>
+              <w:rPr>
+                <w:rFonts w:ascii="Microsoft YaHei" w:cs="Microsoft YaHei" w:eastAsia="Microsoft YaHei" w:hAnsi="Microsoft YaHei"/>
+                <w:b w:val="false"/>
+                <w:bCs w:val="false"/>
+                <w:sz w:val="21"/>
+                <w:szCs w:val="21"/>
+              </w:rPr>
+              <w:t xml:space="preserve">Prompt</w:t>
+            </w:r>
+          </w:p>
+        </w:tc>
+        <w:tc>
+          <w:tcPr>
+            <w:tcW w:type="dxa" w:w="1872"/>
+            <w:tcBorders>
+              <w:top w:val="single" w:color="BBBBBB" w:sz="1"/>
+              <w:left w:val="single" w:color="BBBBBB" w:sz="1"/>
+              <w:bottom w:val="single" w:color="BBBBBB" w:sz="1"/>
+              <w:right w:val="single" w:color="BBBBBB" w:sz="1"/>
+            </w:tcBorders>
+          </w:tcPr>
+          <w:p>
+            <w:pPr>
+              <w:spacing w:after="30" w:before="30"/>
+            </w:pPr>
+            <w:r>
+              <w:rPr>
+                <w:rFonts w:ascii="Microsoft YaHei" w:cs="Microsoft YaHei" w:eastAsia="Microsoft YaHei" w:hAnsi="Microsoft YaHei"/>
+                <w:b w:val="false"/>
+                <w:bCs w:val="false"/>
+                <w:sz w:val="21"/>
+                <w:szCs w:val="21"/>
+              </w:rPr>
+              <w:t xml:space="preserve">diet_photo</w:t>
+            </w:r>
+          </w:p>
+        </w:tc>
+        <w:tc>
+          <w:tcPr>
+            <w:tcW w:type="dxa" w:w="1872"/>
+            <w:tcBorders>
+              <w:top w:val="single" w:color="BBBBBB" w:sz="1"/>
+              <w:left w:val="single" w:color="BBBBBB" w:sz="1"/>
+              <w:bottom w:val="single" w:color="BBBBBB" w:sz="1"/>
+              <w:right w:val="single" w:color="BBBBBB" w:sz="1"/>
+            </w:tcBorders>
+          </w:tcPr>
+          <w:p>
+            <w:pPr>
+              <w:spacing w:after="30" w:before="30"/>
+            </w:pPr>
+            <w:r>
+              <w:rPr>
+                <w:rFonts w:ascii="Microsoft YaHei" w:cs="Microsoft YaHei" w:eastAsia="Microsoft YaHei" w:hAnsi="Microsoft YaHei"/>
+                <w:b w:val="false"/>
+                <w:bCs w:val="false"/>
+                <w:sz w:val="21"/>
+                <w:szCs w:val="21"/>
+              </w:rPr>
+              <w:t xml:space="preserve">system prompt 减少 ~3KB</w:t>
+            </w:r>
+          </w:p>
+        </w:tc>
+      </w:tr>
+      <w:tr>
+        <w:trPr>
+          <w:tblHeader w:val="false"/>
+        </w:trPr>
+        <w:tc>
+          <w:tcPr>
+            <w:tcW w:type="dxa" w:w="1872"/>
+            <w:tcBorders>
+              <w:top w:val="single" w:color="BBBBBB" w:sz="1"/>
+              <w:left w:val="single" w:color="BBBBBB" w:sz="1"/>
+              <w:bottom w:val="single" w:color="BBBBBB" w:sz="1"/>
+              <w:right w:val="single" w:color="BBBBBB" w:sz="1"/>
+            </w:tcBorders>
+          </w:tcPr>
+          <w:p>
+            <w:pPr>
+              <w:spacing w:after="30" w:before="30"/>
+            </w:pPr>
+            <w:r>
+              <w:rPr>
+                <w:rFonts w:ascii="Microsoft YaHei" w:cs="Microsoft YaHei" w:eastAsia="Microsoft YaHei" w:hAnsi="Microsoft YaHei"/>
+                <w:b w:val="false"/>
+                <w:bCs w:val="false"/>
+                <w:sz w:val="21"/>
+                <w:szCs w:val="21"/>
+              </w:rPr>
+              <w:t xml:space="preserve">9</w:t>
+            </w:r>
+          </w:p>
+        </w:tc>
+        <w:tc>
+          <w:tcPr>
+            <w:tcW w:type="dxa" w:w="1872"/>
+            <w:tcBorders>
+              <w:top w:val="single" w:color="BBBBBB" w:sz="1"/>
+              <w:left w:val="single" w:color="BBBBBB" w:sz="1"/>
+              <w:bottom w:val="single" w:color="BBBBBB" w:sz="1"/>
+              <w:right w:val="single" w:color="BBBBBB" w:sz="1"/>
+            </w:tcBorders>
+          </w:tcPr>
+          <w:p>
+            <w:pPr>
+              <w:spacing w:after="30" w:before="30"/>
+            </w:pPr>
+            <w:r>
+              <w:rPr>
+                <w:rFonts w:ascii="Microsoft YaHei" w:cs="Microsoft YaHei" w:eastAsia="Microsoft YaHei" w:hAnsi="Microsoft YaHei"/>
+                <w:b w:val="false"/>
+                <w:bCs w:val="false"/>
+                <w:sz w:val="21"/>
+                <w:szCs w:val="21"/>
+              </w:rPr>
+              <w:t xml:space="preserve">get_skill 返回精简</w:t>
+            </w:r>
+          </w:p>
+        </w:tc>
+        <w:tc>
+          <w:tcPr>
+            <w:tcW w:type="dxa" w:w="1872"/>
+            <w:tcBorders>
+              <w:top w:val="single" w:color="BBBBBB" w:sz="1"/>
+              <w:left w:val="single" w:color="BBBBBB" w:sz="1"/>
+              <w:bottom w:val="single" w:color="BBBBBB" w:sz="1"/>
+              <w:right w:val="single" w:color="BBBBBB" w:sz="1"/>
+            </w:tcBorders>
+          </w:tcPr>
+          <w:p>
+            <w:pPr>
+              <w:spacing w:after="30" w:before="30"/>
+            </w:pPr>
+            <w:r>
+              <w:rPr>
+                <w:rFonts w:ascii="Microsoft YaHei" w:cs="Microsoft YaHei" w:eastAsia="Microsoft YaHei" w:hAnsi="Microsoft YaHei"/>
+                <w:b w:val="false"/>
+                <w:bCs w:val="false"/>
+                <w:sz w:val="21"/>
+                <w:szCs w:val="21"/>
+              </w:rPr>
+              <w:t xml:space="preserve">Prompt</w:t>
+            </w:r>
+          </w:p>
+        </w:tc>
+        <w:tc>
+          <w:tcPr>
+            <w:tcW w:type="dxa" w:w="1872"/>
+            <w:tcBorders>
+              <w:top w:val="single" w:color="BBBBBB" w:sz="1"/>
+              <w:left w:val="single" w:color="BBBBBB" w:sz="1"/>
+              <w:bottom w:val="single" w:color="BBBBBB" w:sz="1"/>
+              <w:right w:val="single" w:color="BBBBBB" w:sz="1"/>
+            </w:tcBorders>
+          </w:tcPr>
+          <w:p>
+            <w:pPr>
+              <w:spacing w:after="30" w:before="30"/>
+            </w:pPr>
+            <w:r>
+              <w:rPr>
+                <w:rFonts w:ascii="Microsoft YaHei" w:cs="Microsoft YaHei" w:eastAsia="Microsoft YaHei" w:hAnsi="Microsoft YaHei"/>
+                <w:b w:val="false"/>
+                <w:bCs w:val="false"/>
+                <w:sz w:val="21"/>
+                <w:szCs w:val="21"/>
+              </w:rPr>
+              <w:t xml:space="preserve">diet_photo</w:t>
+            </w:r>
+          </w:p>
+        </w:tc>
+        <w:tc>
+          <w:tcPr>
+            <w:tcW w:type="dxa" w:w="1872"/>
+            <w:tcBorders>
+              <w:top w:val="single" w:color="BBBBBB" w:sz="1"/>
+              <w:left w:val="single" w:color="BBBBBB" w:sz="1"/>
+              <w:bottom w:val="single" w:color="BBBBBB" w:sz="1"/>
+              <w:right w:val="single" w:color="BBBBBB" w:sz="1"/>
+            </w:tcBorders>
+          </w:tcPr>
+          <w:p>
+            <w:pPr>
+              <w:spacing w:after="30" w:before="30"/>
+            </w:pPr>
+            <w:r>
+              <w:rPr>
+                <w:rFonts w:ascii="Microsoft YaHei" w:cs="Microsoft YaHei" w:eastAsia="Microsoft YaHei" w:hAnsi="Microsoft YaHei"/>
+                <w:b w:val="false"/>
+                <w:bCs w:val="false"/>
+                <w:sz w:val="21"/>
+                <w:szCs w:val="21"/>
+              </w:rPr>
+              <w:t xml:space="preserve">工具返回 ~30KB -&gt; ~15KB</w:t>
+            </w:r>
+          </w:p>
+        </w:tc>
+      </w:tr>
+      <w:tr>
+        <w:trPr>
+          <w:tblHeader w:val="false"/>
+        </w:trPr>
+        <w:tc>
+          <w:tcPr>
+            <w:tcW w:type="dxa" w:w="1872"/>
+            <w:tcBorders>
+              <w:top w:val="single" w:color="BBBBBB" w:sz="1"/>
+              <w:left w:val="single" w:color="BBBBBB" w:sz="1"/>
+              <w:bottom w:val="single" w:color="BBBBBB" w:sz="1"/>
+              <w:right w:val="single" w:color="BBBBBB" w:sz="1"/>
+            </w:tcBorders>
+          </w:tcPr>
+          <w:p>
+            <w:pPr>
+              <w:spacing w:after="30" w:before="30"/>
+            </w:pPr>
+            <w:r>
+              <w:rPr>
+                <w:rFonts w:ascii="Microsoft YaHei" w:cs="Microsoft YaHei" w:eastAsia="Microsoft YaHei" w:hAnsi="Microsoft YaHei"/>
+                <w:b w:val="false"/>
+                <w:bCs w:val="false"/>
+                <w:sz w:val="21"/>
+                <w:szCs w:val="21"/>
+              </w:rPr>
+              <w:t xml:space="preserve">10</w:t>
+            </w:r>
+          </w:p>
+        </w:tc>
+        <w:tc>
+          <w:tcPr>
+            <w:tcW w:type="dxa" w:w="1872"/>
+            <w:tcBorders>
+              <w:top w:val="single" w:color="BBBBBB" w:sz="1"/>
+              <w:left w:val="single" w:color="BBBBBB" w:sz="1"/>
+              <w:bottom w:val="single" w:color="BBBBBB" w:sz="1"/>
+              <w:right w:val="single" w:color="BBBBBB" w:sz="1"/>
+            </w:tcBorders>
+          </w:tcPr>
+          <w:p>
+            <w:pPr>
+              <w:spacing w:after="30" w:before="30"/>
+            </w:pPr>
+            <w:r>
+              <w:rPr>
+                <w:rFonts w:ascii="Microsoft YaHei" w:cs="Microsoft YaHei" w:eastAsia="Microsoft YaHei" w:hAnsi="Microsoft YaHei"/>
+                <w:b w:val="false"/>
+                <w:bCs w:val="false"/>
+                <w:sz w:val="21"/>
+                <w:szCs w:val="21"/>
+              </w:rPr>
+              <w:t xml:space="preserve">通用图片流程</w:t>
+            </w:r>
+          </w:p>
+        </w:tc>
+        <w:tc>
+          <w:tcPr>
+            <w:tcW w:type="dxa" w:w="1872"/>
+            <w:tcBorders>
+              <w:top w:val="single" w:color="BBBBBB" w:sz="1"/>
+              <w:left w:val="single" w:color="BBBBBB" w:sz="1"/>
+              <w:bottom w:val="single" w:color="BBBBBB" w:sz="1"/>
+              <w:right w:val="single" w:color="BBBBBB" w:sz="1"/>
+            </w:tcBorders>
+          </w:tcPr>
+          <w:p>
+            <w:pPr>
+              <w:spacing w:after="30" w:before="30"/>
+            </w:pPr>
+            <w:r>
+              <w:rPr>
+                <w:rFonts w:ascii="Microsoft YaHei" w:cs="Microsoft YaHei" w:eastAsia="Microsoft YaHei" w:hAnsi="Microsoft YaHei"/>
+                <w:b w:val="false"/>
+                <w:bCs w:val="false"/>
+                <w:sz w:val="21"/>
+                <w:szCs w:val="21"/>
+              </w:rPr>
+              <w:t xml:space="preserve">Prompt</w:t>
+            </w:r>
+          </w:p>
+        </w:tc>
+        <w:tc>
+          <w:tcPr>
+            <w:tcW w:type="dxa" w:w="1872"/>
+            <w:tcBorders>
+              <w:top w:val="single" w:color="BBBBBB" w:sz="1"/>
+              <w:left w:val="single" w:color="BBBBBB" w:sz="1"/>
+              <w:bottom w:val="single" w:color="BBBBBB" w:sz="1"/>
+              <w:right w:val="single" w:color="BBBBBB" w:sz="1"/>
+            </w:tcBorders>
+          </w:tcPr>
+          <w:p>
+            <w:pPr>
+              <w:spacing w:after="30" w:before="30"/>
+            </w:pPr>
+            <w:r>
+              <w:rPr>
+                <w:rFonts w:ascii="Microsoft YaHei" w:cs="Microsoft YaHei" w:eastAsia="Microsoft YaHei" w:hAnsi="Microsoft YaHei"/>
+                <w:b w:val="false"/>
+                <w:bCs w:val="false"/>
+                <w:sz w:val="21"/>
+                <w:szCs w:val="21"/>
+              </w:rPr>
+              <w:t xml:space="preserve">diet_photo</w:t>
+            </w:r>
+          </w:p>
+        </w:tc>
+        <w:tc>
+          <w:tcPr>
+            <w:tcW w:type="dxa" w:w="1872"/>
+            <w:tcBorders>
+              <w:top w:val="single" w:color="BBBBBB" w:sz="1"/>
+              <w:left w:val="single" w:color="BBBBBB" w:sz="1"/>
+              <w:bottom w:val="single" w:color="BBBBBB" w:sz="1"/>
+              <w:right w:val="single" w:color="BBBBBB" w:sz="1"/>
+            </w:tcBorders>
+          </w:tcPr>
+          <w:p>
+            <w:pPr>
+              <w:spacing w:after="30" w:before="30"/>
+            </w:pPr>
+            <w:r>
+              <w:rPr>
+                <w:rFonts w:ascii="Microsoft YaHei" w:cs="Microsoft YaHei" w:eastAsia="Microsoft YaHei" w:hAnsi="Microsoft YaHei"/>
+                <w:b w:val="false"/>
+                <w:bCs w:val="false"/>
+                <w:sz w:val="21"/>
+                <w:szCs w:val="21"/>
+              </w:rPr>
+              <w:t xml:space="preserve">支持扩展到运动/医学等图片类型</w:t>
+            </w:r>
+          </w:p>
+        </w:tc>
+      </w:tr>
+      <w:tr>
+        <w:trPr>
+          <w:tblHeader w:val="false"/>
+        </w:trPr>
+        <w:tc>
+          <w:tcPr>
+            <w:tcW w:type="dxa" w:w="1872"/>
+            <w:tcBorders>
+              <w:top w:val="single" w:color="BBBBBB" w:sz="1"/>
+              <w:left w:val="single" w:color="BBBBBB" w:sz="1"/>
+              <w:bottom w:val="single" w:color="BBBBBB" w:sz="1"/>
+              <w:right w:val="single" w:color="BBBBBB" w:sz="1"/>
+            </w:tcBorders>
+          </w:tcPr>
+          <w:p>
+            <w:pPr>
+              <w:spacing w:after="30" w:before="30"/>
+            </w:pPr>
+            <w:r>
+              <w:rPr>
+                <w:rFonts w:ascii="Microsoft YaHei" w:cs="Microsoft YaHei" w:eastAsia="Microsoft YaHei" w:hAnsi="Microsoft YaHei"/>
+                <w:b w:val="false"/>
+                <w:bCs w:val="false"/>
+                <w:sz w:val="21"/>
+                <w:szCs w:val="21"/>
+              </w:rPr>
+              <w:t xml:space="preserve">11</w:t>
+            </w:r>
+          </w:p>
+        </w:tc>
+        <w:tc>
+          <w:tcPr>
+            <w:tcW w:type="dxa" w:w="1872"/>
+            <w:tcBorders>
+              <w:top w:val="single" w:color="BBBBBB" w:sz="1"/>
+              <w:left w:val="single" w:color="BBBBBB" w:sz="1"/>
+              <w:bottom w:val="single" w:color="BBBBBB" w:sz="1"/>
+              <w:right w:val="single" w:color="BBBBBB" w:sz="1"/>
+            </w:tcBorders>
+          </w:tcPr>
+          <w:p>
+            <w:pPr>
+              <w:spacing w:after="30" w:before="30"/>
+            </w:pPr>
+            <w:r>
+              <w:rPr>
+                <w:rFonts w:ascii="Microsoft YaHei" w:cs="Microsoft YaHei" w:eastAsia="Microsoft YaHei" w:hAnsi="Microsoft YaHei"/>
+                <w:b w:val="false"/>
+                <w:bCs w:val="false"/>
+                <w:sz w:val="21"/>
+                <w:szCs w:val="21"/>
+              </w:rPr>
+              <w:t xml:space="preserve">DOC 预处理策略</w:t>
+            </w:r>
+          </w:p>
+        </w:tc>
+        <w:tc>
+          <w:tcPr>
+            <w:tcW w:type="dxa" w:w="1872"/>
+            <w:tcBorders>
+              <w:top w:val="single" w:color="BBBBBB" w:sz="1"/>
+              <w:left w:val="single" w:color="BBBBBB" w:sz="1"/>
+              <w:bottom w:val="single" w:color="BBBBBB" w:sz="1"/>
+              <w:right w:val="single" w:color="BBBBBB" w:sz="1"/>
+            </w:tcBorders>
+          </w:tcPr>
+          <w:p>
+            <w:pPr>
+              <w:spacing w:after="30" w:before="30"/>
+            </w:pPr>
+            <w:r>
+              <w:rPr>
+                <w:rFonts w:ascii="Microsoft YaHei" w:cs="Microsoft YaHei" w:eastAsia="Microsoft YaHei" w:hAnsi="Microsoft YaHei"/>
+                <w:b w:val="false"/>
+                <w:bCs w:val="false"/>
+                <w:sz w:val="21"/>
+                <w:szCs w:val="21"/>
+              </w:rPr>
+              <w:t xml:space="preserve">数据预处理</w:t>
+            </w:r>
+          </w:p>
+        </w:tc>
+        <w:tc>
+          <w:tcPr>
+            <w:tcW w:type="dxa" w:w="1872"/>
+            <w:tcBorders>
+              <w:top w:val="single" w:color="BBBBBB" w:sz="1"/>
+              <w:left w:val="single" w:color="BBBBBB" w:sz="1"/>
+              <w:bottom w:val="single" w:color="BBBBBB" w:sz="1"/>
+              <w:right w:val="single" w:color="BBBBBB" w:sz="1"/>
+            </w:tcBorders>
+          </w:tcPr>
+          <w:p>
+            <w:pPr>
+              <w:spacing w:after="30" w:before="30"/>
+            </w:pPr>
+            <w:r>
+              <w:rPr>
+                <w:rFonts w:ascii="Microsoft YaHei" w:cs="Microsoft YaHei" w:eastAsia="Microsoft YaHei" w:hAnsi="Microsoft YaHei"/>
+                <w:b w:val="false"/>
+                <w:bCs w:val="false"/>
+                <w:sz w:val="21"/>
+                <w:szCs w:val="21"/>
+              </w:rPr>
+              <w:t xml:space="preserve">vl-eval</w:t>
+            </w:r>
+          </w:p>
+        </w:tc>
+        <w:tc>
+          <w:tcPr>
+            <w:tcW w:type="dxa" w:w="1872"/>
+            <w:tcBorders>
+              <w:top w:val="single" w:color="BBBBBB" w:sz="1"/>
+              <w:left w:val="single" w:color="BBBBBB" w:sz="1"/>
+              <w:bottom w:val="single" w:color="BBBBBB" w:sz="1"/>
+              <w:right w:val="single" w:color="BBBBBB" w:sz="1"/>
+            </w:tcBorders>
+          </w:tcPr>
+          <w:p>
+            <w:pPr>
+              <w:spacing w:after="30" w:before="30"/>
+            </w:pPr>
+            <w:r>
+              <w:rPr>
+                <w:rFonts w:ascii="Microsoft YaHei" w:cs="Microsoft YaHei" w:eastAsia="Microsoft YaHei" w:hAnsi="Microsoft YaHei"/>
+                <w:b w:val="false"/>
+                <w:bCs w:val="false"/>
+                <w:sz w:val="21"/>
+                <w:szCs w:val="21"/>
+              </w:rPr>
+              <w:t xml:space="preserve">异常识别 +1.2 分</w:t>
+            </w:r>
+          </w:p>
+        </w:tc>
+      </w:tr>
+      <w:tr>
+        <w:trPr>
+          <w:tblHeader w:val="false"/>
+        </w:trPr>
+        <w:tc>
+          <w:tcPr>
+            <w:tcW w:type="dxa" w:w="1872"/>
+            <w:tcBorders>
+              <w:top w:val="single" w:color="BBBBBB" w:sz="1"/>
+              <w:left w:val="single" w:color="BBBBBB" w:sz="1"/>
+              <w:bottom w:val="single" w:color="BBBBBB" w:sz="1"/>
+              <w:right w:val="single" w:color="BBBBBB" w:sz="1"/>
+            </w:tcBorders>
+          </w:tcPr>
+          <w:p>
+            <w:pPr>
+              <w:spacing w:after="30" w:before="30"/>
+            </w:pPr>
+            <w:r>
+              <w:rPr>
+                <w:rFonts w:ascii="Microsoft YaHei" w:cs="Microsoft YaHei" w:eastAsia="Microsoft YaHei" w:hAnsi="Microsoft YaHei"/>
+                <w:b w:val="false"/>
+                <w:bCs w:val="false"/>
+                <w:sz w:val="21"/>
+                <w:szCs w:val="21"/>
+              </w:rPr>
+              <w:t xml:space="preserve">12</w:t>
+            </w:r>
+          </w:p>
+        </w:tc>
+        <w:tc>
+          <w:tcPr>
+            <w:tcW w:type="dxa" w:w="1872"/>
+            <w:tcBorders>
+              <w:top w:val="single" w:color="BBBBBB" w:sz="1"/>
+              <w:left w:val="single" w:color="BBBBBB" w:sz="1"/>
+              <w:bottom w:val="single" w:color="BBBBBB" w:sz="1"/>
+              <w:right w:val="single" w:color="BBBBBB" w:sz="1"/>
+            </w:tcBorders>
+          </w:tcPr>
+          <w:p>
+            <w:pPr>
+              <w:spacing w:after="30" w:before="30"/>
+            </w:pPr>
+            <w:r>
+              <w:rPr>
+                <w:rFonts w:ascii="Microsoft YaHei" w:cs="Microsoft YaHei" w:eastAsia="Microsoft YaHei" w:hAnsi="Microsoft YaHei"/>
+                <w:b w:val="false"/>
+                <w:bCs w:val="false"/>
+                <w:sz w:val="21"/>
+                <w:szCs w:val="21"/>
+              </w:rPr>
+              <w:t xml:space="preserve">Workbench 三栏调试</w:t>
+            </w:r>
+          </w:p>
+        </w:tc>
+        <w:tc>
+          <w:tcPr>
+            <w:tcW w:type="dxa" w:w="1872"/>
+            <w:tcBorders>
+              <w:top w:val="single" w:color="BBBBBB" w:sz="1"/>
+              <w:left w:val="single" w:color="BBBBBB" w:sz="1"/>
+              <w:bottom w:val="single" w:color="BBBBBB" w:sz="1"/>
+              <w:right w:val="single" w:color="BBBBBB" w:sz="1"/>
+            </w:tcBorders>
+          </w:tcPr>
+          <w:p>
+            <w:pPr>
+              <w:spacing w:after="30" w:before="30"/>
+            </w:pPr>
+            <w:r>
+              <w:rPr>
+                <w:rFonts w:ascii="Microsoft YaHei" w:cs="Microsoft YaHei" w:eastAsia="Microsoft YaHei" w:hAnsi="Microsoft YaHei"/>
+                <w:b w:val="false"/>
+                <w:bCs w:val="false"/>
+                <w:sz w:val="21"/>
+                <w:szCs w:val="21"/>
+              </w:rPr>
+              <w:t xml:space="preserve">Skill 平台</w:t>
+            </w:r>
+          </w:p>
+        </w:tc>
+        <w:tc>
+          <w:tcPr>
+            <w:tcW w:type="dxa" w:w="1872"/>
+            <w:tcBorders>
+              <w:top w:val="single" w:color="BBBBBB" w:sz="1"/>
+              <w:left w:val="single" w:color="BBBBBB" w:sz="1"/>
+              <w:bottom w:val="single" w:color="BBBBBB" w:sz="1"/>
+              <w:right w:val="single" w:color="BBBBBB" w:sz="1"/>
+            </w:tcBorders>
+          </w:tcPr>
+          <w:p>
+            <w:pPr>
+              <w:spacing w:after="30" w:before="30"/>
+            </w:pPr>
+          </w:p>
+        </w:tc>
+        <w:tc>
+          <w:tcPr>
+            <w:tcW w:type="dxa" w:w="1872"/>
+            <w:tcBorders>
+              <w:top w:val="single" w:color="BBBBBB" w:sz="1"/>
+              <w:left w:val="single" w:color="BBBBBB" w:sz="1"/>
+              <w:bottom w:val="single" w:color="BBBBBB" w:sz="1"/>
+              <w:right w:val="single" w:color="BBBBBB" w:sz="1"/>
+            </w:tcBorders>
+          </w:tcPr>
+          <w:p>
+            <w:pPr>
+              <w:spacing w:after="30" w:before="30"/>
+            </w:pPr>
+            <w:r>
+              <w:rPr>
+                <w:rFonts w:ascii="Microsoft YaHei" w:cs="Microsoft YaHei" w:eastAsia="Microsoft YaHei" w:hAnsi="Microsoft YaHei"/>
+                <w:b w:val="false"/>
+                <w:bCs w:val="false"/>
+                <w:sz w:val="21"/>
+                <w:szCs w:val="21"/>
+              </w:rPr>
+              <w:t xml:space="preserve">Skill 迭代效率提升</w:t>
+            </w:r>
+          </w:p>
+        </w:tc>
+      </w:tr>
+      <w:tr>
+        <w:trPr>
+          <w:tblHeader w:val="false"/>
+        </w:trPr>
+        <w:tc>
+          <w:tcPr>
+            <w:tcW w:type="dxa" w:w="1872"/>
+            <w:tcBorders>
+              <w:top w:val="single" w:color="BBBBBB" w:sz="1"/>
+              <w:left w:val="single" w:color="BBBBBB" w:sz="1"/>
+              <w:bottom w:val="single" w:color="BBBBBB" w:sz="1"/>
+              <w:right w:val="single" w:color="BBBBBB" w:sz="1"/>
+            </w:tcBorders>
+          </w:tcPr>
+          <w:p>
+            <w:pPr>
+              <w:spacing w:after="30" w:before="30"/>
+            </w:pPr>
+            <w:r>
+              <w:rPr>
+                <w:rFonts w:ascii="Microsoft YaHei" w:cs="Microsoft YaHei" w:eastAsia="Microsoft YaHei" w:hAnsi="Microsoft YaHei"/>
+                <w:b w:val="false"/>
+                <w:bCs w:val="false"/>
+                <w:sz w:val="21"/>
+                <w:szCs w:val="21"/>
+              </w:rPr>
+              <w:t xml:space="preserve">13</w:t>
+            </w:r>
+          </w:p>
+        </w:tc>
+        <w:tc>
+          <w:tcPr>
+            <w:tcW w:type="dxa" w:w="1872"/>
+            <w:tcBorders>
+              <w:top w:val="single" w:color="BBBBBB" w:sz="1"/>
+              <w:left w:val="single" w:color="BBBBBB" w:sz="1"/>
+              <w:bottom w:val="single" w:color="BBBBBB" w:sz="1"/>
+              <w:right w:val="single" w:color="BBBBBB" w:sz="1"/>
+            </w:tcBorders>
+          </w:tcPr>
+          <w:p>
+            <w:pPr>
+              <w:spacing w:after="30" w:before="30"/>
+            </w:pPr>
+            <w:r>
+              <w:rPr>
+                <w:rFonts w:ascii="Microsoft YaHei" w:cs="Microsoft YaHei" w:eastAsia="Microsoft YaHei" w:hAnsi="Microsoft YaHei"/>
+                <w:b w:val="false"/>
+                <w:bCs w:val="false"/>
+                <w:sz w:val="21"/>
+                <w:szCs w:val="21"/>
+              </w:rPr>
+              <w:t xml:space="preserve">HMAC 认证集成</w:t>
+            </w:r>
+          </w:p>
+        </w:tc>
+        <w:tc>
+          <w:tcPr>
+            <w:tcW w:type="dxa" w:w="1872"/>
+            <w:tcBorders>
+              <w:top w:val="single" w:color="BBBBBB" w:sz="1"/>
+              <w:left w:val="single" w:color="BBBBBB" w:sz="1"/>
+              <w:bottom w:val="single" w:color="BBBBBB" w:sz="1"/>
+              <w:right w:val="single" w:color="BBBBBB" w:sz="1"/>
+            </w:tcBorders>
+          </w:tcPr>
+          <w:p>
+            <w:pPr>
+              <w:spacing w:after="30" w:before="30"/>
+            </w:pPr>
+            <w:r>
+              <w:rPr>
+                <w:rFonts w:ascii="Microsoft YaHei" w:cs="Microsoft YaHei" w:eastAsia="Microsoft YaHei" w:hAnsi="Microsoft YaHei"/>
+                <w:b w:val="false"/>
+                <w:bCs w:val="false"/>
+                <w:sz w:val="21"/>
+                <w:szCs w:val="21"/>
+              </w:rPr>
+              <w:t xml:space="preserve">Skill 平台</w:t>
+            </w:r>
+          </w:p>
+        </w:tc>
+        <w:tc>
+          <w:tcPr>
+            <w:tcW w:type="dxa" w:w="1872"/>
+            <w:tcBorders>
+              <w:top w:val="single" w:color="BBBBBB" w:sz="1"/>
+              <w:left w:val="single" w:color="BBBBBB" w:sz="1"/>
+              <w:bottom w:val="single" w:color="BBBBBB" w:sz="1"/>
+              <w:right w:val="single" w:color="BBBBBB" w:sz="1"/>
+            </w:tcBorders>
+          </w:tcPr>
+          <w:p>
+            <w:pPr>
+              <w:spacing w:after="30" w:before="30"/>
+            </w:pPr>
+          </w:p>
+        </w:tc>
+        <w:tc>
+          <w:tcPr>
+            <w:tcW w:type="dxa" w:w="1872"/>
+            <w:tcBorders>
+              <w:top w:val="single" w:color="BBBBBB" w:sz="1"/>
+              <w:left w:val="single" w:color="BBBBBB" w:sz="1"/>
+              <w:bottom w:val="single" w:color="BBBBBB" w:sz="1"/>
+              <w:right w:val="single" w:color="BBBBBB" w:sz="1"/>
+            </w:tcBorders>
+          </w:tcPr>
+          <w:p>
+            <w:pPr>
+              <w:spacing w:after="30" w:before="30"/>
+            </w:pPr>
+            <w:r>
+              <w:rPr>
+                <w:rFonts w:ascii="Microsoft YaHei" w:cs="Microsoft YaHei" w:eastAsia="Microsoft YaHei" w:hAnsi="Microsoft YaHei"/>
+                <w:b w:val="false"/>
+                <w:bCs w:val="false"/>
+                <w:sz w:val="21"/>
+                <w:szCs w:val="21"/>
+              </w:rPr>
+              <w:t xml:space="preserve">内部模型直接调试</w:t>
+            </w:r>
+          </w:p>
+        </w:tc>
+      </w:tr>
+      <w:tr>
+        <w:trPr>
+          <w:tblHeader w:val="false"/>
+        </w:trPr>
+        <w:tc>
+          <w:tcPr>
+            <w:tcW w:type="dxa" w:w="1872"/>
+            <w:tcBorders>
+              <w:top w:val="single" w:color="BBBBBB" w:sz="1"/>
+              <w:left w:val="single" w:color="BBBBBB" w:sz="1"/>
+              <w:bottom w:val="single" w:color="BBBBBB" w:sz="1"/>
+              <w:right w:val="single" w:color="BBBBBB" w:sz="1"/>
+            </w:tcBorders>
+          </w:tcPr>
+          <w:p>
+            <w:pPr>
+              <w:spacing w:after="30" w:before="30"/>
+            </w:pPr>
+            <w:r>
+              <w:rPr>
+                <w:rFonts w:ascii="Microsoft YaHei" w:cs="Microsoft YaHei" w:eastAsia="Microsoft YaHei" w:hAnsi="Microsoft YaHei"/>
+                <w:b w:val="false"/>
+                <w:bCs w:val="false"/>
+                <w:sz w:val="21"/>
+                <w:szCs w:val="21"/>
+              </w:rPr>
+              <w:t xml:space="preserve">14</w:t>
+            </w:r>
+          </w:p>
+        </w:tc>
+        <w:tc>
+          <w:tcPr>
+            <w:tcW w:type="dxa" w:w="1872"/>
+            <w:tcBorders>
+              <w:top w:val="single" w:color="BBBBBB" w:sz="1"/>
+              <w:left w:val="single" w:color="BBBBBB" w:sz="1"/>
+              <w:bottom w:val="single" w:color="BBBBBB" w:sz="1"/>
+              <w:right w:val="single" w:color="BBBBBB" w:sz="1"/>
+            </w:tcBorders>
+          </w:tcPr>
+          <w:p>
+            <w:pPr>
+              <w:spacing w:after="30" w:before="30"/>
+            </w:pPr>
+            <w:r>
+              <w:rPr>
+                <w:rFonts w:ascii="Microsoft YaHei" w:cs="Microsoft YaHei" w:eastAsia="Microsoft YaHei" w:hAnsi="Microsoft YaHei"/>
+                <w:b w:val="false"/>
+                <w:bCs w:val="false"/>
+                <w:sz w:val="21"/>
+                <w:szCs w:val="21"/>
+              </w:rPr>
+              <w:t xml:space="preserve">SSE delta patch</w:t>
+            </w:r>
+          </w:p>
+        </w:tc>
+        <w:tc>
+          <w:tcPr>
+            <w:tcW w:type="dxa" w:w="1872"/>
+            <w:tcBorders>
+              <w:top w:val="single" w:color="BBBBBB" w:sz="1"/>
+              <w:left w:val="single" w:color="BBBBBB" w:sz="1"/>
+              <w:bottom w:val="single" w:color="BBBBBB" w:sz="1"/>
+              <w:right w:val="single" w:color="BBBBBB" w:sz="1"/>
+            </w:tcBorders>
+          </w:tcPr>
+          <w:p>
+            <w:pPr>
+              <w:spacing w:after="30" w:before="30"/>
+            </w:pPr>
+            <w:r>
+              <w:rPr>
+                <w:rFonts w:ascii="Microsoft YaHei" w:cs="Microsoft YaHei" w:eastAsia="Microsoft YaHei" w:hAnsi="Microsoft YaHei"/>
+                <w:b w:val="false"/>
+                <w:bCs w:val="false"/>
+                <w:sz w:val="21"/>
+                <w:szCs w:val="21"/>
+              </w:rPr>
+              <w:t xml:space="preserve">Skill 平台</w:t>
+            </w:r>
+          </w:p>
+        </w:tc>
+        <w:tc>
+          <w:tcPr>
+            <w:tcW w:type="dxa" w:w="1872"/>
+            <w:tcBorders>
+              <w:top w:val="single" w:color="BBBBBB" w:sz="1"/>
+              <w:left w:val="single" w:color="BBBBBB" w:sz="1"/>
+              <w:bottom w:val="single" w:color="BBBBBB" w:sz="1"/>
+              <w:right w:val="single" w:color="BBBBBB" w:sz="1"/>
+            </w:tcBorders>
+          </w:tcPr>
+          <w:p>
+            <w:pPr>
+              <w:spacing w:after="30" w:before="30"/>
+            </w:pPr>
+          </w:p>
+        </w:tc>
+        <w:tc>
+          <w:tcPr>
+            <w:tcW w:type="dxa" w:w="1872"/>
+            <w:tcBorders>
+              <w:top w:val="single" w:color="BBBBBB" w:sz="1"/>
+              <w:left w:val="single" w:color="BBBBBB" w:sz="1"/>
+              <w:bottom w:val="single" w:color="BBBBBB" w:sz="1"/>
+              <w:right w:val="single" w:color="BBBBBB" w:sz="1"/>
+            </w:tcBorders>
+          </w:tcPr>
+          <w:p>
+            <w:pPr>
+              <w:spacing w:after="30" w:before="30"/>
+            </w:pPr>
+            <w:r>
+              <w:rPr>
+                <w:rFonts w:ascii="Microsoft YaHei" w:cs="Microsoft YaHei" w:eastAsia="Microsoft YaHei" w:hAnsi="Microsoft YaHei"/>
+                <w:b w:val="false"/>
+                <w:bCs w:val="false"/>
+                <w:sz w:val="21"/>
+                <w:szCs w:val="21"/>
+              </w:rPr>
+              <w:t xml:space="preserve">渲染性能 100KB -&gt; ~100B 增量</w:t>
+            </w:r>
+          </w:p>
+        </w:tc>
+      </w:tr>
+    </w:tbl>
+    <w:p>
+      <w:pPr>
+        <w:spacing w:after="100"/>
+      </w:pPr>
     </w:p>
     <w:sectPr>
       <w:headerReference w:type="default" r:id="rId7"/>

--- a/docs/02-模型性能测试报告.docx
+++ b/docs/02-模型性能测试报告.docx
@@ -2303,7 +2303,7 @@
                 <w:sz w:val="21"/>
                 <w:szCs w:val="21"/>
               </w:rPr>
-              <w:t xml:space="preserve">引用数据是否准确可溯源</w:t>
+              <w:t xml:space="preserve">引用数据是否准确可溯源  11模型分组柱状图</w:t>
             </w:r>
           </w:p>
         </w:tc>
@@ -2322,9 +2322,9 @@
       <w:r>
         <w:drawing>
           <wp:inline distT="0" distB="0" distL="0" distR="0">
-            <wp:extent cx="5143500" cy="2181225"/>
+            <wp:extent cx="5143500" cy="4029075"/>
             <wp:effectExtent t="0" r="0" b="0" l="0"/>
-            <wp:docPr id="1" name="vl_grouped_bar.png" descr="11模型分组柱状图" title="11模型分组柱状图"/>
+            <wp:docPr id="1" name="vl_radar_overlay.png" descr="11模型雷达图" title="11模型雷达图"/>
             <wp:cNvGraphicFramePr>
               <a:graphicFrameLocks xmlns:a="http://schemas.openxmlformats.org/drawingml/2006/main" noChangeAspect="1"/>
             </wp:cNvGraphicFramePr>
@@ -2347,69 +2347,6 @@
                   <pic:spPr bwMode="auto">
                     <a:xfrm>
                       <a:off x="0" y="0"/>
-                      <a:ext cx="5143500" cy="2181225"/>
-                    </a:xfrm>
-                    <a:prstGeom prst="rect">
-                      <a:avLst/>
-                    </a:prstGeom>
-                  </pic:spPr>
-                </pic:pic>
-              </a:graphicData>
-            </a:graphic>
-          </wp:inline>
-        </w:drawing>
-      </w:r>
-    </w:p>
-    <w:p>
-      <w:pPr>
-        <w:spacing w:after="100" w:before="0"/>
-        <w:jc w:val="center"/>
-      </w:pPr>
-      <w:r>
-        <w:rPr>
-          <w:rFonts w:ascii="Microsoft YaHei" w:cs="Microsoft YaHei" w:eastAsia="Microsoft YaHei" w:hAnsi="Microsoft YaHei"/>
-          <w:i/>
-          <w:iCs/>
-          <w:color w:val="666666"/>
-          <w:sz w:val="18"/>
-          <w:szCs w:val="18"/>
-        </w:rPr>
-        <w:t xml:space="preserve">11模型分组柱状图</w:t>
-      </w:r>
-    </w:p>
-    <w:p>
-      <w:pPr>
-        <w:spacing w:after="40" w:before="120"/>
-        <w:jc w:val="center"/>
-      </w:pPr>
-      <w:r>
-        <w:drawing>
-          <wp:inline distT="0" distB="0" distL="0" distR="0">
-            <wp:extent cx="5143500" cy="4029075"/>
-            <wp:effectExtent t="0" r="0" b="0" l="0"/>
-            <wp:docPr id="1" name="vl_radar_overlay.png" descr="11模型雷达图" title="11模型雷达图"/>
-            <wp:cNvGraphicFramePr>
-              <a:graphicFrameLocks xmlns:a="http://schemas.openxmlformats.org/drawingml/2006/main" noChangeAspect="1"/>
-            </wp:cNvGraphicFramePr>
-            <a:graphic xmlns:a="http://schemas.openxmlformats.org/drawingml/2006/main">
-              <a:graphicData uri="http://schemas.openxmlformats.org/drawingml/2006/picture">
-                <pic:pic xmlns:pic="http://schemas.openxmlformats.org/drawingml/2006/picture">
-                  <pic:nvPicPr>
-                    <pic:cNvPr id="0" name="" descr=""/>
-                    <pic:cNvPicPr>
-                      <a:picLocks noChangeAspect="1" noChangeArrowheads="1"/>
-                    </pic:cNvPicPr>
-                  </pic:nvPicPr>
-                  <pic:blipFill>
-                    <a:blip r:embed="rId10" cstate="none"/>
-                    <a:srcRect/>
-                    <a:stretch>
-                      <a:fillRect/>
-                    </a:stretch>
-                  </pic:blipFill>
-                  <pic:spPr bwMode="auto">
-                    <a:xfrm>
-                      <a:off x="0" y="0"/>
                       <a:ext cx="5143500" cy="4029075"/>
                     </a:xfrm>
                     <a:prstGeom prst="rect">
@@ -2464,7 +2401,7 @@
                     </pic:cNvPicPr>
                   </pic:nvPicPr>
                   <pic:blipFill>
-                    <a:blip r:embed="rId11" cstate="none"/>
+                    <a:blip r:embed="rId10" cstate="none"/>
                     <a:srcRect/>
                     <a:stretch>
                       <a:fillRect/>
@@ -5127,7 +5064,7 @@
                     </pic:cNvPicPr>
                   </pic:nvPicPr>
                   <pic:blipFill>
-                    <a:blip r:embed="rId12" cstate="none"/>
+                    <a:blip r:embed="rId11" cstate="none"/>
                     <a:srcRect/>
                     <a:stretch>
                       <a:fillRect/>
@@ -5190,7 +5127,7 @@
                     </pic:cNvPicPr>
                   </pic:nvPicPr>
                   <pic:blipFill>
-                    <a:blip r:embed="rId13" cstate="none"/>
+                    <a:blip r:embed="rId12" cstate="none"/>
                     <a:srcRect/>
                     <a:stretch>
                       <a:fillRect/>
@@ -5253,7 +5190,7 @@
                     </pic:cNvPicPr>
                   </pic:nvPicPr>
                   <pic:blipFill>
-                    <a:blip r:embed="rId14" cstate="none"/>
+                    <a:blip r:embed="rId13" cstate="none"/>
                     <a:srcRect/>
                     <a:stretch>
                       <a:fillRect/>
@@ -5316,7 +5253,7 @@
                     </pic:cNvPicPr>
                   </pic:nvPicPr>
                   <pic:blipFill>
-                    <a:blip r:embed="rId15" cstate="none"/>
+                    <a:blip r:embed="rId14" cstate="none"/>
                     <a:srcRect/>
                     <a:stretch>
                       <a:fillRect/>
@@ -7836,7 +7773,7 @@
                     </pic:cNvPicPr>
                   </pic:nvPicPr>
                   <pic:blipFill>
-                    <a:blip r:embed="rId16" cstate="none"/>
+                    <a:blip r:embed="rId15" cstate="none"/>
                     <a:srcRect/>
                     <a:stretch>
                       <a:fillRect/>
@@ -7899,7 +7836,7 @@
                     </pic:cNvPicPr>
                   </pic:nvPicPr>
                   <pic:blipFill>
-                    <a:blip r:embed="rId17" cstate="none"/>
+                    <a:blip r:embed="rId16" cstate="none"/>
                     <a:srcRect/>
                     <a:stretch>
                       <a:fillRect/>
@@ -7962,7 +7899,7 @@
                     </pic:cNvPicPr>
                   </pic:nvPicPr>
                   <pic:blipFill>
-                    <a:blip r:embed="rId18" cstate="none"/>
+                    <a:blip r:embed="rId17" cstate="none"/>
                     <a:srcRect/>
                     <a:stretch>
                       <a:fillRect/>
@@ -8012,6 +7949,69 @@
             <wp:extent cx="4762500" cy="4762500"/>
             <wp:effectExtent t="0" r="0" b="0" l="0"/>
             <wp:docPr id="1" name="dvr_radar.png" descr="DOC vs RAW 雷达图" title="DOC vs RAW 雷达图"/>
+            <wp:cNvGraphicFramePr>
+              <a:graphicFrameLocks xmlns:a="http://schemas.openxmlformats.org/drawingml/2006/main" noChangeAspect="1"/>
+            </wp:cNvGraphicFramePr>
+            <a:graphic xmlns:a="http://schemas.openxmlformats.org/drawingml/2006/main">
+              <a:graphicData uri="http://schemas.openxmlformats.org/drawingml/2006/picture">
+                <pic:pic xmlns:pic="http://schemas.openxmlformats.org/drawingml/2006/picture">
+                  <pic:nvPicPr>
+                    <pic:cNvPr id="0" name="" descr=""/>
+                    <pic:cNvPicPr>
+                      <a:picLocks noChangeAspect="1" noChangeArrowheads="1"/>
+                    </pic:cNvPicPr>
+                  </pic:nvPicPr>
+                  <pic:blipFill>
+                    <a:blip r:embed="rId18" cstate="none"/>
+                    <a:srcRect/>
+                    <a:stretch>
+                      <a:fillRect/>
+                    </a:stretch>
+                  </pic:blipFill>
+                  <pic:spPr bwMode="auto">
+                    <a:xfrm>
+                      <a:off x="0" y="0"/>
+                      <a:ext cx="4762500" cy="4762500"/>
+                    </a:xfrm>
+                    <a:prstGeom prst="rect">
+                      <a:avLst/>
+                    </a:prstGeom>
+                  </pic:spPr>
+                </pic:pic>
+              </a:graphicData>
+            </a:graphic>
+          </wp:inline>
+        </w:drawing>
+      </w:r>
+    </w:p>
+    <w:p>
+      <w:pPr>
+        <w:spacing w:after="100" w:before="0"/>
+        <w:jc w:val="center"/>
+      </w:pPr>
+      <w:r>
+        <w:rPr>
+          <w:rFonts w:ascii="Microsoft YaHei" w:cs="Microsoft YaHei" w:eastAsia="Microsoft YaHei" w:hAnsi="Microsoft YaHei"/>
+          <w:i/>
+          <w:iCs/>
+          <w:color w:val="666666"/>
+          <w:sz w:val="18"/>
+          <w:szCs w:val="18"/>
+        </w:rPr>
+        <w:t xml:space="preserve">DOC vs RAW 雷达图</w:t>
+      </w:r>
+    </w:p>
+    <w:p>
+      <w:pPr>
+        <w:spacing w:after="40" w:before="120"/>
+        <w:jc w:val="center"/>
+      </w:pPr>
+      <w:r>
+        <w:drawing>
+          <wp:inline distT="0" distB="0" distL="0" distR="0">
+            <wp:extent cx="4762500" cy="4762500"/>
+            <wp:effectExtent t="0" r="0" b="0" l="0"/>
+            <wp:docPr id="1" name="dvr_scatter.png" descr="DOC vs RAW 散点图" title="DOC vs RAW 散点图"/>
             <wp:cNvGraphicFramePr>
               <a:graphicFrameLocks xmlns:a="http://schemas.openxmlformats.org/drawingml/2006/main" noChangeAspect="1"/>
             </wp:cNvGraphicFramePr>
@@ -8061,69 +8061,6 @@
           <w:sz w:val="18"/>
           <w:szCs w:val="18"/>
         </w:rPr>
-        <w:t xml:space="preserve">DOC vs RAW 雷达图</w:t>
-      </w:r>
-    </w:p>
-    <w:p>
-      <w:pPr>
-        <w:spacing w:after="40" w:before="120"/>
-        <w:jc w:val="center"/>
-      </w:pPr>
-      <w:r>
-        <w:drawing>
-          <wp:inline distT="0" distB="0" distL="0" distR="0">
-            <wp:extent cx="4762500" cy="4762500"/>
-            <wp:effectExtent t="0" r="0" b="0" l="0"/>
-            <wp:docPr id="1" name="dvr_scatter.png" descr="DOC vs RAW 散点图" title="DOC vs RAW 散点图"/>
-            <wp:cNvGraphicFramePr>
-              <a:graphicFrameLocks xmlns:a="http://schemas.openxmlformats.org/drawingml/2006/main" noChangeAspect="1"/>
-            </wp:cNvGraphicFramePr>
-            <a:graphic xmlns:a="http://schemas.openxmlformats.org/drawingml/2006/main">
-              <a:graphicData uri="http://schemas.openxmlformats.org/drawingml/2006/picture">
-                <pic:pic xmlns:pic="http://schemas.openxmlformats.org/drawingml/2006/picture">
-                  <pic:nvPicPr>
-                    <pic:cNvPr id="0" name="" descr=""/>
-                    <pic:cNvPicPr>
-                      <a:picLocks noChangeAspect="1" noChangeArrowheads="1"/>
-                    </pic:cNvPicPr>
-                  </pic:nvPicPr>
-                  <pic:blipFill>
-                    <a:blip r:embed="rId20" cstate="none"/>
-                    <a:srcRect/>
-                    <a:stretch>
-                      <a:fillRect/>
-                    </a:stretch>
-                  </pic:blipFill>
-                  <pic:spPr bwMode="auto">
-                    <a:xfrm>
-                      <a:off x="0" y="0"/>
-                      <a:ext cx="4762500" cy="4762500"/>
-                    </a:xfrm>
-                    <a:prstGeom prst="rect">
-                      <a:avLst/>
-                    </a:prstGeom>
-                  </pic:spPr>
-                </pic:pic>
-              </a:graphicData>
-            </a:graphic>
-          </wp:inline>
-        </w:drawing>
-      </w:r>
-    </w:p>
-    <w:p>
-      <w:pPr>
-        <w:spacing w:after="100" w:before="0"/>
-        <w:jc w:val="center"/>
-      </w:pPr>
-      <w:r>
-        <w:rPr>
-          <w:rFonts w:ascii="Microsoft YaHei" w:cs="Microsoft YaHei" w:eastAsia="Microsoft YaHei" w:hAnsi="Microsoft YaHei"/>
-          <w:i/>
-          <w:iCs/>
-          <w:color w:val="666666"/>
-          <w:sz w:val="18"/>
-          <w:szCs w:val="18"/>
-        </w:rPr>
         <w:t xml:space="preserve">DOC vs RAW 散点图</w:t>
       </w:r>
     </w:p>
@@ -10006,11 +9943,10 @@
         </w:tblBorders>
       </w:tblPr>
       <w:tblGrid>
-        <w:gridCol w:w="1872"/>
-        <w:gridCol w:w="1872"/>
-        <w:gridCol w:w="1872"/>
-        <w:gridCol w:w="1872"/>
-        <w:gridCol w:w="1872"/>
+        <w:gridCol w:w="2340"/>
+        <w:gridCol w:w="2340"/>
+        <w:gridCol w:w="2340"/>
+        <w:gridCol w:w="2340"/>
       </w:tblGrid>
       <w:tr>
         <w:trPr>
@@ -10018,7 +9954,7 @@
         </w:trPr>
         <w:tc>
           <w:tcPr>
-            <w:tcW w:type="dxa" w:w="1872"/>
+            <w:tcW w:type="dxa" w:w="2340"/>
             <w:tcBorders>
               <w:top w:val="single" w:color="BBBBBB" w:sz="1"/>
               <w:left w:val="single" w:color="BBBBBB" w:sz="1"/>
@@ -10045,7 +9981,7 @@
         </w:tc>
         <w:tc>
           <w:tcPr>
-            <w:tcW w:type="dxa" w:w="1872"/>
+            <w:tcW w:type="dxa" w:w="2340"/>
             <w:tcBorders>
               <w:top w:val="single" w:color="BBBBBB" w:sz="1"/>
               <w:left w:val="single" w:color="BBBBBB" w:sz="1"/>
@@ -10072,7 +10008,7 @@
         </w:tc>
         <w:tc>
           <w:tcPr>
-            <w:tcW w:type="dxa" w:w="1872"/>
+            <w:tcW w:type="dxa" w:w="2340"/>
             <w:tcBorders>
               <w:top w:val="single" w:color="BBBBBB" w:sz="1"/>
               <w:left w:val="single" w:color="BBBBBB" w:sz="1"/>
@@ -10099,34 +10035,7 @@
         </w:tc>
         <w:tc>
           <w:tcPr>
-            <w:tcW w:type="dxa" w:w="1872"/>
-            <w:tcBorders>
-              <w:top w:val="single" w:color="BBBBBB" w:sz="1"/>
-              <w:left w:val="single" w:color="BBBBBB" w:sz="1"/>
-              <w:bottom w:val="single" w:color="BBBBBB" w:sz="1"/>
-              <w:right w:val="single" w:color="BBBBBB" w:sz="1"/>
-            </w:tcBorders>
-            <w:shd w:fill="D5E8F0" w:val="clear"/>
-          </w:tcPr>
-          <w:p>
-            <w:pPr>
-              <w:spacing w:after="30" w:before="30"/>
-            </w:pPr>
-            <w:r>
-              <w:rPr>
-                <w:rFonts w:ascii="Microsoft YaHei" w:cs="Microsoft YaHei" w:eastAsia="Microsoft YaHei" w:hAnsi="Microsoft YaHei"/>
-                <w:b/>
-                <w:bCs/>
-                <w:sz w:val="21"/>
-                <w:szCs w:val="21"/>
-              </w:rPr>
-              <w:t xml:space="preserve">来源分支</w:t>
-            </w:r>
-          </w:p>
-        </w:tc>
-        <w:tc>
-          <w:tcPr>
-            <w:tcW w:type="dxa" w:w="1872"/>
+            <w:tcW w:type="dxa" w:w="2340"/>
             <w:tcBorders>
               <w:top w:val="single" w:color="BBBBBB" w:sz="1"/>
               <w:left w:val="single" w:color="BBBBBB" w:sz="1"/>
@@ -10158,7 +10067,7 @@
         </w:trPr>
         <w:tc>
           <w:tcPr>
-            <w:tcW w:type="dxa" w:w="1872"/>
+            <w:tcW w:type="dxa" w:w="2340"/>
             <w:tcBorders>
               <w:top w:val="single" w:color="BBBBBB" w:sz="1"/>
               <w:left w:val="single" w:color="BBBBBB" w:sz="1"/>
@@ -10184,7 +10093,7 @@
         </w:tc>
         <w:tc>
           <w:tcPr>
-            <w:tcW w:type="dxa" w:w="1872"/>
+            <w:tcW w:type="dxa" w:w="2340"/>
             <w:tcBorders>
               <w:top w:val="single" w:color="BBBBBB" w:sz="1"/>
               <w:left w:val="single" w:color="BBBBBB" w:sz="1"/>
@@ -10210,7 +10119,7 @@
         </w:tc>
         <w:tc>
           <w:tcPr>
-            <w:tcW w:type="dxa" w:w="1872"/>
+            <w:tcW w:type="dxa" w:w="2340"/>
             <w:tcBorders>
               <w:top w:val="single" w:color="BBBBBB" w:sz="1"/>
               <w:left w:val="single" w:color="BBBBBB" w:sz="1"/>
@@ -10236,33 +10145,7 @@
         </w:tc>
         <w:tc>
           <w:tcPr>
-            <w:tcW w:type="dxa" w:w="1872"/>
-            <w:tcBorders>
-              <w:top w:val="single" w:color="BBBBBB" w:sz="1"/>
-              <w:left w:val="single" w:color="BBBBBB" w:sz="1"/>
-              <w:bottom w:val="single" w:color="BBBBBB" w:sz="1"/>
-              <w:right w:val="single" w:color="BBBBBB" w:sz="1"/>
-            </w:tcBorders>
-          </w:tcPr>
-          <w:p>
-            <w:pPr>
-              <w:spacing w:after="30" w:before="30"/>
-            </w:pPr>
-            <w:r>
-              <w:rPr>
-                <w:rFonts w:ascii="Microsoft YaHei" w:cs="Microsoft YaHei" w:eastAsia="Microsoft YaHei" w:hAnsi="Microsoft YaHei"/>
-                <w:b w:val="false"/>
-                <w:bCs w:val="false"/>
-                <w:sz w:val="21"/>
-                <w:szCs w:val="21"/>
-              </w:rPr>
-              <w:t xml:space="preserve">diet_photo</w:t>
-            </w:r>
-          </w:p>
-        </w:tc>
-        <w:tc>
-          <w:tcPr>
-            <w:tcW w:type="dxa" w:w="1872"/>
+            <w:tcW w:type="dxa" w:w="2340"/>
             <w:tcBorders>
               <w:top w:val="single" w:color="BBBBBB" w:sz="1"/>
               <w:left w:val="single" w:color="BBBBBB" w:sz="1"/>
@@ -10293,7 +10176,7 @@
         </w:trPr>
         <w:tc>
           <w:tcPr>
-            <w:tcW w:type="dxa" w:w="1872"/>
+            <w:tcW w:type="dxa" w:w="2340"/>
             <w:tcBorders>
               <w:top w:val="single" w:color="BBBBBB" w:sz="1"/>
               <w:left w:val="single" w:color="BBBBBB" w:sz="1"/>
@@ -10319,7 +10202,7 @@
         </w:tc>
         <w:tc>
           <w:tcPr>
-            <w:tcW w:type="dxa" w:w="1872"/>
+            <w:tcW w:type="dxa" w:w="2340"/>
             <w:tcBorders>
               <w:top w:val="single" w:color="BBBBBB" w:sz="1"/>
               <w:left w:val="single" w:color="BBBBBB" w:sz="1"/>
@@ -10345,7 +10228,7 @@
         </w:tc>
         <w:tc>
           <w:tcPr>
-            <w:tcW w:type="dxa" w:w="1872"/>
+            <w:tcW w:type="dxa" w:w="2340"/>
             <w:tcBorders>
               <w:top w:val="single" w:color="BBBBBB" w:sz="1"/>
               <w:left w:val="single" w:color="BBBBBB" w:sz="1"/>
@@ -10371,33 +10254,7 @@
         </w:tc>
         <w:tc>
           <w:tcPr>
-            <w:tcW w:type="dxa" w:w="1872"/>
-            <w:tcBorders>
-              <w:top w:val="single" w:color="BBBBBB" w:sz="1"/>
-              <w:left w:val="single" w:color="BBBBBB" w:sz="1"/>
-              <w:bottom w:val="single" w:color="BBBBBB" w:sz="1"/>
-              <w:right w:val="single" w:color="BBBBBB" w:sz="1"/>
-            </w:tcBorders>
-          </w:tcPr>
-          <w:p>
-            <w:pPr>
-              <w:spacing w:after="30" w:before="30"/>
-            </w:pPr>
-            <w:r>
-              <w:rPr>
-                <w:rFonts w:ascii="Microsoft YaHei" w:cs="Microsoft YaHei" w:eastAsia="Microsoft YaHei" w:hAnsi="Microsoft YaHei"/>
-                <w:b w:val="false"/>
-                <w:bCs w:val="false"/>
-                <w:sz w:val="21"/>
-                <w:szCs w:val="21"/>
-              </w:rPr>
-              <w:t xml:space="preserve">diet_photo</w:t>
-            </w:r>
-          </w:p>
-        </w:tc>
-        <w:tc>
-          <w:tcPr>
-            <w:tcW w:type="dxa" w:w="1872"/>
+            <w:tcW w:type="dxa" w:w="2340"/>
             <w:tcBorders>
               <w:top w:val="single" w:color="BBBBBB" w:sz="1"/>
               <w:left w:val="single" w:color="BBBBBB" w:sz="1"/>
@@ -10428,7 +10285,7 @@
         </w:trPr>
         <w:tc>
           <w:tcPr>
-            <w:tcW w:type="dxa" w:w="1872"/>
+            <w:tcW w:type="dxa" w:w="2340"/>
             <w:tcBorders>
               <w:top w:val="single" w:color="BBBBBB" w:sz="1"/>
               <w:left w:val="single" w:color="BBBBBB" w:sz="1"/>
@@ -10454,7 +10311,7 @@
         </w:tc>
         <w:tc>
           <w:tcPr>
-            <w:tcW w:type="dxa" w:w="1872"/>
+            <w:tcW w:type="dxa" w:w="2340"/>
             <w:tcBorders>
               <w:top w:val="single" w:color="BBBBBB" w:sz="1"/>
               <w:left w:val="single" w:color="BBBBBB" w:sz="1"/>
@@ -10480,7 +10337,7 @@
         </w:tc>
         <w:tc>
           <w:tcPr>
-            <w:tcW w:type="dxa" w:w="1872"/>
+            <w:tcW w:type="dxa" w:w="2340"/>
             <w:tcBorders>
               <w:top w:val="single" w:color="BBBBBB" w:sz="1"/>
               <w:left w:val="single" w:color="BBBBBB" w:sz="1"/>
@@ -10506,33 +10363,7 @@
         </w:tc>
         <w:tc>
           <w:tcPr>
-            <w:tcW w:type="dxa" w:w="1872"/>
-            <w:tcBorders>
-              <w:top w:val="single" w:color="BBBBBB" w:sz="1"/>
-              <w:left w:val="single" w:color="BBBBBB" w:sz="1"/>
-              <w:bottom w:val="single" w:color="BBBBBB" w:sz="1"/>
-              <w:right w:val="single" w:color="BBBBBB" w:sz="1"/>
-            </w:tcBorders>
-          </w:tcPr>
-          <w:p>
-            <w:pPr>
-              <w:spacing w:after="30" w:before="30"/>
-            </w:pPr>
-            <w:r>
-              <w:rPr>
-                <w:rFonts w:ascii="Microsoft YaHei" w:cs="Microsoft YaHei" w:eastAsia="Microsoft YaHei" w:hAnsi="Microsoft YaHei"/>
-                <w:b w:val="false"/>
-                <w:bCs w:val="false"/>
-                <w:sz w:val="21"/>
-                <w:szCs w:val="21"/>
-              </w:rPr>
-              <w:t xml:space="preserve">diet_photo</w:t>
-            </w:r>
-          </w:p>
-        </w:tc>
-        <w:tc>
-          <w:tcPr>
-            <w:tcW w:type="dxa" w:w="1872"/>
+            <w:tcW w:type="dxa" w:w="2340"/>
             <w:tcBorders>
               <w:top w:val="single" w:color="BBBBBB" w:sz="1"/>
               <w:left w:val="single" w:color="BBBBBB" w:sz="1"/>
@@ -10563,7 +10394,7 @@
         </w:trPr>
         <w:tc>
           <w:tcPr>
-            <w:tcW w:type="dxa" w:w="1872"/>
+            <w:tcW w:type="dxa" w:w="2340"/>
             <w:tcBorders>
               <w:top w:val="single" w:color="BBBBBB" w:sz="1"/>
               <w:left w:val="single" w:color="BBBBBB" w:sz="1"/>
@@ -10589,7 +10420,7 @@
         </w:tc>
         <w:tc>
           <w:tcPr>
-            <w:tcW w:type="dxa" w:w="1872"/>
+            <w:tcW w:type="dxa" w:w="2340"/>
             <w:tcBorders>
               <w:top w:val="single" w:color="BBBBBB" w:sz="1"/>
               <w:left w:val="single" w:color="BBBBBB" w:sz="1"/>
@@ -10615,7 +10446,7 @@
         </w:tc>
         <w:tc>
           <w:tcPr>
-            <w:tcW w:type="dxa" w:w="1872"/>
+            <w:tcW w:type="dxa" w:w="2340"/>
             <w:tcBorders>
               <w:top w:val="single" w:color="BBBBBB" w:sz="1"/>
               <w:left w:val="single" w:color="BBBBBB" w:sz="1"/>
@@ -10641,33 +10472,7 @@
         </w:tc>
         <w:tc>
           <w:tcPr>
-            <w:tcW w:type="dxa" w:w="1872"/>
-            <w:tcBorders>
-              <w:top w:val="single" w:color="BBBBBB" w:sz="1"/>
-              <w:left w:val="single" w:color="BBBBBB" w:sz="1"/>
-              <w:bottom w:val="single" w:color="BBBBBB" w:sz="1"/>
-              <w:right w:val="single" w:color="BBBBBB" w:sz="1"/>
-            </w:tcBorders>
-          </w:tcPr>
-          <w:p>
-            <w:pPr>
-              <w:spacing w:after="30" w:before="30"/>
-            </w:pPr>
-            <w:r>
-              <w:rPr>
-                <w:rFonts w:ascii="Microsoft YaHei" w:cs="Microsoft YaHei" w:eastAsia="Microsoft YaHei" w:hAnsi="Microsoft YaHei"/>
-                <w:b w:val="false"/>
-                <w:bCs w:val="false"/>
-                <w:sz w:val="21"/>
-                <w:szCs w:val="21"/>
-              </w:rPr>
-              <w:t xml:space="preserve">diet_photo</w:t>
-            </w:r>
-          </w:p>
-        </w:tc>
-        <w:tc>
-          <w:tcPr>
-            <w:tcW w:type="dxa" w:w="1872"/>
+            <w:tcW w:type="dxa" w:w="2340"/>
             <w:tcBorders>
               <w:top w:val="single" w:color="BBBBBB" w:sz="1"/>
               <w:left w:val="single" w:color="BBBBBB" w:sz="1"/>
@@ -10698,7 +10503,7 @@
         </w:trPr>
         <w:tc>
           <w:tcPr>
-            <w:tcW w:type="dxa" w:w="1872"/>
+            <w:tcW w:type="dxa" w:w="2340"/>
             <w:tcBorders>
               <w:top w:val="single" w:color="BBBBBB" w:sz="1"/>
               <w:left w:val="single" w:color="BBBBBB" w:sz="1"/>
@@ -10724,7 +10529,7 @@
         </w:tc>
         <w:tc>
           <w:tcPr>
-            <w:tcW w:type="dxa" w:w="1872"/>
+            <w:tcW w:type="dxa" w:w="2340"/>
             <w:tcBorders>
               <w:top w:val="single" w:color="BBBBBB" w:sz="1"/>
               <w:left w:val="single" w:color="BBBBBB" w:sz="1"/>
@@ -10750,7 +10555,7 @@
         </w:tc>
         <w:tc>
           <w:tcPr>
-            <w:tcW w:type="dxa" w:w="1872"/>
+            <w:tcW w:type="dxa" w:w="2340"/>
             <w:tcBorders>
               <w:top w:val="single" w:color="BBBBBB" w:sz="1"/>
               <w:left w:val="single" w:color="BBBBBB" w:sz="1"/>
@@ -10776,33 +10581,7 @@
         </w:tc>
         <w:tc>
           <w:tcPr>
-            <w:tcW w:type="dxa" w:w="1872"/>
-            <w:tcBorders>
-              <w:top w:val="single" w:color="BBBBBB" w:sz="1"/>
-              <w:left w:val="single" w:color="BBBBBB" w:sz="1"/>
-              <w:bottom w:val="single" w:color="BBBBBB" w:sz="1"/>
-              <w:right w:val="single" w:color="BBBBBB" w:sz="1"/>
-            </w:tcBorders>
-          </w:tcPr>
-          <w:p>
-            <w:pPr>
-              <w:spacing w:after="30" w:before="30"/>
-            </w:pPr>
-            <w:r>
-              <w:rPr>
-                <w:rFonts w:ascii="Microsoft YaHei" w:cs="Microsoft YaHei" w:eastAsia="Microsoft YaHei" w:hAnsi="Microsoft YaHei"/>
-                <w:b w:val="false"/>
-                <w:bCs w:val="false"/>
-                <w:sz w:val="21"/>
-                <w:szCs w:val="21"/>
-              </w:rPr>
-              <w:t xml:space="preserve">exercise_record</w:t>
-            </w:r>
-          </w:p>
-        </w:tc>
-        <w:tc>
-          <w:tcPr>
-            <w:tcW w:type="dxa" w:w="1872"/>
+            <w:tcW w:type="dxa" w:w="2340"/>
             <w:tcBorders>
               <w:top w:val="single" w:color="BBBBBB" w:sz="1"/>
               <w:left w:val="single" w:color="BBBBBB" w:sz="1"/>
@@ -10833,7 +10612,7 @@
         </w:trPr>
         <w:tc>
           <w:tcPr>
-            <w:tcW w:type="dxa" w:w="1872"/>
+            <w:tcW w:type="dxa" w:w="2340"/>
             <w:tcBorders>
               <w:top w:val="single" w:color="BBBBBB" w:sz="1"/>
               <w:left w:val="single" w:color="BBBBBB" w:sz="1"/>
@@ -10859,7 +10638,7 @@
         </w:tc>
         <w:tc>
           <w:tcPr>
-            <w:tcW w:type="dxa" w:w="1872"/>
+            <w:tcW w:type="dxa" w:w="2340"/>
             <w:tcBorders>
               <w:top w:val="single" w:color="BBBBBB" w:sz="1"/>
               <w:left w:val="single" w:color="BBBBBB" w:sz="1"/>
@@ -10885,7 +10664,7 @@
         </w:tc>
         <w:tc>
           <w:tcPr>
-            <w:tcW w:type="dxa" w:w="1872"/>
+            <w:tcW w:type="dxa" w:w="2340"/>
             <w:tcBorders>
               <w:top w:val="single" w:color="BBBBBB" w:sz="1"/>
               <w:left w:val="single" w:color="BBBBBB" w:sz="1"/>
@@ -10911,33 +10690,7 @@
         </w:tc>
         <w:tc>
           <w:tcPr>
-            <w:tcW w:type="dxa" w:w="1872"/>
-            <w:tcBorders>
-              <w:top w:val="single" w:color="BBBBBB" w:sz="1"/>
-              <w:left w:val="single" w:color="BBBBBB" w:sz="1"/>
-              <w:bottom w:val="single" w:color="BBBBBB" w:sz="1"/>
-              <w:right w:val="single" w:color="BBBBBB" w:sz="1"/>
-            </w:tcBorders>
-          </w:tcPr>
-          <w:p>
-            <w:pPr>
-              <w:spacing w:after="30" w:before="30"/>
-            </w:pPr>
-            <w:r>
-              <w:rPr>
-                <w:rFonts w:ascii="Microsoft YaHei" w:cs="Microsoft YaHei" w:eastAsia="Microsoft YaHei" w:hAnsi="Microsoft YaHei"/>
-                <w:b w:val="false"/>
-                <w:bCs w:val="false"/>
-                <w:sz w:val="21"/>
-                <w:szCs w:val="21"/>
-              </w:rPr>
-              <w:t xml:space="preserve">exercise_record</w:t>
-            </w:r>
-          </w:p>
-        </w:tc>
-        <w:tc>
-          <w:tcPr>
-            <w:tcW w:type="dxa" w:w="1872"/>
+            <w:tcW w:type="dxa" w:w="2340"/>
             <w:tcBorders>
               <w:top w:val="single" w:color="BBBBBB" w:sz="1"/>
               <w:left w:val="single" w:color="BBBBBB" w:sz="1"/>
@@ -10968,7 +10721,7 @@
         </w:trPr>
         <w:tc>
           <w:tcPr>
-            <w:tcW w:type="dxa" w:w="1872"/>
+            <w:tcW w:type="dxa" w:w="2340"/>
             <w:tcBorders>
               <w:top w:val="single" w:color="BBBBBB" w:sz="1"/>
               <w:left w:val="single" w:color="BBBBBB" w:sz="1"/>
@@ -10994,7 +10747,7 @@
         </w:tc>
         <w:tc>
           <w:tcPr>
-            <w:tcW w:type="dxa" w:w="1872"/>
+            <w:tcW w:type="dxa" w:w="2340"/>
             <w:tcBorders>
               <w:top w:val="single" w:color="BBBBBB" w:sz="1"/>
               <w:left w:val="single" w:color="BBBBBB" w:sz="1"/>
@@ -11020,7 +10773,7 @@
         </w:tc>
         <w:tc>
           <w:tcPr>
-            <w:tcW w:type="dxa" w:w="1872"/>
+            <w:tcW w:type="dxa" w:w="2340"/>
             <w:tcBorders>
               <w:top w:val="single" w:color="BBBBBB" w:sz="1"/>
               <w:left w:val="single" w:color="BBBBBB" w:sz="1"/>
@@ -11046,33 +10799,7 @@
         </w:tc>
         <w:tc>
           <w:tcPr>
-            <w:tcW w:type="dxa" w:w="1872"/>
-            <w:tcBorders>
-              <w:top w:val="single" w:color="BBBBBB" w:sz="1"/>
-              <w:left w:val="single" w:color="BBBBBB" w:sz="1"/>
-              <w:bottom w:val="single" w:color="BBBBBB" w:sz="1"/>
-              <w:right w:val="single" w:color="BBBBBB" w:sz="1"/>
-            </w:tcBorders>
-          </w:tcPr>
-          <w:p>
-            <w:pPr>
-              <w:spacing w:after="30" w:before="30"/>
-            </w:pPr>
-            <w:r>
-              <w:rPr>
-                <w:rFonts w:ascii="Microsoft YaHei" w:cs="Microsoft YaHei" w:eastAsia="Microsoft YaHei" w:hAnsi="Microsoft YaHei"/>
-                <w:b w:val="false"/>
-                <w:bCs w:val="false"/>
-                <w:sz w:val="21"/>
-                <w:szCs w:val="21"/>
-              </w:rPr>
-              <w:t xml:space="preserve">exercise_record</w:t>
-            </w:r>
-          </w:p>
-        </w:tc>
-        <w:tc>
-          <w:tcPr>
-            <w:tcW w:type="dxa" w:w="1872"/>
+            <w:tcW w:type="dxa" w:w="2340"/>
             <w:tcBorders>
               <w:top w:val="single" w:color="BBBBBB" w:sz="1"/>
               <w:left w:val="single" w:color="BBBBBB" w:sz="1"/>
@@ -11103,7 +10830,7 @@
         </w:trPr>
         <w:tc>
           <w:tcPr>
-            <w:tcW w:type="dxa" w:w="1872"/>
+            <w:tcW w:type="dxa" w:w="2340"/>
             <w:tcBorders>
               <w:top w:val="single" w:color="BBBBBB" w:sz="1"/>
               <w:left w:val="single" w:color="BBBBBB" w:sz="1"/>
@@ -11129,7 +10856,7 @@
         </w:tc>
         <w:tc>
           <w:tcPr>
-            <w:tcW w:type="dxa" w:w="1872"/>
+            <w:tcW w:type="dxa" w:w="2340"/>
             <w:tcBorders>
               <w:top w:val="single" w:color="BBBBBB" w:sz="1"/>
               <w:left w:val="single" w:color="BBBBBB" w:sz="1"/>
@@ -11155,7 +10882,7 @@
         </w:tc>
         <w:tc>
           <w:tcPr>
-            <w:tcW w:type="dxa" w:w="1872"/>
+            <w:tcW w:type="dxa" w:w="2340"/>
             <w:tcBorders>
               <w:top w:val="single" w:color="BBBBBB" w:sz="1"/>
               <w:left w:val="single" w:color="BBBBBB" w:sz="1"/>
@@ -11181,33 +10908,7 @@
         </w:tc>
         <w:tc>
           <w:tcPr>
-            <w:tcW w:type="dxa" w:w="1872"/>
-            <w:tcBorders>
-              <w:top w:val="single" w:color="BBBBBB" w:sz="1"/>
-              <w:left w:val="single" w:color="BBBBBB" w:sz="1"/>
-              <w:bottom w:val="single" w:color="BBBBBB" w:sz="1"/>
-              <w:right w:val="single" w:color="BBBBBB" w:sz="1"/>
-            </w:tcBorders>
-          </w:tcPr>
-          <w:p>
-            <w:pPr>
-              <w:spacing w:after="30" w:before="30"/>
-            </w:pPr>
-            <w:r>
-              <w:rPr>
-                <w:rFonts w:ascii="Microsoft YaHei" w:cs="Microsoft YaHei" w:eastAsia="Microsoft YaHei" w:hAnsi="Microsoft YaHei"/>
-                <w:b w:val="false"/>
-                <w:bCs w:val="false"/>
-                <w:sz w:val="21"/>
-                <w:szCs w:val="21"/>
-              </w:rPr>
-              <w:t xml:space="preserve">diet_photo</w:t>
-            </w:r>
-          </w:p>
-        </w:tc>
-        <w:tc>
-          <w:tcPr>
-            <w:tcW w:type="dxa" w:w="1872"/>
+            <w:tcW w:type="dxa" w:w="2340"/>
             <w:tcBorders>
               <w:top w:val="single" w:color="BBBBBB" w:sz="1"/>
               <w:left w:val="single" w:color="BBBBBB" w:sz="1"/>
@@ -11238,7 +10939,7 @@
         </w:trPr>
         <w:tc>
           <w:tcPr>
-            <w:tcW w:type="dxa" w:w="1872"/>
+            <w:tcW w:type="dxa" w:w="2340"/>
             <w:tcBorders>
               <w:top w:val="single" w:color="BBBBBB" w:sz="1"/>
               <w:left w:val="single" w:color="BBBBBB" w:sz="1"/>
@@ -11264,7 +10965,7 @@
         </w:tc>
         <w:tc>
           <w:tcPr>
-            <w:tcW w:type="dxa" w:w="1872"/>
+            <w:tcW w:type="dxa" w:w="2340"/>
             <w:tcBorders>
               <w:top w:val="single" w:color="BBBBBB" w:sz="1"/>
               <w:left w:val="single" w:color="BBBBBB" w:sz="1"/>
@@ -11290,7 +10991,7 @@
         </w:tc>
         <w:tc>
           <w:tcPr>
-            <w:tcW w:type="dxa" w:w="1872"/>
+            <w:tcW w:type="dxa" w:w="2340"/>
             <w:tcBorders>
               <w:top w:val="single" w:color="BBBBBB" w:sz="1"/>
               <w:left w:val="single" w:color="BBBBBB" w:sz="1"/>
@@ -11316,33 +11017,7 @@
         </w:tc>
         <w:tc>
           <w:tcPr>
-            <w:tcW w:type="dxa" w:w="1872"/>
-            <w:tcBorders>
-              <w:top w:val="single" w:color="BBBBBB" w:sz="1"/>
-              <w:left w:val="single" w:color="BBBBBB" w:sz="1"/>
-              <w:bottom w:val="single" w:color="BBBBBB" w:sz="1"/>
-              <w:right w:val="single" w:color="BBBBBB" w:sz="1"/>
-            </w:tcBorders>
-          </w:tcPr>
-          <w:p>
-            <w:pPr>
-              <w:spacing w:after="30" w:before="30"/>
-            </w:pPr>
-            <w:r>
-              <w:rPr>
-                <w:rFonts w:ascii="Microsoft YaHei" w:cs="Microsoft YaHei" w:eastAsia="Microsoft YaHei" w:hAnsi="Microsoft YaHei"/>
-                <w:b w:val="false"/>
-                <w:bCs w:val="false"/>
-                <w:sz w:val="21"/>
-                <w:szCs w:val="21"/>
-              </w:rPr>
-              <w:t xml:space="preserve">diet_photo</w:t>
-            </w:r>
-          </w:p>
-        </w:tc>
-        <w:tc>
-          <w:tcPr>
-            <w:tcW w:type="dxa" w:w="1872"/>
+            <w:tcW w:type="dxa" w:w="2340"/>
             <w:tcBorders>
               <w:top w:val="single" w:color="BBBBBB" w:sz="1"/>
               <w:left w:val="single" w:color="BBBBBB" w:sz="1"/>
@@ -11373,7 +11048,7 @@
         </w:trPr>
         <w:tc>
           <w:tcPr>
-            <w:tcW w:type="dxa" w:w="1872"/>
+            <w:tcW w:type="dxa" w:w="2340"/>
             <w:tcBorders>
               <w:top w:val="single" w:color="BBBBBB" w:sz="1"/>
               <w:left w:val="single" w:color="BBBBBB" w:sz="1"/>
@@ -11399,7 +11074,7 @@
         </w:tc>
         <w:tc>
           <w:tcPr>
-            <w:tcW w:type="dxa" w:w="1872"/>
+            <w:tcW w:type="dxa" w:w="2340"/>
             <w:tcBorders>
               <w:top w:val="single" w:color="BBBBBB" w:sz="1"/>
               <w:left w:val="single" w:color="BBBBBB" w:sz="1"/>
@@ -11425,7 +11100,7 @@
         </w:tc>
         <w:tc>
           <w:tcPr>
-            <w:tcW w:type="dxa" w:w="1872"/>
+            <w:tcW w:type="dxa" w:w="2340"/>
             <w:tcBorders>
               <w:top w:val="single" w:color="BBBBBB" w:sz="1"/>
               <w:left w:val="single" w:color="BBBBBB" w:sz="1"/>
@@ -11451,33 +11126,7 @@
         </w:tc>
         <w:tc>
           <w:tcPr>
-            <w:tcW w:type="dxa" w:w="1872"/>
-            <w:tcBorders>
-              <w:top w:val="single" w:color="BBBBBB" w:sz="1"/>
-              <w:left w:val="single" w:color="BBBBBB" w:sz="1"/>
-              <w:bottom w:val="single" w:color="BBBBBB" w:sz="1"/>
-              <w:right w:val="single" w:color="BBBBBB" w:sz="1"/>
-            </w:tcBorders>
-          </w:tcPr>
-          <w:p>
-            <w:pPr>
-              <w:spacing w:after="30" w:before="30"/>
-            </w:pPr>
-            <w:r>
-              <w:rPr>
-                <w:rFonts w:ascii="Microsoft YaHei" w:cs="Microsoft YaHei" w:eastAsia="Microsoft YaHei" w:hAnsi="Microsoft YaHei"/>
-                <w:b w:val="false"/>
-                <w:bCs w:val="false"/>
-                <w:sz w:val="21"/>
-                <w:szCs w:val="21"/>
-              </w:rPr>
-              <w:t xml:space="preserve">diet_photo</w:t>
-            </w:r>
-          </w:p>
-        </w:tc>
-        <w:tc>
-          <w:tcPr>
-            <w:tcW w:type="dxa" w:w="1872"/>
+            <w:tcW w:type="dxa" w:w="2340"/>
             <w:tcBorders>
               <w:top w:val="single" w:color="BBBBBB" w:sz="1"/>
               <w:left w:val="single" w:color="BBBBBB" w:sz="1"/>
@@ -11508,7 +11157,7 @@
         </w:trPr>
         <w:tc>
           <w:tcPr>
-            <w:tcW w:type="dxa" w:w="1872"/>
+            <w:tcW w:type="dxa" w:w="2340"/>
             <w:tcBorders>
               <w:top w:val="single" w:color="BBBBBB" w:sz="1"/>
               <w:left w:val="single" w:color="BBBBBB" w:sz="1"/>
@@ -11534,7 +11183,7 @@
         </w:tc>
         <w:tc>
           <w:tcPr>
-            <w:tcW w:type="dxa" w:w="1872"/>
+            <w:tcW w:type="dxa" w:w="2340"/>
             <w:tcBorders>
               <w:top w:val="single" w:color="BBBBBB" w:sz="1"/>
               <w:left w:val="single" w:color="BBBBBB" w:sz="1"/>
@@ -11560,7 +11209,7 @@
         </w:tc>
         <w:tc>
           <w:tcPr>
-            <w:tcW w:type="dxa" w:w="1872"/>
+            <w:tcW w:type="dxa" w:w="2340"/>
             <w:tcBorders>
               <w:top w:val="single" w:color="BBBBBB" w:sz="1"/>
               <w:left w:val="single" w:color="BBBBBB" w:sz="1"/>
@@ -11586,33 +11235,7 @@
         </w:tc>
         <w:tc>
           <w:tcPr>
-            <w:tcW w:type="dxa" w:w="1872"/>
-            <w:tcBorders>
-              <w:top w:val="single" w:color="BBBBBB" w:sz="1"/>
-              <w:left w:val="single" w:color="BBBBBB" w:sz="1"/>
-              <w:bottom w:val="single" w:color="BBBBBB" w:sz="1"/>
-              <w:right w:val="single" w:color="BBBBBB" w:sz="1"/>
-            </w:tcBorders>
-          </w:tcPr>
-          <w:p>
-            <w:pPr>
-              <w:spacing w:after="30" w:before="30"/>
-            </w:pPr>
-            <w:r>
-              <w:rPr>
-                <w:rFonts w:ascii="Microsoft YaHei" w:cs="Microsoft YaHei" w:eastAsia="Microsoft YaHei" w:hAnsi="Microsoft YaHei"/>
-                <w:b w:val="false"/>
-                <w:bCs w:val="false"/>
-                <w:sz w:val="21"/>
-                <w:szCs w:val="21"/>
-              </w:rPr>
-              <w:t xml:space="preserve">vl-eval</w:t>
-            </w:r>
-          </w:p>
-        </w:tc>
-        <w:tc>
-          <w:tcPr>
-            <w:tcW w:type="dxa" w:w="1872"/>
+            <w:tcW w:type="dxa" w:w="2340"/>
             <w:tcBorders>
               <w:top w:val="single" w:color="BBBBBB" w:sz="1"/>
               <w:left w:val="single" w:color="BBBBBB" w:sz="1"/>
@@ -11643,7 +11266,7 @@
         </w:trPr>
         <w:tc>
           <w:tcPr>
-            <w:tcW w:type="dxa" w:w="1872"/>
+            <w:tcW w:type="dxa" w:w="2340"/>
             <w:tcBorders>
               <w:top w:val="single" w:color="BBBBBB" w:sz="1"/>
               <w:left w:val="single" w:color="BBBBBB" w:sz="1"/>
@@ -11669,7 +11292,7 @@
         </w:tc>
         <w:tc>
           <w:tcPr>
-            <w:tcW w:type="dxa" w:w="1872"/>
+            <w:tcW w:type="dxa" w:w="2340"/>
             <w:tcBorders>
               <w:top w:val="single" w:color="BBBBBB" w:sz="1"/>
               <w:left w:val="single" w:color="BBBBBB" w:sz="1"/>
@@ -11695,7 +11318,7 @@
         </w:tc>
         <w:tc>
           <w:tcPr>
-            <w:tcW w:type="dxa" w:w="1872"/>
+            <w:tcW w:type="dxa" w:w="2340"/>
             <w:tcBorders>
               <w:top w:val="single" w:color="BBBBBB" w:sz="1"/>
               <w:left w:val="single" w:color="BBBBBB" w:sz="1"/>
@@ -11721,23 +11344,7 @@
         </w:tc>
         <w:tc>
           <w:tcPr>
-            <w:tcW w:type="dxa" w:w="1872"/>
-            <w:tcBorders>
-              <w:top w:val="single" w:color="BBBBBB" w:sz="1"/>
-              <w:left w:val="single" w:color="BBBBBB" w:sz="1"/>
-              <w:bottom w:val="single" w:color="BBBBBB" w:sz="1"/>
-              <w:right w:val="single" w:color="BBBBBB" w:sz="1"/>
-            </w:tcBorders>
-          </w:tcPr>
-          <w:p>
-            <w:pPr>
-              <w:spacing w:after="30" w:before="30"/>
-            </w:pPr>
-          </w:p>
-        </w:tc>
-        <w:tc>
-          <w:tcPr>
-            <w:tcW w:type="dxa" w:w="1872"/>
+            <w:tcW w:type="dxa" w:w="2340"/>
             <w:tcBorders>
               <w:top w:val="single" w:color="BBBBBB" w:sz="1"/>
               <w:left w:val="single" w:color="BBBBBB" w:sz="1"/>
@@ -11768,7 +11375,7 @@
         </w:trPr>
         <w:tc>
           <w:tcPr>
-            <w:tcW w:type="dxa" w:w="1872"/>
+            <w:tcW w:type="dxa" w:w="2340"/>
             <w:tcBorders>
               <w:top w:val="single" w:color="BBBBBB" w:sz="1"/>
               <w:left w:val="single" w:color="BBBBBB" w:sz="1"/>
@@ -11794,7 +11401,7 @@
         </w:tc>
         <w:tc>
           <w:tcPr>
-            <w:tcW w:type="dxa" w:w="1872"/>
+            <w:tcW w:type="dxa" w:w="2340"/>
             <w:tcBorders>
               <w:top w:val="single" w:color="BBBBBB" w:sz="1"/>
               <w:left w:val="single" w:color="BBBBBB" w:sz="1"/>
@@ -11820,7 +11427,7 @@
         </w:tc>
         <w:tc>
           <w:tcPr>
-            <w:tcW w:type="dxa" w:w="1872"/>
+            <w:tcW w:type="dxa" w:w="2340"/>
             <w:tcBorders>
               <w:top w:val="single" w:color="BBBBBB" w:sz="1"/>
               <w:left w:val="single" w:color="BBBBBB" w:sz="1"/>
@@ -11846,23 +11453,7 @@
         </w:tc>
         <w:tc>
           <w:tcPr>
-            <w:tcW w:type="dxa" w:w="1872"/>
-            <w:tcBorders>
-              <w:top w:val="single" w:color="BBBBBB" w:sz="1"/>
-              <w:left w:val="single" w:color="BBBBBB" w:sz="1"/>
-              <w:bottom w:val="single" w:color="BBBBBB" w:sz="1"/>
-              <w:right w:val="single" w:color="BBBBBB" w:sz="1"/>
-            </w:tcBorders>
-          </w:tcPr>
-          <w:p>
-            <w:pPr>
-              <w:spacing w:after="30" w:before="30"/>
-            </w:pPr>
-          </w:p>
-        </w:tc>
-        <w:tc>
-          <w:tcPr>
-            <w:tcW w:type="dxa" w:w="1872"/>
+            <w:tcW w:type="dxa" w:w="2340"/>
             <w:tcBorders>
               <w:top w:val="single" w:color="BBBBBB" w:sz="1"/>
               <w:left w:val="single" w:color="BBBBBB" w:sz="1"/>
@@ -11893,7 +11484,7 @@
         </w:trPr>
         <w:tc>
           <w:tcPr>
-            <w:tcW w:type="dxa" w:w="1872"/>
+            <w:tcW w:type="dxa" w:w="2340"/>
             <w:tcBorders>
               <w:top w:val="single" w:color="BBBBBB" w:sz="1"/>
               <w:left w:val="single" w:color="BBBBBB" w:sz="1"/>
@@ -11919,7 +11510,7 @@
         </w:tc>
         <w:tc>
           <w:tcPr>
-            <w:tcW w:type="dxa" w:w="1872"/>
+            <w:tcW w:type="dxa" w:w="2340"/>
             <w:tcBorders>
               <w:top w:val="single" w:color="BBBBBB" w:sz="1"/>
               <w:left w:val="single" w:color="BBBBBB" w:sz="1"/>
@@ -11945,7 +11536,7 @@
         </w:tc>
         <w:tc>
           <w:tcPr>
-            <w:tcW w:type="dxa" w:w="1872"/>
+            <w:tcW w:type="dxa" w:w="2340"/>
             <w:tcBorders>
               <w:top w:val="single" w:color="BBBBBB" w:sz="1"/>
               <w:left w:val="single" w:color="BBBBBB" w:sz="1"/>
@@ -11971,23 +11562,7 @@
         </w:tc>
         <w:tc>
           <w:tcPr>
-            <w:tcW w:type="dxa" w:w="1872"/>
-            <w:tcBorders>
-              <w:top w:val="single" w:color="BBBBBB" w:sz="1"/>
-              <w:left w:val="single" w:color="BBBBBB" w:sz="1"/>
-              <w:bottom w:val="single" w:color="BBBBBB" w:sz="1"/>
-              <w:right w:val="single" w:color="BBBBBB" w:sz="1"/>
-            </w:tcBorders>
-          </w:tcPr>
-          <w:p>
-            <w:pPr>
-              <w:spacing w:after="30" w:before="30"/>
-            </w:pPr>
-          </w:p>
-        </w:tc>
-        <w:tc>
-          <w:tcPr>
-            <w:tcW w:type="dxa" w:w="1872"/>
+            <w:tcW w:type="dxa" w:w="2340"/>
             <w:tcBorders>
               <w:top w:val="single" w:color="BBBBBB" w:sz="1"/>
               <w:left w:val="single" w:color="BBBBBB" w:sz="1"/>
